--- a/TLIM3355_LongKieu_Project.docx
+++ b/TLIM3355_LongKieu_Project.docx
@@ -315,12 +315,12 @@
             <wp:extent cx="1366838" cy="1366838"/>
             <wp:effectExtent b="0" l="0" r="0" t="0"/>
             <wp:wrapSquare wrapText="bothSides" distB="228600" distT="228600" distL="228600" distR="228600"/>
-            <wp:docPr id="4" name="image2.png"/>
+            <wp:docPr id="4" name="image3.png"/>
             <a:graphic>
               <a:graphicData uri="http://schemas.openxmlformats.org/drawingml/2006/picture">
                 <pic:pic>
                   <pic:nvPicPr>
-                    <pic:cNvPr id="0" name="image2.png"/>
+                    <pic:cNvPr id="0" name="image3.png"/>
                     <pic:cNvPicPr preferRelativeResize="0"/>
                   </pic:nvPicPr>
                   <pic:blipFill>
@@ -502,12 +502,12 @@
             <wp:extent cx="1602081" cy="1602081"/>
             <wp:effectExtent b="0" l="0" r="0" t="0"/>
             <wp:wrapSquare wrapText="bothSides" distB="228600" distT="228600" distL="228600" distR="228600"/>
-            <wp:docPr id="2" name="image4.png"/>
+            <wp:docPr id="2" name="image2.png"/>
             <a:graphic>
               <a:graphicData uri="http://schemas.openxmlformats.org/drawingml/2006/picture">
                 <pic:pic>
                   <pic:nvPicPr>
-                    <pic:cNvPr id="0" name="image4.png"/>
+                    <pic:cNvPr id="0" name="image2.png"/>
                     <pic:cNvPicPr preferRelativeResize="0"/>
                   </pic:nvPicPr>
                   <pic:blipFill>
@@ -1863,12 +1863,12 @@
           <wp:inline distB="114300" distT="114300" distL="114300" distR="114300">
             <wp:extent cx="6229350" cy="8597900"/>
             <wp:effectExtent b="0" l="0" r="0" t="0"/>
-            <wp:docPr id="5" name="image5.jpg"/>
+            <wp:docPr id="5" name="image6.jpg"/>
             <a:graphic>
               <a:graphicData uri="http://schemas.openxmlformats.org/drawingml/2006/picture">
                 <pic:pic>
                   <pic:nvPicPr>
-                    <pic:cNvPr id="0" name="image5.jpg"/>
+                    <pic:cNvPr id="0" name="image6.jpg"/>
                     <pic:cNvPicPr preferRelativeResize="0"/>
                   </pic:nvPicPr>
                   <pic:blipFill>
@@ -3537,12 +3537,12 @@
           <wp:inline distB="114300" distT="114300" distL="114300" distR="114300">
             <wp:extent cx="7367030" cy="1672090"/>
             <wp:effectExtent b="0" l="0" r="0" t="0"/>
-            <wp:docPr id="1" name="image3.png"/>
+            <wp:docPr id="1" name="image4.png"/>
             <a:graphic>
               <a:graphicData uri="http://schemas.openxmlformats.org/drawingml/2006/picture">
                 <pic:pic>
                   <pic:nvPicPr>
-                    <pic:cNvPr id="0" name="image3.png"/>
+                    <pic:cNvPr id="0" name="image4.png"/>
                     <pic:cNvPicPr preferRelativeResize="0"/>
                   </pic:nvPicPr>
                   <pic:blipFill>
@@ -3583,18 +3583,225 @@
         </w:rPr>
       </w:pPr>
       <w:r>
+        <w:pict>
+          <v:rect style="width:0.0pt;height:1.5pt" o:hr="t" o:hrstd="t" o:hralign="center" fillcolor="#A0A0A0" stroked="f"/>
+        </w:pict>
+      </w:r>
+      <w:r>
+        <w:rPr>
+          <w:rtl w:val="0"/>
+        </w:rPr>
+      </w:r>
+    </w:p>
+    <w:p>
+      <w:pPr>
+        <w:jc w:val="center"/>
+        <w:rPr>
+          <w:rFonts w:ascii="Spectral SemiBold" w:cs="Spectral SemiBold" w:eastAsia="Spectral SemiBold" w:hAnsi="Spectral SemiBold"/>
+          <w:sz w:val="42"/>
+          <w:szCs w:val="42"/>
+          <w:u w:val="single"/>
+        </w:rPr>
+      </w:pPr>
+      <w:r>
+        <w:rPr>
+          <w:rFonts w:ascii="Spectral SemiBold" w:cs="Spectral SemiBold" w:eastAsia="Spectral SemiBold" w:hAnsi="Spectral SemiBold"/>
+          <w:sz w:val="42"/>
+          <w:szCs w:val="42"/>
+          <w:u w:val="single"/>
+          <w:rtl w:val="0"/>
+        </w:rPr>
+        <w:t xml:space="preserve">PRODUCT BACKLOG &amp; SPRINT 1 PLANNING</w:t>
+      </w:r>
+    </w:p>
+    <w:p>
+      <w:pPr>
+        <w:ind w:left="-270" w:firstLine="0"/>
+        <w:rPr>
+          <w:rFonts w:ascii="Spectral SemiBold" w:cs="Spectral SemiBold" w:eastAsia="Spectral SemiBold" w:hAnsi="Spectral SemiBold"/>
+          <w:sz w:val="32"/>
+          <w:szCs w:val="32"/>
+          <w:u w:val="single"/>
+        </w:rPr>
+      </w:pPr>
+      <w:r>
+        <w:rPr>
+          <w:rtl w:val="0"/>
+        </w:rPr>
+      </w:r>
+    </w:p>
+    <w:p>
+      <w:pPr>
+        <w:rPr>
+          <w:rFonts w:ascii="Spectral" w:cs="Spectral" w:eastAsia="Spectral" w:hAnsi="Spectral"/>
+        </w:rPr>
+      </w:pPr>
+      <w:r>
+        <w:rPr>
+          <w:rFonts w:ascii="Spectral" w:cs="Spectral" w:eastAsia="Spectral" w:hAnsi="Spectral"/>
+          <w:rtl w:val="0"/>
+        </w:rPr>
+        <w:t xml:space="preserve">The product backlog details the key features and requirements of the Smart Parking Platform. It comprises 45 items categorized into four groups: Login, User and Operator UI, Backend Processes, and Reporting. Trello labels distinguish each category, simplifying backlog organization and management.</w:t>
+      </w:r>
+    </w:p>
+    <w:p>
+      <w:pPr>
+        <w:spacing w:after="240" w:before="240" w:lineRule="auto"/>
+        <w:rPr>
+          <w:rFonts w:ascii="Spectral" w:cs="Spectral" w:eastAsia="Spectral" w:hAnsi="Spectral"/>
+        </w:rPr>
+      </w:pPr>
+      <w:r>
+        <w:rPr>
+          <w:rFonts w:ascii="Spectral" w:cs="Spectral" w:eastAsia="Spectral" w:hAnsi="Spectral"/>
+          <w:b w:val="1"/>
+          <w:bCs w:val="1"/>
+          <w:rtl w:val="0"/>
+        </w:rPr>
+        <w:t xml:space="preserve">Sprint 1 Goal:</w:t>
+        <w:br w:type="textWrapping"/>
+      </w:r>
+      <w:r>
+        <w:rPr>
+          <w:rFonts w:ascii="Spectral" w:cs="Spectral" w:eastAsia="Spectral" w:hAnsi="Spectral"/>
+          <w:i w:val="1"/>
+          <w:iCs w:val="1"/>
+          <w:rtl w:val="0"/>
+        </w:rPr>
+        <w:t xml:space="preserve">Establish the core authentication and management functions needed to support the Smart Parking Platform.</w:t>
+      </w:r>
+      <w:r>
+        <w:rPr>
+          <w:rtl w:val="0"/>
+        </w:rPr>
+      </w:r>
+    </w:p>
+    <w:p>
+      <w:pPr>
+        <w:ind w:left="-270" w:firstLine="0"/>
+        <w:rPr>
+          <w:rFonts w:ascii="Spectral SemiBold" w:cs="Spectral SemiBold" w:eastAsia="Spectral SemiBold" w:hAnsi="Spectral SemiBold"/>
+          <w:sz w:val="30"/>
+          <w:szCs w:val="30"/>
+          <w:u w:val="single"/>
+        </w:rPr>
+      </w:pPr>
+      <w:r>
+        <w:rPr>
+          <w:rFonts w:ascii="Spectral SemiBold" w:cs="Spectral SemiBold" w:eastAsia="Spectral SemiBold" w:hAnsi="Spectral SemiBold"/>
+          <w:sz w:val="30"/>
+          <w:szCs w:val="30"/>
+          <w:u w:val="single"/>
+        </w:rPr>
+        <w:drawing>
+          <wp:inline distB="114300" distT="114300" distL="114300" distR="114300">
+            <wp:extent cx="6229350" cy="3532397"/>
+            <wp:effectExtent b="0" l="0" r="0" t="0"/>
+            <wp:docPr id="6" name="image5.png"/>
+            <a:graphic>
+              <a:graphicData uri="http://schemas.openxmlformats.org/drawingml/2006/picture">
+                <pic:pic>
+                  <pic:nvPicPr>
+                    <pic:cNvPr id="0" name="image5.png"/>
+                    <pic:cNvPicPr preferRelativeResize="0"/>
+                  </pic:nvPicPr>
+                  <pic:blipFill>
+                    <a:blip r:embed="rId11"/>
+                    <a:srcRect b="0" l="0" r="0" t="0"/>
+                    <a:stretch>
+                      <a:fillRect/>
+                    </a:stretch>
+                  </pic:blipFill>
+                  <pic:spPr>
+                    <a:xfrm>
+                      <a:off x="0" y="0"/>
+                      <a:ext cx="6229350" cy="3532397"/>
+                    </a:xfrm>
+                    <a:prstGeom prst="rect"/>
+                    <a:ln/>
+                  </pic:spPr>
+                </pic:pic>
+              </a:graphicData>
+            </a:graphic>
+          </wp:inline>
+        </w:drawing>
+      </w:r>
+      <w:r>
+        <w:rPr>
+          <w:rtl w:val="0"/>
+        </w:rPr>
+      </w:r>
+    </w:p>
+    <w:p>
+      <w:pPr>
+        <w:ind w:left="-270" w:firstLine="0"/>
+        <w:rPr>
+          <w:rFonts w:ascii="Spectral" w:cs="Spectral" w:eastAsia="Spectral" w:hAnsi="Spectral"/>
+          <w:sz w:val="20"/>
+          <w:szCs w:val="20"/>
+        </w:rPr>
+      </w:pPr>
+      <w:hyperlink r:id="rId12">
+        <w:r>
+          <w:rPr>
+            <w:rFonts w:ascii="Spectral" w:cs="Spectral" w:eastAsia="Spectral" w:hAnsi="Spectral"/>
+            <w:color w:val="1155cc"/>
+            <w:sz w:val="20"/>
+            <w:szCs w:val="20"/>
+            <w:u w:val="single"/>
+            <w:rtl w:val="0"/>
+          </w:rPr>
+          <w:t xml:space="preserve">TRELLO LINK </w:t>
+        </w:r>
+      </w:hyperlink>
+      <w:r>
+        <w:rPr>
+          <w:rFonts w:ascii="Spectral" w:cs="Spectral" w:eastAsia="Spectral" w:hAnsi="Spectral"/>
+          <w:sz w:val="20"/>
+          <w:szCs w:val="20"/>
+          <w:rtl w:val="0"/>
+        </w:rPr>
+        <w:t xml:space="preserve"> </w:t>
+      </w:r>
+    </w:p>
+    <w:p>
+      <w:pPr>
+        <w:ind w:left="-270" w:firstLine="0"/>
+        <w:rPr>
+          <w:rFonts w:ascii="Spectral" w:cs="Spectral" w:eastAsia="Spectral" w:hAnsi="Spectral"/>
+          <w:sz w:val="20"/>
+          <w:szCs w:val="20"/>
+        </w:rPr>
+      </w:pPr>
+      <w:r>
         <w:rPr>
           <w:rtl w:val="0"/>
         </w:rPr>
       </w:r>
     </w:p>
     <w:sectPr>
+      <w:headerReference r:id="rId13" w:type="default"/>
       <w:pgSz w:h="15840" w:w="12240" w:orient="portrait"/>
       <w:pgMar w:bottom="1440" w:top="1440" w:left="1440" w:right="990" w:header="720" w:footer="720"/>
       <w:pgNumType w:start="1"/>
     </w:sectPr>
   </w:body>
 </w:document>
+</file>
+
+<file path=word/header1.xml><?xml version="1.0" encoding="utf-8"?>
+<w:hdr xmlns:mc="http://schemas.openxmlformats.org/markup-compatibility/2006" xmlns:o="urn:schemas-microsoft-com:office:office" xmlns:r="http://schemas.openxmlformats.org/officeDocument/2006/relationships" xmlns:m="http://schemas.openxmlformats.org/officeDocument/2006/math" xmlns:v="urn:schemas-microsoft-com:vml" xmlns:wp="http://schemas.openxmlformats.org/drawingml/2006/wordprocessingDrawing" xmlns:w10="urn:schemas-microsoft-com:office:word" xmlns:w="http://schemas.openxmlformats.org/wordprocessingml/2006/main" xmlns:wne="http://schemas.microsoft.com/office/word/2006/wordml" xmlns:sl="http://schemas.openxmlformats.org/schemaLibrary/2006/main" xmlns:a="http://schemas.openxmlformats.org/drawingml/2006/main" xmlns:pic="http://schemas.openxmlformats.org/drawingml/2006/picture" xmlns:c="http://schemas.openxmlformats.org/drawingml/2006/chart" xmlns:lc="http://schemas.openxmlformats.org/drawingml/2006/lockedCanvas" xmlns:dgm="http://schemas.openxmlformats.org/drawingml/2006/diagram" xmlns:wps="http://schemas.microsoft.com/office/word/2010/wordprocessingShape" xmlns:wpg="http://schemas.microsoft.com/office/word/2010/wordprocessingGroup" xmlns:w14="http://schemas.microsoft.com/office/word/2010/wordml" xmlns:w15="http://schemas.microsoft.com/office/word/2012/wordml" xmlns:w16="http://schemas.microsoft.com/office/word/2018/wordml" xmlns:w16cex="http://schemas.microsoft.com/office/word/2018/wordml/cex" xmlns:w16cid="http://schemas.microsoft.com/office/word/2016/wordml/cid" xmlns="http://schemas.microsoft.com/office/tasks/2019/documenttasks" xmlns:cr="http://schemas.microsoft.com/office/comments/2020/reactions">
+  <w:p>
+    <w:pPr>
+      <w:rPr/>
+    </w:pPr>
+    <w:r>
+      <w:rPr>
+        <w:rtl w:val="0"/>
+      </w:rPr>
+    </w:r>
+  </w:p>
+</w:hdr>
 </file>
 
 <file path=word/numbering.xml><?xml version="1.0" encoding="utf-8"?>

--- a/TLIM3355_LongKieu_Project.docx
+++ b/TLIM3355_LongKieu_Project.docx
@@ -128,12 +128,12 @@
             <wp:extent cx="1515647" cy="1515647"/>
             <wp:effectExtent b="0" l="0" r="0" t="0"/>
             <wp:wrapSquare wrapText="bothSides" distB="228600" distT="228600" distL="228600" distR="228600"/>
-            <wp:docPr id="3" name="image1.png"/>
+            <wp:docPr id="3" name="image4.png"/>
             <a:graphic>
               <a:graphicData uri="http://schemas.openxmlformats.org/drawingml/2006/picture">
                 <pic:pic>
                   <pic:nvPicPr>
-                    <pic:cNvPr id="0" name="image1.png"/>
+                    <pic:cNvPr id="0" name="image4.png"/>
                     <pic:cNvPicPr preferRelativeResize="0"/>
                   </pic:nvPicPr>
                   <pic:blipFill>
@@ -3537,12 +3537,12 @@
           <wp:inline distB="114300" distT="114300" distL="114300" distR="114300">
             <wp:extent cx="7367030" cy="1672090"/>
             <wp:effectExtent b="0" l="0" r="0" t="0"/>
-            <wp:docPr id="1" name="image4.png"/>
+            <wp:docPr id="1" name="image5.png"/>
             <a:graphic>
               <a:graphicData uri="http://schemas.openxmlformats.org/drawingml/2006/picture">
                 <pic:pic>
                   <pic:nvPicPr>
-                    <pic:cNvPr id="0" name="image4.png"/>
+                    <pic:cNvPr id="0" name="image5.png"/>
                     <pic:cNvPicPr preferRelativeResize="0"/>
                   </pic:nvPicPr>
                   <pic:blipFill>
@@ -3697,12 +3697,12 @@
           <wp:inline distB="114300" distT="114300" distL="114300" distR="114300">
             <wp:extent cx="6229350" cy="3532397"/>
             <wp:effectExtent b="0" l="0" r="0" t="0"/>
-            <wp:docPr id="6" name="image5.png"/>
+            <wp:docPr id="6" name="image1.png"/>
             <a:graphic>
               <a:graphicData uri="http://schemas.openxmlformats.org/drawingml/2006/picture">
                 <pic:pic>
                   <pic:nvPicPr>
-                    <pic:cNvPr id="0" name="image5.png"/>
+                    <pic:cNvPr id="0" name="image1.png"/>
                     <pic:cNvPicPr preferRelativeResize="0"/>
                   </pic:nvPicPr>
                   <pic:blipFill>
@@ -3771,6 +3771,6074 @@
           <w:rFonts w:ascii="Spectral" w:cs="Spectral" w:eastAsia="Spectral" w:hAnsi="Spectral"/>
           <w:sz w:val="20"/>
           <w:szCs w:val="20"/>
+        </w:rPr>
+      </w:pPr>
+      <w:r>
+        <w:rPr>
+          <w:rtl w:val="0"/>
+        </w:rPr>
+      </w:r>
+    </w:p>
+    <w:p>
+      <w:pPr>
+        <w:ind w:left="-270" w:firstLine="0"/>
+        <w:rPr>
+          <w:rFonts w:ascii="Spectral" w:cs="Spectral" w:eastAsia="Spectral" w:hAnsi="Spectral"/>
+          <w:sz w:val="20"/>
+          <w:szCs w:val="20"/>
+        </w:rPr>
+      </w:pPr>
+      <w:r>
+        <w:pict>
+          <v:rect style="width:0.0pt;height:1.5pt" o:hr="t" o:hrstd="t" o:hralign="center" fillcolor="#A0A0A0" stroked="f"/>
+        </w:pict>
+      </w:r>
+      <w:r>
+        <w:rPr>
+          <w:rtl w:val="0"/>
+        </w:rPr>
+      </w:r>
+    </w:p>
+    <w:p>
+      <w:pPr>
+        <w:jc w:val="center"/>
+        <w:rPr>
+          <w:rFonts w:ascii="Spectral SemiBold" w:cs="Spectral SemiBold" w:eastAsia="Spectral SemiBold" w:hAnsi="Spectral SemiBold"/>
+          <w:sz w:val="42"/>
+          <w:szCs w:val="42"/>
+          <w:u w:val="single"/>
+        </w:rPr>
+      </w:pPr>
+      <w:r>
+        <w:rPr>
+          <w:rFonts w:ascii="Spectral SemiBold" w:cs="Spectral SemiBold" w:eastAsia="Spectral SemiBold" w:hAnsi="Spectral SemiBold"/>
+          <w:sz w:val="42"/>
+          <w:szCs w:val="42"/>
+          <w:u w:val="single"/>
+          <w:rtl w:val="0"/>
+        </w:rPr>
+        <w:t xml:space="preserve">RISK &amp; COMMUNICATION MANAGEMENT</w:t>
+      </w:r>
+    </w:p>
+    <w:p>
+      <w:pPr>
+        <w:jc w:val="center"/>
+        <w:rPr>
+          <w:rFonts w:ascii="Spectral SemiBold" w:cs="Spectral SemiBold" w:eastAsia="Spectral SemiBold" w:hAnsi="Spectral SemiBold"/>
+          <w:sz w:val="28"/>
+          <w:szCs w:val="28"/>
+        </w:rPr>
+      </w:pPr>
+      <w:r>
+        <w:rPr>
+          <w:rtl w:val="0"/>
+        </w:rPr>
+      </w:r>
+    </w:p>
+    <w:p>
+      <w:pPr>
+        <w:ind w:left="-270" w:firstLine="0"/>
+        <w:rPr>
+          <w:rFonts w:ascii="Spectral SemiBold" w:cs="Spectral SemiBold" w:eastAsia="Spectral SemiBold" w:hAnsi="Spectral SemiBold"/>
+          <w:sz w:val="32"/>
+          <w:szCs w:val="32"/>
+          <w:u w:val="single"/>
+        </w:rPr>
+      </w:pPr>
+      <w:r>
+        <w:rPr>
+          <w:rFonts w:ascii="Spectral SemiBold" w:cs="Spectral SemiBold" w:eastAsia="Spectral SemiBold" w:hAnsi="Spectral SemiBold"/>
+          <w:sz w:val="32"/>
+          <w:szCs w:val="32"/>
+          <w:u w:val="single"/>
+          <w:rtl w:val="0"/>
+        </w:rPr>
+        <w:t xml:space="preserve">PART 1 - RISK IDENTIFICATION</w:t>
+      </w:r>
+    </w:p>
+    <w:p>
+      <w:pPr>
+        <w:ind w:left="-270" w:firstLine="0"/>
+        <w:rPr>
+          <w:rFonts w:ascii="Spectral SemiBold" w:cs="Spectral SemiBold" w:eastAsia="Spectral SemiBold" w:hAnsi="Spectral SemiBold"/>
+        </w:rPr>
+      </w:pPr>
+      <w:r>
+        <w:rPr>
+          <w:rtl w:val="0"/>
+        </w:rPr>
+      </w:r>
+    </w:p>
+    <w:p>
+      <w:pPr>
+        <w:ind w:left="-270" w:firstLine="0"/>
+        <w:rPr>
+          <w:rFonts w:ascii="Spectral" w:cs="Spectral" w:eastAsia="Spectral" w:hAnsi="Spectral"/>
+        </w:rPr>
+      </w:pPr>
+      <w:r>
+        <w:rPr>
+          <w:rFonts w:ascii="Spectral" w:cs="Spectral" w:eastAsia="Spectral" w:hAnsi="Spectral"/>
+          <w:rtl w:val="0"/>
+        </w:rPr>
+        <w:t xml:space="preserve">The following risks were identified based on four key project risk categories: technical, schedule, financial, and people. These risks represent potential events that could affect the development and delivery of the Smart Parking Platform.</w:t>
+      </w:r>
+    </w:p>
+    <w:p>
+      <w:pPr>
+        <w:ind w:left="-270" w:firstLine="0"/>
+        <w:rPr>
+          <w:rFonts w:ascii="Spectral" w:cs="Spectral" w:eastAsia="Spectral" w:hAnsi="Spectral"/>
+        </w:rPr>
+      </w:pPr>
+      <w:r>
+        <w:rPr>
+          <w:rtl w:val="0"/>
+        </w:rPr>
+      </w:r>
+    </w:p>
+    <w:tbl>
+      <w:tblPr>
+        <w:tblStyle w:val="Table2"/>
+        <w:tblW w:w="10080.0" w:type="dxa"/>
+        <w:jc w:val="left"/>
+        <w:tblInd w:w="-270.0" w:type="dxa"/>
+        <w:tblBorders>
+          <w:top w:color="000000" w:space="0" w:sz="8" w:val="single"/>
+          <w:left w:color="000000" w:space="0" w:sz="8" w:val="single"/>
+          <w:bottom w:color="000000" w:space="0" w:sz="8" w:val="single"/>
+          <w:right w:color="000000" w:space="0" w:sz="8" w:val="single"/>
+          <w:insideH w:color="000000" w:space="0" w:sz="8" w:val="single"/>
+          <w:insideV w:color="000000" w:space="0" w:sz="8" w:val="single"/>
+        </w:tblBorders>
+        <w:tblLayout w:type="fixed"/>
+        <w:tblLook w:val="0600"/>
+      </w:tblPr>
+      <w:tblGrid>
+        <w:gridCol w:w="2655"/>
+        <w:gridCol w:w="7425"/>
+        <w:tblGridChange w:id="0">
+          <w:tblGrid>
+            <w:gridCol w:w="2655"/>
+            <w:gridCol w:w="7425"/>
+          </w:tblGrid>
+        </w:tblGridChange>
+      </w:tblGrid>
+      <w:tr>
+        <w:trPr>
+          <w:cantSplit w:val="0"/>
+          <w:tblHeader w:val="0"/>
+        </w:trPr>
+        <w:tc>
+          <w:tcPr>
+            <w:shd w:fill="c9daf8" w:val="clear"/>
+            <w:tcMar>
+              <w:top w:w="100.0" w:type="dxa"/>
+              <w:left w:w="100.0" w:type="dxa"/>
+              <w:bottom w:w="100.0" w:type="dxa"/>
+              <w:right w:w="100.0" w:type="dxa"/>
+            </w:tcMar>
+            <w:vAlign w:val="top"/>
+          </w:tcPr>
+          <w:p>
+            <w:pPr>
+              <w:keepNext w:val="0"/>
+              <w:keepLines w:val="0"/>
+              <w:pageBreakBefore w:val="0"/>
+              <w:widowControl w:val="0"/>
+              <w:pBdr>
+                <w:top w:space="0" w:sz="0" w:val="nil"/>
+                <w:left w:space="0" w:sz="0" w:val="nil"/>
+                <w:bottom w:space="0" w:sz="0" w:val="nil"/>
+                <w:right w:space="0" w:sz="0" w:val="nil"/>
+                <w:between w:space="0" w:sz="0" w:val="nil"/>
+              </w:pBdr>
+              <w:shd w:fill="auto" w:val="clear"/>
+              <w:spacing w:after="0" w:before="0" w:line="240" w:lineRule="auto"/>
+              <w:ind w:left="0" w:right="0" w:firstLine="0"/>
+              <w:jc w:val="left"/>
+              <w:rPr>
+                <w:rFonts w:ascii="Spectral" w:cs="Spectral" w:eastAsia="Spectral" w:hAnsi="Spectral"/>
+                <w:b w:val="1"/>
+                <w:bCs w:val="1"/>
+              </w:rPr>
+            </w:pPr>
+            <w:r>
+              <w:rPr>
+                <w:rFonts w:ascii="Spectral" w:cs="Spectral" w:eastAsia="Spectral" w:hAnsi="Spectral"/>
+                <w:b w:val="1"/>
+                <w:bCs w:val="1"/>
+                <w:rtl w:val="0"/>
+              </w:rPr>
+              <w:t xml:space="preserve">CATEGORY</w:t>
+            </w:r>
+          </w:p>
+        </w:tc>
+        <w:tc>
+          <w:tcPr>
+            <w:shd w:fill="c9daf8" w:val="clear"/>
+            <w:tcMar>
+              <w:top w:w="100.0" w:type="dxa"/>
+              <w:left w:w="100.0" w:type="dxa"/>
+              <w:bottom w:w="100.0" w:type="dxa"/>
+              <w:right w:w="100.0" w:type="dxa"/>
+            </w:tcMar>
+            <w:vAlign w:val="top"/>
+          </w:tcPr>
+          <w:p>
+            <w:pPr>
+              <w:keepNext w:val="0"/>
+              <w:keepLines w:val="0"/>
+              <w:pageBreakBefore w:val="0"/>
+              <w:widowControl w:val="0"/>
+              <w:pBdr>
+                <w:top w:space="0" w:sz="0" w:val="nil"/>
+                <w:left w:space="0" w:sz="0" w:val="nil"/>
+                <w:bottom w:space="0" w:sz="0" w:val="nil"/>
+                <w:right w:space="0" w:sz="0" w:val="nil"/>
+                <w:between w:space="0" w:sz="0" w:val="nil"/>
+              </w:pBdr>
+              <w:shd w:fill="auto" w:val="clear"/>
+              <w:spacing w:after="0" w:before="0" w:line="240" w:lineRule="auto"/>
+              <w:ind w:left="0" w:right="0" w:firstLine="0"/>
+              <w:jc w:val="left"/>
+              <w:rPr>
+                <w:rFonts w:ascii="Spectral" w:cs="Spectral" w:eastAsia="Spectral" w:hAnsi="Spectral"/>
+                <w:b w:val="1"/>
+                <w:bCs w:val="1"/>
+              </w:rPr>
+            </w:pPr>
+            <w:r>
+              <w:rPr>
+                <w:rFonts w:ascii="Spectral" w:cs="Spectral" w:eastAsia="Spectral" w:hAnsi="Spectral"/>
+                <w:b w:val="1"/>
+                <w:bCs w:val="1"/>
+                <w:rtl w:val="0"/>
+              </w:rPr>
+              <w:t xml:space="preserve">IDENTIFIED RISKS</w:t>
+            </w:r>
+          </w:p>
+        </w:tc>
+      </w:tr>
+      <w:tr>
+        <w:trPr>
+          <w:cantSplit w:val="0"/>
+          <w:tblHeader w:val="0"/>
+        </w:trPr>
+        <w:tc>
+          <w:tcPr>
+            <w:shd w:fill="auto" w:val="clear"/>
+            <w:tcMar>
+              <w:top w:w="100.0" w:type="dxa"/>
+              <w:left w:w="100.0" w:type="dxa"/>
+              <w:bottom w:w="100.0" w:type="dxa"/>
+              <w:right w:w="100.0" w:type="dxa"/>
+            </w:tcMar>
+            <w:vAlign w:val="top"/>
+          </w:tcPr>
+          <w:p>
+            <w:pPr>
+              <w:keepNext w:val="0"/>
+              <w:keepLines w:val="0"/>
+              <w:pageBreakBefore w:val="0"/>
+              <w:widowControl w:val="0"/>
+              <w:pBdr>
+                <w:top w:space="0" w:sz="0" w:val="nil"/>
+                <w:left w:space="0" w:sz="0" w:val="nil"/>
+                <w:bottom w:space="0" w:sz="0" w:val="nil"/>
+                <w:right w:space="0" w:sz="0" w:val="nil"/>
+                <w:between w:space="0" w:sz="0" w:val="nil"/>
+              </w:pBdr>
+              <w:shd w:fill="auto" w:val="clear"/>
+              <w:spacing w:after="0" w:before="0" w:line="240" w:lineRule="auto"/>
+              <w:ind w:left="0" w:right="0" w:firstLine="0"/>
+              <w:jc w:val="left"/>
+              <w:rPr>
+                <w:rFonts w:ascii="Spectral" w:cs="Spectral" w:eastAsia="Spectral" w:hAnsi="Spectral"/>
+              </w:rPr>
+            </w:pPr>
+            <w:r>
+              <w:rPr>
+                <w:rFonts w:ascii="Spectral" w:cs="Spectral" w:eastAsia="Spectral" w:hAnsi="Spectral"/>
+                <w:rtl w:val="0"/>
+              </w:rPr>
+              <w:t xml:space="preserve">Technical</w:t>
+            </w:r>
+          </w:p>
+        </w:tc>
+        <w:tc>
+          <w:tcPr>
+            <w:shd w:fill="auto" w:val="clear"/>
+            <w:tcMar>
+              <w:top w:w="100.0" w:type="dxa"/>
+              <w:left w:w="100.0" w:type="dxa"/>
+              <w:bottom w:w="100.0" w:type="dxa"/>
+              <w:right w:w="100.0" w:type="dxa"/>
+            </w:tcMar>
+            <w:vAlign w:val="top"/>
+          </w:tcPr>
+          <w:p>
+            <w:pPr>
+              <w:keepNext w:val="0"/>
+              <w:keepLines w:val="0"/>
+              <w:pageBreakBefore w:val="0"/>
+              <w:widowControl w:val="0"/>
+              <w:pBdr>
+                <w:top w:space="0" w:sz="0" w:val="nil"/>
+                <w:left w:space="0" w:sz="0" w:val="nil"/>
+                <w:bottom w:space="0" w:sz="0" w:val="nil"/>
+                <w:right w:space="0" w:sz="0" w:val="nil"/>
+                <w:between w:space="0" w:sz="0" w:val="nil"/>
+              </w:pBdr>
+              <w:shd w:fill="auto" w:val="clear"/>
+              <w:spacing w:after="0" w:before="0" w:line="240" w:lineRule="auto"/>
+              <w:ind w:left="0" w:right="0" w:firstLine="0"/>
+              <w:jc w:val="left"/>
+              <w:rPr>
+                <w:rFonts w:ascii="Spectral" w:cs="Spectral" w:eastAsia="Spectral" w:hAnsi="Spectral"/>
+              </w:rPr>
+            </w:pPr>
+            <w:r>
+              <w:rPr>
+                <w:rFonts w:ascii="Spectral" w:cs="Spectral" w:eastAsia="Spectral" w:hAnsi="Spectral"/>
+                <w:rtl w:val="0"/>
+              </w:rPr>
+              <w:t xml:space="preserve">Sensor/API integration failure; inaccurate parking availability data; payment system failure; security or data breach</w:t>
+            </w:r>
+          </w:p>
+        </w:tc>
+      </w:tr>
+      <w:tr>
+        <w:trPr>
+          <w:cantSplit w:val="0"/>
+          <w:tblHeader w:val="0"/>
+        </w:trPr>
+        <w:tc>
+          <w:tcPr>
+            <w:shd w:fill="auto" w:val="clear"/>
+            <w:tcMar>
+              <w:top w:w="100.0" w:type="dxa"/>
+              <w:left w:w="100.0" w:type="dxa"/>
+              <w:bottom w:w="100.0" w:type="dxa"/>
+              <w:right w:w="100.0" w:type="dxa"/>
+            </w:tcMar>
+            <w:vAlign w:val="top"/>
+          </w:tcPr>
+          <w:p>
+            <w:pPr>
+              <w:keepNext w:val="0"/>
+              <w:keepLines w:val="0"/>
+              <w:pageBreakBefore w:val="0"/>
+              <w:widowControl w:val="0"/>
+              <w:pBdr>
+                <w:top w:space="0" w:sz="0" w:val="nil"/>
+                <w:left w:space="0" w:sz="0" w:val="nil"/>
+                <w:bottom w:space="0" w:sz="0" w:val="nil"/>
+                <w:right w:space="0" w:sz="0" w:val="nil"/>
+                <w:between w:space="0" w:sz="0" w:val="nil"/>
+              </w:pBdr>
+              <w:shd w:fill="auto" w:val="clear"/>
+              <w:spacing w:after="0" w:before="0" w:line="240" w:lineRule="auto"/>
+              <w:ind w:left="0" w:right="0" w:firstLine="0"/>
+              <w:jc w:val="left"/>
+              <w:rPr>
+                <w:rFonts w:ascii="Spectral" w:cs="Spectral" w:eastAsia="Spectral" w:hAnsi="Spectral"/>
+              </w:rPr>
+            </w:pPr>
+            <w:r>
+              <w:rPr>
+                <w:rFonts w:ascii="Spectral" w:cs="Spectral" w:eastAsia="Spectral" w:hAnsi="Spectral"/>
+                <w:rtl w:val="0"/>
+              </w:rPr>
+              <w:t xml:space="preserve">Schedule</w:t>
+            </w:r>
+          </w:p>
+        </w:tc>
+        <w:tc>
+          <w:tcPr>
+            <w:shd w:fill="auto" w:val="clear"/>
+            <w:tcMar>
+              <w:top w:w="100.0" w:type="dxa"/>
+              <w:left w:w="100.0" w:type="dxa"/>
+              <w:bottom w:w="100.0" w:type="dxa"/>
+              <w:right w:w="100.0" w:type="dxa"/>
+            </w:tcMar>
+            <w:vAlign w:val="top"/>
+          </w:tcPr>
+          <w:p>
+            <w:pPr>
+              <w:keepNext w:val="0"/>
+              <w:keepLines w:val="0"/>
+              <w:pageBreakBefore w:val="0"/>
+              <w:widowControl w:val="0"/>
+              <w:pBdr>
+                <w:top w:space="0" w:sz="0" w:val="nil"/>
+                <w:left w:space="0" w:sz="0" w:val="nil"/>
+                <w:bottom w:space="0" w:sz="0" w:val="nil"/>
+                <w:right w:space="0" w:sz="0" w:val="nil"/>
+                <w:between w:space="0" w:sz="0" w:val="nil"/>
+              </w:pBdr>
+              <w:shd w:fill="auto" w:val="clear"/>
+              <w:spacing w:after="0" w:before="0" w:line="240" w:lineRule="auto"/>
+              <w:ind w:left="0" w:right="0" w:firstLine="0"/>
+              <w:jc w:val="left"/>
+              <w:rPr>
+                <w:rFonts w:ascii="Spectral" w:cs="Spectral" w:eastAsia="Spectral" w:hAnsi="Spectral"/>
+              </w:rPr>
+            </w:pPr>
+            <w:r>
+              <w:rPr>
+                <w:rFonts w:ascii="Spectral" w:cs="Spectral" w:eastAsia="Spectral" w:hAnsi="Spectral"/>
+                <w:rtl w:val="0"/>
+              </w:rPr>
+              <w:t xml:space="preserve">Integration takes longer than planned; testing delays; dependency delays; unexpected rework</w:t>
+            </w:r>
+          </w:p>
+        </w:tc>
+      </w:tr>
+      <w:tr>
+        <w:trPr>
+          <w:cantSplit w:val="0"/>
+          <w:tblHeader w:val="0"/>
+        </w:trPr>
+        <w:tc>
+          <w:tcPr>
+            <w:shd w:fill="auto" w:val="clear"/>
+            <w:tcMar>
+              <w:top w:w="100.0" w:type="dxa"/>
+              <w:left w:w="100.0" w:type="dxa"/>
+              <w:bottom w:w="100.0" w:type="dxa"/>
+              <w:right w:w="100.0" w:type="dxa"/>
+            </w:tcMar>
+            <w:vAlign w:val="top"/>
+          </w:tcPr>
+          <w:p>
+            <w:pPr>
+              <w:keepNext w:val="0"/>
+              <w:keepLines w:val="0"/>
+              <w:pageBreakBefore w:val="0"/>
+              <w:widowControl w:val="0"/>
+              <w:pBdr>
+                <w:top w:space="0" w:sz="0" w:val="nil"/>
+                <w:left w:space="0" w:sz="0" w:val="nil"/>
+                <w:bottom w:space="0" w:sz="0" w:val="nil"/>
+                <w:right w:space="0" w:sz="0" w:val="nil"/>
+                <w:between w:space="0" w:sz="0" w:val="nil"/>
+              </w:pBdr>
+              <w:shd w:fill="auto" w:val="clear"/>
+              <w:spacing w:after="0" w:before="0" w:line="240" w:lineRule="auto"/>
+              <w:ind w:left="0" w:right="0" w:firstLine="0"/>
+              <w:jc w:val="left"/>
+              <w:rPr>
+                <w:rFonts w:ascii="Spectral" w:cs="Spectral" w:eastAsia="Spectral" w:hAnsi="Spectral"/>
+              </w:rPr>
+            </w:pPr>
+            <w:r>
+              <w:rPr>
+                <w:rFonts w:ascii="Spectral" w:cs="Spectral" w:eastAsia="Spectral" w:hAnsi="Spectral"/>
+                <w:rtl w:val="0"/>
+              </w:rPr>
+              <w:t xml:space="preserve">Financial</w:t>
+            </w:r>
+          </w:p>
+        </w:tc>
+        <w:tc>
+          <w:tcPr>
+            <w:shd w:fill="auto" w:val="clear"/>
+            <w:tcMar>
+              <w:top w:w="100.0" w:type="dxa"/>
+              <w:left w:w="100.0" w:type="dxa"/>
+              <w:bottom w:w="100.0" w:type="dxa"/>
+              <w:right w:w="100.0" w:type="dxa"/>
+            </w:tcMar>
+            <w:vAlign w:val="top"/>
+          </w:tcPr>
+          <w:p>
+            <w:pPr>
+              <w:keepNext w:val="0"/>
+              <w:keepLines w:val="0"/>
+              <w:pageBreakBefore w:val="0"/>
+              <w:widowControl w:val="0"/>
+              <w:pBdr>
+                <w:top w:space="0" w:sz="0" w:val="nil"/>
+                <w:left w:space="0" w:sz="0" w:val="nil"/>
+                <w:bottom w:space="0" w:sz="0" w:val="nil"/>
+                <w:right w:space="0" w:sz="0" w:val="nil"/>
+                <w:between w:space="0" w:sz="0" w:val="nil"/>
+              </w:pBdr>
+              <w:shd w:fill="auto" w:val="clear"/>
+              <w:spacing w:after="0" w:before="0" w:line="240" w:lineRule="auto"/>
+              <w:ind w:left="0" w:right="0" w:firstLine="0"/>
+              <w:jc w:val="left"/>
+              <w:rPr>
+                <w:rFonts w:ascii="Spectral" w:cs="Spectral" w:eastAsia="Spectral" w:hAnsi="Spectral"/>
+              </w:rPr>
+            </w:pPr>
+            <w:r>
+              <w:rPr>
+                <w:rFonts w:ascii="Spectral" w:cs="Spectral" w:eastAsia="Spectral" w:hAnsi="Spectral"/>
+                <w:rtl w:val="0"/>
+              </w:rPr>
+              <w:t xml:space="preserve">Hardware costs exceed budget; third-party API costs increase; development costs exceed estimates; maintenance costs are higher than expected</w:t>
+            </w:r>
+          </w:p>
+        </w:tc>
+      </w:tr>
+      <w:tr>
+        <w:trPr>
+          <w:cantSplit w:val="0"/>
+          <w:tblHeader w:val="0"/>
+        </w:trPr>
+        <w:tc>
+          <w:tcPr>
+            <w:shd w:fill="auto" w:val="clear"/>
+            <w:tcMar>
+              <w:top w:w="100.0" w:type="dxa"/>
+              <w:left w:w="100.0" w:type="dxa"/>
+              <w:bottom w:w="100.0" w:type="dxa"/>
+              <w:right w:w="100.0" w:type="dxa"/>
+            </w:tcMar>
+            <w:vAlign w:val="top"/>
+          </w:tcPr>
+          <w:p>
+            <w:pPr>
+              <w:keepNext w:val="0"/>
+              <w:keepLines w:val="0"/>
+              <w:pageBreakBefore w:val="0"/>
+              <w:widowControl w:val="0"/>
+              <w:pBdr>
+                <w:top w:space="0" w:sz="0" w:val="nil"/>
+                <w:left w:space="0" w:sz="0" w:val="nil"/>
+                <w:bottom w:space="0" w:sz="0" w:val="nil"/>
+                <w:right w:space="0" w:sz="0" w:val="nil"/>
+                <w:between w:space="0" w:sz="0" w:val="nil"/>
+              </w:pBdr>
+              <w:shd w:fill="auto" w:val="clear"/>
+              <w:spacing w:after="0" w:before="0" w:line="240" w:lineRule="auto"/>
+              <w:ind w:left="0" w:right="0" w:firstLine="0"/>
+              <w:jc w:val="left"/>
+              <w:rPr>
+                <w:rFonts w:ascii="Spectral" w:cs="Spectral" w:eastAsia="Spectral" w:hAnsi="Spectral"/>
+              </w:rPr>
+            </w:pPr>
+            <w:r>
+              <w:rPr>
+                <w:rFonts w:ascii="Spectral" w:cs="Spectral" w:eastAsia="Spectral" w:hAnsi="Spectral"/>
+                <w:rtl w:val="0"/>
+              </w:rPr>
+              <w:t xml:space="preserve">People</w:t>
+            </w:r>
+          </w:p>
+        </w:tc>
+        <w:tc>
+          <w:tcPr>
+            <w:shd w:fill="auto" w:val="clear"/>
+            <w:tcMar>
+              <w:top w:w="100.0" w:type="dxa"/>
+              <w:left w:w="100.0" w:type="dxa"/>
+              <w:bottom w:w="100.0" w:type="dxa"/>
+              <w:right w:w="100.0" w:type="dxa"/>
+            </w:tcMar>
+            <w:vAlign w:val="top"/>
+          </w:tcPr>
+          <w:p>
+            <w:pPr>
+              <w:keepNext w:val="0"/>
+              <w:keepLines w:val="0"/>
+              <w:pageBreakBefore w:val="0"/>
+              <w:widowControl w:val="0"/>
+              <w:pBdr>
+                <w:top w:space="0" w:sz="0" w:val="nil"/>
+                <w:left w:space="0" w:sz="0" w:val="nil"/>
+                <w:bottom w:space="0" w:sz="0" w:val="nil"/>
+                <w:right w:space="0" w:sz="0" w:val="nil"/>
+                <w:between w:space="0" w:sz="0" w:val="nil"/>
+              </w:pBdr>
+              <w:shd w:fill="auto" w:val="clear"/>
+              <w:spacing w:after="0" w:before="0" w:line="240" w:lineRule="auto"/>
+              <w:ind w:left="0" w:right="0" w:firstLine="0"/>
+              <w:jc w:val="left"/>
+              <w:rPr>
+                <w:rFonts w:ascii="Spectral" w:cs="Spectral" w:eastAsia="Spectral" w:hAnsi="Spectral"/>
+              </w:rPr>
+            </w:pPr>
+            <w:r>
+              <w:rPr>
+                <w:rFonts w:ascii="Spectral" w:cs="Spectral" w:eastAsia="Spectral" w:hAnsi="Spectral"/>
+                <w:rtl w:val="0"/>
+              </w:rPr>
+              <w:t xml:space="preserve">Team member becomes unavailable; communication problems; skill gaps; unclear responsibilities</w:t>
+            </w:r>
+          </w:p>
+        </w:tc>
+      </w:tr>
+    </w:tbl>
+    <w:p>
+      <w:pPr>
+        <w:ind w:left="-270" w:firstLine="0"/>
+        <w:rPr>
+          <w:rFonts w:ascii="Spectral SemiBold" w:cs="Spectral SemiBold" w:eastAsia="Spectral SemiBold" w:hAnsi="Spectral SemiBold"/>
+        </w:rPr>
+      </w:pPr>
+      <w:r>
+        <w:rPr>
+          <w:rtl w:val="0"/>
+        </w:rPr>
+      </w:r>
+    </w:p>
+    <w:p>
+      <w:pPr>
+        <w:ind w:left="-270" w:firstLine="0"/>
+        <w:rPr>
+          <w:rFonts w:ascii="Spectral SemiBold" w:cs="Spectral SemiBold" w:eastAsia="Spectral SemiBold" w:hAnsi="Spectral SemiBold"/>
+          <w:sz w:val="32"/>
+          <w:szCs w:val="32"/>
+          <w:u w:val="single"/>
+        </w:rPr>
+      </w:pPr>
+      <w:r>
+        <w:rPr>
+          <w:rFonts w:ascii="Spectral SemiBold" w:cs="Spectral SemiBold" w:eastAsia="Spectral SemiBold" w:hAnsi="Spectral SemiBold"/>
+          <w:sz w:val="32"/>
+          <w:szCs w:val="32"/>
+          <w:u w:val="single"/>
+          <w:rtl w:val="0"/>
+        </w:rPr>
+        <w:t xml:space="preserve">PART 2 - RISK REGISTER</w:t>
+      </w:r>
+    </w:p>
+    <w:p>
+      <w:pPr>
+        <w:ind w:left="-270" w:firstLine="0"/>
+        <w:rPr>
+          <w:rFonts w:ascii="Spectral SemiBold" w:cs="Spectral SemiBold" w:eastAsia="Spectral SemiBold" w:hAnsi="Spectral SemiBold"/>
+          <w:sz w:val="26"/>
+          <w:szCs w:val="26"/>
+        </w:rPr>
+      </w:pPr>
+      <w:r>
+        <w:rPr>
+          <w:rtl w:val="0"/>
+        </w:rPr>
+      </w:r>
+    </w:p>
+    <w:p>
+      <w:pPr>
+        <w:ind w:left="-270" w:firstLine="0"/>
+        <w:rPr>
+          <w:rFonts w:ascii="Spectral" w:cs="Spectral" w:eastAsia="Spectral" w:hAnsi="Spectral"/>
+        </w:rPr>
+      </w:pPr>
+      <w:r>
+        <w:rPr>
+          <w:rFonts w:ascii="Spectral" w:cs="Spectral" w:eastAsia="Spectral" w:hAnsi="Spectral"/>
+          <w:rtl w:val="0"/>
+        </w:rPr>
+        <w:t xml:space="preserve">The risk register evaluates the most relevant project risks based on their probability and impact. Each risk is assigned an owner and a response strategy to support ongoing monitoring and risk management.</w:t>
+      </w:r>
+    </w:p>
+    <w:p>
+      <w:pPr>
+        <w:ind w:left="-270" w:firstLine="0"/>
+        <w:rPr>
+          <w:rFonts w:ascii="Spectral" w:cs="Spectral" w:eastAsia="Spectral" w:hAnsi="Spectral"/>
+        </w:rPr>
+      </w:pPr>
+      <w:r>
+        <w:rPr>
+          <w:rtl w:val="0"/>
+        </w:rPr>
+      </w:r>
+    </w:p>
+    <w:p>
+      <w:pPr>
+        <w:ind w:left="-270" w:firstLine="0"/>
+        <w:rPr>
+          <w:rFonts w:ascii="Spectral" w:cs="Spectral" w:eastAsia="Spectral" w:hAnsi="Spectral"/>
+        </w:rPr>
+      </w:pPr>
+      <w:r>
+        <w:rPr>
+          <w:rtl w:val="0"/>
+        </w:rPr>
+      </w:r>
+    </w:p>
+    <w:tbl>
+      <w:tblPr>
+        <w:tblStyle w:val="Table3"/>
+        <w:tblW w:w="11730.0" w:type="dxa"/>
+        <w:jc w:val="left"/>
+        <w:tblInd w:w="-1140.0" w:type="dxa"/>
+        <w:tblBorders>
+          <w:top w:color="000000" w:space="0" w:sz="8" w:val="single"/>
+          <w:left w:color="000000" w:space="0" w:sz="8" w:val="single"/>
+          <w:bottom w:color="000000" w:space="0" w:sz="8" w:val="single"/>
+          <w:right w:color="000000" w:space="0" w:sz="8" w:val="single"/>
+          <w:insideH w:color="000000" w:space="0" w:sz="8" w:val="single"/>
+          <w:insideV w:color="000000" w:space="0" w:sz="8" w:val="single"/>
+        </w:tblBorders>
+        <w:tblLayout w:type="fixed"/>
+        <w:tblLook w:val="0600"/>
+      </w:tblPr>
+      <w:tblGrid>
+        <w:gridCol w:w="900"/>
+        <w:gridCol w:w="2700"/>
+        <w:gridCol w:w="1905"/>
+        <w:gridCol w:w="1245"/>
+        <w:gridCol w:w="1560"/>
+        <w:gridCol w:w="1485"/>
+        <w:gridCol w:w="1935"/>
+        <w:tblGridChange w:id="0">
+          <w:tblGrid>
+            <w:gridCol w:w="900"/>
+            <w:gridCol w:w="2700"/>
+            <w:gridCol w:w="1905"/>
+            <w:gridCol w:w="1245"/>
+            <w:gridCol w:w="1560"/>
+            <w:gridCol w:w="1485"/>
+            <w:gridCol w:w="1935"/>
+          </w:tblGrid>
+        </w:tblGridChange>
+      </w:tblGrid>
+      <w:tr>
+        <w:trPr>
+          <w:cantSplit w:val="0"/>
+          <w:tblHeader w:val="0"/>
+        </w:trPr>
+        <w:tc>
+          <w:tcPr>
+            <w:shd w:fill="c9daf8" w:val="clear"/>
+            <w:tcMar>
+              <w:top w:w="100.0" w:type="dxa"/>
+              <w:left w:w="100.0" w:type="dxa"/>
+              <w:bottom w:w="100.0" w:type="dxa"/>
+              <w:right w:w="100.0" w:type="dxa"/>
+            </w:tcMar>
+            <w:vAlign w:val="top"/>
+          </w:tcPr>
+          <w:p>
+            <w:pPr>
+              <w:keepNext w:val="0"/>
+              <w:keepLines w:val="0"/>
+              <w:pageBreakBefore w:val="0"/>
+              <w:widowControl w:val="0"/>
+              <w:pBdr>
+                <w:top w:space="0" w:sz="0" w:val="nil"/>
+                <w:left w:space="0" w:sz="0" w:val="nil"/>
+                <w:bottom w:space="0" w:sz="0" w:val="nil"/>
+                <w:right w:space="0" w:sz="0" w:val="nil"/>
+                <w:between w:space="0" w:sz="0" w:val="nil"/>
+              </w:pBdr>
+              <w:shd w:fill="auto" w:val="clear"/>
+              <w:spacing w:after="0" w:before="0" w:line="240" w:lineRule="auto"/>
+              <w:ind w:left="0" w:right="0" w:firstLine="0"/>
+              <w:jc w:val="left"/>
+              <w:rPr>
+                <w:rFonts w:ascii="Spectral" w:cs="Spectral" w:eastAsia="Spectral" w:hAnsi="Spectral"/>
+                <w:b w:val="1"/>
+                <w:bCs w:val="1"/>
+              </w:rPr>
+            </w:pPr>
+            <w:r>
+              <w:rPr>
+                <w:rFonts w:ascii="Spectral" w:cs="Spectral" w:eastAsia="Spectral" w:hAnsi="Spectral"/>
+                <w:b w:val="1"/>
+                <w:bCs w:val="1"/>
+                <w:rtl w:val="0"/>
+              </w:rPr>
+              <w:t xml:space="preserve">ID</w:t>
+            </w:r>
+          </w:p>
+        </w:tc>
+        <w:tc>
+          <w:tcPr>
+            <w:shd w:fill="c9daf8" w:val="clear"/>
+            <w:tcMar>
+              <w:top w:w="100.0" w:type="dxa"/>
+              <w:left w:w="100.0" w:type="dxa"/>
+              <w:bottom w:w="100.0" w:type="dxa"/>
+              <w:right w:w="100.0" w:type="dxa"/>
+            </w:tcMar>
+            <w:vAlign w:val="top"/>
+          </w:tcPr>
+          <w:p>
+            <w:pPr>
+              <w:keepNext w:val="0"/>
+              <w:keepLines w:val="0"/>
+              <w:pageBreakBefore w:val="0"/>
+              <w:widowControl w:val="0"/>
+              <w:pBdr>
+                <w:top w:space="0" w:sz="0" w:val="nil"/>
+                <w:left w:space="0" w:sz="0" w:val="nil"/>
+                <w:bottom w:space="0" w:sz="0" w:val="nil"/>
+                <w:right w:space="0" w:sz="0" w:val="nil"/>
+                <w:between w:space="0" w:sz="0" w:val="nil"/>
+              </w:pBdr>
+              <w:shd w:fill="auto" w:val="clear"/>
+              <w:spacing w:after="0" w:before="0" w:line="240" w:lineRule="auto"/>
+              <w:ind w:left="0" w:right="0" w:firstLine="0"/>
+              <w:jc w:val="left"/>
+              <w:rPr>
+                <w:rFonts w:ascii="Spectral" w:cs="Spectral" w:eastAsia="Spectral" w:hAnsi="Spectral"/>
+                <w:b w:val="1"/>
+                <w:bCs w:val="1"/>
+              </w:rPr>
+            </w:pPr>
+            <w:r>
+              <w:rPr>
+                <w:rFonts w:ascii="Spectral" w:cs="Spectral" w:eastAsia="Spectral" w:hAnsi="Spectral"/>
+                <w:b w:val="1"/>
+                <w:bCs w:val="1"/>
+                <w:rtl w:val="0"/>
+              </w:rPr>
+              <w:t xml:space="preserve">DESCRIPTION</w:t>
+            </w:r>
+          </w:p>
+        </w:tc>
+        <w:tc>
+          <w:tcPr>
+            <w:shd w:fill="c9daf8" w:val="clear"/>
+            <w:tcMar>
+              <w:top w:w="100.0" w:type="dxa"/>
+              <w:left w:w="100.0" w:type="dxa"/>
+              <w:bottom w:w="100.0" w:type="dxa"/>
+              <w:right w:w="100.0" w:type="dxa"/>
+            </w:tcMar>
+            <w:vAlign w:val="top"/>
+          </w:tcPr>
+          <w:p>
+            <w:pPr>
+              <w:keepNext w:val="0"/>
+              <w:keepLines w:val="0"/>
+              <w:pageBreakBefore w:val="0"/>
+              <w:widowControl w:val="0"/>
+              <w:pBdr>
+                <w:top w:space="0" w:sz="0" w:val="nil"/>
+                <w:left w:space="0" w:sz="0" w:val="nil"/>
+                <w:bottom w:space="0" w:sz="0" w:val="nil"/>
+                <w:right w:space="0" w:sz="0" w:val="nil"/>
+                <w:between w:space="0" w:sz="0" w:val="nil"/>
+              </w:pBdr>
+              <w:shd w:fill="auto" w:val="clear"/>
+              <w:spacing w:after="0" w:before="0" w:line="240" w:lineRule="auto"/>
+              <w:ind w:left="0" w:right="0" w:firstLine="0"/>
+              <w:jc w:val="left"/>
+              <w:rPr>
+                <w:rFonts w:ascii="Spectral" w:cs="Spectral" w:eastAsia="Spectral" w:hAnsi="Spectral"/>
+                <w:b w:val="1"/>
+                <w:bCs w:val="1"/>
+              </w:rPr>
+            </w:pPr>
+            <w:r>
+              <w:rPr>
+                <w:rFonts w:ascii="Spectral" w:cs="Spectral" w:eastAsia="Spectral" w:hAnsi="Spectral"/>
+                <w:b w:val="1"/>
+                <w:bCs w:val="1"/>
+                <w:rtl w:val="0"/>
+              </w:rPr>
+              <w:t xml:space="preserve">PROBABILITY</w:t>
+            </w:r>
+          </w:p>
+        </w:tc>
+        <w:tc>
+          <w:tcPr>
+            <w:shd w:fill="c9daf8" w:val="clear"/>
+            <w:tcMar>
+              <w:top w:w="100.0" w:type="dxa"/>
+              <w:left w:w="100.0" w:type="dxa"/>
+              <w:bottom w:w="100.0" w:type="dxa"/>
+              <w:right w:w="100.0" w:type="dxa"/>
+            </w:tcMar>
+            <w:vAlign w:val="top"/>
+          </w:tcPr>
+          <w:p>
+            <w:pPr>
+              <w:keepNext w:val="0"/>
+              <w:keepLines w:val="0"/>
+              <w:pageBreakBefore w:val="0"/>
+              <w:widowControl w:val="0"/>
+              <w:pBdr>
+                <w:top w:space="0" w:sz="0" w:val="nil"/>
+                <w:left w:space="0" w:sz="0" w:val="nil"/>
+                <w:bottom w:space="0" w:sz="0" w:val="nil"/>
+                <w:right w:space="0" w:sz="0" w:val="nil"/>
+                <w:between w:space="0" w:sz="0" w:val="nil"/>
+              </w:pBdr>
+              <w:shd w:fill="auto" w:val="clear"/>
+              <w:spacing w:after="0" w:before="0" w:line="240" w:lineRule="auto"/>
+              <w:ind w:left="0" w:right="0" w:firstLine="0"/>
+              <w:jc w:val="left"/>
+              <w:rPr>
+                <w:rFonts w:ascii="Spectral" w:cs="Spectral" w:eastAsia="Spectral" w:hAnsi="Spectral"/>
+                <w:b w:val="1"/>
+                <w:bCs w:val="1"/>
+              </w:rPr>
+            </w:pPr>
+            <w:r>
+              <w:rPr>
+                <w:rFonts w:ascii="Spectral" w:cs="Spectral" w:eastAsia="Spectral" w:hAnsi="Spectral"/>
+                <w:b w:val="1"/>
+                <w:bCs w:val="1"/>
+                <w:rtl w:val="0"/>
+              </w:rPr>
+              <w:t xml:space="preserve">IMPACT</w:t>
+            </w:r>
+          </w:p>
+        </w:tc>
+        <w:tc>
+          <w:tcPr>
+            <w:shd w:fill="c9daf8" w:val="clear"/>
+            <w:tcMar>
+              <w:top w:w="100.0" w:type="dxa"/>
+              <w:left w:w="100.0" w:type="dxa"/>
+              <w:bottom w:w="100.0" w:type="dxa"/>
+              <w:right w:w="100.0" w:type="dxa"/>
+            </w:tcMar>
+            <w:vAlign w:val="top"/>
+          </w:tcPr>
+          <w:p>
+            <w:pPr>
+              <w:keepNext w:val="0"/>
+              <w:keepLines w:val="0"/>
+              <w:pageBreakBefore w:val="0"/>
+              <w:widowControl w:val="0"/>
+              <w:pBdr>
+                <w:top w:space="0" w:sz="0" w:val="nil"/>
+                <w:left w:space="0" w:sz="0" w:val="nil"/>
+                <w:bottom w:space="0" w:sz="0" w:val="nil"/>
+                <w:right w:space="0" w:sz="0" w:val="nil"/>
+                <w:between w:space="0" w:sz="0" w:val="nil"/>
+              </w:pBdr>
+              <w:shd w:fill="auto" w:val="clear"/>
+              <w:spacing w:after="0" w:before="0" w:line="240" w:lineRule="auto"/>
+              <w:ind w:left="0" w:right="0" w:firstLine="0"/>
+              <w:jc w:val="left"/>
+              <w:rPr>
+                <w:rFonts w:ascii="Spectral" w:cs="Spectral" w:eastAsia="Spectral" w:hAnsi="Spectral"/>
+                <w:b w:val="1"/>
+                <w:bCs w:val="1"/>
+              </w:rPr>
+            </w:pPr>
+            <w:r>
+              <w:rPr>
+                <w:rFonts w:ascii="Spectral" w:cs="Spectral" w:eastAsia="Spectral" w:hAnsi="Spectral"/>
+                <w:b w:val="1"/>
+                <w:bCs w:val="1"/>
+                <w:rtl w:val="0"/>
+              </w:rPr>
+              <w:t xml:space="preserve">OWNER</w:t>
+            </w:r>
+          </w:p>
+        </w:tc>
+        <w:tc>
+          <w:tcPr>
+            <w:shd w:fill="c9daf8" w:val="clear"/>
+            <w:tcMar>
+              <w:top w:w="100.0" w:type="dxa"/>
+              <w:left w:w="100.0" w:type="dxa"/>
+              <w:bottom w:w="100.0" w:type="dxa"/>
+              <w:right w:w="100.0" w:type="dxa"/>
+            </w:tcMar>
+            <w:vAlign w:val="top"/>
+          </w:tcPr>
+          <w:p>
+            <w:pPr>
+              <w:keepNext w:val="0"/>
+              <w:keepLines w:val="0"/>
+              <w:pageBreakBefore w:val="0"/>
+              <w:widowControl w:val="0"/>
+              <w:pBdr>
+                <w:top w:space="0" w:sz="0" w:val="nil"/>
+                <w:left w:space="0" w:sz="0" w:val="nil"/>
+                <w:bottom w:space="0" w:sz="0" w:val="nil"/>
+                <w:right w:space="0" w:sz="0" w:val="nil"/>
+                <w:between w:space="0" w:sz="0" w:val="nil"/>
+              </w:pBdr>
+              <w:shd w:fill="auto" w:val="clear"/>
+              <w:spacing w:after="0" w:before="0" w:line="240" w:lineRule="auto"/>
+              <w:ind w:left="0" w:right="0" w:firstLine="0"/>
+              <w:jc w:val="left"/>
+              <w:rPr>
+                <w:rFonts w:ascii="Spectral" w:cs="Spectral" w:eastAsia="Spectral" w:hAnsi="Spectral"/>
+                <w:b w:val="1"/>
+                <w:bCs w:val="1"/>
+              </w:rPr>
+            </w:pPr>
+            <w:r>
+              <w:rPr>
+                <w:rFonts w:ascii="Spectral" w:cs="Spectral" w:eastAsia="Spectral" w:hAnsi="Spectral"/>
+                <w:b w:val="1"/>
+                <w:bCs w:val="1"/>
+                <w:rtl w:val="0"/>
+              </w:rPr>
+              <w:t xml:space="preserve">RESPONSE </w:t>
+            </w:r>
+          </w:p>
+          <w:p>
+            <w:pPr>
+              <w:keepNext w:val="0"/>
+              <w:keepLines w:val="0"/>
+              <w:pageBreakBefore w:val="0"/>
+              <w:widowControl w:val="0"/>
+              <w:pBdr>
+                <w:top w:space="0" w:sz="0" w:val="nil"/>
+                <w:left w:space="0" w:sz="0" w:val="nil"/>
+                <w:bottom w:space="0" w:sz="0" w:val="nil"/>
+                <w:right w:space="0" w:sz="0" w:val="nil"/>
+                <w:between w:space="0" w:sz="0" w:val="nil"/>
+              </w:pBdr>
+              <w:shd w:fill="auto" w:val="clear"/>
+              <w:spacing w:after="0" w:before="0" w:line="240" w:lineRule="auto"/>
+              <w:ind w:left="0" w:right="0" w:firstLine="0"/>
+              <w:jc w:val="left"/>
+              <w:rPr>
+                <w:rFonts w:ascii="Spectral" w:cs="Spectral" w:eastAsia="Spectral" w:hAnsi="Spectral"/>
+                <w:b w:val="1"/>
+                <w:bCs w:val="1"/>
+              </w:rPr>
+            </w:pPr>
+            <w:r>
+              <w:rPr>
+                <w:rFonts w:ascii="Spectral" w:cs="Spectral" w:eastAsia="Spectral" w:hAnsi="Spectral"/>
+                <w:b w:val="1"/>
+                <w:bCs w:val="1"/>
+                <w:rtl w:val="0"/>
+              </w:rPr>
+              <w:t xml:space="preserve">STRATEGY</w:t>
+            </w:r>
+          </w:p>
+        </w:tc>
+        <w:tc>
+          <w:tcPr>
+            <w:shd w:fill="c9daf8" w:val="clear"/>
+            <w:tcMar>
+              <w:top w:w="100.0" w:type="dxa"/>
+              <w:left w:w="100.0" w:type="dxa"/>
+              <w:bottom w:w="100.0" w:type="dxa"/>
+              <w:right w:w="100.0" w:type="dxa"/>
+            </w:tcMar>
+            <w:vAlign w:val="top"/>
+          </w:tcPr>
+          <w:p>
+            <w:pPr>
+              <w:keepNext w:val="0"/>
+              <w:keepLines w:val="0"/>
+              <w:pageBreakBefore w:val="0"/>
+              <w:widowControl w:val="0"/>
+              <w:pBdr>
+                <w:top w:space="0" w:sz="0" w:val="nil"/>
+                <w:left w:space="0" w:sz="0" w:val="nil"/>
+                <w:bottom w:space="0" w:sz="0" w:val="nil"/>
+                <w:right w:space="0" w:sz="0" w:val="nil"/>
+                <w:between w:space="0" w:sz="0" w:val="nil"/>
+              </w:pBdr>
+              <w:shd w:fill="auto" w:val="clear"/>
+              <w:spacing w:after="0" w:before="0" w:line="240" w:lineRule="auto"/>
+              <w:ind w:left="0" w:right="0" w:firstLine="0"/>
+              <w:jc w:val="left"/>
+              <w:rPr>
+                <w:rFonts w:ascii="Spectral" w:cs="Spectral" w:eastAsia="Spectral" w:hAnsi="Spectral"/>
+                <w:b w:val="1"/>
+                <w:bCs w:val="1"/>
+              </w:rPr>
+            </w:pPr>
+            <w:r>
+              <w:rPr>
+                <w:rFonts w:ascii="Spectral" w:cs="Spectral" w:eastAsia="Spectral" w:hAnsi="Spectral"/>
+                <w:b w:val="1"/>
+                <w:bCs w:val="1"/>
+                <w:rtl w:val="0"/>
+              </w:rPr>
+              <w:t xml:space="preserve">STATUS/NOTE</w:t>
+            </w:r>
+          </w:p>
+        </w:tc>
+      </w:tr>
+      <w:tr>
+        <w:trPr>
+          <w:cantSplit w:val="0"/>
+          <w:tblHeader w:val="0"/>
+        </w:trPr>
+        <w:tc>
+          <w:tcPr>
+            <w:shd w:fill="auto" w:val="clear"/>
+            <w:tcMar>
+              <w:top w:w="100.0" w:type="dxa"/>
+              <w:left w:w="100.0" w:type="dxa"/>
+              <w:bottom w:w="100.0" w:type="dxa"/>
+              <w:right w:w="100.0" w:type="dxa"/>
+            </w:tcMar>
+            <w:vAlign w:val="top"/>
+          </w:tcPr>
+          <w:p>
+            <w:pPr>
+              <w:keepNext w:val="0"/>
+              <w:keepLines w:val="0"/>
+              <w:pageBreakBefore w:val="0"/>
+              <w:widowControl w:val="0"/>
+              <w:pBdr>
+                <w:top w:space="0" w:sz="0" w:val="nil"/>
+                <w:left w:space="0" w:sz="0" w:val="nil"/>
+                <w:bottom w:space="0" w:sz="0" w:val="nil"/>
+                <w:right w:space="0" w:sz="0" w:val="nil"/>
+                <w:between w:space="0" w:sz="0" w:val="nil"/>
+              </w:pBdr>
+              <w:shd w:fill="auto" w:val="clear"/>
+              <w:spacing w:after="0" w:before="0" w:line="240" w:lineRule="auto"/>
+              <w:ind w:left="0" w:right="0" w:firstLine="0"/>
+              <w:jc w:val="left"/>
+              <w:rPr>
+                <w:rFonts w:ascii="Spectral" w:cs="Spectral" w:eastAsia="Spectral" w:hAnsi="Spectral"/>
+              </w:rPr>
+            </w:pPr>
+            <w:r>
+              <w:rPr>
+                <w:rFonts w:ascii="Spectral" w:cs="Spectral" w:eastAsia="Spectral" w:hAnsi="Spectral"/>
+                <w:rtl w:val="0"/>
+              </w:rPr>
+              <w:t xml:space="preserve">R01</w:t>
+            </w:r>
+          </w:p>
+        </w:tc>
+        <w:tc>
+          <w:tcPr>
+            <w:shd w:fill="auto" w:val="clear"/>
+            <w:tcMar>
+              <w:top w:w="100.0" w:type="dxa"/>
+              <w:left w:w="100.0" w:type="dxa"/>
+              <w:bottom w:w="100.0" w:type="dxa"/>
+              <w:right w:w="100.0" w:type="dxa"/>
+            </w:tcMar>
+            <w:vAlign w:val="top"/>
+          </w:tcPr>
+          <w:p>
+            <w:pPr>
+              <w:keepNext w:val="0"/>
+              <w:keepLines w:val="0"/>
+              <w:pageBreakBefore w:val="0"/>
+              <w:widowControl w:val="0"/>
+              <w:pBdr>
+                <w:top w:space="0" w:sz="0" w:val="nil"/>
+                <w:left w:space="0" w:sz="0" w:val="nil"/>
+                <w:bottom w:space="0" w:sz="0" w:val="nil"/>
+                <w:right w:space="0" w:sz="0" w:val="nil"/>
+                <w:between w:space="0" w:sz="0" w:val="nil"/>
+              </w:pBdr>
+              <w:shd w:fill="auto" w:val="clear"/>
+              <w:spacing w:after="0" w:before="0" w:line="240" w:lineRule="auto"/>
+              <w:ind w:left="0" w:right="0" w:firstLine="0"/>
+              <w:jc w:val="left"/>
+              <w:rPr>
+                <w:rFonts w:ascii="Spectral" w:cs="Spectral" w:eastAsia="Spectral" w:hAnsi="Spectral"/>
+              </w:rPr>
+            </w:pPr>
+            <w:r>
+              <w:rPr>
+                <w:rFonts w:ascii="Spectral" w:cs="Spectral" w:eastAsia="Spectral" w:hAnsi="Spectral"/>
+                <w:rtl w:val="0"/>
+              </w:rPr>
+              <w:t xml:space="preserve">Sensor/API integration may fail</w:t>
+            </w:r>
+          </w:p>
+        </w:tc>
+        <w:tc>
+          <w:tcPr>
+            <w:shd w:fill="auto" w:val="clear"/>
+            <w:tcMar>
+              <w:top w:w="100.0" w:type="dxa"/>
+              <w:left w:w="100.0" w:type="dxa"/>
+              <w:bottom w:w="100.0" w:type="dxa"/>
+              <w:right w:w="100.0" w:type="dxa"/>
+            </w:tcMar>
+            <w:vAlign w:val="top"/>
+          </w:tcPr>
+          <w:p>
+            <w:pPr>
+              <w:keepNext w:val="0"/>
+              <w:keepLines w:val="0"/>
+              <w:pageBreakBefore w:val="0"/>
+              <w:widowControl w:val="0"/>
+              <w:pBdr>
+                <w:top w:space="0" w:sz="0" w:val="nil"/>
+                <w:left w:space="0" w:sz="0" w:val="nil"/>
+                <w:bottom w:space="0" w:sz="0" w:val="nil"/>
+                <w:right w:space="0" w:sz="0" w:val="nil"/>
+                <w:between w:space="0" w:sz="0" w:val="nil"/>
+              </w:pBdr>
+              <w:shd w:fill="auto" w:val="clear"/>
+              <w:spacing w:after="0" w:before="0" w:line="240" w:lineRule="auto"/>
+              <w:ind w:left="0" w:right="0" w:firstLine="0"/>
+              <w:jc w:val="left"/>
+              <w:rPr>
+                <w:rFonts w:ascii="Spectral" w:cs="Spectral" w:eastAsia="Spectral" w:hAnsi="Spectral"/>
+              </w:rPr>
+            </w:pPr>
+            <w:r>
+              <w:rPr>
+                <w:rFonts w:ascii="Spectral" w:cs="Spectral" w:eastAsia="Spectral" w:hAnsi="Spectral"/>
+                <w:rtl w:val="0"/>
+              </w:rPr>
+              <w:t xml:space="preserve">Moderate</w:t>
+            </w:r>
+          </w:p>
+        </w:tc>
+        <w:tc>
+          <w:tcPr>
+            <w:shd w:fill="auto" w:val="clear"/>
+            <w:tcMar>
+              <w:top w:w="100.0" w:type="dxa"/>
+              <w:left w:w="100.0" w:type="dxa"/>
+              <w:bottom w:w="100.0" w:type="dxa"/>
+              <w:right w:w="100.0" w:type="dxa"/>
+            </w:tcMar>
+            <w:vAlign w:val="top"/>
+          </w:tcPr>
+          <w:p>
+            <w:pPr>
+              <w:keepNext w:val="0"/>
+              <w:keepLines w:val="0"/>
+              <w:pageBreakBefore w:val="0"/>
+              <w:widowControl w:val="0"/>
+              <w:pBdr>
+                <w:top w:space="0" w:sz="0" w:val="nil"/>
+                <w:left w:space="0" w:sz="0" w:val="nil"/>
+                <w:bottom w:space="0" w:sz="0" w:val="nil"/>
+                <w:right w:space="0" w:sz="0" w:val="nil"/>
+                <w:between w:space="0" w:sz="0" w:val="nil"/>
+              </w:pBdr>
+              <w:shd w:fill="auto" w:val="clear"/>
+              <w:spacing w:after="0" w:before="0" w:line="240" w:lineRule="auto"/>
+              <w:ind w:left="0" w:right="0" w:firstLine="0"/>
+              <w:jc w:val="left"/>
+              <w:rPr>
+                <w:rFonts w:ascii="Spectral" w:cs="Spectral" w:eastAsia="Spectral" w:hAnsi="Spectral"/>
+              </w:rPr>
+            </w:pPr>
+            <w:r>
+              <w:rPr>
+                <w:rFonts w:ascii="Spectral" w:cs="Spectral" w:eastAsia="Spectral" w:hAnsi="Spectral"/>
+                <w:rtl w:val="0"/>
+              </w:rPr>
+              <w:t xml:space="preserve">Major</w:t>
+            </w:r>
+          </w:p>
+        </w:tc>
+        <w:tc>
+          <w:tcPr>
+            <w:shd w:fill="auto" w:val="clear"/>
+            <w:tcMar>
+              <w:top w:w="100.0" w:type="dxa"/>
+              <w:left w:w="100.0" w:type="dxa"/>
+              <w:bottom w:w="100.0" w:type="dxa"/>
+              <w:right w:w="100.0" w:type="dxa"/>
+            </w:tcMar>
+            <w:vAlign w:val="top"/>
+          </w:tcPr>
+          <w:p>
+            <w:pPr>
+              <w:keepNext w:val="0"/>
+              <w:keepLines w:val="0"/>
+              <w:pageBreakBefore w:val="0"/>
+              <w:widowControl w:val="0"/>
+              <w:pBdr>
+                <w:top w:space="0" w:sz="0" w:val="nil"/>
+                <w:left w:space="0" w:sz="0" w:val="nil"/>
+                <w:bottom w:space="0" w:sz="0" w:val="nil"/>
+                <w:right w:space="0" w:sz="0" w:val="nil"/>
+                <w:between w:space="0" w:sz="0" w:val="nil"/>
+              </w:pBdr>
+              <w:shd w:fill="auto" w:val="clear"/>
+              <w:spacing w:after="0" w:before="0" w:line="240" w:lineRule="auto"/>
+              <w:ind w:left="0" w:right="0" w:firstLine="0"/>
+              <w:jc w:val="left"/>
+              <w:rPr>
+                <w:rFonts w:ascii="Spectral" w:cs="Spectral" w:eastAsia="Spectral" w:hAnsi="Spectral"/>
+              </w:rPr>
+            </w:pPr>
+            <w:r>
+              <w:rPr>
+                <w:rFonts w:ascii="Spectral" w:cs="Spectral" w:eastAsia="Spectral" w:hAnsi="Spectral"/>
+                <w:rtl w:val="0"/>
+              </w:rPr>
+              <w:t xml:space="preserve">Development Team</w:t>
+            </w:r>
+          </w:p>
+        </w:tc>
+        <w:tc>
+          <w:tcPr>
+            <w:shd w:fill="auto" w:val="clear"/>
+            <w:tcMar>
+              <w:top w:w="100.0" w:type="dxa"/>
+              <w:left w:w="100.0" w:type="dxa"/>
+              <w:bottom w:w="100.0" w:type="dxa"/>
+              <w:right w:w="100.0" w:type="dxa"/>
+            </w:tcMar>
+            <w:vAlign w:val="top"/>
+          </w:tcPr>
+          <w:p>
+            <w:pPr>
+              <w:keepNext w:val="0"/>
+              <w:keepLines w:val="0"/>
+              <w:pageBreakBefore w:val="0"/>
+              <w:widowControl w:val="0"/>
+              <w:pBdr>
+                <w:top w:space="0" w:sz="0" w:val="nil"/>
+                <w:left w:space="0" w:sz="0" w:val="nil"/>
+                <w:bottom w:space="0" w:sz="0" w:val="nil"/>
+                <w:right w:space="0" w:sz="0" w:val="nil"/>
+                <w:between w:space="0" w:sz="0" w:val="nil"/>
+              </w:pBdr>
+              <w:shd w:fill="auto" w:val="clear"/>
+              <w:spacing w:after="0" w:before="0" w:line="240" w:lineRule="auto"/>
+              <w:ind w:left="0" w:right="0" w:firstLine="0"/>
+              <w:jc w:val="left"/>
+              <w:rPr>
+                <w:rFonts w:ascii="Spectral" w:cs="Spectral" w:eastAsia="Spectral" w:hAnsi="Spectral"/>
+              </w:rPr>
+            </w:pPr>
+            <w:r>
+              <w:rPr>
+                <w:rFonts w:ascii="Spectral" w:cs="Spectral" w:eastAsia="Spectral" w:hAnsi="Spectral"/>
+                <w:rtl w:val="0"/>
+              </w:rPr>
+              <w:t xml:space="preserve">Mitigate</w:t>
+            </w:r>
+          </w:p>
+        </w:tc>
+        <w:tc>
+          <w:tcPr>
+            <w:shd w:fill="auto" w:val="clear"/>
+            <w:tcMar>
+              <w:top w:w="100.0" w:type="dxa"/>
+              <w:left w:w="100.0" w:type="dxa"/>
+              <w:bottom w:w="100.0" w:type="dxa"/>
+              <w:right w:w="100.0" w:type="dxa"/>
+            </w:tcMar>
+            <w:vAlign w:val="top"/>
+          </w:tcPr>
+          <w:p>
+            <w:pPr>
+              <w:keepNext w:val="0"/>
+              <w:keepLines w:val="0"/>
+              <w:pageBreakBefore w:val="0"/>
+              <w:widowControl w:val="0"/>
+              <w:pBdr>
+                <w:top w:space="0" w:sz="0" w:val="nil"/>
+                <w:left w:space="0" w:sz="0" w:val="nil"/>
+                <w:bottom w:space="0" w:sz="0" w:val="nil"/>
+                <w:right w:space="0" w:sz="0" w:val="nil"/>
+                <w:between w:space="0" w:sz="0" w:val="nil"/>
+              </w:pBdr>
+              <w:shd w:fill="auto" w:val="clear"/>
+              <w:spacing w:after="0" w:before="0" w:line="240" w:lineRule="auto"/>
+              <w:ind w:left="0" w:right="0" w:firstLine="0"/>
+              <w:jc w:val="left"/>
+              <w:rPr>
+                <w:rFonts w:ascii="Spectral" w:cs="Spectral" w:eastAsia="Spectral" w:hAnsi="Spectral"/>
+              </w:rPr>
+            </w:pPr>
+            <w:r>
+              <w:rPr>
+                <w:rFonts w:ascii="Spectral" w:cs="Spectral" w:eastAsia="Spectral" w:hAnsi="Spectral"/>
+                <w:rtl w:val="0"/>
+              </w:rPr>
+              <w:t xml:space="preserve">Test integration early</w:t>
+            </w:r>
+          </w:p>
+        </w:tc>
+      </w:tr>
+      <w:tr>
+        <w:trPr>
+          <w:cantSplit w:val="0"/>
+          <w:tblHeader w:val="0"/>
+        </w:trPr>
+        <w:tc>
+          <w:tcPr>
+            <w:shd w:fill="auto" w:val="clear"/>
+            <w:tcMar>
+              <w:top w:w="100.0" w:type="dxa"/>
+              <w:left w:w="100.0" w:type="dxa"/>
+              <w:bottom w:w="100.0" w:type="dxa"/>
+              <w:right w:w="100.0" w:type="dxa"/>
+            </w:tcMar>
+            <w:vAlign w:val="top"/>
+          </w:tcPr>
+          <w:p>
+            <w:pPr>
+              <w:keepNext w:val="0"/>
+              <w:keepLines w:val="0"/>
+              <w:pageBreakBefore w:val="0"/>
+              <w:widowControl w:val="0"/>
+              <w:pBdr>
+                <w:top w:space="0" w:sz="0" w:val="nil"/>
+                <w:left w:space="0" w:sz="0" w:val="nil"/>
+                <w:bottom w:space="0" w:sz="0" w:val="nil"/>
+                <w:right w:space="0" w:sz="0" w:val="nil"/>
+                <w:between w:space="0" w:sz="0" w:val="nil"/>
+              </w:pBdr>
+              <w:shd w:fill="auto" w:val="clear"/>
+              <w:spacing w:after="0" w:before="0" w:line="240" w:lineRule="auto"/>
+              <w:ind w:left="0" w:right="0" w:firstLine="0"/>
+              <w:jc w:val="left"/>
+              <w:rPr>
+                <w:rFonts w:ascii="Spectral" w:cs="Spectral" w:eastAsia="Spectral" w:hAnsi="Spectral"/>
+              </w:rPr>
+            </w:pPr>
+            <w:r>
+              <w:rPr>
+                <w:rFonts w:ascii="Spectral" w:cs="Spectral" w:eastAsia="Spectral" w:hAnsi="Spectral"/>
+                <w:rtl w:val="0"/>
+              </w:rPr>
+              <w:t xml:space="preserve">R02</w:t>
+            </w:r>
+          </w:p>
+        </w:tc>
+        <w:tc>
+          <w:tcPr>
+            <w:shd w:fill="auto" w:val="clear"/>
+            <w:tcMar>
+              <w:top w:w="100.0" w:type="dxa"/>
+              <w:left w:w="100.0" w:type="dxa"/>
+              <w:bottom w:w="100.0" w:type="dxa"/>
+              <w:right w:w="100.0" w:type="dxa"/>
+            </w:tcMar>
+            <w:vAlign w:val="top"/>
+          </w:tcPr>
+          <w:p>
+            <w:pPr>
+              <w:keepNext w:val="0"/>
+              <w:keepLines w:val="0"/>
+              <w:pageBreakBefore w:val="0"/>
+              <w:widowControl w:val="0"/>
+              <w:pBdr>
+                <w:top w:space="0" w:sz="0" w:val="nil"/>
+                <w:left w:space="0" w:sz="0" w:val="nil"/>
+                <w:bottom w:space="0" w:sz="0" w:val="nil"/>
+                <w:right w:space="0" w:sz="0" w:val="nil"/>
+                <w:between w:space="0" w:sz="0" w:val="nil"/>
+              </w:pBdr>
+              <w:shd w:fill="auto" w:val="clear"/>
+              <w:spacing w:after="0" w:before="0" w:line="240" w:lineRule="auto"/>
+              <w:ind w:left="0" w:right="0" w:firstLine="0"/>
+              <w:jc w:val="left"/>
+              <w:rPr>
+                <w:rFonts w:ascii="Spectral" w:cs="Spectral" w:eastAsia="Spectral" w:hAnsi="Spectral"/>
+              </w:rPr>
+            </w:pPr>
+            <w:r>
+              <w:rPr>
+                <w:rFonts w:ascii="Spectral" w:cs="Spectral" w:eastAsia="Spectral" w:hAnsi="Spectral"/>
+                <w:rtl w:val="0"/>
+              </w:rPr>
+              <w:t xml:space="preserve">Parking availability data may be inaccurate</w:t>
+            </w:r>
+          </w:p>
+        </w:tc>
+        <w:tc>
+          <w:tcPr>
+            <w:shd w:fill="auto" w:val="clear"/>
+            <w:tcMar>
+              <w:top w:w="100.0" w:type="dxa"/>
+              <w:left w:w="100.0" w:type="dxa"/>
+              <w:bottom w:w="100.0" w:type="dxa"/>
+              <w:right w:w="100.0" w:type="dxa"/>
+            </w:tcMar>
+            <w:vAlign w:val="top"/>
+          </w:tcPr>
+          <w:p>
+            <w:pPr>
+              <w:keepNext w:val="0"/>
+              <w:keepLines w:val="0"/>
+              <w:pageBreakBefore w:val="0"/>
+              <w:widowControl w:val="0"/>
+              <w:pBdr>
+                <w:top w:space="0" w:sz="0" w:val="nil"/>
+                <w:left w:space="0" w:sz="0" w:val="nil"/>
+                <w:bottom w:space="0" w:sz="0" w:val="nil"/>
+                <w:right w:space="0" w:sz="0" w:val="nil"/>
+                <w:between w:space="0" w:sz="0" w:val="nil"/>
+              </w:pBdr>
+              <w:shd w:fill="auto" w:val="clear"/>
+              <w:spacing w:after="0" w:before="0" w:line="240" w:lineRule="auto"/>
+              <w:ind w:left="0" w:right="0" w:firstLine="0"/>
+              <w:jc w:val="left"/>
+              <w:rPr>
+                <w:rFonts w:ascii="Spectral" w:cs="Spectral" w:eastAsia="Spectral" w:hAnsi="Spectral"/>
+              </w:rPr>
+            </w:pPr>
+            <w:r>
+              <w:rPr>
+                <w:rFonts w:ascii="Spectral" w:cs="Spectral" w:eastAsia="Spectral" w:hAnsi="Spectral"/>
+                <w:rtl w:val="0"/>
+              </w:rPr>
+              <w:t xml:space="preserve">Moderate</w:t>
+            </w:r>
+          </w:p>
+        </w:tc>
+        <w:tc>
+          <w:tcPr>
+            <w:shd w:fill="auto" w:val="clear"/>
+            <w:tcMar>
+              <w:top w:w="100.0" w:type="dxa"/>
+              <w:left w:w="100.0" w:type="dxa"/>
+              <w:bottom w:w="100.0" w:type="dxa"/>
+              <w:right w:w="100.0" w:type="dxa"/>
+            </w:tcMar>
+            <w:vAlign w:val="top"/>
+          </w:tcPr>
+          <w:p>
+            <w:pPr>
+              <w:keepNext w:val="0"/>
+              <w:keepLines w:val="0"/>
+              <w:pageBreakBefore w:val="0"/>
+              <w:widowControl w:val="0"/>
+              <w:pBdr>
+                <w:top w:space="0" w:sz="0" w:val="nil"/>
+                <w:left w:space="0" w:sz="0" w:val="nil"/>
+                <w:bottom w:space="0" w:sz="0" w:val="nil"/>
+                <w:right w:space="0" w:sz="0" w:val="nil"/>
+                <w:between w:space="0" w:sz="0" w:val="nil"/>
+              </w:pBdr>
+              <w:shd w:fill="auto" w:val="clear"/>
+              <w:spacing w:after="0" w:before="0" w:line="240" w:lineRule="auto"/>
+              <w:ind w:left="0" w:right="0" w:firstLine="0"/>
+              <w:jc w:val="left"/>
+              <w:rPr>
+                <w:rFonts w:ascii="Spectral" w:cs="Spectral" w:eastAsia="Spectral" w:hAnsi="Spectral"/>
+              </w:rPr>
+            </w:pPr>
+            <w:r>
+              <w:rPr>
+                <w:rFonts w:ascii="Spectral" w:cs="Spectral" w:eastAsia="Spectral" w:hAnsi="Spectral"/>
+                <w:rtl w:val="0"/>
+              </w:rPr>
+              <w:t xml:space="preserve">Major</w:t>
+            </w:r>
+          </w:p>
+        </w:tc>
+        <w:tc>
+          <w:tcPr>
+            <w:shd w:fill="auto" w:val="clear"/>
+            <w:tcMar>
+              <w:top w:w="100.0" w:type="dxa"/>
+              <w:left w:w="100.0" w:type="dxa"/>
+              <w:bottom w:w="100.0" w:type="dxa"/>
+              <w:right w:w="100.0" w:type="dxa"/>
+            </w:tcMar>
+            <w:vAlign w:val="top"/>
+          </w:tcPr>
+          <w:p>
+            <w:pPr>
+              <w:keepNext w:val="0"/>
+              <w:keepLines w:val="0"/>
+              <w:pageBreakBefore w:val="0"/>
+              <w:widowControl w:val="0"/>
+              <w:pBdr>
+                <w:top w:space="0" w:sz="0" w:val="nil"/>
+                <w:left w:space="0" w:sz="0" w:val="nil"/>
+                <w:bottom w:space="0" w:sz="0" w:val="nil"/>
+                <w:right w:space="0" w:sz="0" w:val="nil"/>
+                <w:between w:space="0" w:sz="0" w:val="nil"/>
+              </w:pBdr>
+              <w:shd w:fill="auto" w:val="clear"/>
+              <w:spacing w:after="0" w:before="0" w:line="240" w:lineRule="auto"/>
+              <w:ind w:left="0" w:right="0" w:firstLine="0"/>
+              <w:jc w:val="left"/>
+              <w:rPr>
+                <w:rFonts w:ascii="Spectral" w:cs="Spectral" w:eastAsia="Spectral" w:hAnsi="Spectral"/>
+              </w:rPr>
+            </w:pPr>
+            <w:r>
+              <w:rPr>
+                <w:rFonts w:ascii="Spectral" w:cs="Spectral" w:eastAsia="Spectral" w:hAnsi="Spectral"/>
+                <w:rtl w:val="0"/>
+              </w:rPr>
+              <w:t xml:space="preserve">Development Team</w:t>
+            </w:r>
+          </w:p>
+        </w:tc>
+        <w:tc>
+          <w:tcPr>
+            <w:shd w:fill="auto" w:val="clear"/>
+            <w:tcMar>
+              <w:top w:w="100.0" w:type="dxa"/>
+              <w:left w:w="100.0" w:type="dxa"/>
+              <w:bottom w:w="100.0" w:type="dxa"/>
+              <w:right w:w="100.0" w:type="dxa"/>
+            </w:tcMar>
+            <w:vAlign w:val="top"/>
+          </w:tcPr>
+          <w:p>
+            <w:pPr>
+              <w:keepNext w:val="0"/>
+              <w:keepLines w:val="0"/>
+              <w:pageBreakBefore w:val="0"/>
+              <w:widowControl w:val="0"/>
+              <w:pBdr>
+                <w:top w:space="0" w:sz="0" w:val="nil"/>
+                <w:left w:space="0" w:sz="0" w:val="nil"/>
+                <w:bottom w:space="0" w:sz="0" w:val="nil"/>
+                <w:right w:space="0" w:sz="0" w:val="nil"/>
+                <w:between w:space="0" w:sz="0" w:val="nil"/>
+              </w:pBdr>
+              <w:shd w:fill="auto" w:val="clear"/>
+              <w:spacing w:after="0" w:before="0" w:line="240" w:lineRule="auto"/>
+              <w:ind w:left="0" w:right="0" w:firstLine="0"/>
+              <w:jc w:val="left"/>
+              <w:rPr>
+                <w:rFonts w:ascii="Spectral" w:cs="Spectral" w:eastAsia="Spectral" w:hAnsi="Spectral"/>
+              </w:rPr>
+            </w:pPr>
+            <w:r>
+              <w:rPr>
+                <w:rFonts w:ascii="Spectral" w:cs="Spectral" w:eastAsia="Spectral" w:hAnsi="Spectral"/>
+                <w:rtl w:val="0"/>
+              </w:rPr>
+              <w:t xml:space="preserve">Mitigate</w:t>
+            </w:r>
+          </w:p>
+        </w:tc>
+        <w:tc>
+          <w:tcPr>
+            <w:shd w:fill="auto" w:val="clear"/>
+            <w:tcMar>
+              <w:top w:w="100.0" w:type="dxa"/>
+              <w:left w:w="100.0" w:type="dxa"/>
+              <w:bottom w:w="100.0" w:type="dxa"/>
+              <w:right w:w="100.0" w:type="dxa"/>
+            </w:tcMar>
+            <w:vAlign w:val="top"/>
+          </w:tcPr>
+          <w:p>
+            <w:pPr>
+              <w:keepNext w:val="0"/>
+              <w:keepLines w:val="0"/>
+              <w:pageBreakBefore w:val="0"/>
+              <w:widowControl w:val="0"/>
+              <w:pBdr>
+                <w:top w:space="0" w:sz="0" w:val="nil"/>
+                <w:left w:space="0" w:sz="0" w:val="nil"/>
+                <w:bottom w:space="0" w:sz="0" w:val="nil"/>
+                <w:right w:space="0" w:sz="0" w:val="nil"/>
+                <w:between w:space="0" w:sz="0" w:val="nil"/>
+              </w:pBdr>
+              <w:shd w:fill="auto" w:val="clear"/>
+              <w:spacing w:after="0" w:before="0" w:line="240" w:lineRule="auto"/>
+              <w:ind w:left="0" w:right="0" w:firstLine="0"/>
+              <w:jc w:val="left"/>
+              <w:rPr>
+                <w:rFonts w:ascii="Spectral" w:cs="Spectral" w:eastAsia="Spectral" w:hAnsi="Spectral"/>
+              </w:rPr>
+            </w:pPr>
+            <w:r>
+              <w:rPr>
+                <w:rFonts w:ascii="Spectral" w:cs="Spectral" w:eastAsia="Spectral" w:hAnsi="Spectral"/>
+                <w:rtl w:val="0"/>
+              </w:rPr>
+              <w:t xml:space="preserve">Validate and refresh data</w:t>
+            </w:r>
+          </w:p>
+        </w:tc>
+      </w:tr>
+      <w:tr>
+        <w:trPr>
+          <w:cantSplit w:val="0"/>
+          <w:tblHeader w:val="0"/>
+        </w:trPr>
+        <w:tc>
+          <w:tcPr>
+            <w:shd w:fill="auto" w:val="clear"/>
+            <w:tcMar>
+              <w:top w:w="100.0" w:type="dxa"/>
+              <w:left w:w="100.0" w:type="dxa"/>
+              <w:bottom w:w="100.0" w:type="dxa"/>
+              <w:right w:w="100.0" w:type="dxa"/>
+            </w:tcMar>
+            <w:vAlign w:val="top"/>
+          </w:tcPr>
+          <w:p>
+            <w:pPr>
+              <w:keepNext w:val="0"/>
+              <w:keepLines w:val="0"/>
+              <w:pageBreakBefore w:val="0"/>
+              <w:widowControl w:val="0"/>
+              <w:pBdr>
+                <w:top w:space="0" w:sz="0" w:val="nil"/>
+                <w:left w:space="0" w:sz="0" w:val="nil"/>
+                <w:bottom w:space="0" w:sz="0" w:val="nil"/>
+                <w:right w:space="0" w:sz="0" w:val="nil"/>
+                <w:between w:space="0" w:sz="0" w:val="nil"/>
+              </w:pBdr>
+              <w:shd w:fill="auto" w:val="clear"/>
+              <w:spacing w:after="0" w:before="0" w:line="240" w:lineRule="auto"/>
+              <w:ind w:left="0" w:right="0" w:firstLine="0"/>
+              <w:jc w:val="left"/>
+              <w:rPr>
+                <w:rFonts w:ascii="Spectral" w:cs="Spectral" w:eastAsia="Spectral" w:hAnsi="Spectral"/>
+              </w:rPr>
+            </w:pPr>
+            <w:r>
+              <w:rPr>
+                <w:rFonts w:ascii="Spectral" w:cs="Spectral" w:eastAsia="Spectral" w:hAnsi="Spectral"/>
+                <w:rtl w:val="0"/>
+              </w:rPr>
+              <w:t xml:space="preserve">R03</w:t>
+            </w:r>
+          </w:p>
+        </w:tc>
+        <w:tc>
+          <w:tcPr>
+            <w:shd w:fill="auto" w:val="clear"/>
+            <w:tcMar>
+              <w:top w:w="100.0" w:type="dxa"/>
+              <w:left w:w="100.0" w:type="dxa"/>
+              <w:bottom w:w="100.0" w:type="dxa"/>
+              <w:right w:w="100.0" w:type="dxa"/>
+            </w:tcMar>
+            <w:vAlign w:val="top"/>
+          </w:tcPr>
+          <w:p>
+            <w:pPr>
+              <w:keepNext w:val="0"/>
+              <w:keepLines w:val="0"/>
+              <w:pageBreakBefore w:val="0"/>
+              <w:widowControl w:val="0"/>
+              <w:pBdr>
+                <w:top w:space="0" w:sz="0" w:val="nil"/>
+                <w:left w:space="0" w:sz="0" w:val="nil"/>
+                <w:bottom w:space="0" w:sz="0" w:val="nil"/>
+                <w:right w:space="0" w:sz="0" w:val="nil"/>
+                <w:between w:space="0" w:sz="0" w:val="nil"/>
+              </w:pBdr>
+              <w:shd w:fill="auto" w:val="clear"/>
+              <w:spacing w:after="0" w:before="0" w:line="240" w:lineRule="auto"/>
+              <w:ind w:left="0" w:right="0" w:firstLine="0"/>
+              <w:jc w:val="left"/>
+              <w:rPr>
+                <w:rFonts w:ascii="Spectral" w:cs="Spectral" w:eastAsia="Spectral" w:hAnsi="Spectral"/>
+              </w:rPr>
+            </w:pPr>
+            <w:r>
+              <w:rPr>
+                <w:rFonts w:ascii="Spectral" w:cs="Spectral" w:eastAsia="Spectral" w:hAnsi="Spectral"/>
+                <w:rtl w:val="0"/>
+              </w:rPr>
+              <w:t xml:space="preserve">Payment system may become unavailable</w:t>
+            </w:r>
+          </w:p>
+        </w:tc>
+        <w:tc>
+          <w:tcPr>
+            <w:shd w:fill="auto" w:val="clear"/>
+            <w:tcMar>
+              <w:top w:w="100.0" w:type="dxa"/>
+              <w:left w:w="100.0" w:type="dxa"/>
+              <w:bottom w:w="100.0" w:type="dxa"/>
+              <w:right w:w="100.0" w:type="dxa"/>
+            </w:tcMar>
+            <w:vAlign w:val="top"/>
+          </w:tcPr>
+          <w:p>
+            <w:pPr>
+              <w:keepNext w:val="0"/>
+              <w:keepLines w:val="0"/>
+              <w:pageBreakBefore w:val="0"/>
+              <w:widowControl w:val="0"/>
+              <w:pBdr>
+                <w:top w:space="0" w:sz="0" w:val="nil"/>
+                <w:left w:space="0" w:sz="0" w:val="nil"/>
+                <w:bottom w:space="0" w:sz="0" w:val="nil"/>
+                <w:right w:space="0" w:sz="0" w:val="nil"/>
+                <w:between w:space="0" w:sz="0" w:val="nil"/>
+              </w:pBdr>
+              <w:shd w:fill="auto" w:val="clear"/>
+              <w:spacing w:after="0" w:before="0" w:line="240" w:lineRule="auto"/>
+              <w:ind w:left="0" w:right="0" w:firstLine="0"/>
+              <w:jc w:val="left"/>
+              <w:rPr>
+                <w:rFonts w:ascii="Spectral" w:cs="Spectral" w:eastAsia="Spectral" w:hAnsi="Spectral"/>
+              </w:rPr>
+            </w:pPr>
+            <w:r>
+              <w:rPr>
+                <w:rFonts w:ascii="Spectral" w:cs="Spectral" w:eastAsia="Spectral" w:hAnsi="Spectral"/>
+                <w:rtl w:val="0"/>
+              </w:rPr>
+              <w:t xml:space="preserve">Low</w:t>
+            </w:r>
+          </w:p>
+        </w:tc>
+        <w:tc>
+          <w:tcPr>
+            <w:shd w:fill="auto" w:val="clear"/>
+            <w:tcMar>
+              <w:top w:w="100.0" w:type="dxa"/>
+              <w:left w:w="100.0" w:type="dxa"/>
+              <w:bottom w:w="100.0" w:type="dxa"/>
+              <w:right w:w="100.0" w:type="dxa"/>
+            </w:tcMar>
+            <w:vAlign w:val="top"/>
+          </w:tcPr>
+          <w:p>
+            <w:pPr>
+              <w:keepNext w:val="0"/>
+              <w:keepLines w:val="0"/>
+              <w:pageBreakBefore w:val="0"/>
+              <w:widowControl w:val="0"/>
+              <w:pBdr>
+                <w:top w:space="0" w:sz="0" w:val="nil"/>
+                <w:left w:space="0" w:sz="0" w:val="nil"/>
+                <w:bottom w:space="0" w:sz="0" w:val="nil"/>
+                <w:right w:space="0" w:sz="0" w:val="nil"/>
+                <w:between w:space="0" w:sz="0" w:val="nil"/>
+              </w:pBdr>
+              <w:shd w:fill="auto" w:val="clear"/>
+              <w:spacing w:after="0" w:before="0" w:line="240" w:lineRule="auto"/>
+              <w:ind w:left="0" w:right="0" w:firstLine="0"/>
+              <w:jc w:val="left"/>
+              <w:rPr>
+                <w:rFonts w:ascii="Spectral" w:cs="Spectral" w:eastAsia="Spectral" w:hAnsi="Spectral"/>
+              </w:rPr>
+            </w:pPr>
+            <w:r>
+              <w:rPr>
+                <w:rFonts w:ascii="Spectral" w:cs="Spectral" w:eastAsia="Spectral" w:hAnsi="Spectral"/>
+                <w:rtl w:val="0"/>
+              </w:rPr>
+              <w:t xml:space="preserve">Major</w:t>
+            </w:r>
+          </w:p>
+        </w:tc>
+        <w:tc>
+          <w:tcPr>
+            <w:shd w:fill="auto" w:val="clear"/>
+            <w:tcMar>
+              <w:top w:w="100.0" w:type="dxa"/>
+              <w:left w:w="100.0" w:type="dxa"/>
+              <w:bottom w:w="100.0" w:type="dxa"/>
+              <w:right w:w="100.0" w:type="dxa"/>
+            </w:tcMar>
+            <w:vAlign w:val="top"/>
+          </w:tcPr>
+          <w:p>
+            <w:pPr>
+              <w:keepNext w:val="0"/>
+              <w:keepLines w:val="0"/>
+              <w:pageBreakBefore w:val="0"/>
+              <w:widowControl w:val="0"/>
+              <w:pBdr>
+                <w:top w:space="0" w:sz="0" w:val="nil"/>
+                <w:left w:space="0" w:sz="0" w:val="nil"/>
+                <w:bottom w:space="0" w:sz="0" w:val="nil"/>
+                <w:right w:space="0" w:sz="0" w:val="nil"/>
+                <w:between w:space="0" w:sz="0" w:val="nil"/>
+              </w:pBdr>
+              <w:shd w:fill="auto" w:val="clear"/>
+              <w:spacing w:after="0" w:before="0" w:line="240" w:lineRule="auto"/>
+              <w:ind w:left="0" w:right="0" w:firstLine="0"/>
+              <w:jc w:val="left"/>
+              <w:rPr>
+                <w:rFonts w:ascii="Spectral" w:cs="Spectral" w:eastAsia="Spectral" w:hAnsi="Spectral"/>
+              </w:rPr>
+            </w:pPr>
+            <w:r>
+              <w:rPr>
+                <w:rFonts w:ascii="Spectral" w:cs="Spectral" w:eastAsia="Spectral" w:hAnsi="Spectral"/>
+                <w:rtl w:val="0"/>
+              </w:rPr>
+              <w:t xml:space="preserve">Backend Team</w:t>
+            </w:r>
+          </w:p>
+        </w:tc>
+        <w:tc>
+          <w:tcPr>
+            <w:shd w:fill="auto" w:val="clear"/>
+            <w:tcMar>
+              <w:top w:w="100.0" w:type="dxa"/>
+              <w:left w:w="100.0" w:type="dxa"/>
+              <w:bottom w:w="100.0" w:type="dxa"/>
+              <w:right w:w="100.0" w:type="dxa"/>
+            </w:tcMar>
+            <w:vAlign w:val="top"/>
+          </w:tcPr>
+          <w:p>
+            <w:pPr>
+              <w:keepNext w:val="0"/>
+              <w:keepLines w:val="0"/>
+              <w:pageBreakBefore w:val="0"/>
+              <w:widowControl w:val="0"/>
+              <w:pBdr>
+                <w:top w:space="0" w:sz="0" w:val="nil"/>
+                <w:left w:space="0" w:sz="0" w:val="nil"/>
+                <w:bottom w:space="0" w:sz="0" w:val="nil"/>
+                <w:right w:space="0" w:sz="0" w:val="nil"/>
+                <w:between w:space="0" w:sz="0" w:val="nil"/>
+              </w:pBdr>
+              <w:shd w:fill="auto" w:val="clear"/>
+              <w:spacing w:after="0" w:before="0" w:line="240" w:lineRule="auto"/>
+              <w:ind w:left="0" w:right="0" w:firstLine="0"/>
+              <w:jc w:val="left"/>
+              <w:rPr>
+                <w:rFonts w:ascii="Spectral" w:cs="Spectral" w:eastAsia="Spectral" w:hAnsi="Spectral"/>
+              </w:rPr>
+            </w:pPr>
+            <w:r>
+              <w:rPr>
+                <w:rFonts w:ascii="Spectral" w:cs="Spectral" w:eastAsia="Spectral" w:hAnsi="Spectral"/>
+                <w:rtl w:val="0"/>
+              </w:rPr>
+              <w:t xml:space="preserve">Mitigate</w:t>
+            </w:r>
+          </w:p>
+        </w:tc>
+        <w:tc>
+          <w:tcPr>
+            <w:shd w:fill="auto" w:val="clear"/>
+            <w:tcMar>
+              <w:top w:w="100.0" w:type="dxa"/>
+              <w:left w:w="100.0" w:type="dxa"/>
+              <w:bottom w:w="100.0" w:type="dxa"/>
+              <w:right w:w="100.0" w:type="dxa"/>
+            </w:tcMar>
+            <w:vAlign w:val="top"/>
+          </w:tcPr>
+          <w:p>
+            <w:pPr>
+              <w:keepNext w:val="0"/>
+              <w:keepLines w:val="0"/>
+              <w:pageBreakBefore w:val="0"/>
+              <w:widowControl w:val="0"/>
+              <w:pBdr>
+                <w:top w:space="0" w:sz="0" w:val="nil"/>
+                <w:left w:space="0" w:sz="0" w:val="nil"/>
+                <w:bottom w:space="0" w:sz="0" w:val="nil"/>
+                <w:right w:space="0" w:sz="0" w:val="nil"/>
+                <w:between w:space="0" w:sz="0" w:val="nil"/>
+              </w:pBdr>
+              <w:shd w:fill="auto" w:val="clear"/>
+              <w:spacing w:after="0" w:before="0" w:line="240" w:lineRule="auto"/>
+              <w:ind w:left="0" w:right="0" w:firstLine="0"/>
+              <w:jc w:val="left"/>
+              <w:rPr>
+                <w:rFonts w:ascii="Spectral" w:cs="Spectral" w:eastAsia="Spectral" w:hAnsi="Spectral"/>
+              </w:rPr>
+            </w:pPr>
+            <w:r>
+              <w:rPr>
+                <w:rFonts w:ascii="Spectral" w:cs="Spectral" w:eastAsia="Spectral" w:hAnsi="Spectral"/>
+                <w:rtl w:val="0"/>
+              </w:rPr>
+              <w:t xml:space="preserve">Add error handling and retry</w:t>
+            </w:r>
+          </w:p>
+        </w:tc>
+      </w:tr>
+      <w:tr>
+        <w:trPr>
+          <w:cantSplit w:val="0"/>
+          <w:tblHeader w:val="0"/>
+        </w:trPr>
+        <w:tc>
+          <w:tcPr>
+            <w:shd w:fill="auto" w:val="clear"/>
+            <w:tcMar>
+              <w:top w:w="100.0" w:type="dxa"/>
+              <w:left w:w="100.0" w:type="dxa"/>
+              <w:bottom w:w="100.0" w:type="dxa"/>
+              <w:right w:w="100.0" w:type="dxa"/>
+            </w:tcMar>
+            <w:vAlign w:val="top"/>
+          </w:tcPr>
+          <w:p>
+            <w:pPr>
+              <w:keepNext w:val="0"/>
+              <w:keepLines w:val="0"/>
+              <w:pageBreakBefore w:val="0"/>
+              <w:widowControl w:val="0"/>
+              <w:pBdr>
+                <w:top w:space="0" w:sz="0" w:val="nil"/>
+                <w:left w:space="0" w:sz="0" w:val="nil"/>
+                <w:bottom w:space="0" w:sz="0" w:val="nil"/>
+                <w:right w:space="0" w:sz="0" w:val="nil"/>
+                <w:between w:space="0" w:sz="0" w:val="nil"/>
+              </w:pBdr>
+              <w:shd w:fill="auto" w:val="clear"/>
+              <w:spacing w:after="0" w:before="0" w:line="240" w:lineRule="auto"/>
+              <w:ind w:left="0" w:right="0" w:firstLine="0"/>
+              <w:jc w:val="left"/>
+              <w:rPr>
+                <w:rFonts w:ascii="Spectral" w:cs="Spectral" w:eastAsia="Spectral" w:hAnsi="Spectral"/>
+              </w:rPr>
+            </w:pPr>
+            <w:r>
+              <w:rPr>
+                <w:rFonts w:ascii="Spectral" w:cs="Spectral" w:eastAsia="Spectral" w:hAnsi="Spectral"/>
+                <w:rtl w:val="0"/>
+              </w:rPr>
+              <w:t xml:space="preserve">R04</w:t>
+            </w:r>
+          </w:p>
+        </w:tc>
+        <w:tc>
+          <w:tcPr>
+            <w:shd w:fill="auto" w:val="clear"/>
+            <w:tcMar>
+              <w:top w:w="100.0" w:type="dxa"/>
+              <w:left w:w="100.0" w:type="dxa"/>
+              <w:bottom w:w="100.0" w:type="dxa"/>
+              <w:right w:w="100.0" w:type="dxa"/>
+            </w:tcMar>
+            <w:vAlign w:val="top"/>
+          </w:tcPr>
+          <w:p>
+            <w:pPr>
+              <w:keepNext w:val="0"/>
+              <w:keepLines w:val="0"/>
+              <w:pageBreakBefore w:val="0"/>
+              <w:widowControl w:val="0"/>
+              <w:pBdr>
+                <w:top w:space="0" w:sz="0" w:val="nil"/>
+                <w:left w:space="0" w:sz="0" w:val="nil"/>
+                <w:bottom w:space="0" w:sz="0" w:val="nil"/>
+                <w:right w:space="0" w:sz="0" w:val="nil"/>
+                <w:between w:space="0" w:sz="0" w:val="nil"/>
+              </w:pBdr>
+              <w:shd w:fill="auto" w:val="clear"/>
+              <w:spacing w:after="0" w:before="0" w:line="240" w:lineRule="auto"/>
+              <w:ind w:left="0" w:right="0" w:firstLine="0"/>
+              <w:jc w:val="left"/>
+              <w:rPr>
+                <w:rFonts w:ascii="Spectral" w:cs="Spectral" w:eastAsia="Spectral" w:hAnsi="Spectral"/>
+              </w:rPr>
+            </w:pPr>
+            <w:r>
+              <w:rPr>
+                <w:rFonts w:ascii="Spectral" w:cs="Spectral" w:eastAsia="Spectral" w:hAnsi="Spectral"/>
+                <w:rtl w:val="0"/>
+              </w:rPr>
+              <w:t xml:space="preserve">User data may be exposed through a security issue</w:t>
+            </w:r>
+          </w:p>
+        </w:tc>
+        <w:tc>
+          <w:tcPr>
+            <w:shd w:fill="auto" w:val="clear"/>
+            <w:tcMar>
+              <w:top w:w="100.0" w:type="dxa"/>
+              <w:left w:w="100.0" w:type="dxa"/>
+              <w:bottom w:w="100.0" w:type="dxa"/>
+              <w:right w:w="100.0" w:type="dxa"/>
+            </w:tcMar>
+            <w:vAlign w:val="top"/>
+          </w:tcPr>
+          <w:p>
+            <w:pPr>
+              <w:keepNext w:val="0"/>
+              <w:keepLines w:val="0"/>
+              <w:pageBreakBefore w:val="0"/>
+              <w:widowControl w:val="0"/>
+              <w:pBdr>
+                <w:top w:space="0" w:sz="0" w:val="nil"/>
+                <w:left w:space="0" w:sz="0" w:val="nil"/>
+                <w:bottom w:space="0" w:sz="0" w:val="nil"/>
+                <w:right w:space="0" w:sz="0" w:val="nil"/>
+                <w:between w:space="0" w:sz="0" w:val="nil"/>
+              </w:pBdr>
+              <w:shd w:fill="auto" w:val="clear"/>
+              <w:spacing w:after="0" w:before="0" w:line="240" w:lineRule="auto"/>
+              <w:ind w:left="0" w:right="0" w:firstLine="0"/>
+              <w:jc w:val="left"/>
+              <w:rPr>
+                <w:rFonts w:ascii="Spectral" w:cs="Spectral" w:eastAsia="Spectral" w:hAnsi="Spectral"/>
+              </w:rPr>
+            </w:pPr>
+            <w:r>
+              <w:rPr>
+                <w:rFonts w:ascii="Spectral" w:cs="Spectral" w:eastAsia="Spectral" w:hAnsi="Spectral"/>
+                <w:rtl w:val="0"/>
+              </w:rPr>
+              <w:t xml:space="preserve">Low</w:t>
+            </w:r>
+          </w:p>
+        </w:tc>
+        <w:tc>
+          <w:tcPr>
+            <w:shd w:fill="auto" w:val="clear"/>
+            <w:tcMar>
+              <w:top w:w="100.0" w:type="dxa"/>
+              <w:left w:w="100.0" w:type="dxa"/>
+              <w:bottom w:w="100.0" w:type="dxa"/>
+              <w:right w:w="100.0" w:type="dxa"/>
+            </w:tcMar>
+            <w:vAlign w:val="top"/>
+          </w:tcPr>
+          <w:p>
+            <w:pPr>
+              <w:keepNext w:val="0"/>
+              <w:keepLines w:val="0"/>
+              <w:pageBreakBefore w:val="0"/>
+              <w:widowControl w:val="0"/>
+              <w:pBdr>
+                <w:top w:space="0" w:sz="0" w:val="nil"/>
+                <w:left w:space="0" w:sz="0" w:val="nil"/>
+                <w:bottom w:space="0" w:sz="0" w:val="nil"/>
+                <w:right w:space="0" w:sz="0" w:val="nil"/>
+                <w:between w:space="0" w:sz="0" w:val="nil"/>
+              </w:pBdr>
+              <w:shd w:fill="auto" w:val="clear"/>
+              <w:spacing w:after="0" w:before="0" w:line="240" w:lineRule="auto"/>
+              <w:ind w:left="0" w:right="0" w:firstLine="0"/>
+              <w:jc w:val="left"/>
+              <w:rPr>
+                <w:rFonts w:ascii="Spectral" w:cs="Spectral" w:eastAsia="Spectral" w:hAnsi="Spectral"/>
+              </w:rPr>
+            </w:pPr>
+            <w:r>
+              <w:rPr>
+                <w:rFonts w:ascii="Spectral" w:cs="Spectral" w:eastAsia="Spectral" w:hAnsi="Spectral"/>
+                <w:rtl w:val="0"/>
+              </w:rPr>
+              <w:t xml:space="preserve">Catastrophic</w:t>
+            </w:r>
+          </w:p>
+        </w:tc>
+        <w:tc>
+          <w:tcPr>
+            <w:shd w:fill="auto" w:val="clear"/>
+            <w:tcMar>
+              <w:top w:w="100.0" w:type="dxa"/>
+              <w:left w:w="100.0" w:type="dxa"/>
+              <w:bottom w:w="100.0" w:type="dxa"/>
+              <w:right w:w="100.0" w:type="dxa"/>
+            </w:tcMar>
+            <w:vAlign w:val="top"/>
+          </w:tcPr>
+          <w:p>
+            <w:pPr>
+              <w:keepNext w:val="0"/>
+              <w:keepLines w:val="0"/>
+              <w:pageBreakBefore w:val="0"/>
+              <w:widowControl w:val="0"/>
+              <w:pBdr>
+                <w:top w:space="0" w:sz="0" w:val="nil"/>
+                <w:left w:space="0" w:sz="0" w:val="nil"/>
+                <w:bottom w:space="0" w:sz="0" w:val="nil"/>
+                <w:right w:space="0" w:sz="0" w:val="nil"/>
+                <w:between w:space="0" w:sz="0" w:val="nil"/>
+              </w:pBdr>
+              <w:shd w:fill="auto" w:val="clear"/>
+              <w:spacing w:after="0" w:before="0" w:line="240" w:lineRule="auto"/>
+              <w:ind w:left="0" w:right="0" w:firstLine="0"/>
+              <w:jc w:val="left"/>
+              <w:rPr>
+                <w:rFonts w:ascii="Spectral" w:cs="Spectral" w:eastAsia="Spectral" w:hAnsi="Spectral"/>
+              </w:rPr>
+            </w:pPr>
+            <w:r>
+              <w:rPr>
+                <w:rFonts w:ascii="Spectral" w:cs="Spectral" w:eastAsia="Spectral" w:hAnsi="Spectral"/>
+                <w:rtl w:val="0"/>
+              </w:rPr>
+              <w:t xml:space="preserve">Security Team</w:t>
+            </w:r>
+          </w:p>
+        </w:tc>
+        <w:tc>
+          <w:tcPr>
+            <w:shd w:fill="auto" w:val="clear"/>
+            <w:tcMar>
+              <w:top w:w="100.0" w:type="dxa"/>
+              <w:left w:w="100.0" w:type="dxa"/>
+              <w:bottom w:w="100.0" w:type="dxa"/>
+              <w:right w:w="100.0" w:type="dxa"/>
+            </w:tcMar>
+            <w:vAlign w:val="top"/>
+          </w:tcPr>
+          <w:p>
+            <w:pPr>
+              <w:keepNext w:val="0"/>
+              <w:keepLines w:val="0"/>
+              <w:pageBreakBefore w:val="0"/>
+              <w:widowControl w:val="0"/>
+              <w:pBdr>
+                <w:top w:space="0" w:sz="0" w:val="nil"/>
+                <w:left w:space="0" w:sz="0" w:val="nil"/>
+                <w:bottom w:space="0" w:sz="0" w:val="nil"/>
+                <w:right w:space="0" w:sz="0" w:val="nil"/>
+                <w:between w:space="0" w:sz="0" w:val="nil"/>
+              </w:pBdr>
+              <w:shd w:fill="auto" w:val="clear"/>
+              <w:spacing w:after="0" w:before="0" w:line="240" w:lineRule="auto"/>
+              <w:ind w:left="0" w:right="0" w:firstLine="0"/>
+              <w:jc w:val="left"/>
+              <w:rPr>
+                <w:rFonts w:ascii="Spectral" w:cs="Spectral" w:eastAsia="Spectral" w:hAnsi="Spectral"/>
+              </w:rPr>
+            </w:pPr>
+            <w:r>
+              <w:rPr>
+                <w:rFonts w:ascii="Spectral" w:cs="Spectral" w:eastAsia="Spectral" w:hAnsi="Spectral"/>
+                <w:rtl w:val="0"/>
+              </w:rPr>
+              <w:t xml:space="preserve">Mitigate</w:t>
+            </w:r>
+          </w:p>
+        </w:tc>
+        <w:tc>
+          <w:tcPr>
+            <w:shd w:fill="auto" w:val="clear"/>
+            <w:tcMar>
+              <w:top w:w="100.0" w:type="dxa"/>
+              <w:left w:w="100.0" w:type="dxa"/>
+              <w:bottom w:w="100.0" w:type="dxa"/>
+              <w:right w:w="100.0" w:type="dxa"/>
+            </w:tcMar>
+            <w:vAlign w:val="top"/>
+          </w:tcPr>
+          <w:p>
+            <w:pPr>
+              <w:keepNext w:val="0"/>
+              <w:keepLines w:val="0"/>
+              <w:pageBreakBefore w:val="0"/>
+              <w:widowControl w:val="0"/>
+              <w:pBdr>
+                <w:top w:space="0" w:sz="0" w:val="nil"/>
+                <w:left w:space="0" w:sz="0" w:val="nil"/>
+                <w:bottom w:space="0" w:sz="0" w:val="nil"/>
+                <w:right w:space="0" w:sz="0" w:val="nil"/>
+                <w:between w:space="0" w:sz="0" w:val="nil"/>
+              </w:pBdr>
+              <w:shd w:fill="auto" w:val="clear"/>
+              <w:spacing w:after="0" w:before="0" w:line="240" w:lineRule="auto"/>
+              <w:ind w:left="0" w:right="0" w:firstLine="0"/>
+              <w:jc w:val="left"/>
+              <w:rPr>
+                <w:rFonts w:ascii="Spectral" w:cs="Spectral" w:eastAsia="Spectral" w:hAnsi="Spectral"/>
+              </w:rPr>
+            </w:pPr>
+            <w:r>
+              <w:rPr>
+                <w:rFonts w:ascii="Spectral" w:cs="Spectral" w:eastAsia="Spectral" w:hAnsi="Spectral"/>
+                <w:rtl w:val="0"/>
+              </w:rPr>
+              <w:t xml:space="preserve">Apply authentication and security testing</w:t>
+            </w:r>
+          </w:p>
+        </w:tc>
+      </w:tr>
+      <w:tr>
+        <w:trPr>
+          <w:cantSplit w:val="0"/>
+          <w:tblHeader w:val="0"/>
+        </w:trPr>
+        <w:tc>
+          <w:tcPr>
+            <w:shd w:fill="auto" w:val="clear"/>
+            <w:tcMar>
+              <w:top w:w="100.0" w:type="dxa"/>
+              <w:left w:w="100.0" w:type="dxa"/>
+              <w:bottom w:w="100.0" w:type="dxa"/>
+              <w:right w:w="100.0" w:type="dxa"/>
+            </w:tcMar>
+            <w:vAlign w:val="top"/>
+          </w:tcPr>
+          <w:p>
+            <w:pPr>
+              <w:keepNext w:val="0"/>
+              <w:keepLines w:val="0"/>
+              <w:pageBreakBefore w:val="0"/>
+              <w:widowControl w:val="0"/>
+              <w:pBdr>
+                <w:top w:space="0" w:sz="0" w:val="nil"/>
+                <w:left w:space="0" w:sz="0" w:val="nil"/>
+                <w:bottom w:space="0" w:sz="0" w:val="nil"/>
+                <w:right w:space="0" w:sz="0" w:val="nil"/>
+                <w:between w:space="0" w:sz="0" w:val="nil"/>
+              </w:pBdr>
+              <w:shd w:fill="auto" w:val="clear"/>
+              <w:spacing w:after="0" w:before="0" w:line="240" w:lineRule="auto"/>
+              <w:ind w:left="0" w:right="0" w:firstLine="0"/>
+              <w:jc w:val="left"/>
+              <w:rPr>
+                <w:rFonts w:ascii="Spectral" w:cs="Spectral" w:eastAsia="Spectral" w:hAnsi="Spectral"/>
+              </w:rPr>
+            </w:pPr>
+            <w:r>
+              <w:rPr>
+                <w:rFonts w:ascii="Spectral" w:cs="Spectral" w:eastAsia="Spectral" w:hAnsi="Spectral"/>
+                <w:rtl w:val="0"/>
+              </w:rPr>
+              <w:t xml:space="preserve">R05</w:t>
+            </w:r>
+          </w:p>
+        </w:tc>
+        <w:tc>
+          <w:tcPr>
+            <w:shd w:fill="auto" w:val="clear"/>
+            <w:tcMar>
+              <w:top w:w="100.0" w:type="dxa"/>
+              <w:left w:w="100.0" w:type="dxa"/>
+              <w:bottom w:w="100.0" w:type="dxa"/>
+              <w:right w:w="100.0" w:type="dxa"/>
+            </w:tcMar>
+            <w:vAlign w:val="top"/>
+          </w:tcPr>
+          <w:p>
+            <w:pPr>
+              <w:keepNext w:val="0"/>
+              <w:keepLines w:val="0"/>
+              <w:pageBreakBefore w:val="0"/>
+              <w:widowControl w:val="0"/>
+              <w:pBdr>
+                <w:top w:space="0" w:sz="0" w:val="nil"/>
+                <w:left w:space="0" w:sz="0" w:val="nil"/>
+                <w:bottom w:space="0" w:sz="0" w:val="nil"/>
+                <w:right w:space="0" w:sz="0" w:val="nil"/>
+                <w:between w:space="0" w:sz="0" w:val="nil"/>
+              </w:pBdr>
+              <w:shd w:fill="auto" w:val="clear"/>
+              <w:spacing w:after="0" w:before="0" w:line="240" w:lineRule="auto"/>
+              <w:ind w:left="0" w:right="0" w:firstLine="0"/>
+              <w:jc w:val="left"/>
+              <w:rPr>
+                <w:rFonts w:ascii="Spectral" w:cs="Spectral" w:eastAsia="Spectral" w:hAnsi="Spectral"/>
+              </w:rPr>
+            </w:pPr>
+            <w:r>
+              <w:rPr>
+                <w:rFonts w:ascii="Spectral" w:cs="Spectral" w:eastAsia="Spectral" w:hAnsi="Spectral"/>
+                <w:rtl w:val="0"/>
+              </w:rPr>
+              <w:t xml:space="preserve">Integration may take longer than planned</w:t>
+            </w:r>
+          </w:p>
+        </w:tc>
+        <w:tc>
+          <w:tcPr>
+            <w:shd w:fill="auto" w:val="clear"/>
+            <w:tcMar>
+              <w:top w:w="100.0" w:type="dxa"/>
+              <w:left w:w="100.0" w:type="dxa"/>
+              <w:bottom w:w="100.0" w:type="dxa"/>
+              <w:right w:w="100.0" w:type="dxa"/>
+            </w:tcMar>
+            <w:vAlign w:val="top"/>
+          </w:tcPr>
+          <w:p>
+            <w:pPr>
+              <w:keepNext w:val="0"/>
+              <w:keepLines w:val="0"/>
+              <w:pageBreakBefore w:val="0"/>
+              <w:widowControl w:val="0"/>
+              <w:pBdr>
+                <w:top w:space="0" w:sz="0" w:val="nil"/>
+                <w:left w:space="0" w:sz="0" w:val="nil"/>
+                <w:bottom w:space="0" w:sz="0" w:val="nil"/>
+                <w:right w:space="0" w:sz="0" w:val="nil"/>
+                <w:between w:space="0" w:sz="0" w:val="nil"/>
+              </w:pBdr>
+              <w:shd w:fill="auto" w:val="clear"/>
+              <w:spacing w:after="0" w:before="0" w:line="240" w:lineRule="auto"/>
+              <w:ind w:left="0" w:right="0" w:firstLine="0"/>
+              <w:jc w:val="left"/>
+              <w:rPr>
+                <w:rFonts w:ascii="Spectral" w:cs="Spectral" w:eastAsia="Spectral" w:hAnsi="Spectral"/>
+              </w:rPr>
+            </w:pPr>
+            <w:r>
+              <w:rPr>
+                <w:rFonts w:ascii="Spectral" w:cs="Spectral" w:eastAsia="Spectral" w:hAnsi="Spectral"/>
+                <w:rtl w:val="0"/>
+              </w:rPr>
+              <w:t xml:space="preserve">Moderate</w:t>
+            </w:r>
+          </w:p>
+        </w:tc>
+        <w:tc>
+          <w:tcPr>
+            <w:shd w:fill="auto" w:val="clear"/>
+            <w:tcMar>
+              <w:top w:w="100.0" w:type="dxa"/>
+              <w:left w:w="100.0" w:type="dxa"/>
+              <w:bottom w:w="100.0" w:type="dxa"/>
+              <w:right w:w="100.0" w:type="dxa"/>
+            </w:tcMar>
+            <w:vAlign w:val="top"/>
+          </w:tcPr>
+          <w:p>
+            <w:pPr>
+              <w:keepNext w:val="0"/>
+              <w:keepLines w:val="0"/>
+              <w:pageBreakBefore w:val="0"/>
+              <w:widowControl w:val="0"/>
+              <w:pBdr>
+                <w:top w:space="0" w:sz="0" w:val="nil"/>
+                <w:left w:space="0" w:sz="0" w:val="nil"/>
+                <w:bottom w:space="0" w:sz="0" w:val="nil"/>
+                <w:right w:space="0" w:sz="0" w:val="nil"/>
+                <w:between w:space="0" w:sz="0" w:val="nil"/>
+              </w:pBdr>
+              <w:shd w:fill="auto" w:val="clear"/>
+              <w:spacing w:after="0" w:before="0" w:line="240" w:lineRule="auto"/>
+              <w:ind w:left="0" w:right="0" w:firstLine="0"/>
+              <w:jc w:val="left"/>
+              <w:rPr>
+                <w:rFonts w:ascii="Spectral" w:cs="Spectral" w:eastAsia="Spectral" w:hAnsi="Spectral"/>
+              </w:rPr>
+            </w:pPr>
+            <w:r>
+              <w:rPr>
+                <w:rFonts w:ascii="Spectral" w:cs="Spectral" w:eastAsia="Spectral" w:hAnsi="Spectral"/>
+                <w:rtl w:val="0"/>
+              </w:rPr>
+              <w:t xml:space="preserve">Moderate</w:t>
+            </w:r>
+          </w:p>
+        </w:tc>
+        <w:tc>
+          <w:tcPr>
+            <w:shd w:fill="auto" w:val="clear"/>
+            <w:tcMar>
+              <w:top w:w="100.0" w:type="dxa"/>
+              <w:left w:w="100.0" w:type="dxa"/>
+              <w:bottom w:w="100.0" w:type="dxa"/>
+              <w:right w:w="100.0" w:type="dxa"/>
+            </w:tcMar>
+            <w:vAlign w:val="top"/>
+          </w:tcPr>
+          <w:p>
+            <w:pPr>
+              <w:keepNext w:val="0"/>
+              <w:keepLines w:val="0"/>
+              <w:pageBreakBefore w:val="0"/>
+              <w:widowControl w:val="0"/>
+              <w:pBdr>
+                <w:top w:space="0" w:sz="0" w:val="nil"/>
+                <w:left w:space="0" w:sz="0" w:val="nil"/>
+                <w:bottom w:space="0" w:sz="0" w:val="nil"/>
+                <w:right w:space="0" w:sz="0" w:val="nil"/>
+                <w:between w:space="0" w:sz="0" w:val="nil"/>
+              </w:pBdr>
+              <w:shd w:fill="auto" w:val="clear"/>
+              <w:spacing w:after="0" w:before="0" w:line="240" w:lineRule="auto"/>
+              <w:ind w:left="0" w:right="0" w:firstLine="0"/>
+              <w:jc w:val="left"/>
+              <w:rPr>
+                <w:rFonts w:ascii="Spectral" w:cs="Spectral" w:eastAsia="Spectral" w:hAnsi="Spectral"/>
+              </w:rPr>
+            </w:pPr>
+            <w:r>
+              <w:rPr>
+                <w:rFonts w:ascii="Spectral" w:cs="Spectral" w:eastAsia="Spectral" w:hAnsi="Spectral"/>
+                <w:rtl w:val="0"/>
+              </w:rPr>
+              <w:t xml:space="preserve">Project Manager</w:t>
+            </w:r>
+          </w:p>
+        </w:tc>
+        <w:tc>
+          <w:tcPr>
+            <w:shd w:fill="auto" w:val="clear"/>
+            <w:tcMar>
+              <w:top w:w="100.0" w:type="dxa"/>
+              <w:left w:w="100.0" w:type="dxa"/>
+              <w:bottom w:w="100.0" w:type="dxa"/>
+              <w:right w:w="100.0" w:type="dxa"/>
+            </w:tcMar>
+            <w:vAlign w:val="top"/>
+          </w:tcPr>
+          <w:p>
+            <w:pPr>
+              <w:keepNext w:val="0"/>
+              <w:keepLines w:val="0"/>
+              <w:pageBreakBefore w:val="0"/>
+              <w:widowControl w:val="0"/>
+              <w:pBdr>
+                <w:top w:space="0" w:sz="0" w:val="nil"/>
+                <w:left w:space="0" w:sz="0" w:val="nil"/>
+                <w:bottom w:space="0" w:sz="0" w:val="nil"/>
+                <w:right w:space="0" w:sz="0" w:val="nil"/>
+                <w:between w:space="0" w:sz="0" w:val="nil"/>
+              </w:pBdr>
+              <w:shd w:fill="auto" w:val="clear"/>
+              <w:spacing w:after="0" w:before="0" w:line="240" w:lineRule="auto"/>
+              <w:ind w:left="0" w:right="0" w:firstLine="0"/>
+              <w:jc w:val="left"/>
+              <w:rPr>
+                <w:rFonts w:ascii="Spectral" w:cs="Spectral" w:eastAsia="Spectral" w:hAnsi="Spectral"/>
+              </w:rPr>
+            </w:pPr>
+            <w:r>
+              <w:rPr>
+                <w:rFonts w:ascii="Spectral" w:cs="Spectral" w:eastAsia="Spectral" w:hAnsi="Spectral"/>
+                <w:rtl w:val="0"/>
+              </w:rPr>
+              <w:t xml:space="preserve">Mitigate</w:t>
+            </w:r>
+          </w:p>
+        </w:tc>
+        <w:tc>
+          <w:tcPr>
+            <w:shd w:fill="auto" w:val="clear"/>
+            <w:tcMar>
+              <w:top w:w="100.0" w:type="dxa"/>
+              <w:left w:w="100.0" w:type="dxa"/>
+              <w:bottom w:w="100.0" w:type="dxa"/>
+              <w:right w:w="100.0" w:type="dxa"/>
+            </w:tcMar>
+            <w:vAlign w:val="top"/>
+          </w:tcPr>
+          <w:p>
+            <w:pPr>
+              <w:keepNext w:val="0"/>
+              <w:keepLines w:val="0"/>
+              <w:pageBreakBefore w:val="0"/>
+              <w:widowControl w:val="0"/>
+              <w:pBdr>
+                <w:top w:space="0" w:sz="0" w:val="nil"/>
+                <w:left w:space="0" w:sz="0" w:val="nil"/>
+                <w:bottom w:space="0" w:sz="0" w:val="nil"/>
+                <w:right w:space="0" w:sz="0" w:val="nil"/>
+                <w:between w:space="0" w:sz="0" w:val="nil"/>
+              </w:pBdr>
+              <w:shd w:fill="auto" w:val="clear"/>
+              <w:spacing w:after="0" w:before="0" w:line="240" w:lineRule="auto"/>
+              <w:ind w:left="0" w:right="0" w:firstLine="0"/>
+              <w:jc w:val="left"/>
+              <w:rPr>
+                <w:rFonts w:ascii="Spectral" w:cs="Spectral" w:eastAsia="Spectral" w:hAnsi="Spectral"/>
+              </w:rPr>
+            </w:pPr>
+            <w:r>
+              <w:rPr>
+                <w:rFonts w:ascii="Spectral" w:cs="Spectral" w:eastAsia="Spectral" w:hAnsi="Spectral"/>
+                <w:rtl w:val="0"/>
+              </w:rPr>
+              <w:t xml:space="preserve">Add schedule buffer</w:t>
+            </w:r>
+          </w:p>
+        </w:tc>
+      </w:tr>
+      <w:tr>
+        <w:trPr>
+          <w:cantSplit w:val="0"/>
+          <w:tblHeader w:val="0"/>
+        </w:trPr>
+        <w:tc>
+          <w:tcPr>
+            <w:shd w:fill="auto" w:val="clear"/>
+            <w:tcMar>
+              <w:top w:w="100.0" w:type="dxa"/>
+              <w:left w:w="100.0" w:type="dxa"/>
+              <w:bottom w:w="100.0" w:type="dxa"/>
+              <w:right w:w="100.0" w:type="dxa"/>
+            </w:tcMar>
+            <w:vAlign w:val="top"/>
+          </w:tcPr>
+          <w:p>
+            <w:pPr>
+              <w:keepNext w:val="0"/>
+              <w:keepLines w:val="0"/>
+              <w:pageBreakBefore w:val="0"/>
+              <w:widowControl w:val="0"/>
+              <w:pBdr>
+                <w:top w:space="0" w:sz="0" w:val="nil"/>
+                <w:left w:space="0" w:sz="0" w:val="nil"/>
+                <w:bottom w:space="0" w:sz="0" w:val="nil"/>
+                <w:right w:space="0" w:sz="0" w:val="nil"/>
+                <w:between w:space="0" w:sz="0" w:val="nil"/>
+              </w:pBdr>
+              <w:shd w:fill="auto" w:val="clear"/>
+              <w:spacing w:after="0" w:before="0" w:line="240" w:lineRule="auto"/>
+              <w:ind w:left="0" w:right="0" w:firstLine="0"/>
+              <w:jc w:val="left"/>
+              <w:rPr>
+                <w:rFonts w:ascii="Spectral" w:cs="Spectral" w:eastAsia="Spectral" w:hAnsi="Spectral"/>
+              </w:rPr>
+            </w:pPr>
+            <w:r>
+              <w:rPr>
+                <w:rFonts w:ascii="Spectral" w:cs="Spectral" w:eastAsia="Spectral" w:hAnsi="Spectral"/>
+                <w:rtl w:val="0"/>
+              </w:rPr>
+              <w:t xml:space="preserve">R06</w:t>
+            </w:r>
+          </w:p>
+        </w:tc>
+        <w:tc>
+          <w:tcPr>
+            <w:shd w:fill="auto" w:val="clear"/>
+            <w:tcMar>
+              <w:top w:w="100.0" w:type="dxa"/>
+              <w:left w:w="100.0" w:type="dxa"/>
+              <w:bottom w:w="100.0" w:type="dxa"/>
+              <w:right w:w="100.0" w:type="dxa"/>
+            </w:tcMar>
+            <w:vAlign w:val="top"/>
+          </w:tcPr>
+          <w:p>
+            <w:pPr>
+              <w:keepNext w:val="0"/>
+              <w:keepLines w:val="0"/>
+              <w:pageBreakBefore w:val="0"/>
+              <w:widowControl w:val="0"/>
+              <w:pBdr>
+                <w:top w:space="0" w:sz="0" w:val="nil"/>
+                <w:left w:space="0" w:sz="0" w:val="nil"/>
+                <w:bottom w:space="0" w:sz="0" w:val="nil"/>
+                <w:right w:space="0" w:sz="0" w:val="nil"/>
+                <w:between w:space="0" w:sz="0" w:val="nil"/>
+              </w:pBdr>
+              <w:shd w:fill="auto" w:val="clear"/>
+              <w:spacing w:after="0" w:before="0" w:line="240" w:lineRule="auto"/>
+              <w:ind w:left="0" w:right="0" w:firstLine="0"/>
+              <w:jc w:val="left"/>
+              <w:rPr>
+                <w:rFonts w:ascii="Spectral" w:cs="Spectral" w:eastAsia="Spectral" w:hAnsi="Spectral"/>
+              </w:rPr>
+            </w:pPr>
+            <w:r>
+              <w:rPr>
+                <w:rFonts w:ascii="Spectral" w:cs="Spectral" w:eastAsia="Spectral" w:hAnsi="Spectral"/>
+                <w:rtl w:val="0"/>
+              </w:rPr>
+              <w:t xml:space="preserve">Testing may delay final release</w:t>
+            </w:r>
+          </w:p>
+        </w:tc>
+        <w:tc>
+          <w:tcPr>
+            <w:shd w:fill="auto" w:val="clear"/>
+            <w:tcMar>
+              <w:top w:w="100.0" w:type="dxa"/>
+              <w:left w:w="100.0" w:type="dxa"/>
+              <w:bottom w:w="100.0" w:type="dxa"/>
+              <w:right w:w="100.0" w:type="dxa"/>
+            </w:tcMar>
+            <w:vAlign w:val="top"/>
+          </w:tcPr>
+          <w:p>
+            <w:pPr>
+              <w:keepNext w:val="0"/>
+              <w:keepLines w:val="0"/>
+              <w:pageBreakBefore w:val="0"/>
+              <w:widowControl w:val="0"/>
+              <w:pBdr>
+                <w:top w:space="0" w:sz="0" w:val="nil"/>
+                <w:left w:space="0" w:sz="0" w:val="nil"/>
+                <w:bottom w:space="0" w:sz="0" w:val="nil"/>
+                <w:right w:space="0" w:sz="0" w:val="nil"/>
+                <w:between w:space="0" w:sz="0" w:val="nil"/>
+              </w:pBdr>
+              <w:shd w:fill="auto" w:val="clear"/>
+              <w:spacing w:after="0" w:before="0" w:line="240" w:lineRule="auto"/>
+              <w:ind w:left="0" w:right="0" w:firstLine="0"/>
+              <w:jc w:val="left"/>
+              <w:rPr>
+                <w:rFonts w:ascii="Spectral" w:cs="Spectral" w:eastAsia="Spectral" w:hAnsi="Spectral"/>
+              </w:rPr>
+            </w:pPr>
+            <w:r>
+              <w:rPr>
+                <w:rFonts w:ascii="Spectral" w:cs="Spectral" w:eastAsia="Spectral" w:hAnsi="Spectral"/>
+                <w:rtl w:val="0"/>
+              </w:rPr>
+              <w:t xml:space="preserve">Moderate</w:t>
+            </w:r>
+          </w:p>
+        </w:tc>
+        <w:tc>
+          <w:tcPr>
+            <w:shd w:fill="auto" w:val="clear"/>
+            <w:tcMar>
+              <w:top w:w="100.0" w:type="dxa"/>
+              <w:left w:w="100.0" w:type="dxa"/>
+              <w:bottom w:w="100.0" w:type="dxa"/>
+              <w:right w:w="100.0" w:type="dxa"/>
+            </w:tcMar>
+            <w:vAlign w:val="top"/>
+          </w:tcPr>
+          <w:p>
+            <w:pPr>
+              <w:keepNext w:val="0"/>
+              <w:keepLines w:val="0"/>
+              <w:pageBreakBefore w:val="0"/>
+              <w:widowControl w:val="0"/>
+              <w:pBdr>
+                <w:top w:space="0" w:sz="0" w:val="nil"/>
+                <w:left w:space="0" w:sz="0" w:val="nil"/>
+                <w:bottom w:space="0" w:sz="0" w:val="nil"/>
+                <w:right w:space="0" w:sz="0" w:val="nil"/>
+                <w:between w:space="0" w:sz="0" w:val="nil"/>
+              </w:pBdr>
+              <w:shd w:fill="auto" w:val="clear"/>
+              <w:spacing w:after="0" w:before="0" w:line="240" w:lineRule="auto"/>
+              <w:ind w:left="0" w:right="0" w:firstLine="0"/>
+              <w:jc w:val="left"/>
+              <w:rPr>
+                <w:rFonts w:ascii="Spectral" w:cs="Spectral" w:eastAsia="Spectral" w:hAnsi="Spectral"/>
+              </w:rPr>
+            </w:pPr>
+            <w:r>
+              <w:rPr>
+                <w:rFonts w:ascii="Spectral" w:cs="Spectral" w:eastAsia="Spectral" w:hAnsi="Spectral"/>
+                <w:rtl w:val="0"/>
+              </w:rPr>
+              <w:t xml:space="preserve">Moderate</w:t>
+            </w:r>
+          </w:p>
+        </w:tc>
+        <w:tc>
+          <w:tcPr>
+            <w:shd w:fill="auto" w:val="clear"/>
+            <w:tcMar>
+              <w:top w:w="100.0" w:type="dxa"/>
+              <w:left w:w="100.0" w:type="dxa"/>
+              <w:bottom w:w="100.0" w:type="dxa"/>
+              <w:right w:w="100.0" w:type="dxa"/>
+            </w:tcMar>
+            <w:vAlign w:val="top"/>
+          </w:tcPr>
+          <w:p>
+            <w:pPr>
+              <w:keepNext w:val="0"/>
+              <w:keepLines w:val="0"/>
+              <w:pageBreakBefore w:val="0"/>
+              <w:widowControl w:val="0"/>
+              <w:pBdr>
+                <w:top w:space="0" w:sz="0" w:val="nil"/>
+                <w:left w:space="0" w:sz="0" w:val="nil"/>
+                <w:bottom w:space="0" w:sz="0" w:val="nil"/>
+                <w:right w:space="0" w:sz="0" w:val="nil"/>
+                <w:between w:space="0" w:sz="0" w:val="nil"/>
+              </w:pBdr>
+              <w:shd w:fill="auto" w:val="clear"/>
+              <w:spacing w:after="0" w:before="0" w:line="240" w:lineRule="auto"/>
+              <w:ind w:left="0" w:right="0" w:firstLine="0"/>
+              <w:jc w:val="left"/>
+              <w:rPr>
+                <w:rFonts w:ascii="Spectral" w:cs="Spectral" w:eastAsia="Spectral" w:hAnsi="Spectral"/>
+              </w:rPr>
+            </w:pPr>
+            <w:r>
+              <w:rPr>
+                <w:rFonts w:ascii="Spectral" w:cs="Spectral" w:eastAsia="Spectral" w:hAnsi="Spectral"/>
+                <w:rtl w:val="0"/>
+              </w:rPr>
+              <w:t xml:space="preserve">QA Team</w:t>
+            </w:r>
+          </w:p>
+        </w:tc>
+        <w:tc>
+          <w:tcPr>
+            <w:shd w:fill="auto" w:val="clear"/>
+            <w:tcMar>
+              <w:top w:w="100.0" w:type="dxa"/>
+              <w:left w:w="100.0" w:type="dxa"/>
+              <w:bottom w:w="100.0" w:type="dxa"/>
+              <w:right w:w="100.0" w:type="dxa"/>
+            </w:tcMar>
+            <w:vAlign w:val="top"/>
+          </w:tcPr>
+          <w:p>
+            <w:pPr>
+              <w:keepNext w:val="0"/>
+              <w:keepLines w:val="0"/>
+              <w:pageBreakBefore w:val="0"/>
+              <w:widowControl w:val="0"/>
+              <w:pBdr>
+                <w:top w:space="0" w:sz="0" w:val="nil"/>
+                <w:left w:space="0" w:sz="0" w:val="nil"/>
+                <w:bottom w:space="0" w:sz="0" w:val="nil"/>
+                <w:right w:space="0" w:sz="0" w:val="nil"/>
+                <w:between w:space="0" w:sz="0" w:val="nil"/>
+              </w:pBdr>
+              <w:shd w:fill="auto" w:val="clear"/>
+              <w:spacing w:after="0" w:before="0" w:line="240" w:lineRule="auto"/>
+              <w:ind w:left="0" w:right="0" w:firstLine="0"/>
+              <w:jc w:val="left"/>
+              <w:rPr>
+                <w:rFonts w:ascii="Spectral" w:cs="Spectral" w:eastAsia="Spectral" w:hAnsi="Spectral"/>
+              </w:rPr>
+            </w:pPr>
+            <w:r>
+              <w:rPr>
+                <w:rFonts w:ascii="Spectral" w:cs="Spectral" w:eastAsia="Spectral" w:hAnsi="Spectral"/>
+                <w:rtl w:val="0"/>
+              </w:rPr>
+              <w:t xml:space="preserve">Mitigate</w:t>
+            </w:r>
+          </w:p>
+        </w:tc>
+        <w:tc>
+          <w:tcPr>
+            <w:shd w:fill="auto" w:val="clear"/>
+            <w:tcMar>
+              <w:top w:w="100.0" w:type="dxa"/>
+              <w:left w:w="100.0" w:type="dxa"/>
+              <w:bottom w:w="100.0" w:type="dxa"/>
+              <w:right w:w="100.0" w:type="dxa"/>
+            </w:tcMar>
+            <w:vAlign w:val="top"/>
+          </w:tcPr>
+          <w:p>
+            <w:pPr>
+              <w:keepNext w:val="0"/>
+              <w:keepLines w:val="0"/>
+              <w:pageBreakBefore w:val="0"/>
+              <w:widowControl w:val="0"/>
+              <w:pBdr>
+                <w:top w:space="0" w:sz="0" w:val="nil"/>
+                <w:left w:space="0" w:sz="0" w:val="nil"/>
+                <w:bottom w:space="0" w:sz="0" w:val="nil"/>
+                <w:right w:space="0" w:sz="0" w:val="nil"/>
+                <w:between w:space="0" w:sz="0" w:val="nil"/>
+              </w:pBdr>
+              <w:shd w:fill="auto" w:val="clear"/>
+              <w:spacing w:after="0" w:before="0" w:line="240" w:lineRule="auto"/>
+              <w:ind w:left="0" w:right="0" w:firstLine="0"/>
+              <w:jc w:val="left"/>
+              <w:rPr>
+                <w:rFonts w:ascii="Spectral" w:cs="Spectral" w:eastAsia="Spectral" w:hAnsi="Spectral"/>
+              </w:rPr>
+            </w:pPr>
+            <w:r>
+              <w:rPr>
+                <w:rFonts w:ascii="Spectral" w:cs="Spectral" w:eastAsia="Spectral" w:hAnsi="Spectral"/>
+                <w:rtl w:val="0"/>
+              </w:rPr>
+              <w:t xml:space="preserve">Begin testing earlier</w:t>
+            </w:r>
+          </w:p>
+        </w:tc>
+      </w:tr>
+      <w:tr>
+        <w:trPr>
+          <w:cantSplit w:val="0"/>
+          <w:tblHeader w:val="0"/>
+        </w:trPr>
+        <w:tc>
+          <w:tcPr>
+            <w:shd w:fill="auto" w:val="clear"/>
+            <w:tcMar>
+              <w:top w:w="100.0" w:type="dxa"/>
+              <w:left w:w="100.0" w:type="dxa"/>
+              <w:bottom w:w="100.0" w:type="dxa"/>
+              <w:right w:w="100.0" w:type="dxa"/>
+            </w:tcMar>
+            <w:vAlign w:val="top"/>
+          </w:tcPr>
+          <w:p>
+            <w:pPr>
+              <w:keepNext w:val="0"/>
+              <w:keepLines w:val="0"/>
+              <w:pageBreakBefore w:val="0"/>
+              <w:widowControl w:val="0"/>
+              <w:pBdr>
+                <w:top w:space="0" w:sz="0" w:val="nil"/>
+                <w:left w:space="0" w:sz="0" w:val="nil"/>
+                <w:bottom w:space="0" w:sz="0" w:val="nil"/>
+                <w:right w:space="0" w:sz="0" w:val="nil"/>
+                <w:between w:space="0" w:sz="0" w:val="nil"/>
+              </w:pBdr>
+              <w:shd w:fill="auto" w:val="clear"/>
+              <w:spacing w:after="0" w:before="0" w:line="240" w:lineRule="auto"/>
+              <w:ind w:left="0" w:right="0" w:firstLine="0"/>
+              <w:jc w:val="left"/>
+              <w:rPr>
+                <w:rFonts w:ascii="Spectral" w:cs="Spectral" w:eastAsia="Spectral" w:hAnsi="Spectral"/>
+              </w:rPr>
+            </w:pPr>
+            <w:r>
+              <w:rPr>
+                <w:rFonts w:ascii="Spectral" w:cs="Spectral" w:eastAsia="Spectral" w:hAnsi="Spectral"/>
+                <w:rtl w:val="0"/>
+              </w:rPr>
+              <w:t xml:space="preserve">R07</w:t>
+            </w:r>
+          </w:p>
+        </w:tc>
+        <w:tc>
+          <w:tcPr>
+            <w:shd w:fill="auto" w:val="clear"/>
+            <w:tcMar>
+              <w:top w:w="100.0" w:type="dxa"/>
+              <w:left w:w="100.0" w:type="dxa"/>
+              <w:bottom w:w="100.0" w:type="dxa"/>
+              <w:right w:w="100.0" w:type="dxa"/>
+            </w:tcMar>
+            <w:vAlign w:val="top"/>
+          </w:tcPr>
+          <w:p>
+            <w:pPr>
+              <w:keepNext w:val="0"/>
+              <w:keepLines w:val="0"/>
+              <w:pageBreakBefore w:val="0"/>
+              <w:widowControl w:val="0"/>
+              <w:pBdr>
+                <w:top w:space="0" w:sz="0" w:val="nil"/>
+                <w:left w:space="0" w:sz="0" w:val="nil"/>
+                <w:bottom w:space="0" w:sz="0" w:val="nil"/>
+                <w:right w:space="0" w:sz="0" w:val="nil"/>
+                <w:between w:space="0" w:sz="0" w:val="nil"/>
+              </w:pBdr>
+              <w:shd w:fill="auto" w:val="clear"/>
+              <w:spacing w:after="0" w:before="0" w:line="240" w:lineRule="auto"/>
+              <w:ind w:left="0" w:right="0" w:firstLine="0"/>
+              <w:jc w:val="left"/>
+              <w:rPr>
+                <w:rFonts w:ascii="Spectral" w:cs="Spectral" w:eastAsia="Spectral" w:hAnsi="Spectral"/>
+              </w:rPr>
+            </w:pPr>
+            <w:r>
+              <w:rPr>
+                <w:rFonts w:ascii="Spectral" w:cs="Spectral" w:eastAsia="Spectral" w:hAnsi="Spectral"/>
+                <w:rtl w:val="0"/>
+              </w:rPr>
+              <w:t xml:space="preserve">Dependencies may delay development</w:t>
+            </w:r>
+          </w:p>
+        </w:tc>
+        <w:tc>
+          <w:tcPr>
+            <w:shd w:fill="auto" w:val="clear"/>
+            <w:tcMar>
+              <w:top w:w="100.0" w:type="dxa"/>
+              <w:left w:w="100.0" w:type="dxa"/>
+              <w:bottom w:w="100.0" w:type="dxa"/>
+              <w:right w:w="100.0" w:type="dxa"/>
+            </w:tcMar>
+            <w:vAlign w:val="top"/>
+          </w:tcPr>
+          <w:p>
+            <w:pPr>
+              <w:keepNext w:val="0"/>
+              <w:keepLines w:val="0"/>
+              <w:pageBreakBefore w:val="0"/>
+              <w:widowControl w:val="0"/>
+              <w:pBdr>
+                <w:top w:space="0" w:sz="0" w:val="nil"/>
+                <w:left w:space="0" w:sz="0" w:val="nil"/>
+                <w:bottom w:space="0" w:sz="0" w:val="nil"/>
+                <w:right w:space="0" w:sz="0" w:val="nil"/>
+                <w:between w:space="0" w:sz="0" w:val="nil"/>
+              </w:pBdr>
+              <w:shd w:fill="auto" w:val="clear"/>
+              <w:spacing w:after="0" w:before="0" w:line="240" w:lineRule="auto"/>
+              <w:ind w:left="0" w:right="0" w:firstLine="0"/>
+              <w:jc w:val="left"/>
+              <w:rPr>
+                <w:rFonts w:ascii="Spectral" w:cs="Spectral" w:eastAsia="Spectral" w:hAnsi="Spectral"/>
+              </w:rPr>
+            </w:pPr>
+            <w:r>
+              <w:rPr>
+                <w:rFonts w:ascii="Spectral" w:cs="Spectral" w:eastAsia="Spectral" w:hAnsi="Spectral"/>
+                <w:rtl w:val="0"/>
+              </w:rPr>
+              <w:t xml:space="preserve">Low</w:t>
+            </w:r>
+          </w:p>
+        </w:tc>
+        <w:tc>
+          <w:tcPr>
+            <w:shd w:fill="auto" w:val="clear"/>
+            <w:tcMar>
+              <w:top w:w="100.0" w:type="dxa"/>
+              <w:left w:w="100.0" w:type="dxa"/>
+              <w:bottom w:w="100.0" w:type="dxa"/>
+              <w:right w:w="100.0" w:type="dxa"/>
+            </w:tcMar>
+            <w:vAlign w:val="top"/>
+          </w:tcPr>
+          <w:p>
+            <w:pPr>
+              <w:keepNext w:val="0"/>
+              <w:keepLines w:val="0"/>
+              <w:pageBreakBefore w:val="0"/>
+              <w:widowControl w:val="0"/>
+              <w:pBdr>
+                <w:top w:space="0" w:sz="0" w:val="nil"/>
+                <w:left w:space="0" w:sz="0" w:val="nil"/>
+                <w:bottom w:space="0" w:sz="0" w:val="nil"/>
+                <w:right w:space="0" w:sz="0" w:val="nil"/>
+                <w:between w:space="0" w:sz="0" w:val="nil"/>
+              </w:pBdr>
+              <w:shd w:fill="auto" w:val="clear"/>
+              <w:spacing w:after="0" w:before="0" w:line="240" w:lineRule="auto"/>
+              <w:ind w:left="0" w:right="0" w:firstLine="0"/>
+              <w:jc w:val="left"/>
+              <w:rPr>
+                <w:rFonts w:ascii="Spectral" w:cs="Spectral" w:eastAsia="Spectral" w:hAnsi="Spectral"/>
+              </w:rPr>
+            </w:pPr>
+            <w:r>
+              <w:rPr>
+                <w:rFonts w:ascii="Spectral" w:cs="Spectral" w:eastAsia="Spectral" w:hAnsi="Spectral"/>
+                <w:rtl w:val="0"/>
+              </w:rPr>
+              <w:t xml:space="preserve">Moderate</w:t>
+            </w:r>
+          </w:p>
+        </w:tc>
+        <w:tc>
+          <w:tcPr>
+            <w:shd w:fill="auto" w:val="clear"/>
+            <w:tcMar>
+              <w:top w:w="100.0" w:type="dxa"/>
+              <w:left w:w="100.0" w:type="dxa"/>
+              <w:bottom w:w="100.0" w:type="dxa"/>
+              <w:right w:w="100.0" w:type="dxa"/>
+            </w:tcMar>
+            <w:vAlign w:val="top"/>
+          </w:tcPr>
+          <w:p>
+            <w:pPr>
+              <w:keepNext w:val="0"/>
+              <w:keepLines w:val="0"/>
+              <w:pageBreakBefore w:val="0"/>
+              <w:widowControl w:val="0"/>
+              <w:pBdr>
+                <w:top w:space="0" w:sz="0" w:val="nil"/>
+                <w:left w:space="0" w:sz="0" w:val="nil"/>
+                <w:bottom w:space="0" w:sz="0" w:val="nil"/>
+                <w:right w:space="0" w:sz="0" w:val="nil"/>
+                <w:between w:space="0" w:sz="0" w:val="nil"/>
+              </w:pBdr>
+              <w:shd w:fill="auto" w:val="clear"/>
+              <w:spacing w:after="0" w:before="0" w:line="240" w:lineRule="auto"/>
+              <w:ind w:left="0" w:right="0" w:firstLine="0"/>
+              <w:jc w:val="left"/>
+              <w:rPr>
+                <w:rFonts w:ascii="Spectral" w:cs="Spectral" w:eastAsia="Spectral" w:hAnsi="Spectral"/>
+              </w:rPr>
+            </w:pPr>
+            <w:r>
+              <w:rPr>
+                <w:rFonts w:ascii="Spectral" w:cs="Spectral" w:eastAsia="Spectral" w:hAnsi="Spectral"/>
+                <w:rtl w:val="0"/>
+              </w:rPr>
+              <w:t xml:space="preserve">Project Manager</w:t>
+            </w:r>
+          </w:p>
+        </w:tc>
+        <w:tc>
+          <w:tcPr>
+            <w:shd w:fill="auto" w:val="clear"/>
+            <w:tcMar>
+              <w:top w:w="100.0" w:type="dxa"/>
+              <w:left w:w="100.0" w:type="dxa"/>
+              <w:bottom w:w="100.0" w:type="dxa"/>
+              <w:right w:w="100.0" w:type="dxa"/>
+            </w:tcMar>
+            <w:vAlign w:val="top"/>
+          </w:tcPr>
+          <w:p>
+            <w:pPr>
+              <w:keepNext w:val="0"/>
+              <w:keepLines w:val="0"/>
+              <w:pageBreakBefore w:val="0"/>
+              <w:widowControl w:val="0"/>
+              <w:pBdr>
+                <w:top w:space="0" w:sz="0" w:val="nil"/>
+                <w:left w:space="0" w:sz="0" w:val="nil"/>
+                <w:bottom w:space="0" w:sz="0" w:val="nil"/>
+                <w:right w:space="0" w:sz="0" w:val="nil"/>
+                <w:between w:space="0" w:sz="0" w:val="nil"/>
+              </w:pBdr>
+              <w:shd w:fill="auto" w:val="clear"/>
+              <w:spacing w:after="0" w:before="0" w:line="240" w:lineRule="auto"/>
+              <w:ind w:left="0" w:right="0" w:firstLine="0"/>
+              <w:jc w:val="left"/>
+              <w:rPr>
+                <w:rFonts w:ascii="Spectral" w:cs="Spectral" w:eastAsia="Spectral" w:hAnsi="Spectral"/>
+              </w:rPr>
+            </w:pPr>
+            <w:r>
+              <w:rPr>
+                <w:rFonts w:ascii="Spectral" w:cs="Spectral" w:eastAsia="Spectral" w:hAnsi="Spectral"/>
+                <w:rtl w:val="0"/>
+              </w:rPr>
+              <w:t xml:space="preserve">Mitigate</w:t>
+            </w:r>
+          </w:p>
+        </w:tc>
+        <w:tc>
+          <w:tcPr>
+            <w:shd w:fill="auto" w:val="clear"/>
+            <w:tcMar>
+              <w:top w:w="100.0" w:type="dxa"/>
+              <w:left w:w="100.0" w:type="dxa"/>
+              <w:bottom w:w="100.0" w:type="dxa"/>
+              <w:right w:w="100.0" w:type="dxa"/>
+            </w:tcMar>
+            <w:vAlign w:val="top"/>
+          </w:tcPr>
+          <w:p>
+            <w:pPr>
+              <w:keepNext w:val="0"/>
+              <w:keepLines w:val="0"/>
+              <w:pageBreakBefore w:val="0"/>
+              <w:widowControl w:val="0"/>
+              <w:pBdr>
+                <w:top w:space="0" w:sz="0" w:val="nil"/>
+                <w:left w:space="0" w:sz="0" w:val="nil"/>
+                <w:bottom w:space="0" w:sz="0" w:val="nil"/>
+                <w:right w:space="0" w:sz="0" w:val="nil"/>
+                <w:between w:space="0" w:sz="0" w:val="nil"/>
+              </w:pBdr>
+              <w:shd w:fill="auto" w:val="clear"/>
+              <w:spacing w:after="0" w:before="0" w:line="240" w:lineRule="auto"/>
+              <w:ind w:left="0" w:right="0" w:firstLine="0"/>
+              <w:jc w:val="left"/>
+              <w:rPr>
+                <w:rFonts w:ascii="Spectral" w:cs="Spectral" w:eastAsia="Spectral" w:hAnsi="Spectral"/>
+              </w:rPr>
+            </w:pPr>
+            <w:r>
+              <w:rPr>
+                <w:rFonts w:ascii="Spectral" w:cs="Spectral" w:eastAsia="Spectral" w:hAnsi="Spectral"/>
+                <w:rtl w:val="0"/>
+              </w:rPr>
+              <w:t xml:space="preserve">Track dependencies regularly</w:t>
+            </w:r>
+          </w:p>
+        </w:tc>
+      </w:tr>
+      <w:tr>
+        <w:trPr>
+          <w:cantSplit w:val="0"/>
+          <w:tblHeader w:val="0"/>
+        </w:trPr>
+        <w:tc>
+          <w:tcPr>
+            <w:shd w:fill="auto" w:val="clear"/>
+            <w:tcMar>
+              <w:top w:w="100.0" w:type="dxa"/>
+              <w:left w:w="100.0" w:type="dxa"/>
+              <w:bottom w:w="100.0" w:type="dxa"/>
+              <w:right w:w="100.0" w:type="dxa"/>
+            </w:tcMar>
+            <w:vAlign w:val="top"/>
+          </w:tcPr>
+          <w:p>
+            <w:pPr>
+              <w:keepNext w:val="0"/>
+              <w:keepLines w:val="0"/>
+              <w:pageBreakBefore w:val="0"/>
+              <w:widowControl w:val="0"/>
+              <w:pBdr>
+                <w:top w:space="0" w:sz="0" w:val="nil"/>
+                <w:left w:space="0" w:sz="0" w:val="nil"/>
+                <w:bottom w:space="0" w:sz="0" w:val="nil"/>
+                <w:right w:space="0" w:sz="0" w:val="nil"/>
+                <w:between w:space="0" w:sz="0" w:val="nil"/>
+              </w:pBdr>
+              <w:shd w:fill="auto" w:val="clear"/>
+              <w:spacing w:after="0" w:before="0" w:line="240" w:lineRule="auto"/>
+              <w:ind w:left="0" w:right="0" w:firstLine="0"/>
+              <w:jc w:val="left"/>
+              <w:rPr>
+                <w:rFonts w:ascii="Spectral" w:cs="Spectral" w:eastAsia="Spectral" w:hAnsi="Spectral"/>
+              </w:rPr>
+            </w:pPr>
+            <w:r>
+              <w:rPr>
+                <w:rFonts w:ascii="Spectral" w:cs="Spectral" w:eastAsia="Spectral" w:hAnsi="Spectral"/>
+                <w:rtl w:val="0"/>
+              </w:rPr>
+              <w:t xml:space="preserve">R08</w:t>
+            </w:r>
+          </w:p>
+        </w:tc>
+        <w:tc>
+          <w:tcPr>
+            <w:shd w:fill="auto" w:val="clear"/>
+            <w:tcMar>
+              <w:top w:w="100.0" w:type="dxa"/>
+              <w:left w:w="100.0" w:type="dxa"/>
+              <w:bottom w:w="100.0" w:type="dxa"/>
+              <w:right w:w="100.0" w:type="dxa"/>
+            </w:tcMar>
+            <w:vAlign w:val="top"/>
+          </w:tcPr>
+          <w:p>
+            <w:pPr>
+              <w:keepNext w:val="0"/>
+              <w:keepLines w:val="0"/>
+              <w:pageBreakBefore w:val="0"/>
+              <w:widowControl w:val="0"/>
+              <w:pBdr>
+                <w:top w:space="0" w:sz="0" w:val="nil"/>
+                <w:left w:space="0" w:sz="0" w:val="nil"/>
+                <w:bottom w:space="0" w:sz="0" w:val="nil"/>
+                <w:right w:space="0" w:sz="0" w:val="nil"/>
+                <w:between w:space="0" w:sz="0" w:val="nil"/>
+              </w:pBdr>
+              <w:shd w:fill="auto" w:val="clear"/>
+              <w:spacing w:after="0" w:before="0" w:line="240" w:lineRule="auto"/>
+              <w:ind w:left="0" w:right="0" w:firstLine="0"/>
+              <w:jc w:val="left"/>
+              <w:rPr>
+                <w:rFonts w:ascii="Spectral" w:cs="Spectral" w:eastAsia="Spectral" w:hAnsi="Spectral"/>
+              </w:rPr>
+            </w:pPr>
+            <w:r>
+              <w:rPr>
+                <w:rFonts w:ascii="Spectral" w:cs="Spectral" w:eastAsia="Spectral" w:hAnsi="Spectral"/>
+                <w:rtl w:val="0"/>
+              </w:rPr>
+              <w:t xml:space="preserve">Hardware costs may exceed budget</w:t>
+            </w:r>
+          </w:p>
+        </w:tc>
+        <w:tc>
+          <w:tcPr>
+            <w:shd w:fill="auto" w:val="clear"/>
+            <w:tcMar>
+              <w:top w:w="100.0" w:type="dxa"/>
+              <w:left w:w="100.0" w:type="dxa"/>
+              <w:bottom w:w="100.0" w:type="dxa"/>
+              <w:right w:w="100.0" w:type="dxa"/>
+            </w:tcMar>
+            <w:vAlign w:val="top"/>
+          </w:tcPr>
+          <w:p>
+            <w:pPr>
+              <w:keepNext w:val="0"/>
+              <w:keepLines w:val="0"/>
+              <w:pageBreakBefore w:val="0"/>
+              <w:widowControl w:val="0"/>
+              <w:pBdr>
+                <w:top w:space="0" w:sz="0" w:val="nil"/>
+                <w:left w:space="0" w:sz="0" w:val="nil"/>
+                <w:bottom w:space="0" w:sz="0" w:val="nil"/>
+                <w:right w:space="0" w:sz="0" w:val="nil"/>
+                <w:between w:space="0" w:sz="0" w:val="nil"/>
+              </w:pBdr>
+              <w:shd w:fill="auto" w:val="clear"/>
+              <w:spacing w:after="0" w:before="0" w:line="240" w:lineRule="auto"/>
+              <w:ind w:left="0" w:right="0" w:firstLine="0"/>
+              <w:jc w:val="left"/>
+              <w:rPr>
+                <w:rFonts w:ascii="Spectral" w:cs="Spectral" w:eastAsia="Spectral" w:hAnsi="Spectral"/>
+              </w:rPr>
+            </w:pPr>
+            <w:r>
+              <w:rPr>
+                <w:rFonts w:ascii="Spectral" w:cs="Spectral" w:eastAsia="Spectral" w:hAnsi="Spectral"/>
+                <w:rtl w:val="0"/>
+              </w:rPr>
+              <w:t xml:space="preserve">Moderate</w:t>
+            </w:r>
+          </w:p>
+        </w:tc>
+        <w:tc>
+          <w:tcPr>
+            <w:shd w:fill="auto" w:val="clear"/>
+            <w:tcMar>
+              <w:top w:w="100.0" w:type="dxa"/>
+              <w:left w:w="100.0" w:type="dxa"/>
+              <w:bottom w:w="100.0" w:type="dxa"/>
+              <w:right w:w="100.0" w:type="dxa"/>
+            </w:tcMar>
+            <w:vAlign w:val="top"/>
+          </w:tcPr>
+          <w:p>
+            <w:pPr>
+              <w:keepNext w:val="0"/>
+              <w:keepLines w:val="0"/>
+              <w:pageBreakBefore w:val="0"/>
+              <w:widowControl w:val="0"/>
+              <w:pBdr>
+                <w:top w:space="0" w:sz="0" w:val="nil"/>
+                <w:left w:space="0" w:sz="0" w:val="nil"/>
+                <w:bottom w:space="0" w:sz="0" w:val="nil"/>
+                <w:right w:space="0" w:sz="0" w:val="nil"/>
+                <w:between w:space="0" w:sz="0" w:val="nil"/>
+              </w:pBdr>
+              <w:shd w:fill="auto" w:val="clear"/>
+              <w:spacing w:after="0" w:before="0" w:line="240" w:lineRule="auto"/>
+              <w:ind w:left="0" w:right="0" w:firstLine="0"/>
+              <w:jc w:val="left"/>
+              <w:rPr>
+                <w:rFonts w:ascii="Spectral" w:cs="Spectral" w:eastAsia="Spectral" w:hAnsi="Spectral"/>
+              </w:rPr>
+            </w:pPr>
+            <w:r>
+              <w:rPr>
+                <w:rFonts w:ascii="Spectral" w:cs="Spectral" w:eastAsia="Spectral" w:hAnsi="Spectral"/>
+                <w:rtl w:val="0"/>
+              </w:rPr>
+              <w:t xml:space="preserve">Moderate</w:t>
+            </w:r>
+          </w:p>
+        </w:tc>
+        <w:tc>
+          <w:tcPr>
+            <w:shd w:fill="auto" w:val="clear"/>
+            <w:tcMar>
+              <w:top w:w="100.0" w:type="dxa"/>
+              <w:left w:w="100.0" w:type="dxa"/>
+              <w:bottom w:w="100.0" w:type="dxa"/>
+              <w:right w:w="100.0" w:type="dxa"/>
+            </w:tcMar>
+            <w:vAlign w:val="top"/>
+          </w:tcPr>
+          <w:p>
+            <w:pPr>
+              <w:keepNext w:val="0"/>
+              <w:keepLines w:val="0"/>
+              <w:pageBreakBefore w:val="0"/>
+              <w:widowControl w:val="0"/>
+              <w:pBdr>
+                <w:top w:space="0" w:sz="0" w:val="nil"/>
+                <w:left w:space="0" w:sz="0" w:val="nil"/>
+                <w:bottom w:space="0" w:sz="0" w:val="nil"/>
+                <w:right w:space="0" w:sz="0" w:val="nil"/>
+                <w:between w:space="0" w:sz="0" w:val="nil"/>
+              </w:pBdr>
+              <w:shd w:fill="auto" w:val="clear"/>
+              <w:spacing w:after="0" w:before="0" w:line="240" w:lineRule="auto"/>
+              <w:ind w:left="0" w:right="0" w:firstLine="0"/>
+              <w:jc w:val="left"/>
+              <w:rPr>
+                <w:rFonts w:ascii="Spectral" w:cs="Spectral" w:eastAsia="Spectral" w:hAnsi="Spectral"/>
+              </w:rPr>
+            </w:pPr>
+            <w:r>
+              <w:rPr>
+                <w:rFonts w:ascii="Spectral" w:cs="Spectral" w:eastAsia="Spectral" w:hAnsi="Spectral"/>
+                <w:rtl w:val="0"/>
+              </w:rPr>
+              <w:t xml:space="preserve">Project Manager</w:t>
+            </w:r>
+          </w:p>
+        </w:tc>
+        <w:tc>
+          <w:tcPr>
+            <w:shd w:fill="auto" w:val="clear"/>
+            <w:tcMar>
+              <w:top w:w="100.0" w:type="dxa"/>
+              <w:left w:w="100.0" w:type="dxa"/>
+              <w:bottom w:w="100.0" w:type="dxa"/>
+              <w:right w:w="100.0" w:type="dxa"/>
+            </w:tcMar>
+            <w:vAlign w:val="top"/>
+          </w:tcPr>
+          <w:p>
+            <w:pPr>
+              <w:keepNext w:val="0"/>
+              <w:keepLines w:val="0"/>
+              <w:pageBreakBefore w:val="0"/>
+              <w:widowControl w:val="0"/>
+              <w:pBdr>
+                <w:top w:space="0" w:sz="0" w:val="nil"/>
+                <w:left w:space="0" w:sz="0" w:val="nil"/>
+                <w:bottom w:space="0" w:sz="0" w:val="nil"/>
+                <w:right w:space="0" w:sz="0" w:val="nil"/>
+                <w:between w:space="0" w:sz="0" w:val="nil"/>
+              </w:pBdr>
+              <w:shd w:fill="auto" w:val="clear"/>
+              <w:spacing w:after="0" w:before="0" w:line="240" w:lineRule="auto"/>
+              <w:ind w:left="0" w:right="0" w:firstLine="0"/>
+              <w:jc w:val="left"/>
+              <w:rPr>
+                <w:rFonts w:ascii="Spectral" w:cs="Spectral" w:eastAsia="Spectral" w:hAnsi="Spectral"/>
+              </w:rPr>
+            </w:pPr>
+            <w:r>
+              <w:rPr>
+                <w:rFonts w:ascii="Spectral" w:cs="Spectral" w:eastAsia="Spectral" w:hAnsi="Spectral"/>
+                <w:rtl w:val="0"/>
+              </w:rPr>
+              <w:t xml:space="preserve">Mitigate</w:t>
+            </w:r>
+          </w:p>
+        </w:tc>
+        <w:tc>
+          <w:tcPr>
+            <w:shd w:fill="auto" w:val="clear"/>
+            <w:tcMar>
+              <w:top w:w="100.0" w:type="dxa"/>
+              <w:left w:w="100.0" w:type="dxa"/>
+              <w:bottom w:w="100.0" w:type="dxa"/>
+              <w:right w:w="100.0" w:type="dxa"/>
+            </w:tcMar>
+            <w:vAlign w:val="top"/>
+          </w:tcPr>
+          <w:p>
+            <w:pPr>
+              <w:keepNext w:val="0"/>
+              <w:keepLines w:val="0"/>
+              <w:pageBreakBefore w:val="0"/>
+              <w:widowControl w:val="0"/>
+              <w:pBdr>
+                <w:top w:space="0" w:sz="0" w:val="nil"/>
+                <w:left w:space="0" w:sz="0" w:val="nil"/>
+                <w:bottom w:space="0" w:sz="0" w:val="nil"/>
+                <w:right w:space="0" w:sz="0" w:val="nil"/>
+                <w:between w:space="0" w:sz="0" w:val="nil"/>
+              </w:pBdr>
+              <w:shd w:fill="auto" w:val="clear"/>
+              <w:spacing w:after="0" w:before="0" w:line="240" w:lineRule="auto"/>
+              <w:ind w:left="0" w:right="0" w:firstLine="0"/>
+              <w:jc w:val="left"/>
+              <w:rPr>
+                <w:rFonts w:ascii="Spectral" w:cs="Spectral" w:eastAsia="Spectral" w:hAnsi="Spectral"/>
+              </w:rPr>
+            </w:pPr>
+            <w:r>
+              <w:rPr>
+                <w:rFonts w:ascii="Spectral" w:cs="Spectral" w:eastAsia="Spectral" w:hAnsi="Spectral"/>
+                <w:rtl w:val="0"/>
+              </w:rPr>
+              <w:t xml:space="preserve">Compare suppliers and monitor costs</w:t>
+            </w:r>
+          </w:p>
+        </w:tc>
+      </w:tr>
+      <w:tr>
+        <w:trPr>
+          <w:cantSplit w:val="0"/>
+          <w:tblHeader w:val="0"/>
+        </w:trPr>
+        <w:tc>
+          <w:tcPr>
+            <w:shd w:fill="auto" w:val="clear"/>
+            <w:tcMar>
+              <w:top w:w="100.0" w:type="dxa"/>
+              <w:left w:w="100.0" w:type="dxa"/>
+              <w:bottom w:w="100.0" w:type="dxa"/>
+              <w:right w:w="100.0" w:type="dxa"/>
+            </w:tcMar>
+            <w:vAlign w:val="top"/>
+          </w:tcPr>
+          <w:p>
+            <w:pPr>
+              <w:keepNext w:val="0"/>
+              <w:keepLines w:val="0"/>
+              <w:pageBreakBefore w:val="0"/>
+              <w:widowControl w:val="0"/>
+              <w:pBdr>
+                <w:top w:space="0" w:sz="0" w:val="nil"/>
+                <w:left w:space="0" w:sz="0" w:val="nil"/>
+                <w:bottom w:space="0" w:sz="0" w:val="nil"/>
+                <w:right w:space="0" w:sz="0" w:val="nil"/>
+                <w:between w:space="0" w:sz="0" w:val="nil"/>
+              </w:pBdr>
+              <w:shd w:fill="auto" w:val="clear"/>
+              <w:spacing w:after="0" w:before="0" w:line="240" w:lineRule="auto"/>
+              <w:ind w:left="0" w:right="0" w:firstLine="0"/>
+              <w:jc w:val="left"/>
+              <w:rPr>
+                <w:rFonts w:ascii="Spectral" w:cs="Spectral" w:eastAsia="Spectral" w:hAnsi="Spectral"/>
+              </w:rPr>
+            </w:pPr>
+            <w:r>
+              <w:rPr>
+                <w:rFonts w:ascii="Spectral" w:cs="Spectral" w:eastAsia="Spectral" w:hAnsi="Spectral"/>
+                <w:rtl w:val="0"/>
+              </w:rPr>
+              <w:t xml:space="preserve">R09</w:t>
+            </w:r>
+          </w:p>
+        </w:tc>
+        <w:tc>
+          <w:tcPr>
+            <w:shd w:fill="auto" w:val="clear"/>
+            <w:tcMar>
+              <w:top w:w="100.0" w:type="dxa"/>
+              <w:left w:w="100.0" w:type="dxa"/>
+              <w:bottom w:w="100.0" w:type="dxa"/>
+              <w:right w:w="100.0" w:type="dxa"/>
+            </w:tcMar>
+            <w:vAlign w:val="top"/>
+          </w:tcPr>
+          <w:p>
+            <w:pPr>
+              <w:keepNext w:val="0"/>
+              <w:keepLines w:val="0"/>
+              <w:pageBreakBefore w:val="0"/>
+              <w:widowControl w:val="0"/>
+              <w:pBdr>
+                <w:top w:space="0" w:sz="0" w:val="nil"/>
+                <w:left w:space="0" w:sz="0" w:val="nil"/>
+                <w:bottom w:space="0" w:sz="0" w:val="nil"/>
+                <w:right w:space="0" w:sz="0" w:val="nil"/>
+                <w:between w:space="0" w:sz="0" w:val="nil"/>
+              </w:pBdr>
+              <w:shd w:fill="auto" w:val="clear"/>
+              <w:spacing w:after="0" w:before="0" w:line="240" w:lineRule="auto"/>
+              <w:ind w:left="0" w:right="0" w:firstLine="0"/>
+              <w:jc w:val="left"/>
+              <w:rPr>
+                <w:rFonts w:ascii="Spectral" w:cs="Spectral" w:eastAsia="Spectral" w:hAnsi="Spectral"/>
+              </w:rPr>
+            </w:pPr>
+            <w:r>
+              <w:rPr>
+                <w:rFonts w:ascii="Spectral" w:cs="Spectral" w:eastAsia="Spectral" w:hAnsi="Spectral"/>
+                <w:rtl w:val="0"/>
+              </w:rPr>
+              <w:t xml:space="preserve">Third-party service costs may increase</w:t>
+            </w:r>
+          </w:p>
+        </w:tc>
+        <w:tc>
+          <w:tcPr>
+            <w:shd w:fill="auto" w:val="clear"/>
+            <w:tcMar>
+              <w:top w:w="100.0" w:type="dxa"/>
+              <w:left w:w="100.0" w:type="dxa"/>
+              <w:bottom w:w="100.0" w:type="dxa"/>
+              <w:right w:w="100.0" w:type="dxa"/>
+            </w:tcMar>
+            <w:vAlign w:val="top"/>
+          </w:tcPr>
+          <w:p>
+            <w:pPr>
+              <w:keepNext w:val="0"/>
+              <w:keepLines w:val="0"/>
+              <w:pageBreakBefore w:val="0"/>
+              <w:widowControl w:val="0"/>
+              <w:pBdr>
+                <w:top w:space="0" w:sz="0" w:val="nil"/>
+                <w:left w:space="0" w:sz="0" w:val="nil"/>
+                <w:bottom w:space="0" w:sz="0" w:val="nil"/>
+                <w:right w:space="0" w:sz="0" w:val="nil"/>
+                <w:between w:space="0" w:sz="0" w:val="nil"/>
+              </w:pBdr>
+              <w:shd w:fill="auto" w:val="clear"/>
+              <w:spacing w:after="0" w:before="0" w:line="240" w:lineRule="auto"/>
+              <w:ind w:left="0" w:right="0" w:firstLine="0"/>
+              <w:jc w:val="left"/>
+              <w:rPr>
+                <w:rFonts w:ascii="Spectral" w:cs="Spectral" w:eastAsia="Spectral" w:hAnsi="Spectral"/>
+              </w:rPr>
+            </w:pPr>
+            <w:r>
+              <w:rPr>
+                <w:rFonts w:ascii="Spectral" w:cs="Spectral" w:eastAsia="Spectral" w:hAnsi="Spectral"/>
+                <w:rtl w:val="0"/>
+              </w:rPr>
+              <w:t xml:space="preserve">Low</w:t>
+            </w:r>
+          </w:p>
+        </w:tc>
+        <w:tc>
+          <w:tcPr>
+            <w:shd w:fill="auto" w:val="clear"/>
+            <w:tcMar>
+              <w:top w:w="100.0" w:type="dxa"/>
+              <w:left w:w="100.0" w:type="dxa"/>
+              <w:bottom w:w="100.0" w:type="dxa"/>
+              <w:right w:w="100.0" w:type="dxa"/>
+            </w:tcMar>
+            <w:vAlign w:val="top"/>
+          </w:tcPr>
+          <w:p>
+            <w:pPr>
+              <w:keepNext w:val="0"/>
+              <w:keepLines w:val="0"/>
+              <w:pageBreakBefore w:val="0"/>
+              <w:widowControl w:val="0"/>
+              <w:pBdr>
+                <w:top w:space="0" w:sz="0" w:val="nil"/>
+                <w:left w:space="0" w:sz="0" w:val="nil"/>
+                <w:bottom w:space="0" w:sz="0" w:val="nil"/>
+                <w:right w:space="0" w:sz="0" w:val="nil"/>
+                <w:between w:space="0" w:sz="0" w:val="nil"/>
+              </w:pBdr>
+              <w:shd w:fill="auto" w:val="clear"/>
+              <w:spacing w:after="0" w:before="0" w:line="240" w:lineRule="auto"/>
+              <w:ind w:left="0" w:right="0" w:firstLine="0"/>
+              <w:jc w:val="left"/>
+              <w:rPr>
+                <w:rFonts w:ascii="Spectral" w:cs="Spectral" w:eastAsia="Spectral" w:hAnsi="Spectral"/>
+              </w:rPr>
+            </w:pPr>
+            <w:r>
+              <w:rPr>
+                <w:rFonts w:ascii="Spectral" w:cs="Spectral" w:eastAsia="Spectral" w:hAnsi="Spectral"/>
+                <w:rtl w:val="0"/>
+              </w:rPr>
+              <w:t xml:space="preserve">Moderate</w:t>
+            </w:r>
+          </w:p>
+        </w:tc>
+        <w:tc>
+          <w:tcPr>
+            <w:shd w:fill="auto" w:val="clear"/>
+            <w:tcMar>
+              <w:top w:w="100.0" w:type="dxa"/>
+              <w:left w:w="100.0" w:type="dxa"/>
+              <w:bottom w:w="100.0" w:type="dxa"/>
+              <w:right w:w="100.0" w:type="dxa"/>
+            </w:tcMar>
+            <w:vAlign w:val="top"/>
+          </w:tcPr>
+          <w:p>
+            <w:pPr>
+              <w:keepNext w:val="0"/>
+              <w:keepLines w:val="0"/>
+              <w:pageBreakBefore w:val="0"/>
+              <w:widowControl w:val="0"/>
+              <w:pBdr>
+                <w:top w:space="0" w:sz="0" w:val="nil"/>
+                <w:left w:space="0" w:sz="0" w:val="nil"/>
+                <w:bottom w:space="0" w:sz="0" w:val="nil"/>
+                <w:right w:space="0" w:sz="0" w:val="nil"/>
+                <w:between w:space="0" w:sz="0" w:val="nil"/>
+              </w:pBdr>
+              <w:shd w:fill="auto" w:val="clear"/>
+              <w:spacing w:after="0" w:before="0" w:line="240" w:lineRule="auto"/>
+              <w:ind w:left="0" w:right="0" w:firstLine="0"/>
+              <w:jc w:val="left"/>
+              <w:rPr>
+                <w:rFonts w:ascii="Spectral" w:cs="Spectral" w:eastAsia="Spectral" w:hAnsi="Spectral"/>
+              </w:rPr>
+            </w:pPr>
+            <w:r>
+              <w:rPr>
+                <w:rFonts w:ascii="Spectral" w:cs="Spectral" w:eastAsia="Spectral" w:hAnsi="Spectral"/>
+                <w:rtl w:val="0"/>
+              </w:rPr>
+              <w:t xml:space="preserve">Project Manager</w:t>
+            </w:r>
+          </w:p>
+        </w:tc>
+        <w:tc>
+          <w:tcPr>
+            <w:shd w:fill="auto" w:val="clear"/>
+            <w:tcMar>
+              <w:top w:w="100.0" w:type="dxa"/>
+              <w:left w:w="100.0" w:type="dxa"/>
+              <w:bottom w:w="100.0" w:type="dxa"/>
+              <w:right w:w="100.0" w:type="dxa"/>
+            </w:tcMar>
+            <w:vAlign w:val="top"/>
+          </w:tcPr>
+          <w:p>
+            <w:pPr>
+              <w:keepNext w:val="0"/>
+              <w:keepLines w:val="0"/>
+              <w:pageBreakBefore w:val="0"/>
+              <w:widowControl w:val="0"/>
+              <w:pBdr>
+                <w:top w:space="0" w:sz="0" w:val="nil"/>
+                <w:left w:space="0" w:sz="0" w:val="nil"/>
+                <w:bottom w:space="0" w:sz="0" w:val="nil"/>
+                <w:right w:space="0" w:sz="0" w:val="nil"/>
+                <w:between w:space="0" w:sz="0" w:val="nil"/>
+              </w:pBdr>
+              <w:shd w:fill="auto" w:val="clear"/>
+              <w:spacing w:after="0" w:before="0" w:line="240" w:lineRule="auto"/>
+              <w:ind w:left="0" w:right="0" w:firstLine="0"/>
+              <w:jc w:val="left"/>
+              <w:rPr>
+                <w:rFonts w:ascii="Spectral" w:cs="Spectral" w:eastAsia="Spectral" w:hAnsi="Spectral"/>
+              </w:rPr>
+            </w:pPr>
+            <w:r>
+              <w:rPr>
+                <w:rFonts w:ascii="Spectral" w:cs="Spectral" w:eastAsia="Spectral" w:hAnsi="Spectral"/>
+                <w:rtl w:val="0"/>
+              </w:rPr>
+              <w:t xml:space="preserve">Accept</w:t>
+            </w:r>
+          </w:p>
+        </w:tc>
+        <w:tc>
+          <w:tcPr>
+            <w:shd w:fill="auto" w:val="clear"/>
+            <w:tcMar>
+              <w:top w:w="100.0" w:type="dxa"/>
+              <w:left w:w="100.0" w:type="dxa"/>
+              <w:bottom w:w="100.0" w:type="dxa"/>
+              <w:right w:w="100.0" w:type="dxa"/>
+            </w:tcMar>
+            <w:vAlign w:val="top"/>
+          </w:tcPr>
+          <w:p>
+            <w:pPr>
+              <w:keepNext w:val="0"/>
+              <w:keepLines w:val="0"/>
+              <w:pageBreakBefore w:val="0"/>
+              <w:widowControl w:val="0"/>
+              <w:pBdr>
+                <w:top w:space="0" w:sz="0" w:val="nil"/>
+                <w:left w:space="0" w:sz="0" w:val="nil"/>
+                <w:bottom w:space="0" w:sz="0" w:val="nil"/>
+                <w:right w:space="0" w:sz="0" w:val="nil"/>
+                <w:between w:space="0" w:sz="0" w:val="nil"/>
+              </w:pBdr>
+              <w:shd w:fill="auto" w:val="clear"/>
+              <w:spacing w:after="0" w:before="0" w:line="240" w:lineRule="auto"/>
+              <w:ind w:left="0" w:right="0" w:firstLine="0"/>
+              <w:jc w:val="left"/>
+              <w:rPr>
+                <w:rFonts w:ascii="Spectral" w:cs="Spectral" w:eastAsia="Spectral" w:hAnsi="Spectral"/>
+              </w:rPr>
+            </w:pPr>
+            <w:r>
+              <w:rPr>
+                <w:rFonts w:ascii="Spectral" w:cs="Spectral" w:eastAsia="Spectral" w:hAnsi="Spectral"/>
+                <w:rtl w:val="0"/>
+              </w:rPr>
+              <w:t xml:space="preserve">Monitor service pricing</w:t>
+            </w:r>
+          </w:p>
+        </w:tc>
+      </w:tr>
+      <w:tr>
+        <w:trPr>
+          <w:cantSplit w:val="0"/>
+          <w:tblHeader w:val="0"/>
+        </w:trPr>
+        <w:tc>
+          <w:tcPr>
+            <w:shd w:fill="auto" w:val="clear"/>
+            <w:tcMar>
+              <w:top w:w="100.0" w:type="dxa"/>
+              <w:left w:w="100.0" w:type="dxa"/>
+              <w:bottom w:w="100.0" w:type="dxa"/>
+              <w:right w:w="100.0" w:type="dxa"/>
+            </w:tcMar>
+            <w:vAlign w:val="top"/>
+          </w:tcPr>
+          <w:p>
+            <w:pPr>
+              <w:keepNext w:val="0"/>
+              <w:keepLines w:val="0"/>
+              <w:pageBreakBefore w:val="0"/>
+              <w:widowControl w:val="0"/>
+              <w:pBdr>
+                <w:top w:space="0" w:sz="0" w:val="nil"/>
+                <w:left w:space="0" w:sz="0" w:val="nil"/>
+                <w:bottom w:space="0" w:sz="0" w:val="nil"/>
+                <w:right w:space="0" w:sz="0" w:val="nil"/>
+                <w:between w:space="0" w:sz="0" w:val="nil"/>
+              </w:pBdr>
+              <w:shd w:fill="auto" w:val="clear"/>
+              <w:spacing w:after="0" w:before="0" w:line="240" w:lineRule="auto"/>
+              <w:ind w:left="0" w:right="0" w:firstLine="0"/>
+              <w:jc w:val="left"/>
+              <w:rPr>
+                <w:rFonts w:ascii="Spectral" w:cs="Spectral" w:eastAsia="Spectral" w:hAnsi="Spectral"/>
+              </w:rPr>
+            </w:pPr>
+            <w:r>
+              <w:rPr>
+                <w:rFonts w:ascii="Spectral" w:cs="Spectral" w:eastAsia="Spectral" w:hAnsi="Spectral"/>
+                <w:rtl w:val="0"/>
+              </w:rPr>
+              <w:t xml:space="preserve">R10</w:t>
+            </w:r>
+          </w:p>
+        </w:tc>
+        <w:tc>
+          <w:tcPr>
+            <w:shd w:fill="auto" w:val="clear"/>
+            <w:tcMar>
+              <w:top w:w="100.0" w:type="dxa"/>
+              <w:left w:w="100.0" w:type="dxa"/>
+              <w:bottom w:w="100.0" w:type="dxa"/>
+              <w:right w:w="100.0" w:type="dxa"/>
+            </w:tcMar>
+            <w:vAlign w:val="top"/>
+          </w:tcPr>
+          <w:p>
+            <w:pPr>
+              <w:keepNext w:val="0"/>
+              <w:keepLines w:val="0"/>
+              <w:pageBreakBefore w:val="0"/>
+              <w:widowControl w:val="0"/>
+              <w:pBdr>
+                <w:top w:space="0" w:sz="0" w:val="nil"/>
+                <w:left w:space="0" w:sz="0" w:val="nil"/>
+                <w:bottom w:space="0" w:sz="0" w:val="nil"/>
+                <w:right w:space="0" w:sz="0" w:val="nil"/>
+                <w:between w:space="0" w:sz="0" w:val="nil"/>
+              </w:pBdr>
+              <w:shd w:fill="auto" w:val="clear"/>
+              <w:spacing w:after="0" w:before="0" w:line="240" w:lineRule="auto"/>
+              <w:ind w:left="0" w:right="0" w:firstLine="0"/>
+              <w:jc w:val="left"/>
+              <w:rPr>
+                <w:rFonts w:ascii="Spectral" w:cs="Spectral" w:eastAsia="Spectral" w:hAnsi="Spectral"/>
+              </w:rPr>
+            </w:pPr>
+            <w:r>
+              <w:rPr>
+                <w:rFonts w:ascii="Spectral" w:cs="Spectral" w:eastAsia="Spectral" w:hAnsi="Spectral"/>
+                <w:rtl w:val="0"/>
+              </w:rPr>
+              <w:t xml:space="preserve">Team member may become unavailable</w:t>
+            </w:r>
+          </w:p>
+        </w:tc>
+        <w:tc>
+          <w:tcPr>
+            <w:shd w:fill="auto" w:val="clear"/>
+            <w:tcMar>
+              <w:top w:w="100.0" w:type="dxa"/>
+              <w:left w:w="100.0" w:type="dxa"/>
+              <w:bottom w:w="100.0" w:type="dxa"/>
+              <w:right w:w="100.0" w:type="dxa"/>
+            </w:tcMar>
+            <w:vAlign w:val="top"/>
+          </w:tcPr>
+          <w:p>
+            <w:pPr>
+              <w:keepNext w:val="0"/>
+              <w:keepLines w:val="0"/>
+              <w:pageBreakBefore w:val="0"/>
+              <w:widowControl w:val="0"/>
+              <w:pBdr>
+                <w:top w:space="0" w:sz="0" w:val="nil"/>
+                <w:left w:space="0" w:sz="0" w:val="nil"/>
+                <w:bottom w:space="0" w:sz="0" w:val="nil"/>
+                <w:right w:space="0" w:sz="0" w:val="nil"/>
+                <w:between w:space="0" w:sz="0" w:val="nil"/>
+              </w:pBdr>
+              <w:shd w:fill="auto" w:val="clear"/>
+              <w:spacing w:after="0" w:before="0" w:line="240" w:lineRule="auto"/>
+              <w:ind w:left="0" w:right="0" w:firstLine="0"/>
+              <w:jc w:val="left"/>
+              <w:rPr>
+                <w:rFonts w:ascii="Spectral" w:cs="Spectral" w:eastAsia="Spectral" w:hAnsi="Spectral"/>
+              </w:rPr>
+            </w:pPr>
+            <w:r>
+              <w:rPr>
+                <w:rFonts w:ascii="Spectral" w:cs="Spectral" w:eastAsia="Spectral" w:hAnsi="Spectral"/>
+                <w:rtl w:val="0"/>
+              </w:rPr>
+              <w:t xml:space="preserve">Low</w:t>
+            </w:r>
+          </w:p>
+        </w:tc>
+        <w:tc>
+          <w:tcPr>
+            <w:shd w:fill="auto" w:val="clear"/>
+            <w:tcMar>
+              <w:top w:w="100.0" w:type="dxa"/>
+              <w:left w:w="100.0" w:type="dxa"/>
+              <w:bottom w:w="100.0" w:type="dxa"/>
+              <w:right w:w="100.0" w:type="dxa"/>
+            </w:tcMar>
+            <w:vAlign w:val="top"/>
+          </w:tcPr>
+          <w:p>
+            <w:pPr>
+              <w:keepNext w:val="0"/>
+              <w:keepLines w:val="0"/>
+              <w:pageBreakBefore w:val="0"/>
+              <w:widowControl w:val="0"/>
+              <w:pBdr>
+                <w:top w:space="0" w:sz="0" w:val="nil"/>
+                <w:left w:space="0" w:sz="0" w:val="nil"/>
+                <w:bottom w:space="0" w:sz="0" w:val="nil"/>
+                <w:right w:space="0" w:sz="0" w:val="nil"/>
+                <w:between w:space="0" w:sz="0" w:val="nil"/>
+              </w:pBdr>
+              <w:shd w:fill="auto" w:val="clear"/>
+              <w:spacing w:after="0" w:before="0" w:line="240" w:lineRule="auto"/>
+              <w:ind w:left="0" w:right="0" w:firstLine="0"/>
+              <w:jc w:val="left"/>
+              <w:rPr>
+                <w:rFonts w:ascii="Spectral" w:cs="Spectral" w:eastAsia="Spectral" w:hAnsi="Spectral"/>
+              </w:rPr>
+            </w:pPr>
+            <w:r>
+              <w:rPr>
+                <w:rFonts w:ascii="Spectral" w:cs="Spectral" w:eastAsia="Spectral" w:hAnsi="Spectral"/>
+                <w:rtl w:val="0"/>
+              </w:rPr>
+              <w:t xml:space="preserve">Major</w:t>
+            </w:r>
+          </w:p>
+        </w:tc>
+        <w:tc>
+          <w:tcPr>
+            <w:shd w:fill="auto" w:val="clear"/>
+            <w:tcMar>
+              <w:top w:w="100.0" w:type="dxa"/>
+              <w:left w:w="100.0" w:type="dxa"/>
+              <w:bottom w:w="100.0" w:type="dxa"/>
+              <w:right w:w="100.0" w:type="dxa"/>
+            </w:tcMar>
+            <w:vAlign w:val="top"/>
+          </w:tcPr>
+          <w:p>
+            <w:pPr>
+              <w:keepNext w:val="0"/>
+              <w:keepLines w:val="0"/>
+              <w:pageBreakBefore w:val="0"/>
+              <w:widowControl w:val="0"/>
+              <w:pBdr>
+                <w:top w:space="0" w:sz="0" w:val="nil"/>
+                <w:left w:space="0" w:sz="0" w:val="nil"/>
+                <w:bottom w:space="0" w:sz="0" w:val="nil"/>
+                <w:right w:space="0" w:sz="0" w:val="nil"/>
+                <w:between w:space="0" w:sz="0" w:val="nil"/>
+              </w:pBdr>
+              <w:shd w:fill="auto" w:val="clear"/>
+              <w:spacing w:after="0" w:before="0" w:line="240" w:lineRule="auto"/>
+              <w:ind w:left="0" w:right="0" w:firstLine="0"/>
+              <w:jc w:val="left"/>
+              <w:rPr>
+                <w:rFonts w:ascii="Spectral" w:cs="Spectral" w:eastAsia="Spectral" w:hAnsi="Spectral"/>
+              </w:rPr>
+            </w:pPr>
+            <w:r>
+              <w:rPr>
+                <w:rFonts w:ascii="Spectral" w:cs="Spectral" w:eastAsia="Spectral" w:hAnsi="Spectral"/>
+                <w:rtl w:val="0"/>
+              </w:rPr>
+              <w:t xml:space="preserve">Project Manager</w:t>
+            </w:r>
+          </w:p>
+        </w:tc>
+        <w:tc>
+          <w:tcPr>
+            <w:shd w:fill="auto" w:val="clear"/>
+            <w:tcMar>
+              <w:top w:w="100.0" w:type="dxa"/>
+              <w:left w:w="100.0" w:type="dxa"/>
+              <w:bottom w:w="100.0" w:type="dxa"/>
+              <w:right w:w="100.0" w:type="dxa"/>
+            </w:tcMar>
+            <w:vAlign w:val="top"/>
+          </w:tcPr>
+          <w:p>
+            <w:pPr>
+              <w:keepNext w:val="0"/>
+              <w:keepLines w:val="0"/>
+              <w:pageBreakBefore w:val="0"/>
+              <w:widowControl w:val="0"/>
+              <w:pBdr>
+                <w:top w:space="0" w:sz="0" w:val="nil"/>
+                <w:left w:space="0" w:sz="0" w:val="nil"/>
+                <w:bottom w:space="0" w:sz="0" w:val="nil"/>
+                <w:right w:space="0" w:sz="0" w:val="nil"/>
+                <w:between w:space="0" w:sz="0" w:val="nil"/>
+              </w:pBdr>
+              <w:shd w:fill="auto" w:val="clear"/>
+              <w:spacing w:after="0" w:before="0" w:line="240" w:lineRule="auto"/>
+              <w:ind w:left="0" w:right="0" w:firstLine="0"/>
+              <w:jc w:val="left"/>
+              <w:rPr>
+                <w:rFonts w:ascii="Spectral" w:cs="Spectral" w:eastAsia="Spectral" w:hAnsi="Spectral"/>
+              </w:rPr>
+            </w:pPr>
+            <w:r>
+              <w:rPr>
+                <w:rFonts w:ascii="Spectral" w:cs="Spectral" w:eastAsia="Spectral" w:hAnsi="Spectral"/>
+                <w:rtl w:val="0"/>
+              </w:rPr>
+              <w:t xml:space="preserve">Mitigate</w:t>
+            </w:r>
+          </w:p>
+        </w:tc>
+        <w:tc>
+          <w:tcPr>
+            <w:shd w:fill="auto" w:val="clear"/>
+            <w:tcMar>
+              <w:top w:w="100.0" w:type="dxa"/>
+              <w:left w:w="100.0" w:type="dxa"/>
+              <w:bottom w:w="100.0" w:type="dxa"/>
+              <w:right w:w="100.0" w:type="dxa"/>
+            </w:tcMar>
+            <w:vAlign w:val="top"/>
+          </w:tcPr>
+          <w:p>
+            <w:pPr>
+              <w:keepNext w:val="0"/>
+              <w:keepLines w:val="0"/>
+              <w:pageBreakBefore w:val="0"/>
+              <w:widowControl w:val="0"/>
+              <w:pBdr>
+                <w:top w:space="0" w:sz="0" w:val="nil"/>
+                <w:left w:space="0" w:sz="0" w:val="nil"/>
+                <w:bottom w:space="0" w:sz="0" w:val="nil"/>
+                <w:right w:space="0" w:sz="0" w:val="nil"/>
+                <w:between w:space="0" w:sz="0" w:val="nil"/>
+              </w:pBdr>
+              <w:shd w:fill="auto" w:val="clear"/>
+              <w:spacing w:after="0" w:before="0" w:line="240" w:lineRule="auto"/>
+              <w:ind w:left="0" w:right="0" w:firstLine="0"/>
+              <w:jc w:val="left"/>
+              <w:rPr>
+                <w:rFonts w:ascii="Spectral" w:cs="Spectral" w:eastAsia="Spectral" w:hAnsi="Spectral"/>
+              </w:rPr>
+            </w:pPr>
+            <w:r>
+              <w:rPr>
+                <w:rFonts w:ascii="Spectral" w:cs="Spectral" w:eastAsia="Spectral" w:hAnsi="Spectral"/>
+                <w:rtl w:val="0"/>
+              </w:rPr>
+              <w:t xml:space="preserve">Document work and cross-train team</w:t>
+            </w:r>
+          </w:p>
+        </w:tc>
+      </w:tr>
+      <w:tr>
+        <w:trPr>
+          <w:cantSplit w:val="0"/>
+          <w:tblHeader w:val="0"/>
+        </w:trPr>
+        <w:tc>
+          <w:tcPr>
+            <w:shd w:fill="auto" w:val="clear"/>
+            <w:tcMar>
+              <w:top w:w="100.0" w:type="dxa"/>
+              <w:left w:w="100.0" w:type="dxa"/>
+              <w:bottom w:w="100.0" w:type="dxa"/>
+              <w:right w:w="100.0" w:type="dxa"/>
+            </w:tcMar>
+            <w:vAlign w:val="top"/>
+          </w:tcPr>
+          <w:p>
+            <w:pPr>
+              <w:keepNext w:val="0"/>
+              <w:keepLines w:val="0"/>
+              <w:pageBreakBefore w:val="0"/>
+              <w:widowControl w:val="0"/>
+              <w:pBdr>
+                <w:top w:space="0" w:sz="0" w:val="nil"/>
+                <w:left w:space="0" w:sz="0" w:val="nil"/>
+                <w:bottom w:space="0" w:sz="0" w:val="nil"/>
+                <w:right w:space="0" w:sz="0" w:val="nil"/>
+                <w:between w:space="0" w:sz="0" w:val="nil"/>
+              </w:pBdr>
+              <w:shd w:fill="auto" w:val="clear"/>
+              <w:spacing w:after="0" w:before="0" w:line="240" w:lineRule="auto"/>
+              <w:ind w:left="0" w:right="0" w:firstLine="0"/>
+              <w:jc w:val="left"/>
+              <w:rPr>
+                <w:rFonts w:ascii="Spectral" w:cs="Spectral" w:eastAsia="Spectral" w:hAnsi="Spectral"/>
+              </w:rPr>
+            </w:pPr>
+            <w:r>
+              <w:rPr>
+                <w:rFonts w:ascii="Spectral" w:cs="Spectral" w:eastAsia="Spectral" w:hAnsi="Spectral"/>
+                <w:rtl w:val="0"/>
+              </w:rPr>
+              <w:t xml:space="preserve">R11</w:t>
+            </w:r>
+          </w:p>
+        </w:tc>
+        <w:tc>
+          <w:tcPr>
+            <w:shd w:fill="auto" w:val="clear"/>
+            <w:tcMar>
+              <w:top w:w="100.0" w:type="dxa"/>
+              <w:left w:w="100.0" w:type="dxa"/>
+              <w:bottom w:w="100.0" w:type="dxa"/>
+              <w:right w:w="100.0" w:type="dxa"/>
+            </w:tcMar>
+            <w:vAlign w:val="top"/>
+          </w:tcPr>
+          <w:p>
+            <w:pPr>
+              <w:keepNext w:val="0"/>
+              <w:keepLines w:val="0"/>
+              <w:pageBreakBefore w:val="0"/>
+              <w:widowControl w:val="0"/>
+              <w:pBdr>
+                <w:top w:space="0" w:sz="0" w:val="nil"/>
+                <w:left w:space="0" w:sz="0" w:val="nil"/>
+                <w:bottom w:space="0" w:sz="0" w:val="nil"/>
+                <w:right w:space="0" w:sz="0" w:val="nil"/>
+                <w:between w:space="0" w:sz="0" w:val="nil"/>
+              </w:pBdr>
+              <w:shd w:fill="auto" w:val="clear"/>
+              <w:spacing w:after="0" w:before="0" w:line="240" w:lineRule="auto"/>
+              <w:ind w:left="0" w:right="0" w:firstLine="0"/>
+              <w:jc w:val="left"/>
+              <w:rPr>
+                <w:rFonts w:ascii="Spectral" w:cs="Spectral" w:eastAsia="Spectral" w:hAnsi="Spectral"/>
+              </w:rPr>
+            </w:pPr>
+            <w:r>
+              <w:rPr>
+                <w:rFonts w:ascii="Spectral" w:cs="Spectral" w:eastAsia="Spectral" w:hAnsi="Spectral"/>
+                <w:rtl w:val="0"/>
+              </w:rPr>
+              <w:t xml:space="preserve">Team communication may cause misunderstandings</w:t>
+            </w:r>
+          </w:p>
+        </w:tc>
+        <w:tc>
+          <w:tcPr>
+            <w:shd w:fill="auto" w:val="clear"/>
+            <w:tcMar>
+              <w:top w:w="100.0" w:type="dxa"/>
+              <w:left w:w="100.0" w:type="dxa"/>
+              <w:bottom w:w="100.0" w:type="dxa"/>
+              <w:right w:w="100.0" w:type="dxa"/>
+            </w:tcMar>
+            <w:vAlign w:val="top"/>
+          </w:tcPr>
+          <w:p>
+            <w:pPr>
+              <w:keepNext w:val="0"/>
+              <w:keepLines w:val="0"/>
+              <w:pageBreakBefore w:val="0"/>
+              <w:widowControl w:val="0"/>
+              <w:pBdr>
+                <w:top w:space="0" w:sz="0" w:val="nil"/>
+                <w:left w:space="0" w:sz="0" w:val="nil"/>
+                <w:bottom w:space="0" w:sz="0" w:val="nil"/>
+                <w:right w:space="0" w:sz="0" w:val="nil"/>
+                <w:between w:space="0" w:sz="0" w:val="nil"/>
+              </w:pBdr>
+              <w:shd w:fill="auto" w:val="clear"/>
+              <w:spacing w:after="0" w:before="0" w:line="240" w:lineRule="auto"/>
+              <w:ind w:left="0" w:right="0" w:firstLine="0"/>
+              <w:jc w:val="left"/>
+              <w:rPr>
+                <w:rFonts w:ascii="Spectral" w:cs="Spectral" w:eastAsia="Spectral" w:hAnsi="Spectral"/>
+              </w:rPr>
+            </w:pPr>
+            <w:r>
+              <w:rPr>
+                <w:rFonts w:ascii="Spectral" w:cs="Spectral" w:eastAsia="Spectral" w:hAnsi="Spectral"/>
+                <w:rtl w:val="0"/>
+              </w:rPr>
+              <w:t xml:space="preserve">Moderate</w:t>
+            </w:r>
+          </w:p>
+        </w:tc>
+        <w:tc>
+          <w:tcPr>
+            <w:shd w:fill="auto" w:val="clear"/>
+            <w:tcMar>
+              <w:top w:w="100.0" w:type="dxa"/>
+              <w:left w:w="100.0" w:type="dxa"/>
+              <w:bottom w:w="100.0" w:type="dxa"/>
+              <w:right w:w="100.0" w:type="dxa"/>
+            </w:tcMar>
+            <w:vAlign w:val="top"/>
+          </w:tcPr>
+          <w:p>
+            <w:pPr>
+              <w:keepNext w:val="0"/>
+              <w:keepLines w:val="0"/>
+              <w:pageBreakBefore w:val="0"/>
+              <w:widowControl w:val="0"/>
+              <w:pBdr>
+                <w:top w:space="0" w:sz="0" w:val="nil"/>
+                <w:left w:space="0" w:sz="0" w:val="nil"/>
+                <w:bottom w:space="0" w:sz="0" w:val="nil"/>
+                <w:right w:space="0" w:sz="0" w:val="nil"/>
+                <w:between w:space="0" w:sz="0" w:val="nil"/>
+              </w:pBdr>
+              <w:shd w:fill="auto" w:val="clear"/>
+              <w:spacing w:after="0" w:before="0" w:line="240" w:lineRule="auto"/>
+              <w:ind w:left="0" w:right="0" w:firstLine="0"/>
+              <w:jc w:val="left"/>
+              <w:rPr>
+                <w:rFonts w:ascii="Spectral" w:cs="Spectral" w:eastAsia="Spectral" w:hAnsi="Spectral"/>
+              </w:rPr>
+            </w:pPr>
+            <w:r>
+              <w:rPr>
+                <w:rFonts w:ascii="Spectral" w:cs="Spectral" w:eastAsia="Spectral" w:hAnsi="Spectral"/>
+                <w:rtl w:val="0"/>
+              </w:rPr>
+              <w:t xml:space="preserve">Moderate</w:t>
+            </w:r>
+          </w:p>
+        </w:tc>
+        <w:tc>
+          <w:tcPr>
+            <w:shd w:fill="auto" w:val="clear"/>
+            <w:tcMar>
+              <w:top w:w="100.0" w:type="dxa"/>
+              <w:left w:w="100.0" w:type="dxa"/>
+              <w:bottom w:w="100.0" w:type="dxa"/>
+              <w:right w:w="100.0" w:type="dxa"/>
+            </w:tcMar>
+            <w:vAlign w:val="top"/>
+          </w:tcPr>
+          <w:p>
+            <w:pPr>
+              <w:keepNext w:val="0"/>
+              <w:keepLines w:val="0"/>
+              <w:pageBreakBefore w:val="0"/>
+              <w:widowControl w:val="0"/>
+              <w:pBdr>
+                <w:top w:space="0" w:sz="0" w:val="nil"/>
+                <w:left w:space="0" w:sz="0" w:val="nil"/>
+                <w:bottom w:space="0" w:sz="0" w:val="nil"/>
+                <w:right w:space="0" w:sz="0" w:val="nil"/>
+                <w:between w:space="0" w:sz="0" w:val="nil"/>
+              </w:pBdr>
+              <w:shd w:fill="auto" w:val="clear"/>
+              <w:spacing w:after="0" w:before="0" w:line="240" w:lineRule="auto"/>
+              <w:ind w:left="0" w:right="0" w:firstLine="0"/>
+              <w:jc w:val="left"/>
+              <w:rPr>
+                <w:rFonts w:ascii="Spectral" w:cs="Spectral" w:eastAsia="Spectral" w:hAnsi="Spectral"/>
+              </w:rPr>
+            </w:pPr>
+            <w:r>
+              <w:rPr>
+                <w:rFonts w:ascii="Spectral" w:cs="Spectral" w:eastAsia="Spectral" w:hAnsi="Spectral"/>
+                <w:rtl w:val="0"/>
+              </w:rPr>
+              <w:t xml:space="preserve">Project Manager</w:t>
+            </w:r>
+          </w:p>
+        </w:tc>
+        <w:tc>
+          <w:tcPr>
+            <w:shd w:fill="auto" w:val="clear"/>
+            <w:tcMar>
+              <w:top w:w="100.0" w:type="dxa"/>
+              <w:left w:w="100.0" w:type="dxa"/>
+              <w:bottom w:w="100.0" w:type="dxa"/>
+              <w:right w:w="100.0" w:type="dxa"/>
+            </w:tcMar>
+            <w:vAlign w:val="top"/>
+          </w:tcPr>
+          <w:p>
+            <w:pPr>
+              <w:keepNext w:val="0"/>
+              <w:keepLines w:val="0"/>
+              <w:pageBreakBefore w:val="0"/>
+              <w:widowControl w:val="0"/>
+              <w:pBdr>
+                <w:top w:space="0" w:sz="0" w:val="nil"/>
+                <w:left w:space="0" w:sz="0" w:val="nil"/>
+                <w:bottom w:space="0" w:sz="0" w:val="nil"/>
+                <w:right w:space="0" w:sz="0" w:val="nil"/>
+                <w:between w:space="0" w:sz="0" w:val="nil"/>
+              </w:pBdr>
+              <w:shd w:fill="auto" w:val="clear"/>
+              <w:spacing w:after="0" w:before="0" w:line="240" w:lineRule="auto"/>
+              <w:ind w:left="0" w:right="0" w:firstLine="0"/>
+              <w:jc w:val="left"/>
+              <w:rPr>
+                <w:rFonts w:ascii="Spectral" w:cs="Spectral" w:eastAsia="Spectral" w:hAnsi="Spectral"/>
+              </w:rPr>
+            </w:pPr>
+            <w:r>
+              <w:rPr>
+                <w:rFonts w:ascii="Spectral" w:cs="Spectral" w:eastAsia="Spectral" w:hAnsi="Spectral"/>
+                <w:rtl w:val="0"/>
+              </w:rPr>
+              <w:t xml:space="preserve">Mitigate</w:t>
+            </w:r>
+          </w:p>
+        </w:tc>
+        <w:tc>
+          <w:tcPr>
+            <w:shd w:fill="auto" w:val="clear"/>
+            <w:tcMar>
+              <w:top w:w="100.0" w:type="dxa"/>
+              <w:left w:w="100.0" w:type="dxa"/>
+              <w:bottom w:w="100.0" w:type="dxa"/>
+              <w:right w:w="100.0" w:type="dxa"/>
+            </w:tcMar>
+            <w:vAlign w:val="top"/>
+          </w:tcPr>
+          <w:p>
+            <w:pPr>
+              <w:keepNext w:val="0"/>
+              <w:keepLines w:val="0"/>
+              <w:pageBreakBefore w:val="0"/>
+              <w:widowControl w:val="0"/>
+              <w:pBdr>
+                <w:top w:space="0" w:sz="0" w:val="nil"/>
+                <w:left w:space="0" w:sz="0" w:val="nil"/>
+                <w:bottom w:space="0" w:sz="0" w:val="nil"/>
+                <w:right w:space="0" w:sz="0" w:val="nil"/>
+                <w:between w:space="0" w:sz="0" w:val="nil"/>
+              </w:pBdr>
+              <w:shd w:fill="auto" w:val="clear"/>
+              <w:spacing w:after="0" w:before="0" w:line="240" w:lineRule="auto"/>
+              <w:ind w:left="0" w:right="0" w:firstLine="0"/>
+              <w:jc w:val="left"/>
+              <w:rPr>
+                <w:rFonts w:ascii="Spectral" w:cs="Spectral" w:eastAsia="Spectral" w:hAnsi="Spectral"/>
+              </w:rPr>
+            </w:pPr>
+            <w:r>
+              <w:rPr>
+                <w:rFonts w:ascii="Spectral" w:cs="Spectral" w:eastAsia="Spectral" w:hAnsi="Spectral"/>
+                <w:rtl w:val="0"/>
+              </w:rPr>
+              <w:t xml:space="preserve">Hold regular progress meetings</w:t>
+            </w:r>
+          </w:p>
+        </w:tc>
+      </w:tr>
+      <w:tr>
+        <w:trPr>
+          <w:cantSplit w:val="0"/>
+          <w:tblHeader w:val="0"/>
+        </w:trPr>
+        <w:tc>
+          <w:tcPr>
+            <w:shd w:fill="auto" w:val="clear"/>
+            <w:tcMar>
+              <w:top w:w="100.0" w:type="dxa"/>
+              <w:left w:w="100.0" w:type="dxa"/>
+              <w:bottom w:w="100.0" w:type="dxa"/>
+              <w:right w:w="100.0" w:type="dxa"/>
+            </w:tcMar>
+            <w:vAlign w:val="top"/>
+          </w:tcPr>
+          <w:p>
+            <w:pPr>
+              <w:keepNext w:val="0"/>
+              <w:keepLines w:val="0"/>
+              <w:pageBreakBefore w:val="0"/>
+              <w:widowControl w:val="0"/>
+              <w:pBdr>
+                <w:top w:space="0" w:sz="0" w:val="nil"/>
+                <w:left w:space="0" w:sz="0" w:val="nil"/>
+                <w:bottom w:space="0" w:sz="0" w:val="nil"/>
+                <w:right w:space="0" w:sz="0" w:val="nil"/>
+                <w:between w:space="0" w:sz="0" w:val="nil"/>
+              </w:pBdr>
+              <w:shd w:fill="auto" w:val="clear"/>
+              <w:spacing w:after="0" w:before="0" w:line="240" w:lineRule="auto"/>
+              <w:ind w:left="0" w:right="0" w:firstLine="0"/>
+              <w:jc w:val="left"/>
+              <w:rPr>
+                <w:rFonts w:ascii="Spectral" w:cs="Spectral" w:eastAsia="Spectral" w:hAnsi="Spectral"/>
+              </w:rPr>
+            </w:pPr>
+            <w:r>
+              <w:rPr>
+                <w:rFonts w:ascii="Spectral" w:cs="Spectral" w:eastAsia="Spectral" w:hAnsi="Spectral"/>
+                <w:rtl w:val="0"/>
+              </w:rPr>
+              <w:t xml:space="preserve">R12</w:t>
+            </w:r>
+          </w:p>
+        </w:tc>
+        <w:tc>
+          <w:tcPr>
+            <w:shd w:fill="auto" w:val="clear"/>
+            <w:tcMar>
+              <w:top w:w="100.0" w:type="dxa"/>
+              <w:left w:w="100.0" w:type="dxa"/>
+              <w:bottom w:w="100.0" w:type="dxa"/>
+              <w:right w:w="100.0" w:type="dxa"/>
+            </w:tcMar>
+            <w:vAlign w:val="top"/>
+          </w:tcPr>
+          <w:p>
+            <w:pPr>
+              <w:keepNext w:val="0"/>
+              <w:keepLines w:val="0"/>
+              <w:pageBreakBefore w:val="0"/>
+              <w:widowControl w:val="0"/>
+              <w:pBdr>
+                <w:top w:space="0" w:sz="0" w:val="nil"/>
+                <w:left w:space="0" w:sz="0" w:val="nil"/>
+                <w:bottom w:space="0" w:sz="0" w:val="nil"/>
+                <w:right w:space="0" w:sz="0" w:val="nil"/>
+                <w:between w:space="0" w:sz="0" w:val="nil"/>
+              </w:pBdr>
+              <w:shd w:fill="auto" w:val="clear"/>
+              <w:spacing w:after="0" w:before="0" w:line="240" w:lineRule="auto"/>
+              <w:ind w:left="0" w:right="0" w:firstLine="0"/>
+              <w:jc w:val="left"/>
+              <w:rPr>
+                <w:rFonts w:ascii="Spectral" w:cs="Spectral" w:eastAsia="Spectral" w:hAnsi="Spectral"/>
+              </w:rPr>
+            </w:pPr>
+            <w:r>
+              <w:rPr>
+                <w:rFonts w:ascii="Spectral" w:cs="Spectral" w:eastAsia="Spectral" w:hAnsi="Spectral"/>
+                <w:rtl w:val="0"/>
+              </w:rPr>
+              <w:t xml:space="preserve">Team may lack experience with required technology</w:t>
+            </w:r>
+          </w:p>
+        </w:tc>
+        <w:tc>
+          <w:tcPr>
+            <w:shd w:fill="auto" w:val="clear"/>
+            <w:tcMar>
+              <w:top w:w="100.0" w:type="dxa"/>
+              <w:left w:w="100.0" w:type="dxa"/>
+              <w:bottom w:w="100.0" w:type="dxa"/>
+              <w:right w:w="100.0" w:type="dxa"/>
+            </w:tcMar>
+            <w:vAlign w:val="top"/>
+          </w:tcPr>
+          <w:p>
+            <w:pPr>
+              <w:keepNext w:val="0"/>
+              <w:keepLines w:val="0"/>
+              <w:pageBreakBefore w:val="0"/>
+              <w:widowControl w:val="0"/>
+              <w:pBdr>
+                <w:top w:space="0" w:sz="0" w:val="nil"/>
+                <w:left w:space="0" w:sz="0" w:val="nil"/>
+                <w:bottom w:space="0" w:sz="0" w:val="nil"/>
+                <w:right w:space="0" w:sz="0" w:val="nil"/>
+                <w:between w:space="0" w:sz="0" w:val="nil"/>
+              </w:pBdr>
+              <w:shd w:fill="auto" w:val="clear"/>
+              <w:spacing w:after="0" w:before="0" w:line="240" w:lineRule="auto"/>
+              <w:ind w:left="0" w:right="0" w:firstLine="0"/>
+              <w:jc w:val="left"/>
+              <w:rPr>
+                <w:rFonts w:ascii="Spectral" w:cs="Spectral" w:eastAsia="Spectral" w:hAnsi="Spectral"/>
+              </w:rPr>
+            </w:pPr>
+            <w:r>
+              <w:rPr>
+                <w:rFonts w:ascii="Spectral" w:cs="Spectral" w:eastAsia="Spectral" w:hAnsi="Spectral"/>
+                <w:rtl w:val="0"/>
+              </w:rPr>
+              <w:t xml:space="preserve">Moderate</w:t>
+            </w:r>
+          </w:p>
+        </w:tc>
+        <w:tc>
+          <w:tcPr>
+            <w:shd w:fill="auto" w:val="clear"/>
+            <w:tcMar>
+              <w:top w:w="100.0" w:type="dxa"/>
+              <w:left w:w="100.0" w:type="dxa"/>
+              <w:bottom w:w="100.0" w:type="dxa"/>
+              <w:right w:w="100.0" w:type="dxa"/>
+            </w:tcMar>
+            <w:vAlign w:val="top"/>
+          </w:tcPr>
+          <w:p>
+            <w:pPr>
+              <w:keepNext w:val="0"/>
+              <w:keepLines w:val="0"/>
+              <w:pageBreakBefore w:val="0"/>
+              <w:widowControl w:val="0"/>
+              <w:pBdr>
+                <w:top w:space="0" w:sz="0" w:val="nil"/>
+                <w:left w:space="0" w:sz="0" w:val="nil"/>
+                <w:bottom w:space="0" w:sz="0" w:val="nil"/>
+                <w:right w:space="0" w:sz="0" w:val="nil"/>
+                <w:between w:space="0" w:sz="0" w:val="nil"/>
+              </w:pBdr>
+              <w:shd w:fill="auto" w:val="clear"/>
+              <w:spacing w:after="0" w:before="0" w:line="240" w:lineRule="auto"/>
+              <w:ind w:left="0" w:right="0" w:firstLine="0"/>
+              <w:jc w:val="left"/>
+              <w:rPr>
+                <w:rFonts w:ascii="Spectral" w:cs="Spectral" w:eastAsia="Spectral" w:hAnsi="Spectral"/>
+              </w:rPr>
+            </w:pPr>
+            <w:r>
+              <w:rPr>
+                <w:rFonts w:ascii="Spectral" w:cs="Spectral" w:eastAsia="Spectral" w:hAnsi="Spectral"/>
+                <w:rtl w:val="0"/>
+              </w:rPr>
+              <w:t xml:space="preserve">Moderate</w:t>
+            </w:r>
+          </w:p>
+        </w:tc>
+        <w:tc>
+          <w:tcPr>
+            <w:shd w:fill="auto" w:val="clear"/>
+            <w:tcMar>
+              <w:top w:w="100.0" w:type="dxa"/>
+              <w:left w:w="100.0" w:type="dxa"/>
+              <w:bottom w:w="100.0" w:type="dxa"/>
+              <w:right w:w="100.0" w:type="dxa"/>
+            </w:tcMar>
+            <w:vAlign w:val="top"/>
+          </w:tcPr>
+          <w:p>
+            <w:pPr>
+              <w:keepNext w:val="0"/>
+              <w:keepLines w:val="0"/>
+              <w:pageBreakBefore w:val="0"/>
+              <w:widowControl w:val="0"/>
+              <w:pBdr>
+                <w:top w:space="0" w:sz="0" w:val="nil"/>
+                <w:left w:space="0" w:sz="0" w:val="nil"/>
+                <w:bottom w:space="0" w:sz="0" w:val="nil"/>
+                <w:right w:space="0" w:sz="0" w:val="nil"/>
+                <w:between w:space="0" w:sz="0" w:val="nil"/>
+              </w:pBdr>
+              <w:shd w:fill="auto" w:val="clear"/>
+              <w:spacing w:after="0" w:before="0" w:line="240" w:lineRule="auto"/>
+              <w:ind w:left="0" w:right="0" w:firstLine="0"/>
+              <w:jc w:val="left"/>
+              <w:rPr>
+                <w:rFonts w:ascii="Spectral" w:cs="Spectral" w:eastAsia="Spectral" w:hAnsi="Spectral"/>
+              </w:rPr>
+            </w:pPr>
+            <w:r>
+              <w:rPr>
+                <w:rFonts w:ascii="Spectral" w:cs="Spectral" w:eastAsia="Spectral" w:hAnsi="Spectral"/>
+                <w:rtl w:val="0"/>
+              </w:rPr>
+              <w:t xml:space="preserve">Technical Lead</w:t>
+            </w:r>
+          </w:p>
+        </w:tc>
+        <w:tc>
+          <w:tcPr>
+            <w:shd w:fill="auto" w:val="clear"/>
+            <w:tcMar>
+              <w:top w:w="100.0" w:type="dxa"/>
+              <w:left w:w="100.0" w:type="dxa"/>
+              <w:bottom w:w="100.0" w:type="dxa"/>
+              <w:right w:w="100.0" w:type="dxa"/>
+            </w:tcMar>
+            <w:vAlign w:val="top"/>
+          </w:tcPr>
+          <w:p>
+            <w:pPr>
+              <w:keepNext w:val="0"/>
+              <w:keepLines w:val="0"/>
+              <w:pageBreakBefore w:val="0"/>
+              <w:widowControl w:val="0"/>
+              <w:pBdr>
+                <w:top w:space="0" w:sz="0" w:val="nil"/>
+                <w:left w:space="0" w:sz="0" w:val="nil"/>
+                <w:bottom w:space="0" w:sz="0" w:val="nil"/>
+                <w:right w:space="0" w:sz="0" w:val="nil"/>
+                <w:between w:space="0" w:sz="0" w:val="nil"/>
+              </w:pBdr>
+              <w:shd w:fill="auto" w:val="clear"/>
+              <w:spacing w:after="0" w:before="0" w:line="240" w:lineRule="auto"/>
+              <w:ind w:left="0" w:right="0" w:firstLine="0"/>
+              <w:jc w:val="left"/>
+              <w:rPr>
+                <w:rFonts w:ascii="Spectral" w:cs="Spectral" w:eastAsia="Spectral" w:hAnsi="Spectral"/>
+              </w:rPr>
+            </w:pPr>
+            <w:r>
+              <w:rPr>
+                <w:rFonts w:ascii="Spectral" w:cs="Spectral" w:eastAsia="Spectral" w:hAnsi="Spectral"/>
+                <w:rtl w:val="0"/>
+              </w:rPr>
+              <w:t xml:space="preserve">Mitigate</w:t>
+            </w:r>
+          </w:p>
+        </w:tc>
+        <w:tc>
+          <w:tcPr>
+            <w:shd w:fill="auto" w:val="clear"/>
+            <w:tcMar>
+              <w:top w:w="100.0" w:type="dxa"/>
+              <w:left w:w="100.0" w:type="dxa"/>
+              <w:bottom w:w="100.0" w:type="dxa"/>
+              <w:right w:w="100.0" w:type="dxa"/>
+            </w:tcMar>
+            <w:vAlign w:val="top"/>
+          </w:tcPr>
+          <w:p>
+            <w:pPr>
+              <w:keepNext w:val="0"/>
+              <w:keepLines w:val="0"/>
+              <w:pageBreakBefore w:val="0"/>
+              <w:widowControl w:val="0"/>
+              <w:pBdr>
+                <w:top w:space="0" w:sz="0" w:val="nil"/>
+                <w:left w:space="0" w:sz="0" w:val="nil"/>
+                <w:bottom w:space="0" w:sz="0" w:val="nil"/>
+                <w:right w:space="0" w:sz="0" w:val="nil"/>
+                <w:between w:space="0" w:sz="0" w:val="nil"/>
+              </w:pBdr>
+              <w:shd w:fill="auto" w:val="clear"/>
+              <w:spacing w:after="0" w:before="0" w:line="240" w:lineRule="auto"/>
+              <w:ind w:left="0" w:right="0" w:firstLine="0"/>
+              <w:jc w:val="left"/>
+              <w:rPr>
+                <w:rFonts w:ascii="Spectral" w:cs="Spectral" w:eastAsia="Spectral" w:hAnsi="Spectral"/>
+              </w:rPr>
+            </w:pPr>
+            <w:r>
+              <w:rPr>
+                <w:rFonts w:ascii="Spectral" w:cs="Spectral" w:eastAsia="Spectral" w:hAnsi="Spectral"/>
+                <w:rtl w:val="0"/>
+              </w:rPr>
+              <w:t xml:space="preserve">Training and technical support</w:t>
+            </w:r>
+          </w:p>
+        </w:tc>
+      </w:tr>
+    </w:tbl>
+    <w:p>
+      <w:pPr>
+        <w:ind w:left="-270" w:firstLine="0"/>
+        <w:rPr>
+          <w:rFonts w:ascii="Spectral" w:cs="Spectral" w:eastAsia="Spectral" w:hAnsi="Spectral"/>
+        </w:rPr>
+      </w:pPr>
+      <w:r>
+        <w:rPr>
+          <w:rtl w:val="0"/>
+        </w:rPr>
+      </w:r>
+    </w:p>
+    <w:p>
+      <w:pPr>
+        <w:ind w:left="-270" w:firstLine="0"/>
+        <w:rPr>
+          <w:rFonts w:ascii="Spectral" w:cs="Spectral" w:eastAsia="Spectral" w:hAnsi="Spectral"/>
+        </w:rPr>
+      </w:pPr>
+      <w:r>
+        <w:rPr>
+          <w:rtl w:val="0"/>
+        </w:rPr>
+      </w:r>
+    </w:p>
+    <w:p>
+      <w:pPr>
+        <w:ind w:left="-270" w:firstLine="0"/>
+        <w:rPr>
+          <w:rFonts w:ascii="Spectral" w:cs="Spectral" w:eastAsia="Spectral" w:hAnsi="Spectral"/>
+        </w:rPr>
+      </w:pPr>
+      <w:r>
+        <w:rPr>
+          <w:rtl w:val="0"/>
+        </w:rPr>
+      </w:r>
+    </w:p>
+    <w:p>
+      <w:pPr>
+        <w:ind w:left="-270" w:firstLine="0"/>
+        <w:rPr>
+          <w:rFonts w:ascii="Spectral" w:cs="Spectral" w:eastAsia="Spectral" w:hAnsi="Spectral"/>
+        </w:rPr>
+      </w:pPr>
+      <w:r>
+        <w:rPr>
+          <w:rtl w:val="0"/>
+        </w:rPr>
+      </w:r>
+    </w:p>
+    <w:p>
+      <w:pPr>
+        <w:ind w:left="-270" w:firstLine="0"/>
+        <w:rPr>
+          <w:rFonts w:ascii="Spectral" w:cs="Spectral" w:eastAsia="Spectral" w:hAnsi="Spectral"/>
+        </w:rPr>
+      </w:pPr>
+      <w:r>
+        <w:rPr>
+          <w:rtl w:val="0"/>
+        </w:rPr>
+      </w:r>
+    </w:p>
+    <w:p>
+      <w:pPr>
+        <w:ind w:left="-270" w:firstLine="0"/>
+        <w:rPr>
+          <w:rFonts w:ascii="Spectral" w:cs="Spectral" w:eastAsia="Spectral" w:hAnsi="Spectral"/>
+        </w:rPr>
+      </w:pPr>
+      <w:r>
+        <w:rPr>
+          <w:rtl w:val="0"/>
+        </w:rPr>
+      </w:r>
+    </w:p>
+    <w:p>
+      <w:pPr>
+        <w:ind w:left="-270" w:firstLine="0"/>
+        <w:rPr>
+          <w:rFonts w:ascii="Spectral SemiBold" w:cs="Spectral SemiBold" w:eastAsia="Spectral SemiBold" w:hAnsi="Spectral SemiBold"/>
+          <w:sz w:val="32"/>
+          <w:szCs w:val="32"/>
+          <w:u w:val="single"/>
+        </w:rPr>
+      </w:pPr>
+      <w:r>
+        <w:rPr>
+          <w:rFonts w:ascii="Spectral SemiBold" w:cs="Spectral SemiBold" w:eastAsia="Spectral SemiBold" w:hAnsi="Spectral SemiBold"/>
+          <w:sz w:val="32"/>
+          <w:szCs w:val="32"/>
+          <w:u w:val="single"/>
+          <w:rtl w:val="0"/>
+        </w:rPr>
+        <w:t xml:space="preserve">PART 3 - COMMUNICATION PLAN</w:t>
+      </w:r>
+    </w:p>
+    <w:p>
+      <w:pPr>
+        <w:ind w:left="-270" w:firstLine="0"/>
+        <w:rPr>
+          <w:rFonts w:ascii="Spectral SemiBold" w:cs="Spectral SemiBold" w:eastAsia="Spectral SemiBold" w:hAnsi="Spectral SemiBold"/>
+          <w:sz w:val="32"/>
+          <w:szCs w:val="32"/>
+          <w:u w:val="single"/>
+        </w:rPr>
+      </w:pPr>
+      <w:r>
+        <w:rPr>
+          <w:rtl w:val="0"/>
+        </w:rPr>
+      </w:r>
+    </w:p>
+    <w:p>
+      <w:pPr>
+        <w:ind w:left="-270" w:firstLine="0"/>
+        <w:rPr>
+          <w:rFonts w:ascii="Spectral" w:cs="Spectral" w:eastAsia="Spectral" w:hAnsi="Spectral"/>
+        </w:rPr>
+      </w:pPr>
+      <w:r>
+        <w:rPr>
+          <w:rFonts w:ascii="Spectral" w:cs="Spectral" w:eastAsia="Spectral" w:hAnsi="Spectral"/>
+          <w:rtl w:val="0"/>
+        </w:rPr>
+        <w:t xml:space="preserve">The communication plan defines how project information will be shared among the project team and stakeholders. Different communication methods and meeting frequencies vary by audience and purpose.</w:t>
+      </w:r>
+    </w:p>
+    <w:p>
+      <w:pPr>
+        <w:ind w:left="-270" w:firstLine="0"/>
+        <w:rPr>
+          <w:rFonts w:ascii="Spectral" w:cs="Spectral" w:eastAsia="Spectral" w:hAnsi="Spectral"/>
+        </w:rPr>
+      </w:pPr>
+      <w:r>
+        <w:rPr>
+          <w:rtl w:val="0"/>
+        </w:rPr>
+      </w:r>
+    </w:p>
+    <w:tbl>
+      <w:tblPr>
+        <w:tblStyle w:val="Table4"/>
+        <w:tblW w:w="11700.0" w:type="dxa"/>
+        <w:jc w:val="left"/>
+        <w:tblInd w:w="-1155.0" w:type="dxa"/>
+        <w:tblBorders>
+          <w:top w:color="000000" w:space="0" w:sz="8" w:val="single"/>
+          <w:left w:color="000000" w:space="0" w:sz="8" w:val="single"/>
+          <w:bottom w:color="000000" w:space="0" w:sz="8" w:val="single"/>
+          <w:right w:color="000000" w:space="0" w:sz="8" w:val="single"/>
+          <w:insideH w:color="000000" w:space="0" w:sz="8" w:val="single"/>
+          <w:insideV w:color="000000" w:space="0" w:sz="8" w:val="single"/>
+        </w:tblBorders>
+        <w:tblLayout w:type="fixed"/>
+        <w:tblLook w:val="0600"/>
+      </w:tblPr>
+      <w:tblGrid>
+        <w:gridCol w:w="2880"/>
+        <w:gridCol w:w="1995"/>
+        <w:gridCol w:w="1440"/>
+        <w:gridCol w:w="1755"/>
+        <w:gridCol w:w="3630"/>
+        <w:tblGridChange w:id="0">
+          <w:tblGrid>
+            <w:gridCol w:w="2880"/>
+            <w:gridCol w:w="1995"/>
+            <w:gridCol w:w="1440"/>
+            <w:gridCol w:w="1755"/>
+            <w:gridCol w:w="3630"/>
+          </w:tblGrid>
+        </w:tblGridChange>
+      </w:tblGrid>
+      <w:tr>
+        <w:trPr>
+          <w:cantSplit w:val="0"/>
+          <w:tblHeader w:val="0"/>
+        </w:trPr>
+        <w:tc>
+          <w:tcPr>
+            <w:shd w:fill="c9daf8" w:val="clear"/>
+            <w:tcMar>
+              <w:top w:w="100.0" w:type="dxa"/>
+              <w:left w:w="100.0" w:type="dxa"/>
+              <w:bottom w:w="100.0" w:type="dxa"/>
+              <w:right w:w="100.0" w:type="dxa"/>
+            </w:tcMar>
+            <w:vAlign w:val="top"/>
+          </w:tcPr>
+          <w:p>
+            <w:pPr>
+              <w:keepNext w:val="0"/>
+              <w:keepLines w:val="0"/>
+              <w:pageBreakBefore w:val="0"/>
+              <w:widowControl w:val="0"/>
+              <w:pBdr>
+                <w:top w:space="0" w:sz="0" w:val="nil"/>
+                <w:left w:space="0" w:sz="0" w:val="nil"/>
+                <w:bottom w:space="0" w:sz="0" w:val="nil"/>
+                <w:right w:space="0" w:sz="0" w:val="nil"/>
+                <w:between w:space="0" w:sz="0" w:val="nil"/>
+              </w:pBdr>
+              <w:shd w:fill="auto" w:val="clear"/>
+              <w:spacing w:after="0" w:before="0" w:line="240" w:lineRule="auto"/>
+              <w:ind w:left="0" w:right="0" w:firstLine="0"/>
+              <w:jc w:val="left"/>
+              <w:rPr>
+                <w:rFonts w:ascii="Spectral" w:cs="Spectral" w:eastAsia="Spectral" w:hAnsi="Spectral"/>
+                <w:b w:val="1"/>
+                <w:bCs w:val="1"/>
+              </w:rPr>
+            </w:pPr>
+            <w:r>
+              <w:rPr>
+                <w:rFonts w:ascii="Spectral" w:cs="Spectral" w:eastAsia="Spectral" w:hAnsi="Spectral"/>
+                <w:b w:val="1"/>
+                <w:bCs w:val="1"/>
+                <w:rtl w:val="0"/>
+              </w:rPr>
+              <w:t xml:space="preserve">COMMUNICATION</w:t>
+            </w:r>
+          </w:p>
+        </w:tc>
+        <w:tc>
+          <w:tcPr>
+            <w:shd w:fill="c9daf8" w:val="clear"/>
+            <w:tcMar>
+              <w:top w:w="100.0" w:type="dxa"/>
+              <w:left w:w="100.0" w:type="dxa"/>
+              <w:bottom w:w="100.0" w:type="dxa"/>
+              <w:right w:w="100.0" w:type="dxa"/>
+            </w:tcMar>
+            <w:vAlign w:val="top"/>
+          </w:tcPr>
+          <w:p>
+            <w:pPr>
+              <w:keepNext w:val="0"/>
+              <w:keepLines w:val="0"/>
+              <w:pageBreakBefore w:val="0"/>
+              <w:widowControl w:val="0"/>
+              <w:pBdr>
+                <w:top w:space="0" w:sz="0" w:val="nil"/>
+                <w:left w:space="0" w:sz="0" w:val="nil"/>
+                <w:bottom w:space="0" w:sz="0" w:val="nil"/>
+                <w:right w:space="0" w:sz="0" w:val="nil"/>
+                <w:between w:space="0" w:sz="0" w:val="nil"/>
+              </w:pBdr>
+              <w:shd w:fill="auto" w:val="clear"/>
+              <w:spacing w:after="0" w:before="0" w:line="240" w:lineRule="auto"/>
+              <w:ind w:left="0" w:right="0" w:firstLine="0"/>
+              <w:jc w:val="left"/>
+              <w:rPr>
+                <w:rFonts w:ascii="Spectral" w:cs="Spectral" w:eastAsia="Spectral" w:hAnsi="Spectral"/>
+                <w:b w:val="1"/>
+                <w:bCs w:val="1"/>
+              </w:rPr>
+            </w:pPr>
+            <w:r>
+              <w:rPr>
+                <w:rFonts w:ascii="Spectral" w:cs="Spectral" w:eastAsia="Spectral" w:hAnsi="Spectral"/>
+                <w:b w:val="1"/>
+                <w:bCs w:val="1"/>
+                <w:rtl w:val="0"/>
+              </w:rPr>
+              <w:t xml:space="preserve">AUDIENCE</w:t>
+            </w:r>
+          </w:p>
+        </w:tc>
+        <w:tc>
+          <w:tcPr>
+            <w:shd w:fill="c9daf8" w:val="clear"/>
+            <w:tcMar>
+              <w:top w:w="100.0" w:type="dxa"/>
+              <w:left w:w="100.0" w:type="dxa"/>
+              <w:bottom w:w="100.0" w:type="dxa"/>
+              <w:right w:w="100.0" w:type="dxa"/>
+            </w:tcMar>
+            <w:vAlign w:val="top"/>
+          </w:tcPr>
+          <w:p>
+            <w:pPr>
+              <w:keepNext w:val="0"/>
+              <w:keepLines w:val="0"/>
+              <w:pageBreakBefore w:val="0"/>
+              <w:widowControl w:val="0"/>
+              <w:pBdr>
+                <w:top w:space="0" w:sz="0" w:val="nil"/>
+                <w:left w:space="0" w:sz="0" w:val="nil"/>
+                <w:bottom w:space="0" w:sz="0" w:val="nil"/>
+                <w:right w:space="0" w:sz="0" w:val="nil"/>
+                <w:between w:space="0" w:sz="0" w:val="nil"/>
+              </w:pBdr>
+              <w:shd w:fill="auto" w:val="clear"/>
+              <w:spacing w:after="0" w:before="0" w:line="240" w:lineRule="auto"/>
+              <w:ind w:left="0" w:right="0" w:firstLine="0"/>
+              <w:jc w:val="left"/>
+              <w:rPr>
+                <w:rFonts w:ascii="Spectral" w:cs="Spectral" w:eastAsia="Spectral" w:hAnsi="Spectral"/>
+                <w:b w:val="1"/>
+                <w:bCs w:val="1"/>
+              </w:rPr>
+            </w:pPr>
+            <w:r>
+              <w:rPr>
+                <w:rFonts w:ascii="Spectral" w:cs="Spectral" w:eastAsia="Spectral" w:hAnsi="Spectral"/>
+                <w:b w:val="1"/>
+                <w:bCs w:val="1"/>
+                <w:rtl w:val="0"/>
+              </w:rPr>
+              <w:t xml:space="preserve">CADENCE</w:t>
+            </w:r>
+          </w:p>
+        </w:tc>
+        <w:tc>
+          <w:tcPr>
+            <w:shd w:fill="c9daf8" w:val="clear"/>
+            <w:tcMar>
+              <w:top w:w="100.0" w:type="dxa"/>
+              <w:left w:w="100.0" w:type="dxa"/>
+              <w:bottom w:w="100.0" w:type="dxa"/>
+              <w:right w:w="100.0" w:type="dxa"/>
+            </w:tcMar>
+            <w:vAlign w:val="top"/>
+          </w:tcPr>
+          <w:p>
+            <w:pPr>
+              <w:keepNext w:val="0"/>
+              <w:keepLines w:val="0"/>
+              <w:pageBreakBefore w:val="0"/>
+              <w:widowControl w:val="0"/>
+              <w:pBdr>
+                <w:top w:space="0" w:sz="0" w:val="nil"/>
+                <w:left w:space="0" w:sz="0" w:val="nil"/>
+                <w:bottom w:space="0" w:sz="0" w:val="nil"/>
+                <w:right w:space="0" w:sz="0" w:val="nil"/>
+                <w:between w:space="0" w:sz="0" w:val="nil"/>
+              </w:pBdr>
+              <w:shd w:fill="auto" w:val="clear"/>
+              <w:spacing w:after="0" w:before="0" w:line="240" w:lineRule="auto"/>
+              <w:ind w:left="0" w:right="0" w:firstLine="0"/>
+              <w:jc w:val="left"/>
+              <w:rPr>
+                <w:rFonts w:ascii="Spectral" w:cs="Spectral" w:eastAsia="Spectral" w:hAnsi="Spectral"/>
+                <w:b w:val="1"/>
+                <w:bCs w:val="1"/>
+              </w:rPr>
+            </w:pPr>
+            <w:r>
+              <w:rPr>
+                <w:rFonts w:ascii="Spectral" w:cs="Spectral" w:eastAsia="Spectral" w:hAnsi="Spectral"/>
+                <w:b w:val="1"/>
+                <w:bCs w:val="1"/>
+                <w:rtl w:val="0"/>
+              </w:rPr>
+              <w:t xml:space="preserve">METHOD</w:t>
+            </w:r>
+          </w:p>
+        </w:tc>
+        <w:tc>
+          <w:tcPr>
+            <w:shd w:fill="c9daf8" w:val="clear"/>
+            <w:tcMar>
+              <w:top w:w="100.0" w:type="dxa"/>
+              <w:left w:w="100.0" w:type="dxa"/>
+              <w:bottom w:w="100.0" w:type="dxa"/>
+              <w:right w:w="100.0" w:type="dxa"/>
+            </w:tcMar>
+            <w:vAlign w:val="top"/>
+          </w:tcPr>
+          <w:p>
+            <w:pPr>
+              <w:keepNext w:val="0"/>
+              <w:keepLines w:val="0"/>
+              <w:pageBreakBefore w:val="0"/>
+              <w:widowControl w:val="0"/>
+              <w:pBdr>
+                <w:top w:space="0" w:sz="0" w:val="nil"/>
+                <w:left w:space="0" w:sz="0" w:val="nil"/>
+                <w:bottom w:space="0" w:sz="0" w:val="nil"/>
+                <w:right w:space="0" w:sz="0" w:val="nil"/>
+                <w:between w:space="0" w:sz="0" w:val="nil"/>
+              </w:pBdr>
+              <w:shd w:fill="auto" w:val="clear"/>
+              <w:spacing w:after="0" w:before="0" w:line="240" w:lineRule="auto"/>
+              <w:ind w:left="0" w:right="0" w:firstLine="0"/>
+              <w:jc w:val="left"/>
+              <w:rPr>
+                <w:rFonts w:ascii="Spectral" w:cs="Spectral" w:eastAsia="Spectral" w:hAnsi="Spectral"/>
+                <w:b w:val="1"/>
+                <w:bCs w:val="1"/>
+              </w:rPr>
+            </w:pPr>
+            <w:r>
+              <w:rPr>
+                <w:rFonts w:ascii="Spectral" w:cs="Spectral" w:eastAsia="Spectral" w:hAnsi="Spectral"/>
+                <w:b w:val="1"/>
+                <w:bCs w:val="1"/>
+                <w:rtl w:val="0"/>
+              </w:rPr>
+              <w:t xml:space="preserve">PURPOSE</w:t>
+            </w:r>
+          </w:p>
+        </w:tc>
+      </w:tr>
+      <w:tr>
+        <w:trPr>
+          <w:cantSplit w:val="0"/>
+          <w:tblHeader w:val="0"/>
+        </w:trPr>
+        <w:tc>
+          <w:tcPr>
+            <w:shd w:fill="auto" w:val="clear"/>
+            <w:tcMar>
+              <w:top w:w="100.0" w:type="dxa"/>
+              <w:left w:w="100.0" w:type="dxa"/>
+              <w:bottom w:w="100.0" w:type="dxa"/>
+              <w:right w:w="100.0" w:type="dxa"/>
+            </w:tcMar>
+            <w:vAlign w:val="top"/>
+          </w:tcPr>
+          <w:p>
+            <w:pPr>
+              <w:keepNext w:val="0"/>
+              <w:keepLines w:val="0"/>
+              <w:pageBreakBefore w:val="0"/>
+              <w:widowControl w:val="0"/>
+              <w:pBdr>
+                <w:top w:space="0" w:sz="0" w:val="nil"/>
+                <w:left w:space="0" w:sz="0" w:val="nil"/>
+                <w:bottom w:space="0" w:sz="0" w:val="nil"/>
+                <w:right w:space="0" w:sz="0" w:val="nil"/>
+                <w:between w:space="0" w:sz="0" w:val="nil"/>
+              </w:pBdr>
+              <w:shd w:fill="auto" w:val="clear"/>
+              <w:spacing w:after="0" w:before="0" w:line="240" w:lineRule="auto"/>
+              <w:ind w:left="0" w:right="0" w:firstLine="0"/>
+              <w:jc w:val="left"/>
+              <w:rPr>
+                <w:rFonts w:ascii="Spectral" w:cs="Spectral" w:eastAsia="Spectral" w:hAnsi="Spectral"/>
+              </w:rPr>
+            </w:pPr>
+            <w:r>
+              <w:rPr>
+                <w:rFonts w:ascii="Spectral" w:cs="Spectral" w:eastAsia="Spectral" w:hAnsi="Spectral"/>
+                <w:rtl w:val="0"/>
+              </w:rPr>
+              <w:t xml:space="preserve">Daily Stand-up</w:t>
+            </w:r>
+          </w:p>
+        </w:tc>
+        <w:tc>
+          <w:tcPr>
+            <w:shd w:fill="auto" w:val="clear"/>
+            <w:tcMar>
+              <w:top w:w="100.0" w:type="dxa"/>
+              <w:left w:w="100.0" w:type="dxa"/>
+              <w:bottom w:w="100.0" w:type="dxa"/>
+              <w:right w:w="100.0" w:type="dxa"/>
+            </w:tcMar>
+            <w:vAlign w:val="top"/>
+          </w:tcPr>
+          <w:p>
+            <w:pPr>
+              <w:keepNext w:val="0"/>
+              <w:keepLines w:val="0"/>
+              <w:pageBreakBefore w:val="0"/>
+              <w:widowControl w:val="0"/>
+              <w:pBdr>
+                <w:top w:space="0" w:sz="0" w:val="nil"/>
+                <w:left w:space="0" w:sz="0" w:val="nil"/>
+                <w:bottom w:space="0" w:sz="0" w:val="nil"/>
+                <w:right w:space="0" w:sz="0" w:val="nil"/>
+                <w:between w:space="0" w:sz="0" w:val="nil"/>
+              </w:pBdr>
+              <w:shd w:fill="auto" w:val="clear"/>
+              <w:spacing w:after="0" w:before="0" w:line="240" w:lineRule="auto"/>
+              <w:ind w:left="0" w:right="0" w:firstLine="0"/>
+              <w:jc w:val="left"/>
+              <w:rPr>
+                <w:rFonts w:ascii="Spectral" w:cs="Spectral" w:eastAsia="Spectral" w:hAnsi="Spectral"/>
+              </w:rPr>
+            </w:pPr>
+            <w:r>
+              <w:rPr>
+                <w:rFonts w:ascii="Spectral" w:cs="Spectral" w:eastAsia="Spectral" w:hAnsi="Spectral"/>
+                <w:rtl w:val="0"/>
+              </w:rPr>
+              <w:t xml:space="preserve">Development Team</w:t>
+            </w:r>
+          </w:p>
+        </w:tc>
+        <w:tc>
+          <w:tcPr>
+            <w:shd w:fill="auto" w:val="clear"/>
+            <w:tcMar>
+              <w:top w:w="100.0" w:type="dxa"/>
+              <w:left w:w="100.0" w:type="dxa"/>
+              <w:bottom w:w="100.0" w:type="dxa"/>
+              <w:right w:w="100.0" w:type="dxa"/>
+            </w:tcMar>
+            <w:vAlign w:val="top"/>
+          </w:tcPr>
+          <w:p>
+            <w:pPr>
+              <w:keepNext w:val="0"/>
+              <w:keepLines w:val="0"/>
+              <w:pageBreakBefore w:val="0"/>
+              <w:widowControl w:val="0"/>
+              <w:pBdr>
+                <w:top w:space="0" w:sz="0" w:val="nil"/>
+                <w:left w:space="0" w:sz="0" w:val="nil"/>
+                <w:bottom w:space="0" w:sz="0" w:val="nil"/>
+                <w:right w:space="0" w:sz="0" w:val="nil"/>
+                <w:between w:space="0" w:sz="0" w:val="nil"/>
+              </w:pBdr>
+              <w:shd w:fill="auto" w:val="clear"/>
+              <w:spacing w:after="0" w:before="0" w:line="240" w:lineRule="auto"/>
+              <w:ind w:left="0" w:right="0" w:firstLine="0"/>
+              <w:jc w:val="left"/>
+              <w:rPr>
+                <w:rFonts w:ascii="Spectral" w:cs="Spectral" w:eastAsia="Spectral" w:hAnsi="Spectral"/>
+              </w:rPr>
+            </w:pPr>
+            <w:r>
+              <w:rPr>
+                <w:rFonts w:ascii="Spectral" w:cs="Spectral" w:eastAsia="Spectral" w:hAnsi="Spectral"/>
+                <w:rtl w:val="0"/>
+              </w:rPr>
+              <w:t xml:space="preserve">Daily</w:t>
+            </w:r>
+          </w:p>
+        </w:tc>
+        <w:tc>
+          <w:tcPr>
+            <w:shd w:fill="auto" w:val="clear"/>
+            <w:tcMar>
+              <w:top w:w="100.0" w:type="dxa"/>
+              <w:left w:w="100.0" w:type="dxa"/>
+              <w:bottom w:w="100.0" w:type="dxa"/>
+              <w:right w:w="100.0" w:type="dxa"/>
+            </w:tcMar>
+            <w:vAlign w:val="top"/>
+          </w:tcPr>
+          <w:p>
+            <w:pPr>
+              <w:keepNext w:val="0"/>
+              <w:keepLines w:val="0"/>
+              <w:pageBreakBefore w:val="0"/>
+              <w:widowControl w:val="0"/>
+              <w:pBdr>
+                <w:top w:space="0" w:sz="0" w:val="nil"/>
+                <w:left w:space="0" w:sz="0" w:val="nil"/>
+                <w:bottom w:space="0" w:sz="0" w:val="nil"/>
+                <w:right w:space="0" w:sz="0" w:val="nil"/>
+                <w:between w:space="0" w:sz="0" w:val="nil"/>
+              </w:pBdr>
+              <w:shd w:fill="auto" w:val="clear"/>
+              <w:spacing w:after="0" w:before="0" w:line="240" w:lineRule="auto"/>
+              <w:ind w:left="0" w:right="0" w:firstLine="0"/>
+              <w:jc w:val="left"/>
+              <w:rPr>
+                <w:rFonts w:ascii="Spectral" w:cs="Spectral" w:eastAsia="Spectral" w:hAnsi="Spectral"/>
+              </w:rPr>
+            </w:pPr>
+            <w:r>
+              <w:rPr>
+                <w:rFonts w:ascii="Spectral" w:cs="Spectral" w:eastAsia="Spectral" w:hAnsi="Spectral"/>
+                <w:rtl w:val="0"/>
+              </w:rPr>
+              <w:t xml:space="preserve">Teams/Zoom</w:t>
+            </w:r>
+          </w:p>
+        </w:tc>
+        <w:tc>
+          <w:tcPr>
+            <w:shd w:fill="auto" w:val="clear"/>
+            <w:tcMar>
+              <w:top w:w="100.0" w:type="dxa"/>
+              <w:left w:w="100.0" w:type="dxa"/>
+              <w:bottom w:w="100.0" w:type="dxa"/>
+              <w:right w:w="100.0" w:type="dxa"/>
+            </w:tcMar>
+            <w:vAlign w:val="top"/>
+          </w:tcPr>
+          <w:p>
+            <w:pPr>
+              <w:keepNext w:val="0"/>
+              <w:keepLines w:val="0"/>
+              <w:pageBreakBefore w:val="0"/>
+              <w:widowControl w:val="0"/>
+              <w:pBdr>
+                <w:top w:space="0" w:sz="0" w:val="nil"/>
+                <w:left w:space="0" w:sz="0" w:val="nil"/>
+                <w:bottom w:space="0" w:sz="0" w:val="nil"/>
+                <w:right w:space="0" w:sz="0" w:val="nil"/>
+                <w:between w:space="0" w:sz="0" w:val="nil"/>
+              </w:pBdr>
+              <w:shd w:fill="auto" w:val="clear"/>
+              <w:spacing w:after="0" w:before="0" w:line="240" w:lineRule="auto"/>
+              <w:ind w:left="0" w:right="0" w:firstLine="0"/>
+              <w:jc w:val="left"/>
+              <w:rPr>
+                <w:rFonts w:ascii="Spectral" w:cs="Spectral" w:eastAsia="Spectral" w:hAnsi="Spectral"/>
+              </w:rPr>
+            </w:pPr>
+            <w:r>
+              <w:rPr>
+                <w:rFonts w:ascii="Spectral" w:cs="Spectral" w:eastAsia="Spectral" w:hAnsi="Spectral"/>
+                <w:rtl w:val="0"/>
+              </w:rPr>
+              <w:t xml:space="preserve">Quick progress and blockers</w:t>
+            </w:r>
+          </w:p>
+        </w:tc>
+      </w:tr>
+      <w:tr>
+        <w:trPr>
+          <w:cantSplit w:val="0"/>
+          <w:tblHeader w:val="0"/>
+        </w:trPr>
+        <w:tc>
+          <w:tcPr>
+            <w:shd w:fill="auto" w:val="clear"/>
+            <w:tcMar>
+              <w:top w:w="100.0" w:type="dxa"/>
+              <w:left w:w="100.0" w:type="dxa"/>
+              <w:bottom w:w="100.0" w:type="dxa"/>
+              <w:right w:w="100.0" w:type="dxa"/>
+            </w:tcMar>
+            <w:vAlign w:val="top"/>
+          </w:tcPr>
+          <w:p>
+            <w:pPr>
+              <w:keepNext w:val="0"/>
+              <w:keepLines w:val="0"/>
+              <w:pageBreakBefore w:val="0"/>
+              <w:widowControl w:val="0"/>
+              <w:pBdr>
+                <w:top w:space="0" w:sz="0" w:val="nil"/>
+                <w:left w:space="0" w:sz="0" w:val="nil"/>
+                <w:bottom w:space="0" w:sz="0" w:val="nil"/>
+                <w:right w:space="0" w:sz="0" w:val="nil"/>
+                <w:between w:space="0" w:sz="0" w:val="nil"/>
+              </w:pBdr>
+              <w:shd w:fill="auto" w:val="clear"/>
+              <w:spacing w:after="0" w:before="0" w:line="240" w:lineRule="auto"/>
+              <w:ind w:left="0" w:right="0" w:firstLine="0"/>
+              <w:jc w:val="left"/>
+              <w:rPr>
+                <w:rFonts w:ascii="Spectral" w:cs="Spectral" w:eastAsia="Spectral" w:hAnsi="Spectral"/>
+              </w:rPr>
+            </w:pPr>
+            <w:r>
+              <w:rPr>
+                <w:rFonts w:ascii="Spectral" w:cs="Spectral" w:eastAsia="Spectral" w:hAnsi="Spectral"/>
+                <w:rtl w:val="0"/>
+              </w:rPr>
+              <w:t xml:space="preserve">Project Progress Meeting</w:t>
+            </w:r>
+          </w:p>
+        </w:tc>
+        <w:tc>
+          <w:tcPr>
+            <w:shd w:fill="auto" w:val="clear"/>
+            <w:tcMar>
+              <w:top w:w="100.0" w:type="dxa"/>
+              <w:left w:w="100.0" w:type="dxa"/>
+              <w:bottom w:w="100.0" w:type="dxa"/>
+              <w:right w:w="100.0" w:type="dxa"/>
+            </w:tcMar>
+            <w:vAlign w:val="top"/>
+          </w:tcPr>
+          <w:p>
+            <w:pPr>
+              <w:keepNext w:val="0"/>
+              <w:keepLines w:val="0"/>
+              <w:pageBreakBefore w:val="0"/>
+              <w:widowControl w:val="0"/>
+              <w:pBdr>
+                <w:top w:space="0" w:sz="0" w:val="nil"/>
+                <w:left w:space="0" w:sz="0" w:val="nil"/>
+                <w:bottom w:space="0" w:sz="0" w:val="nil"/>
+                <w:right w:space="0" w:sz="0" w:val="nil"/>
+                <w:between w:space="0" w:sz="0" w:val="nil"/>
+              </w:pBdr>
+              <w:shd w:fill="auto" w:val="clear"/>
+              <w:spacing w:after="0" w:before="0" w:line="240" w:lineRule="auto"/>
+              <w:ind w:left="0" w:right="0" w:firstLine="0"/>
+              <w:jc w:val="left"/>
+              <w:rPr>
+                <w:rFonts w:ascii="Spectral" w:cs="Spectral" w:eastAsia="Spectral" w:hAnsi="Spectral"/>
+              </w:rPr>
+            </w:pPr>
+            <w:r>
+              <w:rPr>
+                <w:rFonts w:ascii="Spectral" w:cs="Spectral" w:eastAsia="Spectral" w:hAnsi="Spectral"/>
+                <w:rtl w:val="0"/>
+              </w:rPr>
+              <w:t xml:space="preserve">Project Team</w:t>
+            </w:r>
+          </w:p>
+        </w:tc>
+        <w:tc>
+          <w:tcPr>
+            <w:shd w:fill="auto" w:val="clear"/>
+            <w:tcMar>
+              <w:top w:w="100.0" w:type="dxa"/>
+              <w:left w:w="100.0" w:type="dxa"/>
+              <w:bottom w:w="100.0" w:type="dxa"/>
+              <w:right w:w="100.0" w:type="dxa"/>
+            </w:tcMar>
+            <w:vAlign w:val="top"/>
+          </w:tcPr>
+          <w:p>
+            <w:pPr>
+              <w:keepNext w:val="0"/>
+              <w:keepLines w:val="0"/>
+              <w:pageBreakBefore w:val="0"/>
+              <w:widowControl w:val="0"/>
+              <w:pBdr>
+                <w:top w:space="0" w:sz="0" w:val="nil"/>
+                <w:left w:space="0" w:sz="0" w:val="nil"/>
+                <w:bottom w:space="0" w:sz="0" w:val="nil"/>
+                <w:right w:space="0" w:sz="0" w:val="nil"/>
+                <w:between w:space="0" w:sz="0" w:val="nil"/>
+              </w:pBdr>
+              <w:shd w:fill="auto" w:val="clear"/>
+              <w:spacing w:after="0" w:before="0" w:line="240" w:lineRule="auto"/>
+              <w:ind w:left="0" w:right="0" w:firstLine="0"/>
+              <w:jc w:val="left"/>
+              <w:rPr>
+                <w:rFonts w:ascii="Spectral" w:cs="Spectral" w:eastAsia="Spectral" w:hAnsi="Spectral"/>
+              </w:rPr>
+            </w:pPr>
+            <w:r>
+              <w:rPr>
+                <w:rFonts w:ascii="Spectral" w:cs="Spectral" w:eastAsia="Spectral" w:hAnsi="Spectral"/>
+                <w:rtl w:val="0"/>
+              </w:rPr>
+              <w:t xml:space="preserve">Weekly</w:t>
+            </w:r>
+          </w:p>
+        </w:tc>
+        <w:tc>
+          <w:tcPr>
+            <w:shd w:fill="auto" w:val="clear"/>
+            <w:tcMar>
+              <w:top w:w="100.0" w:type="dxa"/>
+              <w:left w:w="100.0" w:type="dxa"/>
+              <w:bottom w:w="100.0" w:type="dxa"/>
+              <w:right w:w="100.0" w:type="dxa"/>
+            </w:tcMar>
+            <w:vAlign w:val="top"/>
+          </w:tcPr>
+          <w:p>
+            <w:pPr>
+              <w:keepNext w:val="0"/>
+              <w:keepLines w:val="0"/>
+              <w:pageBreakBefore w:val="0"/>
+              <w:widowControl w:val="0"/>
+              <w:pBdr>
+                <w:top w:space="0" w:sz="0" w:val="nil"/>
+                <w:left w:space="0" w:sz="0" w:val="nil"/>
+                <w:bottom w:space="0" w:sz="0" w:val="nil"/>
+                <w:right w:space="0" w:sz="0" w:val="nil"/>
+                <w:between w:space="0" w:sz="0" w:val="nil"/>
+              </w:pBdr>
+              <w:shd w:fill="auto" w:val="clear"/>
+              <w:spacing w:after="0" w:before="0" w:line="240" w:lineRule="auto"/>
+              <w:ind w:left="0" w:right="0" w:firstLine="0"/>
+              <w:jc w:val="left"/>
+              <w:rPr>
+                <w:rFonts w:ascii="Spectral" w:cs="Spectral" w:eastAsia="Spectral" w:hAnsi="Spectral"/>
+              </w:rPr>
+            </w:pPr>
+            <w:r>
+              <w:rPr>
+                <w:rFonts w:ascii="Spectral" w:cs="Spectral" w:eastAsia="Spectral" w:hAnsi="Spectral"/>
+                <w:rtl w:val="0"/>
+              </w:rPr>
+              <w:t xml:space="preserve">Teams/Zoom</w:t>
+            </w:r>
+          </w:p>
+        </w:tc>
+        <w:tc>
+          <w:tcPr>
+            <w:shd w:fill="auto" w:val="clear"/>
+            <w:tcMar>
+              <w:top w:w="100.0" w:type="dxa"/>
+              <w:left w:w="100.0" w:type="dxa"/>
+              <w:bottom w:w="100.0" w:type="dxa"/>
+              <w:right w:w="100.0" w:type="dxa"/>
+            </w:tcMar>
+            <w:vAlign w:val="top"/>
+          </w:tcPr>
+          <w:p>
+            <w:pPr>
+              <w:keepNext w:val="0"/>
+              <w:keepLines w:val="0"/>
+              <w:pageBreakBefore w:val="0"/>
+              <w:widowControl w:val="0"/>
+              <w:pBdr>
+                <w:top w:space="0" w:sz="0" w:val="nil"/>
+                <w:left w:space="0" w:sz="0" w:val="nil"/>
+                <w:bottom w:space="0" w:sz="0" w:val="nil"/>
+                <w:right w:space="0" w:sz="0" w:val="nil"/>
+                <w:between w:space="0" w:sz="0" w:val="nil"/>
+              </w:pBdr>
+              <w:shd w:fill="auto" w:val="clear"/>
+              <w:spacing w:after="0" w:before="0" w:line="240" w:lineRule="auto"/>
+              <w:ind w:left="0" w:right="0" w:firstLine="0"/>
+              <w:jc w:val="left"/>
+              <w:rPr>
+                <w:rFonts w:ascii="Spectral" w:cs="Spectral" w:eastAsia="Spectral" w:hAnsi="Spectral"/>
+              </w:rPr>
+            </w:pPr>
+            <w:r>
+              <w:rPr>
+                <w:rFonts w:ascii="Spectral" w:cs="Spectral" w:eastAsia="Spectral" w:hAnsi="Spectral"/>
+                <w:rtl w:val="0"/>
+              </w:rPr>
+              <w:t xml:space="preserve">Review progress, risks, and upcoming work</w:t>
+            </w:r>
+          </w:p>
+        </w:tc>
+      </w:tr>
+      <w:tr>
+        <w:trPr>
+          <w:cantSplit w:val="0"/>
+          <w:tblHeader w:val="0"/>
+        </w:trPr>
+        <w:tc>
+          <w:tcPr>
+            <w:shd w:fill="auto" w:val="clear"/>
+            <w:tcMar>
+              <w:top w:w="100.0" w:type="dxa"/>
+              <w:left w:w="100.0" w:type="dxa"/>
+              <w:bottom w:w="100.0" w:type="dxa"/>
+              <w:right w:w="100.0" w:type="dxa"/>
+            </w:tcMar>
+            <w:vAlign w:val="top"/>
+          </w:tcPr>
+          <w:p>
+            <w:pPr>
+              <w:keepNext w:val="0"/>
+              <w:keepLines w:val="0"/>
+              <w:pageBreakBefore w:val="0"/>
+              <w:widowControl w:val="0"/>
+              <w:pBdr>
+                <w:top w:space="0" w:sz="0" w:val="nil"/>
+                <w:left w:space="0" w:sz="0" w:val="nil"/>
+                <w:bottom w:space="0" w:sz="0" w:val="nil"/>
+                <w:right w:space="0" w:sz="0" w:val="nil"/>
+                <w:between w:space="0" w:sz="0" w:val="nil"/>
+              </w:pBdr>
+              <w:shd w:fill="auto" w:val="clear"/>
+              <w:spacing w:after="0" w:before="0" w:line="240" w:lineRule="auto"/>
+              <w:ind w:left="0" w:right="0" w:firstLine="0"/>
+              <w:jc w:val="left"/>
+              <w:rPr>
+                <w:rFonts w:ascii="Spectral" w:cs="Spectral" w:eastAsia="Spectral" w:hAnsi="Spectral"/>
+              </w:rPr>
+            </w:pPr>
+            <w:r>
+              <w:rPr>
+                <w:rFonts w:ascii="Spectral" w:cs="Spectral" w:eastAsia="Spectral" w:hAnsi="Spectral"/>
+                <w:rtl w:val="0"/>
+              </w:rPr>
+              <w:t xml:space="preserve">Sprint Review</w:t>
+            </w:r>
+          </w:p>
+        </w:tc>
+        <w:tc>
+          <w:tcPr>
+            <w:shd w:fill="auto" w:val="clear"/>
+            <w:tcMar>
+              <w:top w:w="100.0" w:type="dxa"/>
+              <w:left w:w="100.0" w:type="dxa"/>
+              <w:bottom w:w="100.0" w:type="dxa"/>
+              <w:right w:w="100.0" w:type="dxa"/>
+            </w:tcMar>
+            <w:vAlign w:val="top"/>
+          </w:tcPr>
+          <w:p>
+            <w:pPr>
+              <w:keepNext w:val="0"/>
+              <w:keepLines w:val="0"/>
+              <w:pageBreakBefore w:val="0"/>
+              <w:widowControl w:val="0"/>
+              <w:pBdr>
+                <w:top w:space="0" w:sz="0" w:val="nil"/>
+                <w:left w:space="0" w:sz="0" w:val="nil"/>
+                <w:bottom w:space="0" w:sz="0" w:val="nil"/>
+                <w:right w:space="0" w:sz="0" w:val="nil"/>
+                <w:between w:space="0" w:sz="0" w:val="nil"/>
+              </w:pBdr>
+              <w:shd w:fill="auto" w:val="clear"/>
+              <w:spacing w:after="0" w:before="0" w:line="240" w:lineRule="auto"/>
+              <w:ind w:left="0" w:right="0" w:firstLine="0"/>
+              <w:jc w:val="left"/>
+              <w:rPr>
+                <w:rFonts w:ascii="Spectral" w:cs="Spectral" w:eastAsia="Spectral" w:hAnsi="Spectral"/>
+              </w:rPr>
+            </w:pPr>
+            <w:r>
+              <w:rPr>
+                <w:rFonts w:ascii="Spectral" w:cs="Spectral" w:eastAsia="Spectral" w:hAnsi="Spectral"/>
+                <w:rtl w:val="0"/>
+              </w:rPr>
+              <w:t xml:space="preserve">Project Team &amp; Stakeholders</w:t>
+            </w:r>
+          </w:p>
+        </w:tc>
+        <w:tc>
+          <w:tcPr>
+            <w:shd w:fill="auto" w:val="clear"/>
+            <w:tcMar>
+              <w:top w:w="100.0" w:type="dxa"/>
+              <w:left w:w="100.0" w:type="dxa"/>
+              <w:bottom w:w="100.0" w:type="dxa"/>
+              <w:right w:w="100.0" w:type="dxa"/>
+            </w:tcMar>
+            <w:vAlign w:val="top"/>
+          </w:tcPr>
+          <w:p>
+            <w:pPr>
+              <w:keepNext w:val="0"/>
+              <w:keepLines w:val="0"/>
+              <w:pageBreakBefore w:val="0"/>
+              <w:widowControl w:val="0"/>
+              <w:pBdr>
+                <w:top w:space="0" w:sz="0" w:val="nil"/>
+                <w:left w:space="0" w:sz="0" w:val="nil"/>
+                <w:bottom w:space="0" w:sz="0" w:val="nil"/>
+                <w:right w:space="0" w:sz="0" w:val="nil"/>
+                <w:between w:space="0" w:sz="0" w:val="nil"/>
+              </w:pBdr>
+              <w:shd w:fill="auto" w:val="clear"/>
+              <w:spacing w:after="0" w:before="0" w:line="240" w:lineRule="auto"/>
+              <w:ind w:left="0" w:right="0" w:firstLine="0"/>
+              <w:jc w:val="left"/>
+              <w:rPr>
+                <w:rFonts w:ascii="Spectral" w:cs="Spectral" w:eastAsia="Spectral" w:hAnsi="Spectral"/>
+              </w:rPr>
+            </w:pPr>
+            <w:r>
+              <w:rPr>
+                <w:rFonts w:ascii="Spectral" w:cs="Spectral" w:eastAsia="Spectral" w:hAnsi="Spectral"/>
+                <w:rtl w:val="0"/>
+              </w:rPr>
+              <w:t xml:space="preserve">End of Sprint</w:t>
+            </w:r>
+          </w:p>
+        </w:tc>
+        <w:tc>
+          <w:tcPr>
+            <w:shd w:fill="auto" w:val="clear"/>
+            <w:tcMar>
+              <w:top w:w="100.0" w:type="dxa"/>
+              <w:left w:w="100.0" w:type="dxa"/>
+              <w:bottom w:w="100.0" w:type="dxa"/>
+              <w:right w:w="100.0" w:type="dxa"/>
+            </w:tcMar>
+            <w:vAlign w:val="top"/>
+          </w:tcPr>
+          <w:p>
+            <w:pPr>
+              <w:keepNext w:val="0"/>
+              <w:keepLines w:val="0"/>
+              <w:pageBreakBefore w:val="0"/>
+              <w:widowControl w:val="0"/>
+              <w:pBdr>
+                <w:top w:space="0" w:sz="0" w:val="nil"/>
+                <w:left w:space="0" w:sz="0" w:val="nil"/>
+                <w:bottom w:space="0" w:sz="0" w:val="nil"/>
+                <w:right w:space="0" w:sz="0" w:val="nil"/>
+                <w:between w:space="0" w:sz="0" w:val="nil"/>
+              </w:pBdr>
+              <w:shd w:fill="auto" w:val="clear"/>
+              <w:spacing w:after="0" w:before="0" w:line="240" w:lineRule="auto"/>
+              <w:ind w:left="0" w:right="0" w:firstLine="0"/>
+              <w:jc w:val="left"/>
+              <w:rPr>
+                <w:rFonts w:ascii="Spectral" w:cs="Spectral" w:eastAsia="Spectral" w:hAnsi="Spectral"/>
+              </w:rPr>
+            </w:pPr>
+            <w:r>
+              <w:rPr>
+                <w:rFonts w:ascii="Spectral" w:cs="Spectral" w:eastAsia="Spectral" w:hAnsi="Spectral"/>
+                <w:rtl w:val="0"/>
+              </w:rPr>
+              <w:t xml:space="preserve">Demo/Meeting</w:t>
+            </w:r>
+          </w:p>
+        </w:tc>
+        <w:tc>
+          <w:tcPr>
+            <w:shd w:fill="auto" w:val="clear"/>
+            <w:tcMar>
+              <w:top w:w="100.0" w:type="dxa"/>
+              <w:left w:w="100.0" w:type="dxa"/>
+              <w:bottom w:w="100.0" w:type="dxa"/>
+              <w:right w:w="100.0" w:type="dxa"/>
+            </w:tcMar>
+            <w:vAlign w:val="top"/>
+          </w:tcPr>
+          <w:p>
+            <w:pPr>
+              <w:keepNext w:val="0"/>
+              <w:keepLines w:val="0"/>
+              <w:pageBreakBefore w:val="0"/>
+              <w:widowControl w:val="0"/>
+              <w:pBdr>
+                <w:top w:space="0" w:sz="0" w:val="nil"/>
+                <w:left w:space="0" w:sz="0" w:val="nil"/>
+                <w:bottom w:space="0" w:sz="0" w:val="nil"/>
+                <w:right w:space="0" w:sz="0" w:val="nil"/>
+                <w:between w:space="0" w:sz="0" w:val="nil"/>
+              </w:pBdr>
+              <w:shd w:fill="auto" w:val="clear"/>
+              <w:spacing w:after="0" w:before="0" w:line="240" w:lineRule="auto"/>
+              <w:ind w:left="0" w:right="0" w:firstLine="0"/>
+              <w:jc w:val="left"/>
+              <w:rPr>
+                <w:rFonts w:ascii="Spectral" w:cs="Spectral" w:eastAsia="Spectral" w:hAnsi="Spectral"/>
+              </w:rPr>
+            </w:pPr>
+            <w:r>
+              <w:rPr>
+                <w:rFonts w:ascii="Spectral" w:cs="Spectral" w:eastAsia="Spectral" w:hAnsi="Spectral"/>
+                <w:rtl w:val="0"/>
+              </w:rPr>
+              <w:t xml:space="preserve">Review completed features and feedback</w:t>
+            </w:r>
+          </w:p>
+        </w:tc>
+      </w:tr>
+      <w:tr>
+        <w:trPr>
+          <w:cantSplit w:val="0"/>
+          <w:tblHeader w:val="0"/>
+        </w:trPr>
+        <w:tc>
+          <w:tcPr>
+            <w:shd w:fill="auto" w:val="clear"/>
+            <w:tcMar>
+              <w:top w:w="100.0" w:type="dxa"/>
+              <w:left w:w="100.0" w:type="dxa"/>
+              <w:bottom w:w="100.0" w:type="dxa"/>
+              <w:right w:w="100.0" w:type="dxa"/>
+            </w:tcMar>
+            <w:vAlign w:val="top"/>
+          </w:tcPr>
+          <w:p>
+            <w:pPr>
+              <w:keepNext w:val="0"/>
+              <w:keepLines w:val="0"/>
+              <w:pageBreakBefore w:val="0"/>
+              <w:widowControl w:val="0"/>
+              <w:pBdr>
+                <w:top w:space="0" w:sz="0" w:val="nil"/>
+                <w:left w:space="0" w:sz="0" w:val="nil"/>
+                <w:bottom w:space="0" w:sz="0" w:val="nil"/>
+                <w:right w:space="0" w:sz="0" w:val="nil"/>
+                <w:between w:space="0" w:sz="0" w:val="nil"/>
+              </w:pBdr>
+              <w:shd w:fill="auto" w:val="clear"/>
+              <w:spacing w:after="0" w:before="0" w:line="240" w:lineRule="auto"/>
+              <w:ind w:left="0" w:right="0" w:firstLine="0"/>
+              <w:jc w:val="left"/>
+              <w:rPr>
+                <w:rFonts w:ascii="Spectral" w:cs="Spectral" w:eastAsia="Spectral" w:hAnsi="Spectral"/>
+              </w:rPr>
+            </w:pPr>
+            <w:r>
+              <w:rPr>
+                <w:rFonts w:ascii="Spectral" w:cs="Spectral" w:eastAsia="Spectral" w:hAnsi="Spectral"/>
+                <w:rtl w:val="0"/>
+              </w:rPr>
+              <w:t xml:space="preserve">Stakeholder Update</w:t>
+            </w:r>
+          </w:p>
+        </w:tc>
+        <w:tc>
+          <w:tcPr>
+            <w:shd w:fill="auto" w:val="clear"/>
+            <w:tcMar>
+              <w:top w:w="100.0" w:type="dxa"/>
+              <w:left w:w="100.0" w:type="dxa"/>
+              <w:bottom w:w="100.0" w:type="dxa"/>
+              <w:right w:w="100.0" w:type="dxa"/>
+            </w:tcMar>
+            <w:vAlign w:val="top"/>
+          </w:tcPr>
+          <w:p>
+            <w:pPr>
+              <w:keepNext w:val="0"/>
+              <w:keepLines w:val="0"/>
+              <w:pageBreakBefore w:val="0"/>
+              <w:widowControl w:val="0"/>
+              <w:pBdr>
+                <w:top w:space="0" w:sz="0" w:val="nil"/>
+                <w:left w:space="0" w:sz="0" w:val="nil"/>
+                <w:bottom w:space="0" w:sz="0" w:val="nil"/>
+                <w:right w:space="0" w:sz="0" w:val="nil"/>
+                <w:between w:space="0" w:sz="0" w:val="nil"/>
+              </w:pBdr>
+              <w:shd w:fill="auto" w:val="clear"/>
+              <w:spacing w:after="0" w:before="0" w:line="240" w:lineRule="auto"/>
+              <w:ind w:left="0" w:right="0" w:firstLine="0"/>
+              <w:jc w:val="left"/>
+              <w:rPr>
+                <w:rFonts w:ascii="Spectral" w:cs="Spectral" w:eastAsia="Spectral" w:hAnsi="Spectral"/>
+              </w:rPr>
+            </w:pPr>
+            <w:r>
+              <w:rPr>
+                <w:rFonts w:ascii="Spectral" w:cs="Spectral" w:eastAsia="Spectral" w:hAnsi="Spectral"/>
+                <w:rtl w:val="0"/>
+              </w:rPr>
+              <w:t xml:space="preserve">Stakeholders</w:t>
+            </w:r>
+          </w:p>
+        </w:tc>
+        <w:tc>
+          <w:tcPr>
+            <w:shd w:fill="auto" w:val="clear"/>
+            <w:tcMar>
+              <w:top w:w="100.0" w:type="dxa"/>
+              <w:left w:w="100.0" w:type="dxa"/>
+              <w:bottom w:w="100.0" w:type="dxa"/>
+              <w:right w:w="100.0" w:type="dxa"/>
+            </w:tcMar>
+            <w:vAlign w:val="top"/>
+          </w:tcPr>
+          <w:p>
+            <w:pPr>
+              <w:keepNext w:val="0"/>
+              <w:keepLines w:val="0"/>
+              <w:pageBreakBefore w:val="0"/>
+              <w:widowControl w:val="0"/>
+              <w:pBdr>
+                <w:top w:space="0" w:sz="0" w:val="nil"/>
+                <w:left w:space="0" w:sz="0" w:val="nil"/>
+                <w:bottom w:space="0" w:sz="0" w:val="nil"/>
+                <w:right w:space="0" w:sz="0" w:val="nil"/>
+                <w:between w:space="0" w:sz="0" w:val="nil"/>
+              </w:pBdr>
+              <w:shd w:fill="auto" w:val="clear"/>
+              <w:spacing w:after="0" w:before="0" w:line="240" w:lineRule="auto"/>
+              <w:ind w:left="0" w:right="0" w:firstLine="0"/>
+              <w:jc w:val="left"/>
+              <w:rPr>
+                <w:rFonts w:ascii="Spectral" w:cs="Spectral" w:eastAsia="Spectral" w:hAnsi="Spectral"/>
+              </w:rPr>
+            </w:pPr>
+            <w:r>
+              <w:rPr>
+                <w:rFonts w:ascii="Spectral" w:cs="Spectral" w:eastAsia="Spectral" w:hAnsi="Spectral"/>
+                <w:rtl w:val="0"/>
+              </w:rPr>
+              <w:t xml:space="preserve">Monthly</w:t>
+            </w:r>
+          </w:p>
+        </w:tc>
+        <w:tc>
+          <w:tcPr>
+            <w:shd w:fill="auto" w:val="clear"/>
+            <w:tcMar>
+              <w:top w:w="100.0" w:type="dxa"/>
+              <w:left w:w="100.0" w:type="dxa"/>
+              <w:bottom w:w="100.0" w:type="dxa"/>
+              <w:right w:w="100.0" w:type="dxa"/>
+            </w:tcMar>
+            <w:vAlign w:val="top"/>
+          </w:tcPr>
+          <w:p>
+            <w:pPr>
+              <w:keepNext w:val="0"/>
+              <w:keepLines w:val="0"/>
+              <w:pageBreakBefore w:val="0"/>
+              <w:widowControl w:val="0"/>
+              <w:pBdr>
+                <w:top w:space="0" w:sz="0" w:val="nil"/>
+                <w:left w:space="0" w:sz="0" w:val="nil"/>
+                <w:bottom w:space="0" w:sz="0" w:val="nil"/>
+                <w:right w:space="0" w:sz="0" w:val="nil"/>
+                <w:between w:space="0" w:sz="0" w:val="nil"/>
+              </w:pBdr>
+              <w:shd w:fill="auto" w:val="clear"/>
+              <w:spacing w:after="0" w:before="0" w:line="240" w:lineRule="auto"/>
+              <w:ind w:left="0" w:right="0" w:firstLine="0"/>
+              <w:jc w:val="left"/>
+              <w:rPr>
+                <w:rFonts w:ascii="Spectral" w:cs="Spectral" w:eastAsia="Spectral" w:hAnsi="Spectral"/>
+              </w:rPr>
+            </w:pPr>
+            <w:r>
+              <w:rPr>
+                <w:rFonts w:ascii="Spectral" w:cs="Spectral" w:eastAsia="Spectral" w:hAnsi="Spectral"/>
+                <w:rtl w:val="0"/>
+              </w:rPr>
+              <w:t xml:space="preserve">Report &amp; Meeting</w:t>
+            </w:r>
+          </w:p>
+        </w:tc>
+        <w:tc>
+          <w:tcPr>
+            <w:shd w:fill="auto" w:val="clear"/>
+            <w:tcMar>
+              <w:top w:w="100.0" w:type="dxa"/>
+              <w:left w:w="100.0" w:type="dxa"/>
+              <w:bottom w:w="100.0" w:type="dxa"/>
+              <w:right w:w="100.0" w:type="dxa"/>
+            </w:tcMar>
+            <w:vAlign w:val="top"/>
+          </w:tcPr>
+          <w:p>
+            <w:pPr>
+              <w:keepNext w:val="0"/>
+              <w:keepLines w:val="0"/>
+              <w:pageBreakBefore w:val="0"/>
+              <w:widowControl w:val="0"/>
+              <w:pBdr>
+                <w:top w:space="0" w:sz="0" w:val="nil"/>
+                <w:left w:space="0" w:sz="0" w:val="nil"/>
+                <w:bottom w:space="0" w:sz="0" w:val="nil"/>
+                <w:right w:space="0" w:sz="0" w:val="nil"/>
+                <w:between w:space="0" w:sz="0" w:val="nil"/>
+              </w:pBdr>
+              <w:shd w:fill="auto" w:val="clear"/>
+              <w:spacing w:after="0" w:before="0" w:line="240" w:lineRule="auto"/>
+              <w:ind w:left="0" w:right="0" w:firstLine="0"/>
+              <w:jc w:val="left"/>
+              <w:rPr>
+                <w:rFonts w:ascii="Spectral" w:cs="Spectral" w:eastAsia="Spectral" w:hAnsi="Spectral"/>
+              </w:rPr>
+            </w:pPr>
+            <w:r>
+              <w:rPr>
+                <w:rFonts w:ascii="Spectral" w:cs="Spectral" w:eastAsia="Spectral" w:hAnsi="Spectral"/>
+                <w:rtl w:val="0"/>
+              </w:rPr>
+              <w:t xml:space="preserve">Share overall progress and major risks</w:t>
+            </w:r>
+          </w:p>
+        </w:tc>
+      </w:tr>
+      <w:tr>
+        <w:trPr>
+          <w:cantSplit w:val="0"/>
+          <w:tblHeader w:val="0"/>
+        </w:trPr>
+        <w:tc>
+          <w:tcPr>
+            <w:shd w:fill="auto" w:val="clear"/>
+            <w:tcMar>
+              <w:top w:w="100.0" w:type="dxa"/>
+              <w:left w:w="100.0" w:type="dxa"/>
+              <w:bottom w:w="100.0" w:type="dxa"/>
+              <w:right w:w="100.0" w:type="dxa"/>
+            </w:tcMar>
+            <w:vAlign w:val="top"/>
+          </w:tcPr>
+          <w:p>
+            <w:pPr>
+              <w:keepNext w:val="0"/>
+              <w:keepLines w:val="0"/>
+              <w:pageBreakBefore w:val="0"/>
+              <w:widowControl w:val="0"/>
+              <w:pBdr>
+                <w:top w:space="0" w:sz="0" w:val="nil"/>
+                <w:left w:space="0" w:sz="0" w:val="nil"/>
+                <w:bottom w:space="0" w:sz="0" w:val="nil"/>
+                <w:right w:space="0" w:sz="0" w:val="nil"/>
+                <w:between w:space="0" w:sz="0" w:val="nil"/>
+              </w:pBdr>
+              <w:shd w:fill="auto" w:val="clear"/>
+              <w:spacing w:after="0" w:before="0" w:line="240" w:lineRule="auto"/>
+              <w:ind w:left="0" w:right="0" w:firstLine="0"/>
+              <w:jc w:val="left"/>
+              <w:rPr>
+                <w:rFonts w:ascii="Spectral" w:cs="Spectral" w:eastAsia="Spectral" w:hAnsi="Spectral"/>
+              </w:rPr>
+            </w:pPr>
+            <w:r>
+              <w:rPr>
+                <w:rFonts w:ascii="Spectral" w:cs="Spectral" w:eastAsia="Spectral" w:hAnsi="Spectral"/>
+                <w:rtl w:val="0"/>
+              </w:rPr>
+              <w:t xml:space="preserve">Technical Updates</w:t>
+            </w:r>
+          </w:p>
+        </w:tc>
+        <w:tc>
+          <w:tcPr>
+            <w:shd w:fill="auto" w:val="clear"/>
+            <w:tcMar>
+              <w:top w:w="100.0" w:type="dxa"/>
+              <w:left w:w="100.0" w:type="dxa"/>
+              <w:bottom w:w="100.0" w:type="dxa"/>
+              <w:right w:w="100.0" w:type="dxa"/>
+            </w:tcMar>
+            <w:vAlign w:val="top"/>
+          </w:tcPr>
+          <w:p>
+            <w:pPr>
+              <w:keepNext w:val="0"/>
+              <w:keepLines w:val="0"/>
+              <w:pageBreakBefore w:val="0"/>
+              <w:widowControl w:val="0"/>
+              <w:pBdr>
+                <w:top w:space="0" w:sz="0" w:val="nil"/>
+                <w:left w:space="0" w:sz="0" w:val="nil"/>
+                <w:bottom w:space="0" w:sz="0" w:val="nil"/>
+                <w:right w:space="0" w:sz="0" w:val="nil"/>
+                <w:between w:space="0" w:sz="0" w:val="nil"/>
+              </w:pBdr>
+              <w:shd w:fill="auto" w:val="clear"/>
+              <w:spacing w:after="0" w:before="0" w:line="240" w:lineRule="auto"/>
+              <w:ind w:left="0" w:right="0" w:firstLine="0"/>
+              <w:jc w:val="left"/>
+              <w:rPr>
+                <w:rFonts w:ascii="Spectral" w:cs="Spectral" w:eastAsia="Spectral" w:hAnsi="Spectral"/>
+              </w:rPr>
+            </w:pPr>
+            <w:r>
+              <w:rPr>
+                <w:rFonts w:ascii="Spectral" w:cs="Spectral" w:eastAsia="Spectral" w:hAnsi="Spectral"/>
+                <w:rtl w:val="0"/>
+              </w:rPr>
+              <w:t xml:space="preserve">Developers</w:t>
+            </w:r>
+          </w:p>
+        </w:tc>
+        <w:tc>
+          <w:tcPr>
+            <w:shd w:fill="auto" w:val="clear"/>
+            <w:tcMar>
+              <w:top w:w="100.0" w:type="dxa"/>
+              <w:left w:w="100.0" w:type="dxa"/>
+              <w:bottom w:w="100.0" w:type="dxa"/>
+              <w:right w:w="100.0" w:type="dxa"/>
+            </w:tcMar>
+            <w:vAlign w:val="top"/>
+          </w:tcPr>
+          <w:p>
+            <w:pPr>
+              <w:keepNext w:val="0"/>
+              <w:keepLines w:val="0"/>
+              <w:pageBreakBefore w:val="0"/>
+              <w:widowControl w:val="0"/>
+              <w:pBdr>
+                <w:top w:space="0" w:sz="0" w:val="nil"/>
+                <w:left w:space="0" w:sz="0" w:val="nil"/>
+                <w:bottom w:space="0" w:sz="0" w:val="nil"/>
+                <w:right w:space="0" w:sz="0" w:val="nil"/>
+                <w:between w:space="0" w:sz="0" w:val="nil"/>
+              </w:pBdr>
+              <w:shd w:fill="auto" w:val="clear"/>
+              <w:spacing w:after="0" w:before="0" w:line="240" w:lineRule="auto"/>
+              <w:ind w:left="0" w:right="0" w:firstLine="0"/>
+              <w:jc w:val="left"/>
+              <w:rPr>
+                <w:rFonts w:ascii="Spectral" w:cs="Spectral" w:eastAsia="Spectral" w:hAnsi="Spectral"/>
+              </w:rPr>
+            </w:pPr>
+            <w:r>
+              <w:rPr>
+                <w:rFonts w:ascii="Spectral" w:cs="Spectral" w:eastAsia="Spectral" w:hAnsi="Spectral"/>
+                <w:rtl w:val="0"/>
+              </w:rPr>
+              <w:t xml:space="preserve">As Needed</w:t>
+            </w:r>
+          </w:p>
+        </w:tc>
+        <w:tc>
+          <w:tcPr>
+            <w:shd w:fill="auto" w:val="clear"/>
+            <w:tcMar>
+              <w:top w:w="100.0" w:type="dxa"/>
+              <w:left w:w="100.0" w:type="dxa"/>
+              <w:bottom w:w="100.0" w:type="dxa"/>
+              <w:right w:w="100.0" w:type="dxa"/>
+            </w:tcMar>
+            <w:vAlign w:val="top"/>
+          </w:tcPr>
+          <w:p>
+            <w:pPr>
+              <w:keepNext w:val="0"/>
+              <w:keepLines w:val="0"/>
+              <w:pageBreakBefore w:val="0"/>
+              <w:widowControl w:val="0"/>
+              <w:pBdr>
+                <w:top w:space="0" w:sz="0" w:val="nil"/>
+                <w:left w:space="0" w:sz="0" w:val="nil"/>
+                <w:bottom w:space="0" w:sz="0" w:val="nil"/>
+                <w:right w:space="0" w:sz="0" w:val="nil"/>
+                <w:between w:space="0" w:sz="0" w:val="nil"/>
+              </w:pBdr>
+              <w:shd w:fill="auto" w:val="clear"/>
+              <w:spacing w:after="0" w:before="0" w:line="240" w:lineRule="auto"/>
+              <w:ind w:left="0" w:right="0" w:firstLine="0"/>
+              <w:jc w:val="left"/>
+              <w:rPr>
+                <w:rFonts w:ascii="Spectral" w:cs="Spectral" w:eastAsia="Spectral" w:hAnsi="Spectral"/>
+              </w:rPr>
+            </w:pPr>
+            <w:r>
+              <w:rPr>
+                <w:rFonts w:ascii="Spectral" w:cs="Spectral" w:eastAsia="Spectral" w:hAnsi="Spectral"/>
+                <w:rtl w:val="0"/>
+              </w:rPr>
+              <w:t xml:space="preserve">Trello/Chat</w:t>
+            </w:r>
+          </w:p>
+        </w:tc>
+        <w:tc>
+          <w:tcPr>
+            <w:shd w:fill="auto" w:val="clear"/>
+            <w:tcMar>
+              <w:top w:w="100.0" w:type="dxa"/>
+              <w:left w:w="100.0" w:type="dxa"/>
+              <w:bottom w:w="100.0" w:type="dxa"/>
+              <w:right w:w="100.0" w:type="dxa"/>
+            </w:tcMar>
+            <w:vAlign w:val="top"/>
+          </w:tcPr>
+          <w:p>
+            <w:pPr>
+              <w:keepNext w:val="0"/>
+              <w:keepLines w:val="0"/>
+              <w:pageBreakBefore w:val="0"/>
+              <w:widowControl w:val="0"/>
+              <w:pBdr>
+                <w:top w:space="0" w:sz="0" w:val="nil"/>
+                <w:left w:space="0" w:sz="0" w:val="nil"/>
+                <w:bottom w:space="0" w:sz="0" w:val="nil"/>
+                <w:right w:space="0" w:sz="0" w:val="nil"/>
+                <w:between w:space="0" w:sz="0" w:val="nil"/>
+              </w:pBdr>
+              <w:shd w:fill="auto" w:val="clear"/>
+              <w:spacing w:after="0" w:before="0" w:line="240" w:lineRule="auto"/>
+              <w:ind w:left="0" w:right="0" w:firstLine="0"/>
+              <w:jc w:val="left"/>
+              <w:rPr>
+                <w:rFonts w:ascii="Spectral" w:cs="Spectral" w:eastAsia="Spectral" w:hAnsi="Spectral"/>
+              </w:rPr>
+            </w:pPr>
+            <w:r>
+              <w:rPr>
+                <w:rFonts w:ascii="Spectral" w:cs="Spectral" w:eastAsia="Spectral" w:hAnsi="Spectral"/>
+                <w:rtl w:val="0"/>
+              </w:rPr>
+              <w:t xml:space="preserve">Discuss tasks, bugs, and technical issues</w:t>
+            </w:r>
+          </w:p>
+        </w:tc>
+      </w:tr>
+    </w:tbl>
+    <w:p>
+      <w:pPr>
+        <w:ind w:left="-270" w:firstLine="0"/>
+        <w:rPr>
+          <w:rFonts w:ascii="Spectral" w:cs="Spectral" w:eastAsia="Spectral" w:hAnsi="Spectral"/>
         </w:rPr>
       </w:pPr>
       <w:r>
@@ -4314,6 +10382,27 @@
     </w:rPr>
   </w:style>
   <w:style w:type="table" w:styleId="Table1">
+    <w:basedOn w:val="TableNormal"/>
+    <w:tblPr>
+      <w:tblStyleRowBandSize w:val="1"/>
+      <w:tblStyleColBandSize w:val="1"/>
+    </w:tblPr>
+  </w:style>
+  <w:style w:type="table" w:styleId="Table2">
+    <w:basedOn w:val="TableNormal"/>
+    <w:tblPr>
+      <w:tblStyleRowBandSize w:val="1"/>
+      <w:tblStyleColBandSize w:val="1"/>
+    </w:tblPr>
+  </w:style>
+  <w:style w:type="table" w:styleId="Table3">
+    <w:basedOn w:val="TableNormal"/>
+    <w:tblPr>
+      <w:tblStyleRowBandSize w:val="1"/>
+      <w:tblStyleColBandSize w:val="1"/>
+    </w:tblPr>
+  </w:style>
+  <w:style w:type="table" w:styleId="Table4">
     <w:basedOn w:val="TableNormal"/>
     <w:tblPr>
       <w:tblStyleRowBandSize w:val="1"/>

--- a/TLIM3355_LongKieu_Project.docx
+++ b/TLIM3355_LongKieu_Project.docx
@@ -128,12 +128,12 @@
             <wp:extent cx="1515647" cy="1515647"/>
             <wp:effectExtent b="0" l="0" r="0" t="0"/>
             <wp:wrapSquare wrapText="bothSides" distB="228600" distT="228600" distL="228600" distR="228600"/>
-            <wp:docPr id="3" name="image4.png"/>
+            <wp:docPr id="3" name="image1.png"/>
             <a:graphic>
               <a:graphicData uri="http://schemas.openxmlformats.org/drawingml/2006/picture">
                 <pic:pic>
                   <pic:nvPicPr>
-                    <pic:cNvPr id="0" name="image4.png"/>
+                    <pic:cNvPr id="0" name="image1.png"/>
                     <pic:cNvPicPr preferRelativeResize="0"/>
                   </pic:nvPicPr>
                   <pic:blipFill>
@@ -315,12 +315,12 @@
             <wp:extent cx="1366838" cy="1366838"/>
             <wp:effectExtent b="0" l="0" r="0" t="0"/>
             <wp:wrapSquare wrapText="bothSides" distB="228600" distT="228600" distL="228600" distR="228600"/>
-            <wp:docPr id="4" name="image3.png"/>
+            <wp:docPr id="4" name="image2.png"/>
             <a:graphic>
               <a:graphicData uri="http://schemas.openxmlformats.org/drawingml/2006/picture">
                 <pic:pic>
                   <pic:nvPicPr>
-                    <pic:cNvPr id="0" name="image3.png"/>
+                    <pic:cNvPr id="0" name="image2.png"/>
                     <pic:cNvPicPr preferRelativeResize="0"/>
                   </pic:nvPicPr>
                   <pic:blipFill>
@@ -502,12 +502,12 @@
             <wp:extent cx="1602081" cy="1602081"/>
             <wp:effectExtent b="0" l="0" r="0" t="0"/>
             <wp:wrapSquare wrapText="bothSides" distB="228600" distT="228600" distL="228600" distR="228600"/>
-            <wp:docPr id="2" name="image2.png"/>
+            <wp:docPr id="2" name="image3.png"/>
             <a:graphic>
               <a:graphicData uri="http://schemas.openxmlformats.org/drawingml/2006/picture">
                 <pic:pic>
                   <pic:nvPicPr>
-                    <pic:cNvPr id="0" name="image2.png"/>
+                    <pic:cNvPr id="0" name="image3.png"/>
                     <pic:cNvPicPr preferRelativeResize="0"/>
                   </pic:nvPicPr>
                   <pic:blipFill>
@@ -999,7 +999,7 @@
       <w:pPr>
         <w:numPr>
           <w:ilvl w:val="0"/>
-          <w:numId w:val="3"/>
+          <w:numId w:val="4"/>
         </w:numPr>
         <w:ind w:left="720" w:hanging="360"/>
         <w:rPr>
@@ -1051,7 +1051,7 @@
       <w:pPr>
         <w:numPr>
           <w:ilvl w:val="0"/>
-          <w:numId w:val="3"/>
+          <w:numId w:val="4"/>
         </w:numPr>
         <w:ind w:left="720" w:hanging="360"/>
         <w:rPr>
@@ -1117,7 +1117,7 @@
       <w:pPr>
         <w:numPr>
           <w:ilvl w:val="0"/>
-          <w:numId w:val="3"/>
+          <w:numId w:val="4"/>
         </w:numPr>
         <w:ind w:left="720" w:hanging="360"/>
         <w:rPr>
@@ -1369,7 +1369,7 @@
       <w:pPr>
         <w:numPr>
           <w:ilvl w:val="0"/>
-          <w:numId w:val="3"/>
+          <w:numId w:val="4"/>
         </w:numPr>
         <w:ind w:left="720" w:hanging="360"/>
         <w:rPr>
@@ -3697,12 +3697,12 @@
           <wp:inline distB="114300" distT="114300" distL="114300" distR="114300">
             <wp:extent cx="6229350" cy="3532397"/>
             <wp:effectExtent b="0" l="0" r="0" t="0"/>
-            <wp:docPr id="6" name="image1.png"/>
+            <wp:docPr id="6" name="image4.png"/>
             <a:graphic>
               <a:graphicData uri="http://schemas.openxmlformats.org/drawingml/2006/picture">
                 <pic:pic>
                   <pic:nvPicPr>
-                    <pic:cNvPr id="0" name="image1.png"/>
+                    <pic:cNvPr id="0" name="image4.png"/>
                     <pic:cNvPicPr preferRelativeResize="0"/>
                   </pic:nvPicPr>
                   <pic:blipFill>
@@ -9847,6 +9847,7477 @@
         </w:rPr>
       </w:r>
     </w:p>
+    <w:p>
+      <w:pPr>
+        <w:ind w:left="-270" w:firstLine="0"/>
+        <w:rPr>
+          <w:rFonts w:ascii="Spectral" w:cs="Spectral" w:eastAsia="Spectral" w:hAnsi="Spectral"/>
+        </w:rPr>
+      </w:pPr>
+      <w:r>
+        <w:pict>
+          <v:rect style="width:0.0pt;height:1.5pt" o:hr="t" o:hrstd="t" o:hralign="center" fillcolor="#A0A0A0" stroked="f"/>
+        </w:pict>
+      </w:r>
+      <w:r>
+        <w:rPr>
+          <w:rtl w:val="0"/>
+        </w:rPr>
+      </w:r>
+    </w:p>
+    <w:p>
+      <w:pPr>
+        <w:jc w:val="center"/>
+        <w:rPr>
+          <w:rFonts w:ascii="Spectral SemiBold" w:cs="Spectral SemiBold" w:eastAsia="Spectral SemiBold" w:hAnsi="Spectral SemiBold"/>
+          <w:sz w:val="42"/>
+          <w:szCs w:val="42"/>
+          <w:u w:val="single"/>
+        </w:rPr>
+      </w:pPr>
+      <w:r>
+        <w:rPr>
+          <w:rFonts w:ascii="Spectral SemiBold" w:cs="Spectral SemiBold" w:eastAsia="Spectral SemiBold" w:hAnsi="Spectral SemiBold"/>
+          <w:sz w:val="42"/>
+          <w:szCs w:val="42"/>
+          <w:u w:val="single"/>
+          <w:rtl w:val="0"/>
+        </w:rPr>
+        <w:t xml:space="preserve">RESOURCE &amp; COST MANAGEMENT</w:t>
+      </w:r>
+    </w:p>
+    <w:p>
+      <w:pPr>
+        <w:jc w:val="left"/>
+        <w:rPr>
+          <w:rFonts w:ascii="Spectral SemiBold" w:cs="Spectral SemiBold" w:eastAsia="Spectral SemiBold" w:hAnsi="Spectral SemiBold"/>
+          <w:sz w:val="42"/>
+          <w:szCs w:val="42"/>
+          <w:u w:val="single"/>
+        </w:rPr>
+      </w:pPr>
+      <w:r>
+        <w:rPr>
+          <w:rtl w:val="0"/>
+        </w:rPr>
+      </w:r>
+    </w:p>
+    <w:p>
+      <w:pPr>
+        <w:ind w:left="-270" w:firstLine="0"/>
+        <w:rPr>
+          <w:rFonts w:ascii="Spectral SemiBold" w:cs="Spectral SemiBold" w:eastAsia="Spectral SemiBold" w:hAnsi="Spectral SemiBold"/>
+          <w:sz w:val="32"/>
+          <w:szCs w:val="32"/>
+          <w:u w:val="single"/>
+        </w:rPr>
+      </w:pPr>
+      <w:r>
+        <w:rPr>
+          <w:rFonts w:ascii="Spectral SemiBold" w:cs="Spectral SemiBold" w:eastAsia="Spectral SemiBold" w:hAnsi="Spectral SemiBold"/>
+          <w:sz w:val="32"/>
+          <w:szCs w:val="32"/>
+          <w:u w:val="single"/>
+          <w:rtl w:val="0"/>
+        </w:rPr>
+        <w:t xml:space="preserve">PART 1 - ROLES &amp; RESOURCES</w:t>
+      </w:r>
+    </w:p>
+    <w:p>
+      <w:pPr>
+        <w:ind w:left="-270" w:firstLine="0"/>
+        <w:rPr>
+          <w:rFonts w:ascii="Spectral" w:cs="Spectral" w:eastAsia="Spectral" w:hAnsi="Spectral"/>
+        </w:rPr>
+      </w:pPr>
+      <w:r>
+        <w:rPr>
+          <w:rFonts w:ascii="Spectral" w:cs="Spectral" w:eastAsia="Spectral" w:hAnsi="Spectral"/>
+          <w:rtl w:val="0"/>
+        </w:rPr>
+        <w:t xml:space="preserve">The Smart Parking Platform project uses a small cross-functional team responsible for planning, design, development, testing, and deployment. Team members are assigned based on their roles, assumed skill levels, and expected project involvement.</w:t>
+      </w:r>
+    </w:p>
+    <w:p>
+      <w:pPr>
+        <w:ind w:left="-270" w:firstLine="0"/>
+        <w:rPr>
+          <w:rFonts w:ascii="Spectral" w:cs="Spectral" w:eastAsia="Spectral" w:hAnsi="Spectral"/>
+        </w:rPr>
+      </w:pPr>
+      <w:r>
+        <w:rPr>
+          <w:rtl w:val="0"/>
+        </w:rPr>
+      </w:r>
+    </w:p>
+    <w:p>
+      <w:pPr>
+        <w:ind w:left="-270" w:firstLine="0"/>
+        <w:rPr>
+          <w:rFonts w:ascii="Spectral" w:cs="Spectral" w:eastAsia="Spectral" w:hAnsi="Spectral"/>
+        </w:rPr>
+      </w:pPr>
+      <w:r>
+        <w:rPr>
+          <w:rtl w:val="0"/>
+        </w:rPr>
+      </w:r>
+    </w:p>
+    <w:tbl>
+      <w:tblPr>
+        <w:tblStyle w:val="Table5"/>
+        <w:tblW w:w="10080.0" w:type="dxa"/>
+        <w:jc w:val="left"/>
+        <w:tblInd w:w="-270.0" w:type="dxa"/>
+        <w:tblBorders>
+          <w:top w:color="000000" w:space="0" w:sz="8" w:val="single"/>
+          <w:left w:color="000000" w:space="0" w:sz="8" w:val="single"/>
+          <w:bottom w:color="000000" w:space="0" w:sz="8" w:val="single"/>
+          <w:right w:color="000000" w:space="0" w:sz="8" w:val="single"/>
+          <w:insideH w:color="000000" w:space="0" w:sz="8" w:val="single"/>
+          <w:insideV w:color="000000" w:space="0" w:sz="8" w:val="single"/>
+        </w:tblBorders>
+        <w:tblLayout w:type="fixed"/>
+        <w:tblLook w:val="0600"/>
+      </w:tblPr>
+      <w:tblGrid>
+        <w:gridCol w:w="2520"/>
+        <w:gridCol w:w="2520"/>
+        <w:gridCol w:w="2520"/>
+        <w:gridCol w:w="2520"/>
+        <w:tblGridChange w:id="0">
+          <w:tblGrid>
+            <w:gridCol w:w="2520"/>
+            <w:gridCol w:w="2520"/>
+            <w:gridCol w:w="2520"/>
+            <w:gridCol w:w="2520"/>
+          </w:tblGrid>
+        </w:tblGridChange>
+      </w:tblGrid>
+      <w:tr>
+        <w:trPr>
+          <w:cantSplit w:val="0"/>
+          <w:tblHeader w:val="0"/>
+        </w:trPr>
+        <w:tc>
+          <w:tcPr>
+            <w:shd w:fill="c9daf8" w:val="clear"/>
+            <w:tcMar>
+              <w:top w:w="100.0" w:type="dxa"/>
+              <w:left w:w="100.0" w:type="dxa"/>
+              <w:bottom w:w="100.0" w:type="dxa"/>
+              <w:right w:w="100.0" w:type="dxa"/>
+            </w:tcMar>
+            <w:vAlign w:val="top"/>
+          </w:tcPr>
+          <w:p>
+            <w:pPr>
+              <w:keepNext w:val="0"/>
+              <w:keepLines w:val="0"/>
+              <w:pageBreakBefore w:val="0"/>
+              <w:widowControl w:val="0"/>
+              <w:pBdr>
+                <w:top w:space="0" w:sz="0" w:val="nil"/>
+                <w:left w:space="0" w:sz="0" w:val="nil"/>
+                <w:bottom w:space="0" w:sz="0" w:val="nil"/>
+                <w:right w:space="0" w:sz="0" w:val="nil"/>
+                <w:between w:space="0" w:sz="0" w:val="nil"/>
+              </w:pBdr>
+              <w:shd w:fill="auto" w:val="clear"/>
+              <w:spacing w:after="0" w:before="0" w:line="240" w:lineRule="auto"/>
+              <w:ind w:left="0" w:right="0" w:firstLine="0"/>
+              <w:jc w:val="left"/>
+              <w:rPr>
+                <w:rFonts w:ascii="Spectral" w:cs="Spectral" w:eastAsia="Spectral" w:hAnsi="Spectral"/>
+                <w:b w:val="1"/>
+                <w:bCs w:val="1"/>
+              </w:rPr>
+            </w:pPr>
+            <w:r>
+              <w:rPr>
+                <w:rFonts w:ascii="Spectral" w:cs="Spectral" w:eastAsia="Spectral" w:hAnsi="Spectral"/>
+                <w:b w:val="1"/>
+                <w:bCs w:val="1"/>
+                <w:rtl w:val="0"/>
+              </w:rPr>
+              <w:t xml:space="preserve">ROLE </w:t>
+            </w:r>
+          </w:p>
+        </w:tc>
+        <w:tc>
+          <w:tcPr>
+            <w:shd w:fill="c9daf8" w:val="clear"/>
+            <w:tcMar>
+              <w:top w:w="100.0" w:type="dxa"/>
+              <w:left w:w="100.0" w:type="dxa"/>
+              <w:bottom w:w="100.0" w:type="dxa"/>
+              <w:right w:w="100.0" w:type="dxa"/>
+            </w:tcMar>
+            <w:vAlign w:val="top"/>
+          </w:tcPr>
+          <w:p>
+            <w:pPr>
+              <w:keepNext w:val="0"/>
+              <w:keepLines w:val="0"/>
+              <w:pageBreakBefore w:val="0"/>
+              <w:widowControl w:val="0"/>
+              <w:pBdr>
+                <w:top w:space="0" w:sz="0" w:val="nil"/>
+                <w:left w:space="0" w:sz="0" w:val="nil"/>
+                <w:bottom w:space="0" w:sz="0" w:val="nil"/>
+                <w:right w:space="0" w:sz="0" w:val="nil"/>
+                <w:between w:space="0" w:sz="0" w:val="nil"/>
+              </w:pBdr>
+              <w:shd w:fill="auto" w:val="clear"/>
+              <w:spacing w:after="0" w:before="0" w:line="240" w:lineRule="auto"/>
+              <w:ind w:left="0" w:right="0" w:firstLine="0"/>
+              <w:jc w:val="left"/>
+              <w:rPr>
+                <w:rFonts w:ascii="Spectral" w:cs="Spectral" w:eastAsia="Spectral" w:hAnsi="Spectral"/>
+                <w:b w:val="1"/>
+                <w:bCs w:val="1"/>
+              </w:rPr>
+            </w:pPr>
+            <w:r>
+              <w:rPr>
+                <w:rFonts w:ascii="Spectral" w:cs="Spectral" w:eastAsia="Spectral" w:hAnsi="Spectral"/>
+                <w:b w:val="1"/>
+                <w:bCs w:val="1"/>
+                <w:rtl w:val="0"/>
+              </w:rPr>
+              <w:t xml:space="preserve">FICTIONAL NAME</w:t>
+            </w:r>
+          </w:p>
+        </w:tc>
+        <w:tc>
+          <w:tcPr>
+            <w:shd w:fill="c9daf8" w:val="clear"/>
+            <w:tcMar>
+              <w:top w:w="100.0" w:type="dxa"/>
+              <w:left w:w="100.0" w:type="dxa"/>
+              <w:bottom w:w="100.0" w:type="dxa"/>
+              <w:right w:w="100.0" w:type="dxa"/>
+            </w:tcMar>
+            <w:vAlign w:val="top"/>
+          </w:tcPr>
+          <w:p>
+            <w:pPr>
+              <w:keepNext w:val="0"/>
+              <w:keepLines w:val="0"/>
+              <w:pageBreakBefore w:val="0"/>
+              <w:widowControl w:val="0"/>
+              <w:pBdr>
+                <w:top w:space="0" w:sz="0" w:val="nil"/>
+                <w:left w:space="0" w:sz="0" w:val="nil"/>
+                <w:bottom w:space="0" w:sz="0" w:val="nil"/>
+                <w:right w:space="0" w:sz="0" w:val="nil"/>
+                <w:between w:space="0" w:sz="0" w:val="nil"/>
+              </w:pBdr>
+              <w:shd w:fill="auto" w:val="clear"/>
+              <w:spacing w:after="0" w:before="0" w:line="240" w:lineRule="auto"/>
+              <w:ind w:left="0" w:right="0" w:firstLine="0"/>
+              <w:jc w:val="left"/>
+              <w:rPr>
+                <w:rFonts w:ascii="Spectral" w:cs="Spectral" w:eastAsia="Spectral" w:hAnsi="Spectral"/>
+                <w:b w:val="1"/>
+                <w:bCs w:val="1"/>
+              </w:rPr>
+            </w:pPr>
+            <w:r>
+              <w:rPr>
+                <w:rFonts w:ascii="Spectral" w:cs="Spectral" w:eastAsia="Spectral" w:hAnsi="Spectral"/>
+                <w:b w:val="1"/>
+                <w:bCs w:val="1"/>
+                <w:rtl w:val="0"/>
+              </w:rPr>
+              <w:t xml:space="preserve">SKILL LEVEL</w:t>
+            </w:r>
+          </w:p>
+        </w:tc>
+        <w:tc>
+          <w:tcPr>
+            <w:shd w:fill="c9daf8" w:val="clear"/>
+            <w:tcMar>
+              <w:top w:w="100.0" w:type="dxa"/>
+              <w:left w:w="100.0" w:type="dxa"/>
+              <w:bottom w:w="100.0" w:type="dxa"/>
+              <w:right w:w="100.0" w:type="dxa"/>
+            </w:tcMar>
+            <w:vAlign w:val="top"/>
+          </w:tcPr>
+          <w:p>
+            <w:pPr>
+              <w:keepNext w:val="0"/>
+              <w:keepLines w:val="0"/>
+              <w:pageBreakBefore w:val="0"/>
+              <w:widowControl w:val="0"/>
+              <w:pBdr>
+                <w:top w:space="0" w:sz="0" w:val="nil"/>
+                <w:left w:space="0" w:sz="0" w:val="nil"/>
+                <w:bottom w:space="0" w:sz="0" w:val="nil"/>
+                <w:right w:space="0" w:sz="0" w:val="nil"/>
+                <w:between w:space="0" w:sz="0" w:val="nil"/>
+              </w:pBdr>
+              <w:shd w:fill="auto" w:val="clear"/>
+              <w:spacing w:after="0" w:before="0" w:line="240" w:lineRule="auto"/>
+              <w:ind w:left="0" w:right="0" w:firstLine="0"/>
+              <w:jc w:val="left"/>
+              <w:rPr>
+                <w:rFonts w:ascii="Spectral" w:cs="Spectral" w:eastAsia="Spectral" w:hAnsi="Spectral"/>
+                <w:b w:val="1"/>
+                <w:bCs w:val="1"/>
+              </w:rPr>
+            </w:pPr>
+            <w:r>
+              <w:rPr>
+                <w:rFonts w:ascii="Spectral" w:cs="Spectral" w:eastAsia="Spectral" w:hAnsi="Spectral"/>
+                <w:b w:val="1"/>
+                <w:bCs w:val="1"/>
+                <w:rtl w:val="0"/>
+              </w:rPr>
+              <w:t xml:space="preserve">ALLOCATION</w:t>
+            </w:r>
+          </w:p>
+        </w:tc>
+      </w:tr>
+      <w:tr>
+        <w:trPr>
+          <w:cantSplit w:val="0"/>
+          <w:tblHeader w:val="0"/>
+        </w:trPr>
+        <w:tc>
+          <w:tcPr>
+            <w:shd w:fill="auto" w:val="clear"/>
+            <w:tcMar>
+              <w:top w:w="100.0" w:type="dxa"/>
+              <w:left w:w="100.0" w:type="dxa"/>
+              <w:bottom w:w="100.0" w:type="dxa"/>
+              <w:right w:w="100.0" w:type="dxa"/>
+            </w:tcMar>
+            <w:vAlign w:val="top"/>
+          </w:tcPr>
+          <w:p>
+            <w:pPr>
+              <w:keepNext w:val="0"/>
+              <w:keepLines w:val="0"/>
+              <w:pageBreakBefore w:val="0"/>
+              <w:widowControl w:val="0"/>
+              <w:pBdr>
+                <w:top w:space="0" w:sz="0" w:val="nil"/>
+                <w:left w:space="0" w:sz="0" w:val="nil"/>
+                <w:bottom w:space="0" w:sz="0" w:val="nil"/>
+                <w:right w:space="0" w:sz="0" w:val="nil"/>
+                <w:between w:space="0" w:sz="0" w:val="nil"/>
+              </w:pBdr>
+              <w:shd w:fill="auto" w:val="clear"/>
+              <w:spacing w:after="0" w:before="0" w:line="240" w:lineRule="auto"/>
+              <w:ind w:left="0" w:right="0" w:firstLine="0"/>
+              <w:jc w:val="left"/>
+              <w:rPr>
+                <w:rFonts w:ascii="Spectral" w:cs="Spectral" w:eastAsia="Spectral" w:hAnsi="Spectral"/>
+              </w:rPr>
+            </w:pPr>
+            <w:r>
+              <w:rPr>
+                <w:rFonts w:ascii="Spectral" w:cs="Spectral" w:eastAsia="Spectral" w:hAnsi="Spectral"/>
+                <w:rtl w:val="0"/>
+              </w:rPr>
+              <w:t xml:space="preserve">Project Manager</w:t>
+            </w:r>
+          </w:p>
+        </w:tc>
+        <w:tc>
+          <w:tcPr>
+            <w:shd w:fill="auto" w:val="clear"/>
+            <w:tcMar>
+              <w:top w:w="100.0" w:type="dxa"/>
+              <w:left w:w="100.0" w:type="dxa"/>
+              <w:bottom w:w="100.0" w:type="dxa"/>
+              <w:right w:w="100.0" w:type="dxa"/>
+            </w:tcMar>
+            <w:vAlign w:val="top"/>
+          </w:tcPr>
+          <w:p>
+            <w:pPr>
+              <w:keepNext w:val="0"/>
+              <w:keepLines w:val="0"/>
+              <w:pageBreakBefore w:val="0"/>
+              <w:widowControl w:val="0"/>
+              <w:pBdr>
+                <w:top w:space="0" w:sz="0" w:val="nil"/>
+                <w:left w:space="0" w:sz="0" w:val="nil"/>
+                <w:bottom w:space="0" w:sz="0" w:val="nil"/>
+                <w:right w:space="0" w:sz="0" w:val="nil"/>
+                <w:between w:space="0" w:sz="0" w:val="nil"/>
+              </w:pBdr>
+              <w:shd w:fill="auto" w:val="clear"/>
+              <w:spacing w:after="0" w:before="0" w:line="240" w:lineRule="auto"/>
+              <w:ind w:left="0" w:right="0" w:firstLine="0"/>
+              <w:jc w:val="left"/>
+              <w:rPr>
+                <w:rFonts w:ascii="Spectral" w:cs="Spectral" w:eastAsia="Spectral" w:hAnsi="Spectral"/>
+              </w:rPr>
+            </w:pPr>
+            <w:r>
+              <w:rPr>
+                <w:rFonts w:ascii="Spectral" w:cs="Spectral" w:eastAsia="Spectral" w:hAnsi="Spectral"/>
+                <w:rtl w:val="0"/>
+              </w:rPr>
+              <w:t xml:space="preserve">Alex Morgan</w:t>
+            </w:r>
+          </w:p>
+        </w:tc>
+        <w:tc>
+          <w:tcPr>
+            <w:shd w:fill="auto" w:val="clear"/>
+            <w:tcMar>
+              <w:top w:w="100.0" w:type="dxa"/>
+              <w:left w:w="100.0" w:type="dxa"/>
+              <w:bottom w:w="100.0" w:type="dxa"/>
+              <w:right w:w="100.0" w:type="dxa"/>
+            </w:tcMar>
+            <w:vAlign w:val="top"/>
+          </w:tcPr>
+          <w:p>
+            <w:pPr>
+              <w:keepNext w:val="0"/>
+              <w:keepLines w:val="0"/>
+              <w:pageBreakBefore w:val="0"/>
+              <w:widowControl w:val="0"/>
+              <w:pBdr>
+                <w:top w:space="0" w:sz="0" w:val="nil"/>
+                <w:left w:space="0" w:sz="0" w:val="nil"/>
+                <w:bottom w:space="0" w:sz="0" w:val="nil"/>
+                <w:right w:space="0" w:sz="0" w:val="nil"/>
+                <w:between w:space="0" w:sz="0" w:val="nil"/>
+              </w:pBdr>
+              <w:shd w:fill="auto" w:val="clear"/>
+              <w:spacing w:after="0" w:before="0" w:line="240" w:lineRule="auto"/>
+              <w:ind w:left="0" w:right="0" w:firstLine="0"/>
+              <w:jc w:val="left"/>
+              <w:rPr>
+                <w:rFonts w:ascii="Spectral" w:cs="Spectral" w:eastAsia="Spectral" w:hAnsi="Spectral"/>
+              </w:rPr>
+            </w:pPr>
+            <w:r>
+              <w:rPr>
+                <w:rFonts w:ascii="Spectral" w:cs="Spectral" w:eastAsia="Spectral" w:hAnsi="Spectral"/>
+                <w:rtl w:val="0"/>
+              </w:rPr>
+              <w:t xml:space="preserve">Advanced</w:t>
+            </w:r>
+          </w:p>
+        </w:tc>
+        <w:tc>
+          <w:tcPr>
+            <w:shd w:fill="auto" w:val="clear"/>
+            <w:tcMar>
+              <w:top w:w="100.0" w:type="dxa"/>
+              <w:left w:w="100.0" w:type="dxa"/>
+              <w:bottom w:w="100.0" w:type="dxa"/>
+              <w:right w:w="100.0" w:type="dxa"/>
+            </w:tcMar>
+            <w:vAlign w:val="top"/>
+          </w:tcPr>
+          <w:p>
+            <w:pPr>
+              <w:keepNext w:val="0"/>
+              <w:keepLines w:val="0"/>
+              <w:pageBreakBefore w:val="0"/>
+              <w:widowControl w:val="0"/>
+              <w:pBdr>
+                <w:top w:space="0" w:sz="0" w:val="nil"/>
+                <w:left w:space="0" w:sz="0" w:val="nil"/>
+                <w:bottom w:space="0" w:sz="0" w:val="nil"/>
+                <w:right w:space="0" w:sz="0" w:val="nil"/>
+                <w:between w:space="0" w:sz="0" w:val="nil"/>
+              </w:pBdr>
+              <w:shd w:fill="auto" w:val="clear"/>
+              <w:spacing w:after="0" w:before="0" w:line="240" w:lineRule="auto"/>
+              <w:ind w:left="0" w:right="0" w:firstLine="0"/>
+              <w:jc w:val="left"/>
+              <w:rPr>
+                <w:rFonts w:ascii="Spectral" w:cs="Spectral" w:eastAsia="Spectral" w:hAnsi="Spectral"/>
+              </w:rPr>
+            </w:pPr>
+            <w:r>
+              <w:rPr>
+                <w:rFonts w:ascii="Spectral" w:cs="Spectral" w:eastAsia="Spectral" w:hAnsi="Spectral"/>
+                <w:rtl w:val="0"/>
+              </w:rPr>
+              <w:t xml:space="preserve">25%</w:t>
+            </w:r>
+          </w:p>
+        </w:tc>
+      </w:tr>
+      <w:tr>
+        <w:trPr>
+          <w:cantSplit w:val="0"/>
+          <w:tblHeader w:val="0"/>
+        </w:trPr>
+        <w:tc>
+          <w:tcPr>
+            <w:shd w:fill="auto" w:val="clear"/>
+            <w:tcMar>
+              <w:top w:w="100.0" w:type="dxa"/>
+              <w:left w:w="100.0" w:type="dxa"/>
+              <w:bottom w:w="100.0" w:type="dxa"/>
+              <w:right w:w="100.0" w:type="dxa"/>
+            </w:tcMar>
+            <w:vAlign w:val="top"/>
+          </w:tcPr>
+          <w:p>
+            <w:pPr>
+              <w:keepNext w:val="0"/>
+              <w:keepLines w:val="0"/>
+              <w:pageBreakBefore w:val="0"/>
+              <w:widowControl w:val="0"/>
+              <w:pBdr>
+                <w:top w:space="0" w:sz="0" w:val="nil"/>
+                <w:left w:space="0" w:sz="0" w:val="nil"/>
+                <w:bottom w:space="0" w:sz="0" w:val="nil"/>
+                <w:right w:space="0" w:sz="0" w:val="nil"/>
+                <w:between w:space="0" w:sz="0" w:val="nil"/>
+              </w:pBdr>
+              <w:shd w:fill="auto" w:val="clear"/>
+              <w:spacing w:after="0" w:before="0" w:line="240" w:lineRule="auto"/>
+              <w:ind w:left="0" w:right="0" w:firstLine="0"/>
+              <w:jc w:val="left"/>
+              <w:rPr>
+                <w:rFonts w:ascii="Spectral" w:cs="Spectral" w:eastAsia="Spectral" w:hAnsi="Spectral"/>
+              </w:rPr>
+            </w:pPr>
+            <w:r>
+              <w:rPr>
+                <w:rFonts w:ascii="Spectral" w:cs="Spectral" w:eastAsia="Spectral" w:hAnsi="Spectral"/>
+                <w:rtl w:val="0"/>
+              </w:rPr>
+              <w:t xml:space="preserve">UX/UI Designer</w:t>
+            </w:r>
+          </w:p>
+        </w:tc>
+        <w:tc>
+          <w:tcPr>
+            <w:shd w:fill="auto" w:val="clear"/>
+            <w:tcMar>
+              <w:top w:w="100.0" w:type="dxa"/>
+              <w:left w:w="100.0" w:type="dxa"/>
+              <w:bottom w:w="100.0" w:type="dxa"/>
+              <w:right w:w="100.0" w:type="dxa"/>
+            </w:tcMar>
+            <w:vAlign w:val="top"/>
+          </w:tcPr>
+          <w:p>
+            <w:pPr>
+              <w:keepNext w:val="0"/>
+              <w:keepLines w:val="0"/>
+              <w:pageBreakBefore w:val="0"/>
+              <w:widowControl w:val="0"/>
+              <w:pBdr>
+                <w:top w:space="0" w:sz="0" w:val="nil"/>
+                <w:left w:space="0" w:sz="0" w:val="nil"/>
+                <w:bottom w:space="0" w:sz="0" w:val="nil"/>
+                <w:right w:space="0" w:sz="0" w:val="nil"/>
+                <w:between w:space="0" w:sz="0" w:val="nil"/>
+              </w:pBdr>
+              <w:shd w:fill="auto" w:val="clear"/>
+              <w:spacing w:after="0" w:before="0" w:line="240" w:lineRule="auto"/>
+              <w:ind w:left="0" w:right="0" w:firstLine="0"/>
+              <w:jc w:val="left"/>
+              <w:rPr>
+                <w:rFonts w:ascii="Spectral" w:cs="Spectral" w:eastAsia="Spectral" w:hAnsi="Spectral"/>
+              </w:rPr>
+            </w:pPr>
+            <w:r>
+              <w:rPr>
+                <w:rFonts w:ascii="Spectral" w:cs="Spectral" w:eastAsia="Spectral" w:hAnsi="Spectral"/>
+                <w:rtl w:val="0"/>
+              </w:rPr>
+              <w:t xml:space="preserve">Emma Chen</w:t>
+            </w:r>
+          </w:p>
+        </w:tc>
+        <w:tc>
+          <w:tcPr>
+            <w:shd w:fill="auto" w:val="clear"/>
+            <w:tcMar>
+              <w:top w:w="100.0" w:type="dxa"/>
+              <w:left w:w="100.0" w:type="dxa"/>
+              <w:bottom w:w="100.0" w:type="dxa"/>
+              <w:right w:w="100.0" w:type="dxa"/>
+            </w:tcMar>
+            <w:vAlign w:val="top"/>
+          </w:tcPr>
+          <w:p>
+            <w:pPr>
+              <w:keepNext w:val="0"/>
+              <w:keepLines w:val="0"/>
+              <w:pageBreakBefore w:val="0"/>
+              <w:widowControl w:val="0"/>
+              <w:pBdr>
+                <w:top w:space="0" w:sz="0" w:val="nil"/>
+                <w:left w:space="0" w:sz="0" w:val="nil"/>
+                <w:bottom w:space="0" w:sz="0" w:val="nil"/>
+                <w:right w:space="0" w:sz="0" w:val="nil"/>
+                <w:between w:space="0" w:sz="0" w:val="nil"/>
+              </w:pBdr>
+              <w:shd w:fill="auto" w:val="clear"/>
+              <w:spacing w:after="0" w:before="0" w:line="240" w:lineRule="auto"/>
+              <w:ind w:left="0" w:right="0" w:firstLine="0"/>
+              <w:jc w:val="left"/>
+              <w:rPr>
+                <w:rFonts w:ascii="Spectral" w:cs="Spectral" w:eastAsia="Spectral" w:hAnsi="Spectral"/>
+              </w:rPr>
+            </w:pPr>
+            <w:r>
+              <w:rPr>
+                <w:rFonts w:ascii="Spectral" w:cs="Spectral" w:eastAsia="Spectral" w:hAnsi="Spectral"/>
+                <w:rtl w:val="0"/>
+              </w:rPr>
+              <w:t xml:space="preserve">Intermediate</w:t>
+            </w:r>
+          </w:p>
+        </w:tc>
+        <w:tc>
+          <w:tcPr>
+            <w:shd w:fill="auto" w:val="clear"/>
+            <w:tcMar>
+              <w:top w:w="100.0" w:type="dxa"/>
+              <w:left w:w="100.0" w:type="dxa"/>
+              <w:bottom w:w="100.0" w:type="dxa"/>
+              <w:right w:w="100.0" w:type="dxa"/>
+            </w:tcMar>
+            <w:vAlign w:val="top"/>
+          </w:tcPr>
+          <w:p>
+            <w:pPr>
+              <w:keepNext w:val="0"/>
+              <w:keepLines w:val="0"/>
+              <w:pageBreakBefore w:val="0"/>
+              <w:widowControl w:val="0"/>
+              <w:pBdr>
+                <w:top w:space="0" w:sz="0" w:val="nil"/>
+                <w:left w:space="0" w:sz="0" w:val="nil"/>
+                <w:bottom w:space="0" w:sz="0" w:val="nil"/>
+                <w:right w:space="0" w:sz="0" w:val="nil"/>
+                <w:between w:space="0" w:sz="0" w:val="nil"/>
+              </w:pBdr>
+              <w:shd w:fill="auto" w:val="clear"/>
+              <w:spacing w:after="0" w:before="0" w:line="240" w:lineRule="auto"/>
+              <w:ind w:left="0" w:right="0" w:firstLine="0"/>
+              <w:jc w:val="left"/>
+              <w:rPr>
+                <w:rFonts w:ascii="Spectral" w:cs="Spectral" w:eastAsia="Spectral" w:hAnsi="Spectral"/>
+              </w:rPr>
+            </w:pPr>
+            <w:r>
+              <w:rPr>
+                <w:rFonts w:ascii="Spectral" w:cs="Spectral" w:eastAsia="Spectral" w:hAnsi="Spectral"/>
+                <w:rtl w:val="0"/>
+              </w:rPr>
+              <w:t xml:space="preserve">40%</w:t>
+            </w:r>
+          </w:p>
+        </w:tc>
+      </w:tr>
+      <w:tr>
+        <w:trPr>
+          <w:cantSplit w:val="0"/>
+          <w:tblHeader w:val="0"/>
+        </w:trPr>
+        <w:tc>
+          <w:tcPr>
+            <w:shd w:fill="auto" w:val="clear"/>
+            <w:tcMar>
+              <w:top w:w="100.0" w:type="dxa"/>
+              <w:left w:w="100.0" w:type="dxa"/>
+              <w:bottom w:w="100.0" w:type="dxa"/>
+              <w:right w:w="100.0" w:type="dxa"/>
+            </w:tcMar>
+            <w:vAlign w:val="top"/>
+          </w:tcPr>
+          <w:p>
+            <w:pPr>
+              <w:keepNext w:val="0"/>
+              <w:keepLines w:val="0"/>
+              <w:pageBreakBefore w:val="0"/>
+              <w:widowControl w:val="0"/>
+              <w:pBdr>
+                <w:top w:space="0" w:sz="0" w:val="nil"/>
+                <w:left w:space="0" w:sz="0" w:val="nil"/>
+                <w:bottom w:space="0" w:sz="0" w:val="nil"/>
+                <w:right w:space="0" w:sz="0" w:val="nil"/>
+                <w:between w:space="0" w:sz="0" w:val="nil"/>
+              </w:pBdr>
+              <w:shd w:fill="auto" w:val="clear"/>
+              <w:spacing w:after="0" w:before="0" w:line="240" w:lineRule="auto"/>
+              <w:ind w:left="0" w:right="0" w:firstLine="0"/>
+              <w:jc w:val="left"/>
+              <w:rPr>
+                <w:rFonts w:ascii="Spectral" w:cs="Spectral" w:eastAsia="Spectral" w:hAnsi="Spectral"/>
+              </w:rPr>
+            </w:pPr>
+            <w:r>
+              <w:rPr>
+                <w:rFonts w:ascii="Spectral" w:cs="Spectral" w:eastAsia="Spectral" w:hAnsi="Spectral"/>
+                <w:rtl w:val="0"/>
+              </w:rPr>
+              <w:t xml:space="preserve">Frontend Developer</w:t>
+            </w:r>
+          </w:p>
+        </w:tc>
+        <w:tc>
+          <w:tcPr>
+            <w:shd w:fill="auto" w:val="clear"/>
+            <w:tcMar>
+              <w:top w:w="100.0" w:type="dxa"/>
+              <w:left w:w="100.0" w:type="dxa"/>
+              <w:bottom w:w="100.0" w:type="dxa"/>
+              <w:right w:w="100.0" w:type="dxa"/>
+            </w:tcMar>
+            <w:vAlign w:val="top"/>
+          </w:tcPr>
+          <w:p>
+            <w:pPr>
+              <w:keepNext w:val="0"/>
+              <w:keepLines w:val="0"/>
+              <w:pageBreakBefore w:val="0"/>
+              <w:widowControl w:val="0"/>
+              <w:pBdr>
+                <w:top w:space="0" w:sz="0" w:val="nil"/>
+                <w:left w:space="0" w:sz="0" w:val="nil"/>
+                <w:bottom w:space="0" w:sz="0" w:val="nil"/>
+                <w:right w:space="0" w:sz="0" w:val="nil"/>
+                <w:between w:space="0" w:sz="0" w:val="nil"/>
+              </w:pBdr>
+              <w:shd w:fill="auto" w:val="clear"/>
+              <w:spacing w:after="0" w:before="0" w:line="240" w:lineRule="auto"/>
+              <w:ind w:left="0" w:right="0" w:firstLine="0"/>
+              <w:jc w:val="left"/>
+              <w:rPr>
+                <w:rFonts w:ascii="Spectral" w:cs="Spectral" w:eastAsia="Spectral" w:hAnsi="Spectral"/>
+              </w:rPr>
+            </w:pPr>
+            <w:r>
+              <w:rPr>
+                <w:rFonts w:ascii="Spectral" w:cs="Spectral" w:eastAsia="Spectral" w:hAnsi="Spectral"/>
+                <w:rtl w:val="0"/>
+              </w:rPr>
+              <w:t xml:space="preserve">James Winston</w:t>
+            </w:r>
+          </w:p>
+        </w:tc>
+        <w:tc>
+          <w:tcPr>
+            <w:shd w:fill="auto" w:val="clear"/>
+            <w:tcMar>
+              <w:top w:w="100.0" w:type="dxa"/>
+              <w:left w:w="100.0" w:type="dxa"/>
+              <w:bottom w:w="100.0" w:type="dxa"/>
+              <w:right w:w="100.0" w:type="dxa"/>
+            </w:tcMar>
+            <w:vAlign w:val="top"/>
+          </w:tcPr>
+          <w:p>
+            <w:pPr>
+              <w:keepNext w:val="0"/>
+              <w:keepLines w:val="0"/>
+              <w:pageBreakBefore w:val="0"/>
+              <w:widowControl w:val="0"/>
+              <w:pBdr>
+                <w:top w:space="0" w:sz="0" w:val="nil"/>
+                <w:left w:space="0" w:sz="0" w:val="nil"/>
+                <w:bottom w:space="0" w:sz="0" w:val="nil"/>
+                <w:right w:space="0" w:sz="0" w:val="nil"/>
+                <w:between w:space="0" w:sz="0" w:val="nil"/>
+              </w:pBdr>
+              <w:shd w:fill="auto" w:val="clear"/>
+              <w:spacing w:after="0" w:before="0" w:line="240" w:lineRule="auto"/>
+              <w:ind w:left="0" w:right="0" w:firstLine="0"/>
+              <w:jc w:val="left"/>
+              <w:rPr>
+                <w:rFonts w:ascii="Spectral" w:cs="Spectral" w:eastAsia="Spectral" w:hAnsi="Spectral"/>
+              </w:rPr>
+            </w:pPr>
+            <w:r>
+              <w:rPr>
+                <w:rFonts w:ascii="Spectral" w:cs="Spectral" w:eastAsia="Spectral" w:hAnsi="Spectral"/>
+                <w:rtl w:val="0"/>
+              </w:rPr>
+              <w:t xml:space="preserve">Advanced</w:t>
+            </w:r>
+          </w:p>
+        </w:tc>
+        <w:tc>
+          <w:tcPr>
+            <w:shd w:fill="auto" w:val="clear"/>
+            <w:tcMar>
+              <w:top w:w="100.0" w:type="dxa"/>
+              <w:left w:w="100.0" w:type="dxa"/>
+              <w:bottom w:w="100.0" w:type="dxa"/>
+              <w:right w:w="100.0" w:type="dxa"/>
+            </w:tcMar>
+            <w:vAlign w:val="top"/>
+          </w:tcPr>
+          <w:p>
+            <w:pPr>
+              <w:keepNext w:val="0"/>
+              <w:keepLines w:val="0"/>
+              <w:pageBreakBefore w:val="0"/>
+              <w:widowControl w:val="0"/>
+              <w:pBdr>
+                <w:top w:space="0" w:sz="0" w:val="nil"/>
+                <w:left w:space="0" w:sz="0" w:val="nil"/>
+                <w:bottom w:space="0" w:sz="0" w:val="nil"/>
+                <w:right w:space="0" w:sz="0" w:val="nil"/>
+                <w:between w:space="0" w:sz="0" w:val="nil"/>
+              </w:pBdr>
+              <w:shd w:fill="auto" w:val="clear"/>
+              <w:spacing w:after="0" w:before="0" w:line="240" w:lineRule="auto"/>
+              <w:ind w:left="0" w:right="0" w:firstLine="0"/>
+              <w:jc w:val="left"/>
+              <w:rPr>
+                <w:rFonts w:ascii="Spectral" w:cs="Spectral" w:eastAsia="Spectral" w:hAnsi="Spectral"/>
+              </w:rPr>
+            </w:pPr>
+            <w:r>
+              <w:rPr>
+                <w:rFonts w:ascii="Spectral" w:cs="Spectral" w:eastAsia="Spectral" w:hAnsi="Spectral"/>
+                <w:rtl w:val="0"/>
+              </w:rPr>
+              <w:t xml:space="preserve">60%</w:t>
+            </w:r>
+          </w:p>
+        </w:tc>
+      </w:tr>
+      <w:tr>
+        <w:trPr>
+          <w:cantSplit w:val="0"/>
+          <w:tblHeader w:val="0"/>
+        </w:trPr>
+        <w:tc>
+          <w:tcPr>
+            <w:shd w:fill="auto" w:val="clear"/>
+            <w:tcMar>
+              <w:top w:w="100.0" w:type="dxa"/>
+              <w:left w:w="100.0" w:type="dxa"/>
+              <w:bottom w:w="100.0" w:type="dxa"/>
+              <w:right w:w="100.0" w:type="dxa"/>
+            </w:tcMar>
+            <w:vAlign w:val="top"/>
+          </w:tcPr>
+          <w:p>
+            <w:pPr>
+              <w:keepNext w:val="0"/>
+              <w:keepLines w:val="0"/>
+              <w:pageBreakBefore w:val="0"/>
+              <w:widowControl w:val="0"/>
+              <w:pBdr>
+                <w:top w:space="0" w:sz="0" w:val="nil"/>
+                <w:left w:space="0" w:sz="0" w:val="nil"/>
+                <w:bottom w:space="0" w:sz="0" w:val="nil"/>
+                <w:right w:space="0" w:sz="0" w:val="nil"/>
+                <w:between w:space="0" w:sz="0" w:val="nil"/>
+              </w:pBdr>
+              <w:shd w:fill="auto" w:val="clear"/>
+              <w:spacing w:after="0" w:before="0" w:line="240" w:lineRule="auto"/>
+              <w:ind w:left="0" w:right="0" w:firstLine="0"/>
+              <w:jc w:val="left"/>
+              <w:rPr>
+                <w:rFonts w:ascii="Spectral" w:cs="Spectral" w:eastAsia="Spectral" w:hAnsi="Spectral"/>
+              </w:rPr>
+            </w:pPr>
+            <w:r>
+              <w:rPr>
+                <w:rFonts w:ascii="Spectral" w:cs="Spectral" w:eastAsia="Spectral" w:hAnsi="Spectral"/>
+                <w:rtl w:val="0"/>
+              </w:rPr>
+              <w:t xml:space="preserve">Backend Developer</w:t>
+            </w:r>
+          </w:p>
+        </w:tc>
+        <w:tc>
+          <w:tcPr>
+            <w:shd w:fill="auto" w:val="clear"/>
+            <w:tcMar>
+              <w:top w:w="100.0" w:type="dxa"/>
+              <w:left w:w="100.0" w:type="dxa"/>
+              <w:bottom w:w="100.0" w:type="dxa"/>
+              <w:right w:w="100.0" w:type="dxa"/>
+            </w:tcMar>
+            <w:vAlign w:val="top"/>
+          </w:tcPr>
+          <w:p>
+            <w:pPr>
+              <w:keepNext w:val="0"/>
+              <w:keepLines w:val="0"/>
+              <w:pageBreakBefore w:val="0"/>
+              <w:widowControl w:val="0"/>
+              <w:pBdr>
+                <w:top w:space="0" w:sz="0" w:val="nil"/>
+                <w:left w:space="0" w:sz="0" w:val="nil"/>
+                <w:bottom w:space="0" w:sz="0" w:val="nil"/>
+                <w:right w:space="0" w:sz="0" w:val="nil"/>
+                <w:between w:space="0" w:sz="0" w:val="nil"/>
+              </w:pBdr>
+              <w:shd w:fill="auto" w:val="clear"/>
+              <w:spacing w:after="0" w:before="0" w:line="240" w:lineRule="auto"/>
+              <w:ind w:left="0" w:right="0" w:firstLine="0"/>
+              <w:jc w:val="left"/>
+              <w:rPr>
+                <w:rFonts w:ascii="Spectral" w:cs="Spectral" w:eastAsia="Spectral" w:hAnsi="Spectral"/>
+              </w:rPr>
+            </w:pPr>
+            <w:r>
+              <w:rPr>
+                <w:rFonts w:ascii="Spectral" w:cs="Spectral" w:eastAsia="Spectral" w:hAnsi="Spectral"/>
+                <w:rtl w:val="0"/>
+              </w:rPr>
+              <w:t xml:space="preserve">Daniel Kim</w:t>
+            </w:r>
+          </w:p>
+        </w:tc>
+        <w:tc>
+          <w:tcPr>
+            <w:shd w:fill="auto" w:val="clear"/>
+            <w:tcMar>
+              <w:top w:w="100.0" w:type="dxa"/>
+              <w:left w:w="100.0" w:type="dxa"/>
+              <w:bottom w:w="100.0" w:type="dxa"/>
+              <w:right w:w="100.0" w:type="dxa"/>
+            </w:tcMar>
+            <w:vAlign w:val="top"/>
+          </w:tcPr>
+          <w:p>
+            <w:pPr>
+              <w:keepNext w:val="0"/>
+              <w:keepLines w:val="0"/>
+              <w:pageBreakBefore w:val="0"/>
+              <w:widowControl w:val="0"/>
+              <w:pBdr>
+                <w:top w:space="0" w:sz="0" w:val="nil"/>
+                <w:left w:space="0" w:sz="0" w:val="nil"/>
+                <w:bottom w:space="0" w:sz="0" w:val="nil"/>
+                <w:right w:space="0" w:sz="0" w:val="nil"/>
+                <w:between w:space="0" w:sz="0" w:val="nil"/>
+              </w:pBdr>
+              <w:shd w:fill="auto" w:val="clear"/>
+              <w:spacing w:after="0" w:before="0" w:line="240" w:lineRule="auto"/>
+              <w:ind w:left="0" w:right="0" w:firstLine="0"/>
+              <w:jc w:val="left"/>
+              <w:rPr>
+                <w:rFonts w:ascii="Spectral" w:cs="Spectral" w:eastAsia="Spectral" w:hAnsi="Spectral"/>
+              </w:rPr>
+            </w:pPr>
+            <w:r>
+              <w:rPr>
+                <w:rFonts w:ascii="Spectral" w:cs="Spectral" w:eastAsia="Spectral" w:hAnsi="Spectral"/>
+                <w:rtl w:val="0"/>
+              </w:rPr>
+              <w:t xml:space="preserve">Advanced</w:t>
+            </w:r>
+          </w:p>
+        </w:tc>
+        <w:tc>
+          <w:tcPr>
+            <w:shd w:fill="auto" w:val="clear"/>
+            <w:tcMar>
+              <w:top w:w="100.0" w:type="dxa"/>
+              <w:left w:w="100.0" w:type="dxa"/>
+              <w:bottom w:w="100.0" w:type="dxa"/>
+              <w:right w:w="100.0" w:type="dxa"/>
+            </w:tcMar>
+            <w:vAlign w:val="top"/>
+          </w:tcPr>
+          <w:p>
+            <w:pPr>
+              <w:keepNext w:val="0"/>
+              <w:keepLines w:val="0"/>
+              <w:pageBreakBefore w:val="0"/>
+              <w:widowControl w:val="0"/>
+              <w:pBdr>
+                <w:top w:space="0" w:sz="0" w:val="nil"/>
+                <w:left w:space="0" w:sz="0" w:val="nil"/>
+                <w:bottom w:space="0" w:sz="0" w:val="nil"/>
+                <w:right w:space="0" w:sz="0" w:val="nil"/>
+                <w:between w:space="0" w:sz="0" w:val="nil"/>
+              </w:pBdr>
+              <w:shd w:fill="auto" w:val="clear"/>
+              <w:spacing w:after="0" w:before="0" w:line="240" w:lineRule="auto"/>
+              <w:ind w:left="0" w:right="0" w:firstLine="0"/>
+              <w:jc w:val="left"/>
+              <w:rPr>
+                <w:rFonts w:ascii="Spectral" w:cs="Spectral" w:eastAsia="Spectral" w:hAnsi="Spectral"/>
+              </w:rPr>
+            </w:pPr>
+            <w:r>
+              <w:rPr>
+                <w:rFonts w:ascii="Spectral" w:cs="Spectral" w:eastAsia="Spectral" w:hAnsi="Spectral"/>
+                <w:rtl w:val="0"/>
+              </w:rPr>
+              <w:t xml:space="preserve">60%</w:t>
+            </w:r>
+          </w:p>
+        </w:tc>
+      </w:tr>
+      <w:tr>
+        <w:trPr>
+          <w:cantSplit w:val="0"/>
+          <w:tblHeader w:val="0"/>
+        </w:trPr>
+        <w:tc>
+          <w:tcPr>
+            <w:shd w:fill="auto" w:val="clear"/>
+            <w:tcMar>
+              <w:top w:w="100.0" w:type="dxa"/>
+              <w:left w:w="100.0" w:type="dxa"/>
+              <w:bottom w:w="100.0" w:type="dxa"/>
+              <w:right w:w="100.0" w:type="dxa"/>
+            </w:tcMar>
+            <w:vAlign w:val="top"/>
+          </w:tcPr>
+          <w:p>
+            <w:pPr>
+              <w:keepNext w:val="0"/>
+              <w:keepLines w:val="0"/>
+              <w:pageBreakBefore w:val="0"/>
+              <w:widowControl w:val="0"/>
+              <w:pBdr>
+                <w:top w:space="0" w:sz="0" w:val="nil"/>
+                <w:left w:space="0" w:sz="0" w:val="nil"/>
+                <w:bottom w:space="0" w:sz="0" w:val="nil"/>
+                <w:right w:space="0" w:sz="0" w:val="nil"/>
+                <w:between w:space="0" w:sz="0" w:val="nil"/>
+              </w:pBdr>
+              <w:shd w:fill="auto" w:val="clear"/>
+              <w:spacing w:after="0" w:before="0" w:line="240" w:lineRule="auto"/>
+              <w:ind w:left="0" w:right="0" w:firstLine="0"/>
+              <w:jc w:val="left"/>
+              <w:rPr>
+                <w:rFonts w:ascii="Spectral" w:cs="Spectral" w:eastAsia="Spectral" w:hAnsi="Spectral"/>
+              </w:rPr>
+            </w:pPr>
+            <w:r>
+              <w:rPr>
+                <w:rFonts w:ascii="Spectral" w:cs="Spectral" w:eastAsia="Spectral" w:hAnsi="Spectral"/>
+                <w:rtl w:val="0"/>
+              </w:rPr>
+              <w:t xml:space="preserve">QA Tester</w:t>
+            </w:r>
+          </w:p>
+        </w:tc>
+        <w:tc>
+          <w:tcPr>
+            <w:shd w:fill="auto" w:val="clear"/>
+            <w:tcMar>
+              <w:top w:w="100.0" w:type="dxa"/>
+              <w:left w:w="100.0" w:type="dxa"/>
+              <w:bottom w:w="100.0" w:type="dxa"/>
+              <w:right w:w="100.0" w:type="dxa"/>
+            </w:tcMar>
+            <w:vAlign w:val="top"/>
+          </w:tcPr>
+          <w:p>
+            <w:pPr>
+              <w:keepNext w:val="0"/>
+              <w:keepLines w:val="0"/>
+              <w:pageBreakBefore w:val="0"/>
+              <w:widowControl w:val="0"/>
+              <w:pBdr>
+                <w:top w:space="0" w:sz="0" w:val="nil"/>
+                <w:left w:space="0" w:sz="0" w:val="nil"/>
+                <w:bottom w:space="0" w:sz="0" w:val="nil"/>
+                <w:right w:space="0" w:sz="0" w:val="nil"/>
+                <w:between w:space="0" w:sz="0" w:val="nil"/>
+              </w:pBdr>
+              <w:shd w:fill="auto" w:val="clear"/>
+              <w:spacing w:after="0" w:before="0" w:line="240" w:lineRule="auto"/>
+              <w:ind w:left="0" w:right="0" w:firstLine="0"/>
+              <w:jc w:val="left"/>
+              <w:rPr>
+                <w:rFonts w:ascii="Spectral" w:cs="Spectral" w:eastAsia="Spectral" w:hAnsi="Spectral"/>
+              </w:rPr>
+            </w:pPr>
+            <w:r>
+              <w:rPr>
+                <w:rFonts w:ascii="Spectral" w:cs="Spectral" w:eastAsia="Spectral" w:hAnsi="Spectral"/>
+                <w:rtl w:val="0"/>
+              </w:rPr>
+              <w:t xml:space="preserve">Sarah Wilson</w:t>
+            </w:r>
+          </w:p>
+        </w:tc>
+        <w:tc>
+          <w:tcPr>
+            <w:shd w:fill="auto" w:val="clear"/>
+            <w:tcMar>
+              <w:top w:w="100.0" w:type="dxa"/>
+              <w:left w:w="100.0" w:type="dxa"/>
+              <w:bottom w:w="100.0" w:type="dxa"/>
+              <w:right w:w="100.0" w:type="dxa"/>
+            </w:tcMar>
+            <w:vAlign w:val="top"/>
+          </w:tcPr>
+          <w:p>
+            <w:pPr>
+              <w:keepNext w:val="0"/>
+              <w:keepLines w:val="0"/>
+              <w:pageBreakBefore w:val="0"/>
+              <w:widowControl w:val="0"/>
+              <w:pBdr>
+                <w:top w:space="0" w:sz="0" w:val="nil"/>
+                <w:left w:space="0" w:sz="0" w:val="nil"/>
+                <w:bottom w:space="0" w:sz="0" w:val="nil"/>
+                <w:right w:space="0" w:sz="0" w:val="nil"/>
+                <w:between w:space="0" w:sz="0" w:val="nil"/>
+              </w:pBdr>
+              <w:shd w:fill="auto" w:val="clear"/>
+              <w:spacing w:after="0" w:before="0" w:line="240" w:lineRule="auto"/>
+              <w:ind w:left="0" w:right="0" w:firstLine="0"/>
+              <w:jc w:val="left"/>
+              <w:rPr>
+                <w:rFonts w:ascii="Spectral" w:cs="Spectral" w:eastAsia="Spectral" w:hAnsi="Spectral"/>
+              </w:rPr>
+            </w:pPr>
+            <w:r>
+              <w:rPr>
+                <w:rFonts w:ascii="Spectral" w:cs="Spectral" w:eastAsia="Spectral" w:hAnsi="Spectral"/>
+                <w:rtl w:val="0"/>
+              </w:rPr>
+              <w:t xml:space="preserve">Intermediate</w:t>
+            </w:r>
+          </w:p>
+        </w:tc>
+        <w:tc>
+          <w:tcPr>
+            <w:shd w:fill="auto" w:val="clear"/>
+            <w:tcMar>
+              <w:top w:w="100.0" w:type="dxa"/>
+              <w:left w:w="100.0" w:type="dxa"/>
+              <w:bottom w:w="100.0" w:type="dxa"/>
+              <w:right w:w="100.0" w:type="dxa"/>
+            </w:tcMar>
+            <w:vAlign w:val="top"/>
+          </w:tcPr>
+          <w:p>
+            <w:pPr>
+              <w:keepNext w:val="0"/>
+              <w:keepLines w:val="0"/>
+              <w:pageBreakBefore w:val="0"/>
+              <w:widowControl w:val="0"/>
+              <w:pBdr>
+                <w:top w:space="0" w:sz="0" w:val="nil"/>
+                <w:left w:space="0" w:sz="0" w:val="nil"/>
+                <w:bottom w:space="0" w:sz="0" w:val="nil"/>
+                <w:right w:space="0" w:sz="0" w:val="nil"/>
+                <w:between w:space="0" w:sz="0" w:val="nil"/>
+              </w:pBdr>
+              <w:shd w:fill="auto" w:val="clear"/>
+              <w:spacing w:after="0" w:before="0" w:line="240" w:lineRule="auto"/>
+              <w:ind w:left="0" w:right="0" w:firstLine="0"/>
+              <w:jc w:val="left"/>
+              <w:rPr>
+                <w:rFonts w:ascii="Spectral" w:cs="Spectral" w:eastAsia="Spectral" w:hAnsi="Spectral"/>
+              </w:rPr>
+            </w:pPr>
+            <w:r>
+              <w:rPr>
+                <w:rFonts w:ascii="Spectral" w:cs="Spectral" w:eastAsia="Spectral" w:hAnsi="Spectral"/>
+                <w:rtl w:val="0"/>
+              </w:rPr>
+              <w:t xml:space="preserve">30%</w:t>
+            </w:r>
+          </w:p>
+        </w:tc>
+      </w:tr>
+    </w:tbl>
+    <w:p>
+      <w:pPr>
+        <w:ind w:left="-270" w:firstLine="0"/>
+        <w:rPr>
+          <w:rFonts w:ascii="Spectral" w:cs="Spectral" w:eastAsia="Spectral" w:hAnsi="Spectral"/>
+        </w:rPr>
+      </w:pPr>
+      <w:r>
+        <w:rPr>
+          <w:rtl w:val="0"/>
+        </w:rPr>
+      </w:r>
+    </w:p>
+    <w:p>
+      <w:pPr>
+        <w:ind w:left="-270" w:firstLine="0"/>
+        <w:rPr>
+          <w:rFonts w:ascii="Spectral" w:cs="Spectral" w:eastAsia="Spectral" w:hAnsi="Spectral"/>
+        </w:rPr>
+      </w:pPr>
+      <w:r>
+        <w:rPr>
+          <w:rFonts w:ascii="Spectral" w:cs="Spectral" w:eastAsia="Spectral" w:hAnsi="Spectral"/>
+          <w:rtl w:val="0"/>
+        </w:rPr>
+        <w:t xml:space="preserve">Allocation represents the estimated percentage of each person's working capacity dedicated to this project.</w:t>
+      </w:r>
+    </w:p>
+    <w:p>
+      <w:pPr>
+        <w:ind w:left="-270" w:firstLine="0"/>
+        <w:rPr>
+          <w:rFonts w:ascii="Spectral" w:cs="Spectral" w:eastAsia="Spectral" w:hAnsi="Spectral"/>
+        </w:rPr>
+      </w:pPr>
+      <w:r>
+        <w:rPr>
+          <w:rtl w:val="0"/>
+        </w:rPr>
+      </w:r>
+    </w:p>
+    <w:p>
+      <w:pPr>
+        <w:ind w:left="-270" w:firstLine="0"/>
+        <w:rPr>
+          <w:rFonts w:ascii="Spectral" w:cs="Spectral" w:eastAsia="Spectral" w:hAnsi="Spectral"/>
+        </w:rPr>
+      </w:pPr>
+      <w:r>
+        <w:rPr>
+          <w:rFonts w:ascii="Spectral SemiBold" w:cs="Spectral SemiBold" w:eastAsia="Spectral SemiBold" w:hAnsi="Spectral SemiBold"/>
+          <w:sz w:val="32"/>
+          <w:szCs w:val="32"/>
+          <w:u w:val="single"/>
+          <w:rtl w:val="0"/>
+        </w:rPr>
+        <w:t xml:space="preserve">PART 2 - RESOURCE &amp; COST PLAN</w:t>
+      </w:r>
+      <w:r>
+        <w:rPr>
+          <w:rtl w:val="0"/>
+        </w:rPr>
+      </w:r>
+    </w:p>
+    <w:p>
+      <w:pPr>
+        <w:ind w:left="-270" w:firstLine="0"/>
+        <w:rPr>
+          <w:rFonts w:ascii="Spectral" w:cs="Spectral" w:eastAsia="Spectral" w:hAnsi="Spectral"/>
+        </w:rPr>
+      </w:pPr>
+      <w:r>
+        <w:rPr>
+          <w:rFonts w:ascii="Spectral" w:cs="Spectral" w:eastAsia="Spectral" w:hAnsi="Spectral"/>
+          <w:rtl w:val="0"/>
+        </w:rPr>
+        <w:t xml:space="preserve">The project budget uses a bottom-up estimation approach. Labor costs are calculated from estimated hours and hourly rates, while infrastructure, tools, and contingency are included as additional expenses.</w:t>
+      </w:r>
+    </w:p>
+    <w:p>
+      <w:pPr>
+        <w:ind w:left="-270" w:firstLine="0"/>
+        <w:rPr>
+          <w:rFonts w:ascii="Spectral" w:cs="Spectral" w:eastAsia="Spectral" w:hAnsi="Spectral"/>
+        </w:rPr>
+      </w:pPr>
+      <w:r>
+        <w:rPr>
+          <w:rtl w:val="0"/>
+        </w:rPr>
+      </w:r>
+    </w:p>
+    <w:tbl>
+      <w:tblPr>
+        <w:tblStyle w:val="Table6"/>
+        <w:tblW w:w="10080.0" w:type="dxa"/>
+        <w:jc w:val="left"/>
+        <w:tblInd w:w="-270.0" w:type="dxa"/>
+        <w:tblBorders>
+          <w:top w:color="000000" w:space="0" w:sz="8" w:val="single"/>
+          <w:left w:color="000000" w:space="0" w:sz="8" w:val="single"/>
+          <w:bottom w:color="000000" w:space="0" w:sz="8" w:val="single"/>
+          <w:right w:color="000000" w:space="0" w:sz="8" w:val="single"/>
+          <w:insideH w:color="000000" w:space="0" w:sz="8" w:val="single"/>
+          <w:insideV w:color="000000" w:space="0" w:sz="8" w:val="single"/>
+        </w:tblBorders>
+        <w:tblLayout w:type="fixed"/>
+        <w:tblLook w:val="0600"/>
+      </w:tblPr>
+      <w:tblGrid>
+        <w:gridCol w:w="2520"/>
+        <w:gridCol w:w="2520"/>
+        <w:gridCol w:w="2520"/>
+        <w:gridCol w:w="2520"/>
+        <w:tblGridChange w:id="0">
+          <w:tblGrid>
+            <w:gridCol w:w="2520"/>
+            <w:gridCol w:w="2520"/>
+            <w:gridCol w:w="2520"/>
+            <w:gridCol w:w="2520"/>
+          </w:tblGrid>
+        </w:tblGridChange>
+      </w:tblGrid>
+      <w:tr>
+        <w:trPr>
+          <w:cantSplit w:val="0"/>
+          <w:tblHeader w:val="0"/>
+        </w:trPr>
+        <w:tc>
+          <w:tcPr>
+            <w:shd w:fill="c9daf8" w:val="clear"/>
+            <w:tcMar>
+              <w:top w:w="100.0" w:type="dxa"/>
+              <w:left w:w="100.0" w:type="dxa"/>
+              <w:bottom w:w="100.0" w:type="dxa"/>
+              <w:right w:w="100.0" w:type="dxa"/>
+            </w:tcMar>
+            <w:vAlign w:val="top"/>
+          </w:tcPr>
+          <w:p>
+            <w:pPr>
+              <w:widowControl w:val="0"/>
+              <w:spacing w:line="240" w:lineRule="auto"/>
+              <w:rPr>
+                <w:rFonts w:ascii="Spectral" w:cs="Spectral" w:eastAsia="Spectral" w:hAnsi="Spectral"/>
+                <w:b w:val="1"/>
+                <w:bCs w:val="1"/>
+              </w:rPr>
+            </w:pPr>
+            <w:r>
+              <w:rPr>
+                <w:rFonts w:ascii="Spectral" w:cs="Spectral" w:eastAsia="Spectral" w:hAnsi="Spectral"/>
+                <w:b w:val="1"/>
+                <w:bCs w:val="1"/>
+                <w:rtl w:val="0"/>
+              </w:rPr>
+              <w:t xml:space="preserve">RESOURCE </w:t>
+            </w:r>
+          </w:p>
+        </w:tc>
+        <w:tc>
+          <w:tcPr>
+            <w:shd w:fill="c9daf8" w:val="clear"/>
+            <w:tcMar>
+              <w:top w:w="100.0" w:type="dxa"/>
+              <w:left w:w="100.0" w:type="dxa"/>
+              <w:bottom w:w="100.0" w:type="dxa"/>
+              <w:right w:w="100.0" w:type="dxa"/>
+            </w:tcMar>
+            <w:vAlign w:val="top"/>
+          </w:tcPr>
+          <w:p>
+            <w:pPr>
+              <w:widowControl w:val="0"/>
+              <w:spacing w:line="240" w:lineRule="auto"/>
+              <w:rPr>
+                <w:rFonts w:ascii="Spectral" w:cs="Spectral" w:eastAsia="Spectral" w:hAnsi="Spectral"/>
+                <w:b w:val="1"/>
+                <w:bCs w:val="1"/>
+              </w:rPr>
+            </w:pPr>
+            <w:r>
+              <w:rPr>
+                <w:rFonts w:ascii="Spectral" w:cs="Spectral" w:eastAsia="Spectral" w:hAnsi="Spectral"/>
+                <w:b w:val="1"/>
+                <w:bCs w:val="1"/>
+                <w:rtl w:val="0"/>
+              </w:rPr>
+              <w:t xml:space="preserve">HOURS</w:t>
+            </w:r>
+          </w:p>
+        </w:tc>
+        <w:tc>
+          <w:tcPr>
+            <w:shd w:fill="c9daf8" w:val="clear"/>
+            <w:tcMar>
+              <w:top w:w="100.0" w:type="dxa"/>
+              <w:left w:w="100.0" w:type="dxa"/>
+              <w:bottom w:w="100.0" w:type="dxa"/>
+              <w:right w:w="100.0" w:type="dxa"/>
+            </w:tcMar>
+            <w:vAlign w:val="top"/>
+          </w:tcPr>
+          <w:p>
+            <w:pPr>
+              <w:widowControl w:val="0"/>
+              <w:spacing w:line="240" w:lineRule="auto"/>
+              <w:rPr>
+                <w:rFonts w:ascii="Spectral" w:cs="Spectral" w:eastAsia="Spectral" w:hAnsi="Spectral"/>
+                <w:b w:val="1"/>
+                <w:bCs w:val="1"/>
+              </w:rPr>
+            </w:pPr>
+            <w:r>
+              <w:rPr>
+                <w:rFonts w:ascii="Spectral" w:cs="Spectral" w:eastAsia="Spectral" w:hAnsi="Spectral"/>
+                <w:b w:val="1"/>
+                <w:bCs w:val="1"/>
+                <w:rtl w:val="0"/>
+              </w:rPr>
+              <w:t xml:space="preserve">RATE</w:t>
+            </w:r>
+          </w:p>
+        </w:tc>
+        <w:tc>
+          <w:tcPr>
+            <w:shd w:fill="c9daf8" w:val="clear"/>
+            <w:tcMar>
+              <w:top w:w="100.0" w:type="dxa"/>
+              <w:left w:w="100.0" w:type="dxa"/>
+              <w:bottom w:w="100.0" w:type="dxa"/>
+              <w:right w:w="100.0" w:type="dxa"/>
+            </w:tcMar>
+            <w:vAlign w:val="top"/>
+          </w:tcPr>
+          <w:p>
+            <w:pPr>
+              <w:widowControl w:val="0"/>
+              <w:spacing w:line="240" w:lineRule="auto"/>
+              <w:rPr>
+                <w:rFonts w:ascii="Spectral" w:cs="Spectral" w:eastAsia="Spectral" w:hAnsi="Spectral"/>
+                <w:b w:val="1"/>
+                <w:bCs w:val="1"/>
+              </w:rPr>
+            </w:pPr>
+            <w:r>
+              <w:rPr>
+                <w:rFonts w:ascii="Spectral" w:cs="Spectral" w:eastAsia="Spectral" w:hAnsi="Spectral"/>
+                <w:b w:val="1"/>
+                <w:bCs w:val="1"/>
+                <w:rtl w:val="0"/>
+              </w:rPr>
+              <w:t xml:space="preserve">ESTIMATED COST</w:t>
+            </w:r>
+          </w:p>
+        </w:tc>
+      </w:tr>
+      <w:tr>
+        <w:trPr>
+          <w:cantSplit w:val="0"/>
+          <w:tblHeader w:val="0"/>
+        </w:trPr>
+        <w:tc>
+          <w:tcPr>
+            <w:shd w:fill="auto" w:val="clear"/>
+            <w:tcMar>
+              <w:top w:w="100.0" w:type="dxa"/>
+              <w:left w:w="100.0" w:type="dxa"/>
+              <w:bottom w:w="100.0" w:type="dxa"/>
+              <w:right w:w="100.0" w:type="dxa"/>
+            </w:tcMar>
+            <w:vAlign w:val="top"/>
+          </w:tcPr>
+          <w:p>
+            <w:pPr>
+              <w:keepNext w:val="0"/>
+              <w:keepLines w:val="0"/>
+              <w:pageBreakBefore w:val="0"/>
+              <w:widowControl w:val="0"/>
+              <w:pBdr>
+                <w:top w:space="0" w:sz="0" w:val="nil"/>
+                <w:left w:space="0" w:sz="0" w:val="nil"/>
+                <w:bottom w:space="0" w:sz="0" w:val="nil"/>
+                <w:right w:space="0" w:sz="0" w:val="nil"/>
+                <w:between w:space="0" w:sz="0" w:val="nil"/>
+              </w:pBdr>
+              <w:shd w:fill="auto" w:val="clear"/>
+              <w:spacing w:after="0" w:before="0" w:line="240" w:lineRule="auto"/>
+              <w:ind w:left="0" w:right="0" w:firstLine="0"/>
+              <w:jc w:val="left"/>
+              <w:rPr>
+                <w:rFonts w:ascii="Spectral" w:cs="Spectral" w:eastAsia="Spectral" w:hAnsi="Spectral"/>
+              </w:rPr>
+            </w:pPr>
+            <w:r>
+              <w:rPr>
+                <w:rFonts w:ascii="Spectral" w:cs="Spectral" w:eastAsia="Spectral" w:hAnsi="Spectral"/>
+                <w:rtl w:val="0"/>
+              </w:rPr>
+              <w:t xml:space="preserve">Project Manager</w:t>
+            </w:r>
+          </w:p>
+        </w:tc>
+        <w:tc>
+          <w:tcPr>
+            <w:shd w:fill="auto" w:val="clear"/>
+            <w:tcMar>
+              <w:top w:w="100.0" w:type="dxa"/>
+              <w:left w:w="100.0" w:type="dxa"/>
+              <w:bottom w:w="100.0" w:type="dxa"/>
+              <w:right w:w="100.0" w:type="dxa"/>
+            </w:tcMar>
+            <w:vAlign w:val="top"/>
+          </w:tcPr>
+          <w:p>
+            <w:pPr>
+              <w:keepNext w:val="0"/>
+              <w:keepLines w:val="0"/>
+              <w:pageBreakBefore w:val="0"/>
+              <w:widowControl w:val="0"/>
+              <w:pBdr>
+                <w:top w:space="0" w:sz="0" w:val="nil"/>
+                <w:left w:space="0" w:sz="0" w:val="nil"/>
+                <w:bottom w:space="0" w:sz="0" w:val="nil"/>
+                <w:right w:space="0" w:sz="0" w:val="nil"/>
+                <w:between w:space="0" w:sz="0" w:val="nil"/>
+              </w:pBdr>
+              <w:shd w:fill="auto" w:val="clear"/>
+              <w:spacing w:after="0" w:before="0" w:line="240" w:lineRule="auto"/>
+              <w:ind w:left="0" w:right="0" w:firstLine="0"/>
+              <w:jc w:val="right"/>
+              <w:rPr>
+                <w:rFonts w:ascii="Spectral" w:cs="Spectral" w:eastAsia="Spectral" w:hAnsi="Spectral"/>
+              </w:rPr>
+            </w:pPr>
+            <w:r>
+              <w:rPr>
+                <w:rFonts w:ascii="Spectral" w:cs="Spectral" w:eastAsia="Spectral" w:hAnsi="Spectral"/>
+                <w:rtl w:val="0"/>
+              </w:rPr>
+              <w:t xml:space="preserve">100</w:t>
+            </w:r>
+          </w:p>
+        </w:tc>
+        <w:tc>
+          <w:tcPr>
+            <w:shd w:fill="auto" w:val="clear"/>
+            <w:tcMar>
+              <w:top w:w="100.0" w:type="dxa"/>
+              <w:left w:w="100.0" w:type="dxa"/>
+              <w:bottom w:w="100.0" w:type="dxa"/>
+              <w:right w:w="100.0" w:type="dxa"/>
+            </w:tcMar>
+            <w:vAlign w:val="top"/>
+          </w:tcPr>
+          <w:p>
+            <w:pPr>
+              <w:keepNext w:val="0"/>
+              <w:keepLines w:val="0"/>
+              <w:pageBreakBefore w:val="0"/>
+              <w:widowControl w:val="0"/>
+              <w:pBdr>
+                <w:top w:space="0" w:sz="0" w:val="nil"/>
+                <w:left w:space="0" w:sz="0" w:val="nil"/>
+                <w:bottom w:space="0" w:sz="0" w:val="nil"/>
+                <w:right w:space="0" w:sz="0" w:val="nil"/>
+                <w:between w:space="0" w:sz="0" w:val="nil"/>
+              </w:pBdr>
+              <w:shd w:fill="auto" w:val="clear"/>
+              <w:spacing w:after="0" w:before="0" w:line="240" w:lineRule="auto"/>
+              <w:ind w:left="0" w:right="0" w:firstLine="0"/>
+              <w:jc w:val="center"/>
+              <w:rPr>
+                <w:rFonts w:ascii="Spectral" w:cs="Spectral" w:eastAsia="Spectral" w:hAnsi="Spectral"/>
+              </w:rPr>
+            </w:pPr>
+            <w:r>
+              <w:rPr>
+                <w:rFonts w:ascii="Spectral" w:cs="Spectral" w:eastAsia="Spectral" w:hAnsi="Spectral"/>
+                <w:rtl w:val="0"/>
+              </w:rPr>
+              <w:t xml:space="preserve">$40/hr</w:t>
+            </w:r>
+          </w:p>
+        </w:tc>
+        <w:tc>
+          <w:tcPr>
+            <w:shd w:fill="auto" w:val="clear"/>
+            <w:tcMar>
+              <w:top w:w="100.0" w:type="dxa"/>
+              <w:left w:w="100.0" w:type="dxa"/>
+              <w:bottom w:w="100.0" w:type="dxa"/>
+              <w:right w:w="100.0" w:type="dxa"/>
+            </w:tcMar>
+            <w:vAlign w:val="top"/>
+          </w:tcPr>
+          <w:p>
+            <w:pPr>
+              <w:keepNext w:val="0"/>
+              <w:keepLines w:val="0"/>
+              <w:pageBreakBefore w:val="0"/>
+              <w:widowControl w:val="0"/>
+              <w:pBdr>
+                <w:top w:space="0" w:sz="0" w:val="nil"/>
+                <w:left w:space="0" w:sz="0" w:val="nil"/>
+                <w:bottom w:space="0" w:sz="0" w:val="nil"/>
+                <w:right w:space="0" w:sz="0" w:val="nil"/>
+                <w:between w:space="0" w:sz="0" w:val="nil"/>
+              </w:pBdr>
+              <w:shd w:fill="auto" w:val="clear"/>
+              <w:spacing w:after="0" w:before="0" w:line="240" w:lineRule="auto"/>
+              <w:ind w:left="0" w:right="0" w:firstLine="0"/>
+              <w:jc w:val="right"/>
+              <w:rPr>
+                <w:rFonts w:ascii="Spectral" w:cs="Spectral" w:eastAsia="Spectral" w:hAnsi="Spectral"/>
+              </w:rPr>
+            </w:pPr>
+            <w:r>
+              <w:rPr>
+                <w:rFonts w:ascii="Spectral" w:cs="Spectral" w:eastAsia="Spectral" w:hAnsi="Spectral"/>
+                <w:rtl w:val="0"/>
+              </w:rPr>
+              <w:t xml:space="preserve">$4,000</w:t>
+            </w:r>
+          </w:p>
+        </w:tc>
+      </w:tr>
+      <w:tr>
+        <w:trPr>
+          <w:cantSplit w:val="0"/>
+          <w:tblHeader w:val="0"/>
+        </w:trPr>
+        <w:tc>
+          <w:tcPr>
+            <w:shd w:fill="auto" w:val="clear"/>
+            <w:tcMar>
+              <w:top w:w="100.0" w:type="dxa"/>
+              <w:left w:w="100.0" w:type="dxa"/>
+              <w:bottom w:w="100.0" w:type="dxa"/>
+              <w:right w:w="100.0" w:type="dxa"/>
+            </w:tcMar>
+            <w:vAlign w:val="top"/>
+          </w:tcPr>
+          <w:p>
+            <w:pPr>
+              <w:keepNext w:val="0"/>
+              <w:keepLines w:val="0"/>
+              <w:pageBreakBefore w:val="0"/>
+              <w:widowControl w:val="0"/>
+              <w:pBdr>
+                <w:top w:space="0" w:sz="0" w:val="nil"/>
+                <w:left w:space="0" w:sz="0" w:val="nil"/>
+                <w:bottom w:space="0" w:sz="0" w:val="nil"/>
+                <w:right w:space="0" w:sz="0" w:val="nil"/>
+                <w:between w:space="0" w:sz="0" w:val="nil"/>
+              </w:pBdr>
+              <w:shd w:fill="auto" w:val="clear"/>
+              <w:spacing w:after="0" w:before="0" w:line="240" w:lineRule="auto"/>
+              <w:ind w:left="0" w:right="0" w:firstLine="0"/>
+              <w:jc w:val="left"/>
+              <w:rPr>
+                <w:rFonts w:ascii="Spectral" w:cs="Spectral" w:eastAsia="Spectral" w:hAnsi="Spectral"/>
+              </w:rPr>
+            </w:pPr>
+            <w:r>
+              <w:rPr>
+                <w:rFonts w:ascii="Spectral" w:cs="Spectral" w:eastAsia="Spectral" w:hAnsi="Spectral"/>
+                <w:rtl w:val="0"/>
+              </w:rPr>
+              <w:t xml:space="preserve">UX/UI Designer</w:t>
+            </w:r>
+          </w:p>
+        </w:tc>
+        <w:tc>
+          <w:tcPr>
+            <w:shd w:fill="auto" w:val="clear"/>
+            <w:tcMar>
+              <w:top w:w="100.0" w:type="dxa"/>
+              <w:left w:w="100.0" w:type="dxa"/>
+              <w:bottom w:w="100.0" w:type="dxa"/>
+              <w:right w:w="100.0" w:type="dxa"/>
+            </w:tcMar>
+            <w:vAlign w:val="top"/>
+          </w:tcPr>
+          <w:p>
+            <w:pPr>
+              <w:keepNext w:val="0"/>
+              <w:keepLines w:val="0"/>
+              <w:pageBreakBefore w:val="0"/>
+              <w:widowControl w:val="0"/>
+              <w:pBdr>
+                <w:top w:space="0" w:sz="0" w:val="nil"/>
+                <w:left w:space="0" w:sz="0" w:val="nil"/>
+                <w:bottom w:space="0" w:sz="0" w:val="nil"/>
+                <w:right w:space="0" w:sz="0" w:val="nil"/>
+                <w:between w:space="0" w:sz="0" w:val="nil"/>
+              </w:pBdr>
+              <w:shd w:fill="auto" w:val="clear"/>
+              <w:spacing w:after="0" w:before="0" w:line="240" w:lineRule="auto"/>
+              <w:ind w:left="0" w:right="0" w:firstLine="0"/>
+              <w:jc w:val="right"/>
+              <w:rPr>
+                <w:rFonts w:ascii="Spectral" w:cs="Spectral" w:eastAsia="Spectral" w:hAnsi="Spectral"/>
+              </w:rPr>
+            </w:pPr>
+            <w:r>
+              <w:rPr>
+                <w:rFonts w:ascii="Spectral" w:cs="Spectral" w:eastAsia="Spectral" w:hAnsi="Spectral"/>
+                <w:rtl w:val="0"/>
+              </w:rPr>
+              <w:t xml:space="preserve">160</w:t>
+            </w:r>
+          </w:p>
+        </w:tc>
+        <w:tc>
+          <w:tcPr>
+            <w:shd w:fill="auto" w:val="clear"/>
+            <w:tcMar>
+              <w:top w:w="100.0" w:type="dxa"/>
+              <w:left w:w="100.0" w:type="dxa"/>
+              <w:bottom w:w="100.0" w:type="dxa"/>
+              <w:right w:w="100.0" w:type="dxa"/>
+            </w:tcMar>
+            <w:vAlign w:val="top"/>
+          </w:tcPr>
+          <w:p>
+            <w:pPr>
+              <w:keepNext w:val="0"/>
+              <w:keepLines w:val="0"/>
+              <w:pageBreakBefore w:val="0"/>
+              <w:widowControl w:val="0"/>
+              <w:pBdr>
+                <w:top w:space="0" w:sz="0" w:val="nil"/>
+                <w:left w:space="0" w:sz="0" w:val="nil"/>
+                <w:bottom w:space="0" w:sz="0" w:val="nil"/>
+                <w:right w:space="0" w:sz="0" w:val="nil"/>
+                <w:between w:space="0" w:sz="0" w:val="nil"/>
+              </w:pBdr>
+              <w:shd w:fill="auto" w:val="clear"/>
+              <w:spacing w:after="0" w:before="0" w:line="240" w:lineRule="auto"/>
+              <w:ind w:left="0" w:right="0" w:firstLine="0"/>
+              <w:jc w:val="center"/>
+              <w:rPr>
+                <w:rFonts w:ascii="Spectral" w:cs="Spectral" w:eastAsia="Spectral" w:hAnsi="Spectral"/>
+              </w:rPr>
+            </w:pPr>
+            <w:r>
+              <w:rPr>
+                <w:rFonts w:ascii="Spectral" w:cs="Spectral" w:eastAsia="Spectral" w:hAnsi="Spectral"/>
+                <w:rtl w:val="0"/>
+              </w:rPr>
+              <w:t xml:space="preserve">$35/hr</w:t>
+            </w:r>
+          </w:p>
+        </w:tc>
+        <w:tc>
+          <w:tcPr>
+            <w:shd w:fill="auto" w:val="clear"/>
+            <w:tcMar>
+              <w:top w:w="100.0" w:type="dxa"/>
+              <w:left w:w="100.0" w:type="dxa"/>
+              <w:bottom w:w="100.0" w:type="dxa"/>
+              <w:right w:w="100.0" w:type="dxa"/>
+            </w:tcMar>
+            <w:vAlign w:val="top"/>
+          </w:tcPr>
+          <w:p>
+            <w:pPr>
+              <w:keepNext w:val="0"/>
+              <w:keepLines w:val="0"/>
+              <w:pageBreakBefore w:val="0"/>
+              <w:widowControl w:val="0"/>
+              <w:pBdr>
+                <w:top w:space="0" w:sz="0" w:val="nil"/>
+                <w:left w:space="0" w:sz="0" w:val="nil"/>
+                <w:bottom w:space="0" w:sz="0" w:val="nil"/>
+                <w:right w:space="0" w:sz="0" w:val="nil"/>
+                <w:between w:space="0" w:sz="0" w:val="nil"/>
+              </w:pBdr>
+              <w:shd w:fill="auto" w:val="clear"/>
+              <w:spacing w:after="0" w:before="0" w:line="240" w:lineRule="auto"/>
+              <w:ind w:left="0" w:right="0" w:firstLine="0"/>
+              <w:jc w:val="right"/>
+              <w:rPr>
+                <w:rFonts w:ascii="Spectral" w:cs="Spectral" w:eastAsia="Spectral" w:hAnsi="Spectral"/>
+              </w:rPr>
+            </w:pPr>
+            <w:r>
+              <w:rPr>
+                <w:rFonts w:ascii="Spectral" w:cs="Spectral" w:eastAsia="Spectral" w:hAnsi="Spectral"/>
+                <w:rtl w:val="0"/>
+              </w:rPr>
+              <w:t xml:space="preserve">$5,600</w:t>
+            </w:r>
+          </w:p>
+        </w:tc>
+      </w:tr>
+      <w:tr>
+        <w:trPr>
+          <w:cantSplit w:val="0"/>
+          <w:tblHeader w:val="0"/>
+        </w:trPr>
+        <w:tc>
+          <w:tcPr>
+            <w:shd w:fill="auto" w:val="clear"/>
+            <w:tcMar>
+              <w:top w:w="100.0" w:type="dxa"/>
+              <w:left w:w="100.0" w:type="dxa"/>
+              <w:bottom w:w="100.0" w:type="dxa"/>
+              <w:right w:w="100.0" w:type="dxa"/>
+            </w:tcMar>
+            <w:vAlign w:val="top"/>
+          </w:tcPr>
+          <w:p>
+            <w:pPr>
+              <w:keepNext w:val="0"/>
+              <w:keepLines w:val="0"/>
+              <w:pageBreakBefore w:val="0"/>
+              <w:widowControl w:val="0"/>
+              <w:pBdr>
+                <w:top w:space="0" w:sz="0" w:val="nil"/>
+                <w:left w:space="0" w:sz="0" w:val="nil"/>
+                <w:bottom w:space="0" w:sz="0" w:val="nil"/>
+                <w:right w:space="0" w:sz="0" w:val="nil"/>
+                <w:between w:space="0" w:sz="0" w:val="nil"/>
+              </w:pBdr>
+              <w:shd w:fill="auto" w:val="clear"/>
+              <w:spacing w:after="0" w:before="0" w:line="240" w:lineRule="auto"/>
+              <w:ind w:left="0" w:right="0" w:firstLine="0"/>
+              <w:jc w:val="left"/>
+              <w:rPr>
+                <w:rFonts w:ascii="Spectral" w:cs="Spectral" w:eastAsia="Spectral" w:hAnsi="Spectral"/>
+              </w:rPr>
+            </w:pPr>
+            <w:r>
+              <w:rPr>
+                <w:rFonts w:ascii="Spectral" w:cs="Spectral" w:eastAsia="Spectral" w:hAnsi="Spectral"/>
+                <w:rtl w:val="0"/>
+              </w:rPr>
+              <w:t xml:space="preserve">Frontend Developer</w:t>
+            </w:r>
+          </w:p>
+        </w:tc>
+        <w:tc>
+          <w:tcPr>
+            <w:shd w:fill="auto" w:val="clear"/>
+            <w:tcMar>
+              <w:top w:w="100.0" w:type="dxa"/>
+              <w:left w:w="100.0" w:type="dxa"/>
+              <w:bottom w:w="100.0" w:type="dxa"/>
+              <w:right w:w="100.0" w:type="dxa"/>
+            </w:tcMar>
+            <w:vAlign w:val="top"/>
+          </w:tcPr>
+          <w:p>
+            <w:pPr>
+              <w:keepNext w:val="0"/>
+              <w:keepLines w:val="0"/>
+              <w:pageBreakBefore w:val="0"/>
+              <w:widowControl w:val="0"/>
+              <w:pBdr>
+                <w:top w:space="0" w:sz="0" w:val="nil"/>
+                <w:left w:space="0" w:sz="0" w:val="nil"/>
+                <w:bottom w:space="0" w:sz="0" w:val="nil"/>
+                <w:right w:space="0" w:sz="0" w:val="nil"/>
+                <w:between w:space="0" w:sz="0" w:val="nil"/>
+              </w:pBdr>
+              <w:shd w:fill="auto" w:val="clear"/>
+              <w:spacing w:after="0" w:before="0" w:line="240" w:lineRule="auto"/>
+              <w:ind w:left="0" w:right="0" w:firstLine="0"/>
+              <w:jc w:val="right"/>
+              <w:rPr>
+                <w:rFonts w:ascii="Spectral" w:cs="Spectral" w:eastAsia="Spectral" w:hAnsi="Spectral"/>
+              </w:rPr>
+            </w:pPr>
+            <w:r>
+              <w:rPr>
+                <w:rFonts w:ascii="Spectral" w:cs="Spectral" w:eastAsia="Spectral" w:hAnsi="Spectral"/>
+                <w:rtl w:val="0"/>
+              </w:rPr>
+              <w:t xml:space="preserve">240</w:t>
+            </w:r>
+          </w:p>
+        </w:tc>
+        <w:tc>
+          <w:tcPr>
+            <w:shd w:fill="auto" w:val="clear"/>
+            <w:tcMar>
+              <w:top w:w="100.0" w:type="dxa"/>
+              <w:left w:w="100.0" w:type="dxa"/>
+              <w:bottom w:w="100.0" w:type="dxa"/>
+              <w:right w:w="100.0" w:type="dxa"/>
+            </w:tcMar>
+            <w:vAlign w:val="top"/>
+          </w:tcPr>
+          <w:p>
+            <w:pPr>
+              <w:keepNext w:val="0"/>
+              <w:keepLines w:val="0"/>
+              <w:pageBreakBefore w:val="0"/>
+              <w:widowControl w:val="0"/>
+              <w:pBdr>
+                <w:top w:space="0" w:sz="0" w:val="nil"/>
+                <w:left w:space="0" w:sz="0" w:val="nil"/>
+                <w:bottom w:space="0" w:sz="0" w:val="nil"/>
+                <w:right w:space="0" w:sz="0" w:val="nil"/>
+                <w:between w:space="0" w:sz="0" w:val="nil"/>
+              </w:pBdr>
+              <w:shd w:fill="auto" w:val="clear"/>
+              <w:spacing w:after="0" w:before="0" w:line="240" w:lineRule="auto"/>
+              <w:ind w:left="0" w:right="0" w:firstLine="0"/>
+              <w:jc w:val="center"/>
+              <w:rPr>
+                <w:rFonts w:ascii="Spectral" w:cs="Spectral" w:eastAsia="Spectral" w:hAnsi="Spectral"/>
+              </w:rPr>
+            </w:pPr>
+            <w:r>
+              <w:rPr>
+                <w:rFonts w:ascii="Spectral" w:cs="Spectral" w:eastAsia="Spectral" w:hAnsi="Spectral"/>
+                <w:rtl w:val="0"/>
+              </w:rPr>
+              <w:t xml:space="preserve">$40/hr</w:t>
+            </w:r>
+          </w:p>
+        </w:tc>
+        <w:tc>
+          <w:tcPr>
+            <w:shd w:fill="auto" w:val="clear"/>
+            <w:tcMar>
+              <w:top w:w="100.0" w:type="dxa"/>
+              <w:left w:w="100.0" w:type="dxa"/>
+              <w:bottom w:w="100.0" w:type="dxa"/>
+              <w:right w:w="100.0" w:type="dxa"/>
+            </w:tcMar>
+            <w:vAlign w:val="top"/>
+          </w:tcPr>
+          <w:p>
+            <w:pPr>
+              <w:keepNext w:val="0"/>
+              <w:keepLines w:val="0"/>
+              <w:pageBreakBefore w:val="0"/>
+              <w:widowControl w:val="0"/>
+              <w:pBdr>
+                <w:top w:space="0" w:sz="0" w:val="nil"/>
+                <w:left w:space="0" w:sz="0" w:val="nil"/>
+                <w:bottom w:space="0" w:sz="0" w:val="nil"/>
+                <w:right w:space="0" w:sz="0" w:val="nil"/>
+                <w:between w:space="0" w:sz="0" w:val="nil"/>
+              </w:pBdr>
+              <w:shd w:fill="auto" w:val="clear"/>
+              <w:spacing w:after="0" w:before="0" w:line="240" w:lineRule="auto"/>
+              <w:ind w:left="0" w:right="0" w:firstLine="0"/>
+              <w:jc w:val="right"/>
+              <w:rPr>
+                <w:rFonts w:ascii="Spectral" w:cs="Spectral" w:eastAsia="Spectral" w:hAnsi="Spectral"/>
+              </w:rPr>
+            </w:pPr>
+            <w:r>
+              <w:rPr>
+                <w:rFonts w:ascii="Spectral" w:cs="Spectral" w:eastAsia="Spectral" w:hAnsi="Spectral"/>
+                <w:rtl w:val="0"/>
+              </w:rPr>
+              <w:t xml:space="preserve">$9,600</w:t>
+            </w:r>
+          </w:p>
+        </w:tc>
+      </w:tr>
+      <w:tr>
+        <w:trPr>
+          <w:cantSplit w:val="0"/>
+          <w:tblHeader w:val="0"/>
+        </w:trPr>
+        <w:tc>
+          <w:tcPr>
+            <w:shd w:fill="auto" w:val="clear"/>
+            <w:tcMar>
+              <w:top w:w="100.0" w:type="dxa"/>
+              <w:left w:w="100.0" w:type="dxa"/>
+              <w:bottom w:w="100.0" w:type="dxa"/>
+              <w:right w:w="100.0" w:type="dxa"/>
+            </w:tcMar>
+            <w:vAlign w:val="top"/>
+          </w:tcPr>
+          <w:p>
+            <w:pPr>
+              <w:keepNext w:val="0"/>
+              <w:keepLines w:val="0"/>
+              <w:pageBreakBefore w:val="0"/>
+              <w:widowControl w:val="0"/>
+              <w:pBdr>
+                <w:top w:space="0" w:sz="0" w:val="nil"/>
+                <w:left w:space="0" w:sz="0" w:val="nil"/>
+                <w:bottom w:space="0" w:sz="0" w:val="nil"/>
+                <w:right w:space="0" w:sz="0" w:val="nil"/>
+                <w:between w:space="0" w:sz="0" w:val="nil"/>
+              </w:pBdr>
+              <w:shd w:fill="auto" w:val="clear"/>
+              <w:spacing w:after="0" w:before="0" w:line="240" w:lineRule="auto"/>
+              <w:ind w:left="0" w:right="0" w:firstLine="0"/>
+              <w:jc w:val="left"/>
+              <w:rPr>
+                <w:rFonts w:ascii="Spectral" w:cs="Spectral" w:eastAsia="Spectral" w:hAnsi="Spectral"/>
+              </w:rPr>
+            </w:pPr>
+            <w:r>
+              <w:rPr>
+                <w:rFonts w:ascii="Spectral" w:cs="Spectral" w:eastAsia="Spectral" w:hAnsi="Spectral"/>
+                <w:rtl w:val="0"/>
+              </w:rPr>
+              <w:t xml:space="preserve">Backend Developer</w:t>
+            </w:r>
+          </w:p>
+        </w:tc>
+        <w:tc>
+          <w:tcPr>
+            <w:shd w:fill="auto" w:val="clear"/>
+            <w:tcMar>
+              <w:top w:w="100.0" w:type="dxa"/>
+              <w:left w:w="100.0" w:type="dxa"/>
+              <w:bottom w:w="100.0" w:type="dxa"/>
+              <w:right w:w="100.0" w:type="dxa"/>
+            </w:tcMar>
+            <w:vAlign w:val="top"/>
+          </w:tcPr>
+          <w:p>
+            <w:pPr>
+              <w:keepNext w:val="0"/>
+              <w:keepLines w:val="0"/>
+              <w:pageBreakBefore w:val="0"/>
+              <w:widowControl w:val="0"/>
+              <w:pBdr>
+                <w:top w:space="0" w:sz="0" w:val="nil"/>
+                <w:left w:space="0" w:sz="0" w:val="nil"/>
+                <w:bottom w:space="0" w:sz="0" w:val="nil"/>
+                <w:right w:space="0" w:sz="0" w:val="nil"/>
+                <w:between w:space="0" w:sz="0" w:val="nil"/>
+              </w:pBdr>
+              <w:shd w:fill="auto" w:val="clear"/>
+              <w:spacing w:after="0" w:before="0" w:line="240" w:lineRule="auto"/>
+              <w:ind w:left="0" w:right="0" w:firstLine="0"/>
+              <w:jc w:val="right"/>
+              <w:rPr>
+                <w:rFonts w:ascii="Spectral" w:cs="Spectral" w:eastAsia="Spectral" w:hAnsi="Spectral"/>
+              </w:rPr>
+            </w:pPr>
+            <w:r>
+              <w:rPr>
+                <w:rFonts w:ascii="Spectral" w:cs="Spectral" w:eastAsia="Spectral" w:hAnsi="Spectral"/>
+                <w:rtl w:val="0"/>
+              </w:rPr>
+              <w:t xml:space="preserve">240</w:t>
+            </w:r>
+          </w:p>
+        </w:tc>
+        <w:tc>
+          <w:tcPr>
+            <w:shd w:fill="auto" w:val="clear"/>
+            <w:tcMar>
+              <w:top w:w="100.0" w:type="dxa"/>
+              <w:left w:w="100.0" w:type="dxa"/>
+              <w:bottom w:w="100.0" w:type="dxa"/>
+              <w:right w:w="100.0" w:type="dxa"/>
+            </w:tcMar>
+            <w:vAlign w:val="top"/>
+          </w:tcPr>
+          <w:p>
+            <w:pPr>
+              <w:keepNext w:val="0"/>
+              <w:keepLines w:val="0"/>
+              <w:pageBreakBefore w:val="0"/>
+              <w:widowControl w:val="0"/>
+              <w:pBdr>
+                <w:top w:space="0" w:sz="0" w:val="nil"/>
+                <w:left w:space="0" w:sz="0" w:val="nil"/>
+                <w:bottom w:space="0" w:sz="0" w:val="nil"/>
+                <w:right w:space="0" w:sz="0" w:val="nil"/>
+                <w:between w:space="0" w:sz="0" w:val="nil"/>
+              </w:pBdr>
+              <w:shd w:fill="auto" w:val="clear"/>
+              <w:spacing w:after="0" w:before="0" w:line="240" w:lineRule="auto"/>
+              <w:ind w:left="0" w:right="0" w:firstLine="0"/>
+              <w:jc w:val="center"/>
+              <w:rPr>
+                <w:rFonts w:ascii="Spectral" w:cs="Spectral" w:eastAsia="Spectral" w:hAnsi="Spectral"/>
+              </w:rPr>
+            </w:pPr>
+            <w:r>
+              <w:rPr>
+                <w:rFonts w:ascii="Spectral" w:cs="Spectral" w:eastAsia="Spectral" w:hAnsi="Spectral"/>
+                <w:rtl w:val="0"/>
+              </w:rPr>
+              <w:t xml:space="preserve">$45/hr</w:t>
+            </w:r>
+          </w:p>
+        </w:tc>
+        <w:tc>
+          <w:tcPr>
+            <w:shd w:fill="auto" w:val="clear"/>
+            <w:tcMar>
+              <w:top w:w="100.0" w:type="dxa"/>
+              <w:left w:w="100.0" w:type="dxa"/>
+              <w:bottom w:w="100.0" w:type="dxa"/>
+              <w:right w:w="100.0" w:type="dxa"/>
+            </w:tcMar>
+            <w:vAlign w:val="top"/>
+          </w:tcPr>
+          <w:p>
+            <w:pPr>
+              <w:keepNext w:val="0"/>
+              <w:keepLines w:val="0"/>
+              <w:pageBreakBefore w:val="0"/>
+              <w:widowControl w:val="0"/>
+              <w:pBdr>
+                <w:top w:space="0" w:sz="0" w:val="nil"/>
+                <w:left w:space="0" w:sz="0" w:val="nil"/>
+                <w:bottom w:space="0" w:sz="0" w:val="nil"/>
+                <w:right w:space="0" w:sz="0" w:val="nil"/>
+                <w:between w:space="0" w:sz="0" w:val="nil"/>
+              </w:pBdr>
+              <w:shd w:fill="auto" w:val="clear"/>
+              <w:spacing w:after="0" w:before="0" w:line="240" w:lineRule="auto"/>
+              <w:ind w:left="0" w:right="0" w:firstLine="0"/>
+              <w:jc w:val="right"/>
+              <w:rPr>
+                <w:rFonts w:ascii="Spectral" w:cs="Spectral" w:eastAsia="Spectral" w:hAnsi="Spectral"/>
+              </w:rPr>
+            </w:pPr>
+            <w:r>
+              <w:rPr>
+                <w:rFonts w:ascii="Spectral" w:cs="Spectral" w:eastAsia="Spectral" w:hAnsi="Spectral"/>
+                <w:rtl w:val="0"/>
+              </w:rPr>
+              <w:t xml:space="preserve">$10,800</w:t>
+            </w:r>
+          </w:p>
+        </w:tc>
+      </w:tr>
+      <w:tr>
+        <w:trPr>
+          <w:cantSplit w:val="0"/>
+          <w:tblHeader w:val="0"/>
+        </w:trPr>
+        <w:tc>
+          <w:tcPr>
+            <w:shd w:fill="auto" w:val="clear"/>
+            <w:tcMar>
+              <w:top w:w="100.0" w:type="dxa"/>
+              <w:left w:w="100.0" w:type="dxa"/>
+              <w:bottom w:w="100.0" w:type="dxa"/>
+              <w:right w:w="100.0" w:type="dxa"/>
+            </w:tcMar>
+            <w:vAlign w:val="top"/>
+          </w:tcPr>
+          <w:p>
+            <w:pPr>
+              <w:keepNext w:val="0"/>
+              <w:keepLines w:val="0"/>
+              <w:pageBreakBefore w:val="0"/>
+              <w:widowControl w:val="0"/>
+              <w:pBdr>
+                <w:top w:space="0" w:sz="0" w:val="nil"/>
+                <w:left w:space="0" w:sz="0" w:val="nil"/>
+                <w:bottom w:space="0" w:sz="0" w:val="nil"/>
+                <w:right w:space="0" w:sz="0" w:val="nil"/>
+                <w:between w:space="0" w:sz="0" w:val="nil"/>
+              </w:pBdr>
+              <w:shd w:fill="auto" w:val="clear"/>
+              <w:spacing w:after="0" w:before="0" w:line="240" w:lineRule="auto"/>
+              <w:ind w:left="0" w:right="0" w:firstLine="0"/>
+              <w:jc w:val="left"/>
+              <w:rPr>
+                <w:rFonts w:ascii="Spectral" w:cs="Spectral" w:eastAsia="Spectral" w:hAnsi="Spectral"/>
+              </w:rPr>
+            </w:pPr>
+            <w:r>
+              <w:rPr>
+                <w:rFonts w:ascii="Spectral" w:cs="Spectral" w:eastAsia="Spectral" w:hAnsi="Spectral"/>
+                <w:rtl w:val="0"/>
+              </w:rPr>
+              <w:t xml:space="preserve">QA Tester</w:t>
+            </w:r>
+          </w:p>
+        </w:tc>
+        <w:tc>
+          <w:tcPr>
+            <w:shd w:fill="auto" w:val="clear"/>
+            <w:tcMar>
+              <w:top w:w="100.0" w:type="dxa"/>
+              <w:left w:w="100.0" w:type="dxa"/>
+              <w:bottom w:w="100.0" w:type="dxa"/>
+              <w:right w:w="100.0" w:type="dxa"/>
+            </w:tcMar>
+            <w:vAlign w:val="top"/>
+          </w:tcPr>
+          <w:p>
+            <w:pPr>
+              <w:keepNext w:val="0"/>
+              <w:keepLines w:val="0"/>
+              <w:pageBreakBefore w:val="0"/>
+              <w:widowControl w:val="0"/>
+              <w:pBdr>
+                <w:top w:space="0" w:sz="0" w:val="nil"/>
+                <w:left w:space="0" w:sz="0" w:val="nil"/>
+                <w:bottom w:space="0" w:sz="0" w:val="nil"/>
+                <w:right w:space="0" w:sz="0" w:val="nil"/>
+                <w:between w:space="0" w:sz="0" w:val="nil"/>
+              </w:pBdr>
+              <w:shd w:fill="auto" w:val="clear"/>
+              <w:spacing w:after="0" w:before="0" w:line="240" w:lineRule="auto"/>
+              <w:ind w:left="0" w:right="0" w:firstLine="0"/>
+              <w:jc w:val="right"/>
+              <w:rPr>
+                <w:rFonts w:ascii="Spectral" w:cs="Spectral" w:eastAsia="Spectral" w:hAnsi="Spectral"/>
+              </w:rPr>
+            </w:pPr>
+            <w:r>
+              <w:rPr>
+                <w:rFonts w:ascii="Spectral" w:cs="Spectral" w:eastAsia="Spectral" w:hAnsi="Spectral"/>
+                <w:rtl w:val="0"/>
+              </w:rPr>
+              <w:t xml:space="preserve">120</w:t>
+            </w:r>
+          </w:p>
+        </w:tc>
+        <w:tc>
+          <w:tcPr>
+            <w:shd w:fill="auto" w:val="clear"/>
+            <w:tcMar>
+              <w:top w:w="100.0" w:type="dxa"/>
+              <w:left w:w="100.0" w:type="dxa"/>
+              <w:bottom w:w="100.0" w:type="dxa"/>
+              <w:right w:w="100.0" w:type="dxa"/>
+            </w:tcMar>
+            <w:vAlign w:val="top"/>
+          </w:tcPr>
+          <w:p>
+            <w:pPr>
+              <w:keepNext w:val="0"/>
+              <w:keepLines w:val="0"/>
+              <w:pageBreakBefore w:val="0"/>
+              <w:widowControl w:val="0"/>
+              <w:pBdr>
+                <w:top w:space="0" w:sz="0" w:val="nil"/>
+                <w:left w:space="0" w:sz="0" w:val="nil"/>
+                <w:bottom w:space="0" w:sz="0" w:val="nil"/>
+                <w:right w:space="0" w:sz="0" w:val="nil"/>
+                <w:between w:space="0" w:sz="0" w:val="nil"/>
+              </w:pBdr>
+              <w:shd w:fill="auto" w:val="clear"/>
+              <w:spacing w:after="0" w:before="0" w:line="240" w:lineRule="auto"/>
+              <w:ind w:left="0" w:right="0" w:firstLine="0"/>
+              <w:jc w:val="center"/>
+              <w:rPr>
+                <w:rFonts w:ascii="Spectral" w:cs="Spectral" w:eastAsia="Spectral" w:hAnsi="Spectral"/>
+              </w:rPr>
+            </w:pPr>
+            <w:r>
+              <w:rPr>
+                <w:rFonts w:ascii="Spectral" w:cs="Spectral" w:eastAsia="Spectral" w:hAnsi="Spectral"/>
+                <w:rtl w:val="0"/>
+              </w:rPr>
+              <w:t xml:space="preserve">$30hr</w:t>
+            </w:r>
+          </w:p>
+        </w:tc>
+        <w:tc>
+          <w:tcPr>
+            <w:shd w:fill="auto" w:val="clear"/>
+            <w:tcMar>
+              <w:top w:w="100.0" w:type="dxa"/>
+              <w:left w:w="100.0" w:type="dxa"/>
+              <w:bottom w:w="100.0" w:type="dxa"/>
+              <w:right w:w="100.0" w:type="dxa"/>
+            </w:tcMar>
+            <w:vAlign w:val="top"/>
+          </w:tcPr>
+          <w:p>
+            <w:pPr>
+              <w:keepNext w:val="0"/>
+              <w:keepLines w:val="0"/>
+              <w:pageBreakBefore w:val="0"/>
+              <w:widowControl w:val="0"/>
+              <w:pBdr>
+                <w:top w:space="0" w:sz="0" w:val="nil"/>
+                <w:left w:space="0" w:sz="0" w:val="nil"/>
+                <w:bottom w:space="0" w:sz="0" w:val="nil"/>
+                <w:right w:space="0" w:sz="0" w:val="nil"/>
+                <w:between w:space="0" w:sz="0" w:val="nil"/>
+              </w:pBdr>
+              <w:shd w:fill="auto" w:val="clear"/>
+              <w:spacing w:after="0" w:before="0" w:line="240" w:lineRule="auto"/>
+              <w:ind w:left="0" w:right="0" w:firstLine="0"/>
+              <w:jc w:val="right"/>
+              <w:rPr>
+                <w:rFonts w:ascii="Spectral" w:cs="Spectral" w:eastAsia="Spectral" w:hAnsi="Spectral"/>
+              </w:rPr>
+            </w:pPr>
+            <w:r>
+              <w:rPr>
+                <w:rFonts w:ascii="Spectral" w:cs="Spectral" w:eastAsia="Spectral" w:hAnsi="Spectral"/>
+                <w:rtl w:val="0"/>
+              </w:rPr>
+              <w:t xml:space="preserve">$3,600</w:t>
+            </w:r>
+          </w:p>
+        </w:tc>
+      </w:tr>
+      <w:tr>
+        <w:trPr>
+          <w:cantSplit w:val="0"/>
+          <w:tblHeader w:val="0"/>
+        </w:trPr>
+        <w:tc>
+          <w:tcPr>
+            <w:shd w:fill="auto" w:val="clear"/>
+            <w:tcMar>
+              <w:top w:w="100.0" w:type="dxa"/>
+              <w:left w:w="100.0" w:type="dxa"/>
+              <w:bottom w:w="100.0" w:type="dxa"/>
+              <w:right w:w="100.0" w:type="dxa"/>
+            </w:tcMar>
+            <w:vAlign w:val="top"/>
+          </w:tcPr>
+          <w:p>
+            <w:pPr>
+              <w:keepNext w:val="0"/>
+              <w:keepLines w:val="0"/>
+              <w:pageBreakBefore w:val="0"/>
+              <w:widowControl w:val="0"/>
+              <w:pBdr>
+                <w:top w:space="0" w:sz="0" w:val="nil"/>
+                <w:left w:space="0" w:sz="0" w:val="nil"/>
+                <w:bottom w:space="0" w:sz="0" w:val="nil"/>
+                <w:right w:space="0" w:sz="0" w:val="nil"/>
+                <w:between w:space="0" w:sz="0" w:val="nil"/>
+              </w:pBdr>
+              <w:shd w:fill="auto" w:val="clear"/>
+              <w:spacing w:after="0" w:before="0" w:line="240" w:lineRule="auto"/>
+              <w:ind w:left="0" w:right="0" w:firstLine="0"/>
+              <w:jc w:val="left"/>
+              <w:rPr>
+                <w:rFonts w:ascii="Spectral" w:cs="Spectral" w:eastAsia="Spectral" w:hAnsi="Spectral"/>
+                <w:b w:val="1"/>
+                <w:bCs w:val="1"/>
+              </w:rPr>
+            </w:pPr>
+            <w:r>
+              <w:rPr>
+                <w:rFonts w:ascii="Spectral" w:cs="Spectral" w:eastAsia="Spectral" w:hAnsi="Spectral"/>
+                <w:b w:val="1"/>
+                <w:bCs w:val="1"/>
+                <w:rtl w:val="0"/>
+              </w:rPr>
+              <w:t xml:space="preserve">Labor Subtotal</w:t>
+            </w:r>
+          </w:p>
+        </w:tc>
+        <w:tc>
+          <w:tcPr>
+            <w:shd w:fill="auto" w:val="clear"/>
+            <w:tcMar>
+              <w:top w:w="100.0" w:type="dxa"/>
+              <w:left w:w="100.0" w:type="dxa"/>
+              <w:bottom w:w="100.0" w:type="dxa"/>
+              <w:right w:w="100.0" w:type="dxa"/>
+            </w:tcMar>
+            <w:vAlign w:val="top"/>
+          </w:tcPr>
+          <w:p>
+            <w:pPr>
+              <w:keepNext w:val="0"/>
+              <w:keepLines w:val="0"/>
+              <w:pageBreakBefore w:val="0"/>
+              <w:widowControl w:val="0"/>
+              <w:pBdr>
+                <w:top w:space="0" w:sz="0" w:val="nil"/>
+                <w:left w:space="0" w:sz="0" w:val="nil"/>
+                <w:bottom w:space="0" w:sz="0" w:val="nil"/>
+                <w:right w:space="0" w:sz="0" w:val="nil"/>
+                <w:between w:space="0" w:sz="0" w:val="nil"/>
+              </w:pBdr>
+              <w:shd w:fill="auto" w:val="clear"/>
+              <w:spacing w:after="0" w:before="0" w:line="240" w:lineRule="auto"/>
+              <w:ind w:left="0" w:right="0" w:firstLine="0"/>
+              <w:jc w:val="right"/>
+              <w:rPr>
+                <w:rFonts w:ascii="Spectral" w:cs="Spectral" w:eastAsia="Spectral" w:hAnsi="Spectral"/>
+                <w:b w:val="1"/>
+                <w:bCs w:val="1"/>
+              </w:rPr>
+            </w:pPr>
+            <w:r>
+              <w:rPr>
+                <w:rFonts w:ascii="Spectral" w:cs="Spectral" w:eastAsia="Spectral" w:hAnsi="Spectral"/>
+                <w:b w:val="1"/>
+                <w:bCs w:val="1"/>
+                <w:rtl w:val="0"/>
+              </w:rPr>
+              <w:t xml:space="preserve">860</w:t>
+            </w:r>
+          </w:p>
+        </w:tc>
+        <w:tc>
+          <w:tcPr>
+            <w:shd w:fill="auto" w:val="clear"/>
+            <w:tcMar>
+              <w:top w:w="100.0" w:type="dxa"/>
+              <w:left w:w="100.0" w:type="dxa"/>
+              <w:bottom w:w="100.0" w:type="dxa"/>
+              <w:right w:w="100.0" w:type="dxa"/>
+            </w:tcMar>
+            <w:vAlign w:val="top"/>
+          </w:tcPr>
+          <w:p>
+            <w:pPr>
+              <w:keepNext w:val="0"/>
+              <w:keepLines w:val="0"/>
+              <w:pageBreakBefore w:val="0"/>
+              <w:widowControl w:val="0"/>
+              <w:pBdr>
+                <w:top w:space="0" w:sz="0" w:val="nil"/>
+                <w:left w:space="0" w:sz="0" w:val="nil"/>
+                <w:bottom w:space="0" w:sz="0" w:val="nil"/>
+                <w:right w:space="0" w:sz="0" w:val="nil"/>
+                <w:between w:space="0" w:sz="0" w:val="nil"/>
+              </w:pBdr>
+              <w:shd w:fill="auto" w:val="clear"/>
+              <w:spacing w:after="0" w:before="0" w:line="240" w:lineRule="auto"/>
+              <w:ind w:left="0" w:right="0" w:firstLine="0"/>
+              <w:jc w:val="center"/>
+              <w:rPr>
+                <w:rFonts w:ascii="Spectral" w:cs="Spectral" w:eastAsia="Spectral" w:hAnsi="Spectral"/>
+              </w:rPr>
+            </w:pPr>
+            <w:r>
+              <w:rPr>
+                <w:rtl w:val="0"/>
+              </w:rPr>
+            </w:r>
+          </w:p>
+        </w:tc>
+        <w:tc>
+          <w:tcPr>
+            <w:shd w:fill="auto" w:val="clear"/>
+            <w:tcMar>
+              <w:top w:w="100.0" w:type="dxa"/>
+              <w:left w:w="100.0" w:type="dxa"/>
+              <w:bottom w:w="100.0" w:type="dxa"/>
+              <w:right w:w="100.0" w:type="dxa"/>
+            </w:tcMar>
+            <w:vAlign w:val="top"/>
+          </w:tcPr>
+          <w:p>
+            <w:pPr>
+              <w:keepNext w:val="0"/>
+              <w:keepLines w:val="0"/>
+              <w:pageBreakBefore w:val="0"/>
+              <w:widowControl w:val="0"/>
+              <w:pBdr>
+                <w:top w:space="0" w:sz="0" w:val="nil"/>
+                <w:left w:space="0" w:sz="0" w:val="nil"/>
+                <w:bottom w:space="0" w:sz="0" w:val="nil"/>
+                <w:right w:space="0" w:sz="0" w:val="nil"/>
+                <w:between w:space="0" w:sz="0" w:val="nil"/>
+              </w:pBdr>
+              <w:shd w:fill="auto" w:val="clear"/>
+              <w:spacing w:after="0" w:before="0" w:line="240" w:lineRule="auto"/>
+              <w:ind w:left="0" w:right="0" w:firstLine="0"/>
+              <w:jc w:val="right"/>
+              <w:rPr>
+                <w:rFonts w:ascii="Spectral" w:cs="Spectral" w:eastAsia="Spectral" w:hAnsi="Spectral"/>
+              </w:rPr>
+            </w:pPr>
+            <w:r>
+              <w:rPr>
+                <w:rFonts w:ascii="Spectral" w:cs="Spectral" w:eastAsia="Spectral" w:hAnsi="Spectral"/>
+                <w:rtl w:val="0"/>
+              </w:rPr>
+              <w:t xml:space="preserve">$33,600</w:t>
+            </w:r>
+          </w:p>
+        </w:tc>
+      </w:tr>
+      <w:tr>
+        <w:trPr>
+          <w:cantSplit w:val="0"/>
+          <w:tblHeader w:val="0"/>
+        </w:trPr>
+        <w:tc>
+          <w:tcPr>
+            <w:shd w:fill="auto" w:val="clear"/>
+            <w:tcMar>
+              <w:top w:w="100.0" w:type="dxa"/>
+              <w:left w:w="100.0" w:type="dxa"/>
+              <w:bottom w:w="100.0" w:type="dxa"/>
+              <w:right w:w="100.0" w:type="dxa"/>
+            </w:tcMar>
+            <w:vAlign w:val="top"/>
+          </w:tcPr>
+          <w:p>
+            <w:pPr>
+              <w:keepNext w:val="0"/>
+              <w:keepLines w:val="0"/>
+              <w:pageBreakBefore w:val="0"/>
+              <w:widowControl w:val="0"/>
+              <w:pBdr>
+                <w:top w:space="0" w:sz="0" w:val="nil"/>
+                <w:left w:space="0" w:sz="0" w:val="nil"/>
+                <w:bottom w:space="0" w:sz="0" w:val="nil"/>
+                <w:right w:space="0" w:sz="0" w:val="nil"/>
+                <w:between w:space="0" w:sz="0" w:val="nil"/>
+              </w:pBdr>
+              <w:shd w:fill="auto" w:val="clear"/>
+              <w:spacing w:after="0" w:before="0" w:line="240" w:lineRule="auto"/>
+              <w:ind w:left="0" w:right="0" w:firstLine="0"/>
+              <w:jc w:val="left"/>
+              <w:rPr>
+                <w:rFonts w:ascii="Spectral" w:cs="Spectral" w:eastAsia="Spectral" w:hAnsi="Spectral"/>
+              </w:rPr>
+            </w:pPr>
+            <w:r>
+              <w:rPr>
+                <w:rFonts w:ascii="Spectral" w:cs="Spectral" w:eastAsia="Spectral" w:hAnsi="Spectral"/>
+                <w:rtl w:val="0"/>
+              </w:rPr>
+              <w:t xml:space="preserve">Cloud Hosting</w:t>
+            </w:r>
+          </w:p>
+        </w:tc>
+        <w:tc>
+          <w:tcPr>
+            <w:shd w:fill="auto" w:val="clear"/>
+            <w:tcMar>
+              <w:top w:w="100.0" w:type="dxa"/>
+              <w:left w:w="100.0" w:type="dxa"/>
+              <w:bottom w:w="100.0" w:type="dxa"/>
+              <w:right w:w="100.0" w:type="dxa"/>
+            </w:tcMar>
+            <w:vAlign w:val="top"/>
+          </w:tcPr>
+          <w:p>
+            <w:pPr>
+              <w:keepNext w:val="0"/>
+              <w:keepLines w:val="0"/>
+              <w:pageBreakBefore w:val="0"/>
+              <w:widowControl w:val="0"/>
+              <w:pBdr>
+                <w:top w:space="0" w:sz="0" w:val="nil"/>
+                <w:left w:space="0" w:sz="0" w:val="nil"/>
+                <w:bottom w:space="0" w:sz="0" w:val="nil"/>
+                <w:right w:space="0" w:sz="0" w:val="nil"/>
+                <w:between w:space="0" w:sz="0" w:val="nil"/>
+              </w:pBdr>
+              <w:shd w:fill="auto" w:val="clear"/>
+              <w:spacing w:after="0" w:before="0" w:line="240" w:lineRule="auto"/>
+              <w:ind w:left="0" w:right="0" w:firstLine="0"/>
+              <w:jc w:val="left"/>
+              <w:rPr>
+                <w:rFonts w:ascii="Spectral" w:cs="Spectral" w:eastAsia="Spectral" w:hAnsi="Spectral"/>
+              </w:rPr>
+            </w:pPr>
+            <w:r>
+              <w:rPr>
+                <w:rtl w:val="0"/>
+              </w:rPr>
+            </w:r>
+          </w:p>
+        </w:tc>
+        <w:tc>
+          <w:tcPr>
+            <w:shd w:fill="auto" w:val="clear"/>
+            <w:tcMar>
+              <w:top w:w="100.0" w:type="dxa"/>
+              <w:left w:w="100.0" w:type="dxa"/>
+              <w:bottom w:w="100.0" w:type="dxa"/>
+              <w:right w:w="100.0" w:type="dxa"/>
+            </w:tcMar>
+            <w:vAlign w:val="top"/>
+          </w:tcPr>
+          <w:p>
+            <w:pPr>
+              <w:keepNext w:val="0"/>
+              <w:keepLines w:val="0"/>
+              <w:pageBreakBefore w:val="0"/>
+              <w:widowControl w:val="0"/>
+              <w:pBdr>
+                <w:top w:space="0" w:sz="0" w:val="nil"/>
+                <w:left w:space="0" w:sz="0" w:val="nil"/>
+                <w:bottom w:space="0" w:sz="0" w:val="nil"/>
+                <w:right w:space="0" w:sz="0" w:val="nil"/>
+                <w:between w:space="0" w:sz="0" w:val="nil"/>
+              </w:pBdr>
+              <w:shd w:fill="auto" w:val="clear"/>
+              <w:spacing w:after="0" w:before="0" w:line="240" w:lineRule="auto"/>
+              <w:ind w:left="0" w:right="0" w:firstLine="0"/>
+              <w:jc w:val="left"/>
+              <w:rPr>
+                <w:rFonts w:ascii="Spectral" w:cs="Spectral" w:eastAsia="Spectral" w:hAnsi="Spectral"/>
+              </w:rPr>
+            </w:pPr>
+            <w:r>
+              <w:rPr>
+                <w:rtl w:val="0"/>
+              </w:rPr>
+            </w:r>
+          </w:p>
+        </w:tc>
+        <w:tc>
+          <w:tcPr>
+            <w:shd w:fill="auto" w:val="clear"/>
+            <w:tcMar>
+              <w:top w:w="100.0" w:type="dxa"/>
+              <w:left w:w="100.0" w:type="dxa"/>
+              <w:bottom w:w="100.0" w:type="dxa"/>
+              <w:right w:w="100.0" w:type="dxa"/>
+            </w:tcMar>
+            <w:vAlign w:val="top"/>
+          </w:tcPr>
+          <w:p>
+            <w:pPr>
+              <w:keepNext w:val="0"/>
+              <w:keepLines w:val="0"/>
+              <w:pageBreakBefore w:val="0"/>
+              <w:widowControl w:val="0"/>
+              <w:pBdr>
+                <w:top w:space="0" w:sz="0" w:val="nil"/>
+                <w:left w:space="0" w:sz="0" w:val="nil"/>
+                <w:bottom w:space="0" w:sz="0" w:val="nil"/>
+                <w:right w:space="0" w:sz="0" w:val="nil"/>
+                <w:between w:space="0" w:sz="0" w:val="nil"/>
+              </w:pBdr>
+              <w:shd w:fill="auto" w:val="clear"/>
+              <w:spacing w:after="0" w:before="0" w:line="240" w:lineRule="auto"/>
+              <w:ind w:left="0" w:right="0" w:firstLine="0"/>
+              <w:jc w:val="right"/>
+              <w:rPr>
+                <w:rFonts w:ascii="Spectral" w:cs="Spectral" w:eastAsia="Spectral" w:hAnsi="Spectral"/>
+              </w:rPr>
+            </w:pPr>
+            <w:r>
+              <w:rPr>
+                <w:rFonts w:ascii="Spectral" w:cs="Spectral" w:eastAsia="Spectral" w:hAnsi="Spectral"/>
+                <w:rtl w:val="0"/>
+              </w:rPr>
+              <w:t xml:space="preserve">$500</w:t>
+            </w:r>
+          </w:p>
+        </w:tc>
+      </w:tr>
+      <w:tr>
+        <w:trPr>
+          <w:cantSplit w:val="0"/>
+          <w:tblHeader w:val="0"/>
+        </w:trPr>
+        <w:tc>
+          <w:tcPr>
+            <w:shd w:fill="auto" w:val="clear"/>
+            <w:tcMar>
+              <w:top w:w="100.0" w:type="dxa"/>
+              <w:left w:w="100.0" w:type="dxa"/>
+              <w:bottom w:w="100.0" w:type="dxa"/>
+              <w:right w:w="100.0" w:type="dxa"/>
+            </w:tcMar>
+            <w:vAlign w:val="top"/>
+          </w:tcPr>
+          <w:p>
+            <w:pPr>
+              <w:keepNext w:val="0"/>
+              <w:keepLines w:val="0"/>
+              <w:pageBreakBefore w:val="0"/>
+              <w:widowControl w:val="0"/>
+              <w:pBdr>
+                <w:top w:space="0" w:sz="0" w:val="nil"/>
+                <w:left w:space="0" w:sz="0" w:val="nil"/>
+                <w:bottom w:space="0" w:sz="0" w:val="nil"/>
+                <w:right w:space="0" w:sz="0" w:val="nil"/>
+                <w:between w:space="0" w:sz="0" w:val="nil"/>
+              </w:pBdr>
+              <w:shd w:fill="auto" w:val="clear"/>
+              <w:spacing w:after="0" w:before="0" w:line="240" w:lineRule="auto"/>
+              <w:ind w:left="0" w:right="0" w:firstLine="0"/>
+              <w:jc w:val="left"/>
+              <w:rPr>
+                <w:rFonts w:ascii="Spectral" w:cs="Spectral" w:eastAsia="Spectral" w:hAnsi="Spectral"/>
+              </w:rPr>
+            </w:pPr>
+            <w:r>
+              <w:rPr>
+                <w:rFonts w:ascii="Spectral" w:cs="Spectral" w:eastAsia="Spectral" w:hAnsi="Spectral"/>
+                <w:rtl w:val="0"/>
+              </w:rPr>
+              <w:t xml:space="preserve">Tool &amp; Licenses</w:t>
+            </w:r>
+          </w:p>
+        </w:tc>
+        <w:tc>
+          <w:tcPr>
+            <w:shd w:fill="auto" w:val="clear"/>
+            <w:tcMar>
+              <w:top w:w="100.0" w:type="dxa"/>
+              <w:left w:w="100.0" w:type="dxa"/>
+              <w:bottom w:w="100.0" w:type="dxa"/>
+              <w:right w:w="100.0" w:type="dxa"/>
+            </w:tcMar>
+            <w:vAlign w:val="top"/>
+          </w:tcPr>
+          <w:p>
+            <w:pPr>
+              <w:keepNext w:val="0"/>
+              <w:keepLines w:val="0"/>
+              <w:pageBreakBefore w:val="0"/>
+              <w:widowControl w:val="0"/>
+              <w:pBdr>
+                <w:top w:space="0" w:sz="0" w:val="nil"/>
+                <w:left w:space="0" w:sz="0" w:val="nil"/>
+                <w:bottom w:space="0" w:sz="0" w:val="nil"/>
+                <w:right w:space="0" w:sz="0" w:val="nil"/>
+                <w:between w:space="0" w:sz="0" w:val="nil"/>
+              </w:pBdr>
+              <w:shd w:fill="auto" w:val="clear"/>
+              <w:spacing w:after="0" w:before="0" w:line="240" w:lineRule="auto"/>
+              <w:ind w:left="0" w:right="0" w:firstLine="0"/>
+              <w:jc w:val="left"/>
+              <w:rPr>
+                <w:rFonts w:ascii="Spectral" w:cs="Spectral" w:eastAsia="Spectral" w:hAnsi="Spectral"/>
+              </w:rPr>
+            </w:pPr>
+            <w:r>
+              <w:rPr>
+                <w:rtl w:val="0"/>
+              </w:rPr>
+            </w:r>
+          </w:p>
+        </w:tc>
+        <w:tc>
+          <w:tcPr>
+            <w:shd w:fill="auto" w:val="clear"/>
+            <w:tcMar>
+              <w:top w:w="100.0" w:type="dxa"/>
+              <w:left w:w="100.0" w:type="dxa"/>
+              <w:bottom w:w="100.0" w:type="dxa"/>
+              <w:right w:w="100.0" w:type="dxa"/>
+            </w:tcMar>
+            <w:vAlign w:val="top"/>
+          </w:tcPr>
+          <w:p>
+            <w:pPr>
+              <w:keepNext w:val="0"/>
+              <w:keepLines w:val="0"/>
+              <w:pageBreakBefore w:val="0"/>
+              <w:widowControl w:val="0"/>
+              <w:pBdr>
+                <w:top w:space="0" w:sz="0" w:val="nil"/>
+                <w:left w:space="0" w:sz="0" w:val="nil"/>
+                <w:bottom w:space="0" w:sz="0" w:val="nil"/>
+                <w:right w:space="0" w:sz="0" w:val="nil"/>
+                <w:between w:space="0" w:sz="0" w:val="nil"/>
+              </w:pBdr>
+              <w:shd w:fill="auto" w:val="clear"/>
+              <w:spacing w:after="0" w:before="0" w:line="240" w:lineRule="auto"/>
+              <w:ind w:left="0" w:right="0" w:firstLine="0"/>
+              <w:jc w:val="left"/>
+              <w:rPr>
+                <w:rFonts w:ascii="Spectral" w:cs="Spectral" w:eastAsia="Spectral" w:hAnsi="Spectral"/>
+              </w:rPr>
+            </w:pPr>
+            <w:r>
+              <w:rPr>
+                <w:rtl w:val="0"/>
+              </w:rPr>
+            </w:r>
+          </w:p>
+        </w:tc>
+        <w:tc>
+          <w:tcPr>
+            <w:shd w:fill="auto" w:val="clear"/>
+            <w:tcMar>
+              <w:top w:w="100.0" w:type="dxa"/>
+              <w:left w:w="100.0" w:type="dxa"/>
+              <w:bottom w:w="100.0" w:type="dxa"/>
+              <w:right w:w="100.0" w:type="dxa"/>
+            </w:tcMar>
+            <w:vAlign w:val="top"/>
+          </w:tcPr>
+          <w:p>
+            <w:pPr>
+              <w:keepNext w:val="0"/>
+              <w:keepLines w:val="0"/>
+              <w:pageBreakBefore w:val="0"/>
+              <w:widowControl w:val="0"/>
+              <w:pBdr>
+                <w:top w:space="0" w:sz="0" w:val="nil"/>
+                <w:left w:space="0" w:sz="0" w:val="nil"/>
+                <w:bottom w:space="0" w:sz="0" w:val="nil"/>
+                <w:right w:space="0" w:sz="0" w:val="nil"/>
+                <w:between w:space="0" w:sz="0" w:val="nil"/>
+              </w:pBdr>
+              <w:shd w:fill="auto" w:val="clear"/>
+              <w:spacing w:after="0" w:before="0" w:line="240" w:lineRule="auto"/>
+              <w:ind w:left="0" w:right="0" w:firstLine="0"/>
+              <w:jc w:val="right"/>
+              <w:rPr>
+                <w:rFonts w:ascii="Spectral" w:cs="Spectral" w:eastAsia="Spectral" w:hAnsi="Spectral"/>
+              </w:rPr>
+            </w:pPr>
+            <w:r>
+              <w:rPr>
+                <w:rFonts w:ascii="Spectral" w:cs="Spectral" w:eastAsia="Spectral" w:hAnsi="Spectral"/>
+                <w:rtl w:val="0"/>
+              </w:rPr>
+              <w:t xml:space="preserve">$300</w:t>
+            </w:r>
+          </w:p>
+        </w:tc>
+      </w:tr>
+      <w:tr>
+        <w:trPr>
+          <w:cantSplit w:val="0"/>
+          <w:tblHeader w:val="0"/>
+        </w:trPr>
+        <w:tc>
+          <w:tcPr>
+            <w:shd w:fill="auto" w:val="clear"/>
+            <w:tcMar>
+              <w:top w:w="100.0" w:type="dxa"/>
+              <w:left w:w="100.0" w:type="dxa"/>
+              <w:bottom w:w="100.0" w:type="dxa"/>
+              <w:right w:w="100.0" w:type="dxa"/>
+            </w:tcMar>
+            <w:vAlign w:val="top"/>
+          </w:tcPr>
+          <w:p>
+            <w:pPr>
+              <w:keepNext w:val="0"/>
+              <w:keepLines w:val="0"/>
+              <w:pageBreakBefore w:val="0"/>
+              <w:widowControl w:val="0"/>
+              <w:pBdr>
+                <w:top w:space="0" w:sz="0" w:val="nil"/>
+                <w:left w:space="0" w:sz="0" w:val="nil"/>
+                <w:bottom w:space="0" w:sz="0" w:val="nil"/>
+                <w:right w:space="0" w:sz="0" w:val="nil"/>
+                <w:between w:space="0" w:sz="0" w:val="nil"/>
+              </w:pBdr>
+              <w:shd w:fill="auto" w:val="clear"/>
+              <w:spacing w:after="0" w:before="0" w:line="240" w:lineRule="auto"/>
+              <w:ind w:left="0" w:right="0" w:firstLine="0"/>
+              <w:jc w:val="left"/>
+              <w:rPr>
+                <w:rFonts w:ascii="Spectral" w:cs="Spectral" w:eastAsia="Spectral" w:hAnsi="Spectral"/>
+              </w:rPr>
+            </w:pPr>
+            <w:r>
+              <w:rPr>
+                <w:rFonts w:ascii="Spectral" w:cs="Spectral" w:eastAsia="Spectral" w:hAnsi="Spectral"/>
+                <w:rtl w:val="0"/>
+              </w:rPr>
+              <w:t xml:space="preserve">Third-party APIs</w:t>
+            </w:r>
+          </w:p>
+        </w:tc>
+        <w:tc>
+          <w:tcPr>
+            <w:shd w:fill="auto" w:val="clear"/>
+            <w:tcMar>
+              <w:top w:w="100.0" w:type="dxa"/>
+              <w:left w:w="100.0" w:type="dxa"/>
+              <w:bottom w:w="100.0" w:type="dxa"/>
+              <w:right w:w="100.0" w:type="dxa"/>
+            </w:tcMar>
+            <w:vAlign w:val="top"/>
+          </w:tcPr>
+          <w:p>
+            <w:pPr>
+              <w:keepNext w:val="0"/>
+              <w:keepLines w:val="0"/>
+              <w:pageBreakBefore w:val="0"/>
+              <w:widowControl w:val="0"/>
+              <w:pBdr>
+                <w:top w:space="0" w:sz="0" w:val="nil"/>
+                <w:left w:space="0" w:sz="0" w:val="nil"/>
+                <w:bottom w:space="0" w:sz="0" w:val="nil"/>
+                <w:right w:space="0" w:sz="0" w:val="nil"/>
+                <w:between w:space="0" w:sz="0" w:val="nil"/>
+              </w:pBdr>
+              <w:shd w:fill="auto" w:val="clear"/>
+              <w:spacing w:after="0" w:before="0" w:line="240" w:lineRule="auto"/>
+              <w:ind w:left="0" w:right="0" w:firstLine="0"/>
+              <w:jc w:val="left"/>
+              <w:rPr>
+                <w:rFonts w:ascii="Spectral" w:cs="Spectral" w:eastAsia="Spectral" w:hAnsi="Spectral"/>
+              </w:rPr>
+            </w:pPr>
+            <w:r>
+              <w:rPr>
+                <w:rtl w:val="0"/>
+              </w:rPr>
+            </w:r>
+          </w:p>
+        </w:tc>
+        <w:tc>
+          <w:tcPr>
+            <w:shd w:fill="auto" w:val="clear"/>
+            <w:tcMar>
+              <w:top w:w="100.0" w:type="dxa"/>
+              <w:left w:w="100.0" w:type="dxa"/>
+              <w:bottom w:w="100.0" w:type="dxa"/>
+              <w:right w:w="100.0" w:type="dxa"/>
+            </w:tcMar>
+            <w:vAlign w:val="top"/>
+          </w:tcPr>
+          <w:p>
+            <w:pPr>
+              <w:keepNext w:val="0"/>
+              <w:keepLines w:val="0"/>
+              <w:pageBreakBefore w:val="0"/>
+              <w:widowControl w:val="0"/>
+              <w:pBdr>
+                <w:top w:space="0" w:sz="0" w:val="nil"/>
+                <w:left w:space="0" w:sz="0" w:val="nil"/>
+                <w:bottom w:space="0" w:sz="0" w:val="nil"/>
+                <w:right w:space="0" w:sz="0" w:val="nil"/>
+                <w:between w:space="0" w:sz="0" w:val="nil"/>
+              </w:pBdr>
+              <w:shd w:fill="auto" w:val="clear"/>
+              <w:spacing w:after="0" w:before="0" w:line="240" w:lineRule="auto"/>
+              <w:ind w:left="0" w:right="0" w:firstLine="0"/>
+              <w:jc w:val="left"/>
+              <w:rPr>
+                <w:rFonts w:ascii="Spectral" w:cs="Spectral" w:eastAsia="Spectral" w:hAnsi="Spectral"/>
+              </w:rPr>
+            </w:pPr>
+            <w:r>
+              <w:rPr>
+                <w:rtl w:val="0"/>
+              </w:rPr>
+            </w:r>
+          </w:p>
+        </w:tc>
+        <w:tc>
+          <w:tcPr>
+            <w:shd w:fill="auto" w:val="clear"/>
+            <w:tcMar>
+              <w:top w:w="100.0" w:type="dxa"/>
+              <w:left w:w="100.0" w:type="dxa"/>
+              <w:bottom w:w="100.0" w:type="dxa"/>
+              <w:right w:w="100.0" w:type="dxa"/>
+            </w:tcMar>
+            <w:vAlign w:val="top"/>
+          </w:tcPr>
+          <w:p>
+            <w:pPr>
+              <w:keepNext w:val="0"/>
+              <w:keepLines w:val="0"/>
+              <w:pageBreakBefore w:val="0"/>
+              <w:widowControl w:val="0"/>
+              <w:pBdr>
+                <w:top w:space="0" w:sz="0" w:val="nil"/>
+                <w:left w:space="0" w:sz="0" w:val="nil"/>
+                <w:bottom w:space="0" w:sz="0" w:val="nil"/>
+                <w:right w:space="0" w:sz="0" w:val="nil"/>
+                <w:between w:space="0" w:sz="0" w:val="nil"/>
+              </w:pBdr>
+              <w:shd w:fill="auto" w:val="clear"/>
+              <w:spacing w:after="0" w:before="0" w:line="240" w:lineRule="auto"/>
+              <w:ind w:left="0" w:right="0" w:firstLine="0"/>
+              <w:jc w:val="right"/>
+              <w:rPr>
+                <w:rFonts w:ascii="Spectral" w:cs="Spectral" w:eastAsia="Spectral" w:hAnsi="Spectral"/>
+              </w:rPr>
+            </w:pPr>
+            <w:r>
+              <w:rPr>
+                <w:rFonts w:ascii="Spectral" w:cs="Spectral" w:eastAsia="Spectral" w:hAnsi="Spectral"/>
+                <w:rtl w:val="0"/>
+              </w:rPr>
+              <w:t xml:space="preserve">$600</w:t>
+            </w:r>
+          </w:p>
+        </w:tc>
+      </w:tr>
+      <w:tr>
+        <w:trPr>
+          <w:cantSplit w:val="0"/>
+          <w:trHeight w:val="420" w:hRule="atLeast"/>
+          <w:tblHeader w:val="0"/>
+        </w:trPr>
+        <w:tc>
+          <w:tcPr>
+            <w:gridSpan w:val="3"/>
+            <w:shd w:fill="auto" w:val="clear"/>
+            <w:tcMar>
+              <w:top w:w="100.0" w:type="dxa"/>
+              <w:left w:w="100.0" w:type="dxa"/>
+              <w:bottom w:w="100.0" w:type="dxa"/>
+              <w:right w:w="100.0" w:type="dxa"/>
+            </w:tcMar>
+            <w:vAlign w:val="top"/>
+          </w:tcPr>
+          <w:p>
+            <w:pPr>
+              <w:keepNext w:val="0"/>
+              <w:keepLines w:val="0"/>
+              <w:pageBreakBefore w:val="0"/>
+              <w:widowControl w:val="0"/>
+              <w:pBdr>
+                <w:top w:space="0" w:sz="0" w:val="nil"/>
+                <w:left w:space="0" w:sz="0" w:val="nil"/>
+                <w:bottom w:space="0" w:sz="0" w:val="nil"/>
+                <w:right w:space="0" w:sz="0" w:val="nil"/>
+                <w:between w:space="0" w:sz="0" w:val="nil"/>
+              </w:pBdr>
+              <w:shd w:fill="auto" w:val="clear"/>
+              <w:spacing w:after="0" w:before="0" w:line="240" w:lineRule="auto"/>
+              <w:ind w:left="0" w:right="0" w:firstLine="0"/>
+              <w:jc w:val="left"/>
+              <w:rPr>
+                <w:rFonts w:ascii="Spectral" w:cs="Spectral" w:eastAsia="Spectral" w:hAnsi="Spectral"/>
+                <w:b w:val="1"/>
+                <w:bCs w:val="1"/>
+              </w:rPr>
+            </w:pPr>
+            <w:r>
+              <w:rPr>
+                <w:rFonts w:ascii="Spectral" w:cs="Spectral" w:eastAsia="Spectral" w:hAnsi="Spectral"/>
+                <w:b w:val="1"/>
+                <w:bCs w:val="1"/>
+                <w:rtl w:val="0"/>
+              </w:rPr>
+              <w:t xml:space="preserve">Subtotal</w:t>
+            </w:r>
+          </w:p>
+        </w:tc>
+        <w:tc>
+          <w:tcPr>
+            <w:shd w:fill="auto" w:val="clear"/>
+            <w:tcMar>
+              <w:top w:w="100.0" w:type="dxa"/>
+              <w:left w:w="100.0" w:type="dxa"/>
+              <w:bottom w:w="100.0" w:type="dxa"/>
+              <w:right w:w="100.0" w:type="dxa"/>
+            </w:tcMar>
+            <w:vAlign w:val="top"/>
+          </w:tcPr>
+          <w:p>
+            <w:pPr>
+              <w:keepNext w:val="0"/>
+              <w:keepLines w:val="0"/>
+              <w:pageBreakBefore w:val="0"/>
+              <w:widowControl w:val="0"/>
+              <w:pBdr>
+                <w:top w:space="0" w:sz="0" w:val="nil"/>
+                <w:left w:space="0" w:sz="0" w:val="nil"/>
+                <w:bottom w:space="0" w:sz="0" w:val="nil"/>
+                <w:right w:space="0" w:sz="0" w:val="nil"/>
+                <w:between w:space="0" w:sz="0" w:val="nil"/>
+              </w:pBdr>
+              <w:shd w:fill="auto" w:val="clear"/>
+              <w:spacing w:after="0" w:before="0" w:line="240" w:lineRule="auto"/>
+              <w:ind w:left="0" w:right="0" w:firstLine="0"/>
+              <w:jc w:val="right"/>
+              <w:rPr>
+                <w:rFonts w:ascii="Spectral" w:cs="Spectral" w:eastAsia="Spectral" w:hAnsi="Spectral"/>
+                <w:b w:val="1"/>
+                <w:bCs w:val="1"/>
+              </w:rPr>
+            </w:pPr>
+            <w:r>
+              <w:rPr>
+                <w:rFonts w:ascii="Spectral" w:cs="Spectral" w:eastAsia="Spectral" w:hAnsi="Spectral"/>
+                <w:b w:val="1"/>
+                <w:bCs w:val="1"/>
+                <w:rtl w:val="0"/>
+              </w:rPr>
+              <w:t xml:space="preserve">$35,000</w:t>
+            </w:r>
+          </w:p>
+        </w:tc>
+      </w:tr>
+      <w:tr>
+        <w:trPr>
+          <w:cantSplit w:val="0"/>
+          <w:trHeight w:val="420" w:hRule="atLeast"/>
+          <w:tblHeader w:val="0"/>
+        </w:trPr>
+        <w:tc>
+          <w:tcPr>
+            <w:gridSpan w:val="3"/>
+            <w:shd w:fill="auto" w:val="clear"/>
+            <w:tcMar>
+              <w:top w:w="100.0" w:type="dxa"/>
+              <w:left w:w="100.0" w:type="dxa"/>
+              <w:bottom w:w="100.0" w:type="dxa"/>
+              <w:right w:w="100.0" w:type="dxa"/>
+            </w:tcMar>
+            <w:vAlign w:val="top"/>
+          </w:tcPr>
+          <w:p>
+            <w:pPr>
+              <w:keepNext w:val="0"/>
+              <w:keepLines w:val="0"/>
+              <w:pageBreakBefore w:val="0"/>
+              <w:widowControl w:val="0"/>
+              <w:pBdr>
+                <w:top w:space="0" w:sz="0" w:val="nil"/>
+                <w:left w:space="0" w:sz="0" w:val="nil"/>
+                <w:bottom w:space="0" w:sz="0" w:val="nil"/>
+                <w:right w:space="0" w:sz="0" w:val="nil"/>
+                <w:between w:space="0" w:sz="0" w:val="nil"/>
+              </w:pBdr>
+              <w:shd w:fill="auto" w:val="clear"/>
+              <w:spacing w:after="0" w:before="0" w:line="240" w:lineRule="auto"/>
+              <w:ind w:left="0" w:right="0" w:firstLine="0"/>
+              <w:jc w:val="left"/>
+              <w:rPr>
+                <w:rFonts w:ascii="Spectral" w:cs="Spectral" w:eastAsia="Spectral" w:hAnsi="Spectral"/>
+              </w:rPr>
+            </w:pPr>
+            <w:r>
+              <w:rPr>
+                <w:rFonts w:ascii="Spectral" w:cs="Spectral" w:eastAsia="Spectral" w:hAnsi="Spectral"/>
+                <w:rtl w:val="0"/>
+              </w:rPr>
+              <w:t xml:space="preserve">Contingency (10%)</w:t>
+            </w:r>
+          </w:p>
+        </w:tc>
+        <w:tc>
+          <w:tcPr>
+            <w:shd w:fill="auto" w:val="clear"/>
+            <w:tcMar>
+              <w:top w:w="100.0" w:type="dxa"/>
+              <w:left w:w="100.0" w:type="dxa"/>
+              <w:bottom w:w="100.0" w:type="dxa"/>
+              <w:right w:w="100.0" w:type="dxa"/>
+            </w:tcMar>
+            <w:vAlign w:val="top"/>
+          </w:tcPr>
+          <w:p>
+            <w:pPr>
+              <w:keepNext w:val="0"/>
+              <w:keepLines w:val="0"/>
+              <w:pageBreakBefore w:val="0"/>
+              <w:widowControl w:val="0"/>
+              <w:pBdr>
+                <w:top w:space="0" w:sz="0" w:val="nil"/>
+                <w:left w:space="0" w:sz="0" w:val="nil"/>
+                <w:bottom w:space="0" w:sz="0" w:val="nil"/>
+                <w:right w:space="0" w:sz="0" w:val="nil"/>
+                <w:between w:space="0" w:sz="0" w:val="nil"/>
+              </w:pBdr>
+              <w:shd w:fill="auto" w:val="clear"/>
+              <w:spacing w:after="0" w:before="0" w:line="240" w:lineRule="auto"/>
+              <w:ind w:left="0" w:right="0" w:firstLine="0"/>
+              <w:jc w:val="right"/>
+              <w:rPr>
+                <w:rFonts w:ascii="Spectral" w:cs="Spectral" w:eastAsia="Spectral" w:hAnsi="Spectral"/>
+              </w:rPr>
+            </w:pPr>
+            <w:r>
+              <w:rPr>
+                <w:rFonts w:ascii="Spectral" w:cs="Spectral" w:eastAsia="Spectral" w:hAnsi="Spectral"/>
+                <w:rtl w:val="0"/>
+              </w:rPr>
+              <w:t xml:space="preserve">$3,500</w:t>
+            </w:r>
+          </w:p>
+        </w:tc>
+      </w:tr>
+      <w:tr>
+        <w:trPr>
+          <w:cantSplit w:val="0"/>
+          <w:trHeight w:val="420" w:hRule="atLeast"/>
+          <w:tblHeader w:val="0"/>
+        </w:trPr>
+        <w:tc>
+          <w:tcPr>
+            <w:gridSpan w:val="3"/>
+            <w:shd w:fill="auto" w:val="clear"/>
+            <w:tcMar>
+              <w:top w:w="100.0" w:type="dxa"/>
+              <w:left w:w="100.0" w:type="dxa"/>
+              <w:bottom w:w="100.0" w:type="dxa"/>
+              <w:right w:w="100.0" w:type="dxa"/>
+            </w:tcMar>
+            <w:vAlign w:val="top"/>
+          </w:tcPr>
+          <w:p>
+            <w:pPr>
+              <w:keepNext w:val="0"/>
+              <w:keepLines w:val="0"/>
+              <w:pageBreakBefore w:val="0"/>
+              <w:widowControl w:val="0"/>
+              <w:pBdr>
+                <w:top w:space="0" w:sz="0" w:val="nil"/>
+                <w:left w:space="0" w:sz="0" w:val="nil"/>
+                <w:bottom w:space="0" w:sz="0" w:val="nil"/>
+                <w:right w:space="0" w:sz="0" w:val="nil"/>
+                <w:between w:space="0" w:sz="0" w:val="nil"/>
+              </w:pBdr>
+              <w:shd w:fill="auto" w:val="clear"/>
+              <w:spacing w:after="0" w:before="0" w:line="240" w:lineRule="auto"/>
+              <w:ind w:left="0" w:right="0" w:firstLine="0"/>
+              <w:jc w:val="left"/>
+              <w:rPr>
+                <w:rFonts w:ascii="Spectral" w:cs="Spectral" w:eastAsia="Spectral" w:hAnsi="Spectral"/>
+                <w:b w:val="1"/>
+                <w:bCs w:val="1"/>
+              </w:rPr>
+            </w:pPr>
+            <w:r>
+              <w:rPr>
+                <w:rFonts w:ascii="Spectral" w:cs="Spectral" w:eastAsia="Spectral" w:hAnsi="Spectral"/>
+                <w:b w:val="1"/>
+                <w:bCs w:val="1"/>
+                <w:rtl w:val="0"/>
+              </w:rPr>
+              <w:t xml:space="preserve">Total Estimated Budget</w:t>
+            </w:r>
+          </w:p>
+        </w:tc>
+        <w:tc>
+          <w:tcPr>
+            <w:shd w:fill="auto" w:val="clear"/>
+            <w:tcMar>
+              <w:top w:w="100.0" w:type="dxa"/>
+              <w:left w:w="100.0" w:type="dxa"/>
+              <w:bottom w:w="100.0" w:type="dxa"/>
+              <w:right w:w="100.0" w:type="dxa"/>
+            </w:tcMar>
+            <w:vAlign w:val="top"/>
+          </w:tcPr>
+          <w:p>
+            <w:pPr>
+              <w:keepNext w:val="0"/>
+              <w:keepLines w:val="0"/>
+              <w:pageBreakBefore w:val="0"/>
+              <w:widowControl w:val="0"/>
+              <w:pBdr>
+                <w:top w:space="0" w:sz="0" w:val="nil"/>
+                <w:left w:space="0" w:sz="0" w:val="nil"/>
+                <w:bottom w:space="0" w:sz="0" w:val="nil"/>
+                <w:right w:space="0" w:sz="0" w:val="nil"/>
+                <w:between w:space="0" w:sz="0" w:val="nil"/>
+              </w:pBdr>
+              <w:shd w:fill="auto" w:val="clear"/>
+              <w:spacing w:after="0" w:before="0" w:line="240" w:lineRule="auto"/>
+              <w:ind w:left="0" w:right="0" w:firstLine="0"/>
+              <w:jc w:val="right"/>
+              <w:rPr>
+                <w:rFonts w:ascii="Spectral" w:cs="Spectral" w:eastAsia="Spectral" w:hAnsi="Spectral"/>
+                <w:b w:val="1"/>
+                <w:bCs w:val="1"/>
+              </w:rPr>
+            </w:pPr>
+            <w:r>
+              <w:rPr>
+                <w:rFonts w:ascii="Spectral" w:cs="Spectral" w:eastAsia="Spectral" w:hAnsi="Spectral"/>
+                <w:b w:val="1"/>
+                <w:bCs w:val="1"/>
+                <w:rtl w:val="0"/>
+              </w:rPr>
+              <w:t xml:space="preserve">$38,500</w:t>
+            </w:r>
+          </w:p>
+        </w:tc>
+      </w:tr>
+    </w:tbl>
+    <w:p>
+      <w:pPr>
+        <w:ind w:left="-270" w:firstLine="0"/>
+        <w:rPr>
+          <w:rFonts w:ascii="Spectral" w:cs="Spectral" w:eastAsia="Spectral" w:hAnsi="Spectral"/>
+          <w:i w:val="1"/>
+          <w:iCs w:val="1"/>
+          <w:sz w:val="20"/>
+          <w:szCs w:val="20"/>
+        </w:rPr>
+      </w:pPr>
+      <w:r>
+        <w:rPr>
+          <w:rFonts w:ascii="Spectral" w:cs="Spectral" w:eastAsia="Spectral" w:hAnsi="Spectral"/>
+          <w:i w:val="1"/>
+          <w:iCs w:val="1"/>
+          <w:sz w:val="20"/>
+          <w:szCs w:val="20"/>
+          <w:rtl w:val="0"/>
+        </w:rPr>
+        <w:t xml:space="preserve">Assumption: 40-hour workweek, 10-week project. Hour estimates reflect the allocations above.</w:t>
+      </w:r>
+    </w:p>
+    <w:p>
+      <w:pPr>
+        <w:ind w:left="-270" w:firstLine="0"/>
+        <w:rPr>
+          <w:rFonts w:ascii="Spectral" w:cs="Spectral" w:eastAsia="Spectral" w:hAnsi="Spectral"/>
+          <w:i w:val="1"/>
+          <w:iCs w:val="1"/>
+          <w:sz w:val="20"/>
+          <w:szCs w:val="20"/>
+        </w:rPr>
+      </w:pPr>
+      <w:r>
+        <w:rPr>
+          <w:rtl w:val="0"/>
+        </w:rPr>
+      </w:r>
+    </w:p>
+    <w:p>
+      <w:pPr>
+        <w:ind w:left="-270" w:firstLine="0"/>
+        <w:rPr>
+          <w:rFonts w:ascii="Spectral SemiBold" w:cs="Spectral SemiBold" w:eastAsia="Spectral SemiBold" w:hAnsi="Spectral SemiBold"/>
+          <w:sz w:val="32"/>
+          <w:szCs w:val="32"/>
+          <w:u w:val="single"/>
+        </w:rPr>
+      </w:pPr>
+      <w:r>
+        <w:rPr>
+          <w:rFonts w:ascii="Spectral SemiBold" w:cs="Spectral SemiBold" w:eastAsia="Spectral SemiBold" w:hAnsi="Spectral SemiBold"/>
+          <w:sz w:val="32"/>
+          <w:szCs w:val="32"/>
+          <w:u w:val="single"/>
+          <w:rtl w:val="0"/>
+        </w:rPr>
+        <w:t xml:space="preserve">PART 3 - MONTHLY BUDGETED CASH FLOW</w:t>
+      </w:r>
+    </w:p>
+    <w:p>
+      <w:pPr>
+        <w:ind w:left="-270" w:firstLine="0"/>
+        <w:rPr>
+          <w:rFonts w:ascii="Spectral" w:cs="Spectral" w:eastAsia="Spectral" w:hAnsi="Spectral"/>
+        </w:rPr>
+      </w:pPr>
+      <w:r>
+        <w:rPr>
+          <w:rFonts w:ascii="Spectral" w:cs="Spectral" w:eastAsia="Spectral" w:hAnsi="Spectral"/>
+          <w:rtl w:val="0"/>
+        </w:rPr>
+        <w:t xml:space="preserve">The following table shows how the estimated project budget will be distributed over the development period.</w:t>
+      </w:r>
+    </w:p>
+    <w:p>
+      <w:pPr>
+        <w:ind w:left="-270" w:firstLine="0"/>
+        <w:rPr>
+          <w:rFonts w:ascii="Spectral" w:cs="Spectral" w:eastAsia="Spectral" w:hAnsi="Spectral"/>
+        </w:rPr>
+      </w:pPr>
+      <w:r>
+        <w:rPr>
+          <w:rtl w:val="0"/>
+        </w:rPr>
+      </w:r>
+    </w:p>
+    <w:tbl>
+      <w:tblPr>
+        <w:tblStyle w:val="Table7"/>
+        <w:tblW w:w="9975.0" w:type="dxa"/>
+        <w:jc w:val="left"/>
+        <w:tblInd w:w="-270.0" w:type="dxa"/>
+        <w:tblBorders>
+          <w:top w:color="000000" w:space="0" w:sz="8" w:val="single"/>
+          <w:left w:color="000000" w:space="0" w:sz="8" w:val="single"/>
+          <w:bottom w:color="000000" w:space="0" w:sz="8" w:val="single"/>
+          <w:right w:color="000000" w:space="0" w:sz="8" w:val="single"/>
+          <w:insideH w:color="000000" w:space="0" w:sz="8" w:val="single"/>
+          <w:insideV w:color="000000" w:space="0" w:sz="8" w:val="single"/>
+        </w:tblBorders>
+        <w:tblLayout w:type="fixed"/>
+        <w:tblLook w:val="0600"/>
+      </w:tblPr>
+      <w:tblGrid>
+        <w:gridCol w:w="2520"/>
+        <w:gridCol w:w="1755"/>
+        <w:gridCol w:w="2010"/>
+        <w:gridCol w:w="1695"/>
+        <w:gridCol w:w="1995"/>
+        <w:tblGridChange w:id="0">
+          <w:tblGrid>
+            <w:gridCol w:w="2520"/>
+            <w:gridCol w:w="1755"/>
+            <w:gridCol w:w="2010"/>
+            <w:gridCol w:w="1695"/>
+            <w:gridCol w:w="1995"/>
+          </w:tblGrid>
+        </w:tblGridChange>
+      </w:tblGrid>
+      <w:tr>
+        <w:trPr>
+          <w:cantSplit w:val="0"/>
+          <w:tblHeader w:val="0"/>
+        </w:trPr>
+        <w:tc>
+          <w:tcPr>
+            <w:shd w:fill="c9daf8" w:val="clear"/>
+            <w:tcMar>
+              <w:top w:w="100.0" w:type="dxa"/>
+              <w:left w:w="100.0" w:type="dxa"/>
+              <w:bottom w:w="100.0" w:type="dxa"/>
+              <w:right w:w="100.0" w:type="dxa"/>
+            </w:tcMar>
+            <w:vAlign w:val="top"/>
+          </w:tcPr>
+          <w:p>
+            <w:pPr>
+              <w:widowControl w:val="0"/>
+              <w:spacing w:line="240" w:lineRule="auto"/>
+              <w:rPr>
+                <w:rFonts w:ascii="Spectral" w:cs="Spectral" w:eastAsia="Spectral" w:hAnsi="Spectral"/>
+                <w:b w:val="1"/>
+                <w:bCs w:val="1"/>
+              </w:rPr>
+            </w:pPr>
+            <w:r>
+              <w:rPr>
+                <w:rFonts w:ascii="Spectral" w:cs="Spectral" w:eastAsia="Spectral" w:hAnsi="Spectral"/>
+                <w:b w:val="1"/>
+                <w:bCs w:val="1"/>
+                <w:rtl w:val="0"/>
+              </w:rPr>
+              <w:t xml:space="preserve">COST CATEGORY</w:t>
+            </w:r>
+          </w:p>
+        </w:tc>
+        <w:tc>
+          <w:tcPr>
+            <w:shd w:fill="c9daf8" w:val="clear"/>
+            <w:tcMar>
+              <w:top w:w="100.0" w:type="dxa"/>
+              <w:left w:w="100.0" w:type="dxa"/>
+              <w:bottom w:w="100.0" w:type="dxa"/>
+              <w:right w:w="100.0" w:type="dxa"/>
+            </w:tcMar>
+            <w:vAlign w:val="top"/>
+          </w:tcPr>
+          <w:p>
+            <w:pPr>
+              <w:widowControl w:val="0"/>
+              <w:spacing w:line="240" w:lineRule="auto"/>
+              <w:rPr>
+                <w:rFonts w:ascii="Spectral" w:cs="Spectral" w:eastAsia="Spectral" w:hAnsi="Spectral"/>
+                <w:b w:val="1"/>
+                <w:bCs w:val="1"/>
+              </w:rPr>
+            </w:pPr>
+            <w:r>
+              <w:rPr>
+                <w:rFonts w:ascii="Spectral" w:cs="Spectral" w:eastAsia="Spectral" w:hAnsi="Spectral"/>
+                <w:b w:val="1"/>
+                <w:bCs w:val="1"/>
+                <w:rtl w:val="0"/>
+              </w:rPr>
+              <w:t xml:space="preserve">MONTH 1</w:t>
+            </w:r>
+          </w:p>
+        </w:tc>
+        <w:tc>
+          <w:tcPr>
+            <w:shd w:fill="c9daf8" w:val="clear"/>
+            <w:tcMar>
+              <w:top w:w="100.0" w:type="dxa"/>
+              <w:left w:w="100.0" w:type="dxa"/>
+              <w:bottom w:w="100.0" w:type="dxa"/>
+              <w:right w:w="100.0" w:type="dxa"/>
+            </w:tcMar>
+            <w:vAlign w:val="top"/>
+          </w:tcPr>
+          <w:p>
+            <w:pPr>
+              <w:widowControl w:val="0"/>
+              <w:spacing w:line="240" w:lineRule="auto"/>
+              <w:rPr>
+                <w:rFonts w:ascii="Spectral" w:cs="Spectral" w:eastAsia="Spectral" w:hAnsi="Spectral"/>
+                <w:b w:val="1"/>
+                <w:bCs w:val="1"/>
+              </w:rPr>
+            </w:pPr>
+            <w:r>
+              <w:rPr>
+                <w:rFonts w:ascii="Spectral" w:cs="Spectral" w:eastAsia="Spectral" w:hAnsi="Spectral"/>
+                <w:b w:val="1"/>
+                <w:bCs w:val="1"/>
+                <w:rtl w:val="0"/>
+              </w:rPr>
+              <w:t xml:space="preserve">MONTH 2</w:t>
+            </w:r>
+          </w:p>
+        </w:tc>
+        <w:tc>
+          <w:tcPr>
+            <w:shd w:fill="c9daf8" w:val="clear"/>
+            <w:tcMar>
+              <w:top w:w="100.0" w:type="dxa"/>
+              <w:left w:w="100.0" w:type="dxa"/>
+              <w:bottom w:w="100.0" w:type="dxa"/>
+              <w:right w:w="100.0" w:type="dxa"/>
+            </w:tcMar>
+            <w:vAlign w:val="top"/>
+          </w:tcPr>
+          <w:p>
+            <w:pPr>
+              <w:widowControl w:val="0"/>
+              <w:spacing w:line="240" w:lineRule="auto"/>
+              <w:rPr>
+                <w:rFonts w:ascii="Spectral" w:cs="Spectral" w:eastAsia="Spectral" w:hAnsi="Spectral"/>
+                <w:b w:val="1"/>
+                <w:bCs w:val="1"/>
+              </w:rPr>
+            </w:pPr>
+            <w:r>
+              <w:rPr>
+                <w:rFonts w:ascii="Spectral" w:cs="Spectral" w:eastAsia="Spectral" w:hAnsi="Spectral"/>
+                <w:b w:val="1"/>
+                <w:bCs w:val="1"/>
+                <w:rtl w:val="0"/>
+              </w:rPr>
+              <w:t xml:space="preserve">MONTH 3</w:t>
+            </w:r>
+          </w:p>
+        </w:tc>
+        <w:tc>
+          <w:tcPr>
+            <w:shd w:fill="c9daf8" w:val="clear"/>
+            <w:tcMar>
+              <w:top w:w="100.0" w:type="dxa"/>
+              <w:left w:w="100.0" w:type="dxa"/>
+              <w:bottom w:w="100.0" w:type="dxa"/>
+              <w:right w:w="100.0" w:type="dxa"/>
+            </w:tcMar>
+            <w:vAlign w:val="top"/>
+          </w:tcPr>
+          <w:p>
+            <w:pPr>
+              <w:widowControl w:val="0"/>
+              <w:spacing w:line="240" w:lineRule="auto"/>
+              <w:rPr>
+                <w:rFonts w:ascii="Spectral" w:cs="Spectral" w:eastAsia="Spectral" w:hAnsi="Spectral"/>
+                <w:b w:val="1"/>
+                <w:bCs w:val="1"/>
+              </w:rPr>
+            </w:pPr>
+            <w:r>
+              <w:rPr>
+                <w:rFonts w:ascii="Spectral" w:cs="Spectral" w:eastAsia="Spectral" w:hAnsi="Spectral"/>
+                <w:b w:val="1"/>
+                <w:bCs w:val="1"/>
+                <w:rtl w:val="0"/>
+              </w:rPr>
+              <w:t xml:space="preserve">TOTAL</w:t>
+            </w:r>
+          </w:p>
+        </w:tc>
+      </w:tr>
+      <w:tr>
+        <w:trPr>
+          <w:cantSplit w:val="0"/>
+          <w:tblHeader w:val="0"/>
+        </w:trPr>
+        <w:tc>
+          <w:tcPr>
+            <w:shd w:fill="auto" w:val="clear"/>
+            <w:tcMar>
+              <w:top w:w="100.0" w:type="dxa"/>
+              <w:left w:w="100.0" w:type="dxa"/>
+              <w:bottom w:w="100.0" w:type="dxa"/>
+              <w:right w:w="100.0" w:type="dxa"/>
+            </w:tcMar>
+            <w:vAlign w:val="top"/>
+          </w:tcPr>
+          <w:p>
+            <w:pPr>
+              <w:keepNext w:val="0"/>
+              <w:keepLines w:val="0"/>
+              <w:pageBreakBefore w:val="0"/>
+              <w:widowControl w:val="0"/>
+              <w:pBdr>
+                <w:top w:space="0" w:sz="0" w:val="nil"/>
+                <w:left w:space="0" w:sz="0" w:val="nil"/>
+                <w:bottom w:space="0" w:sz="0" w:val="nil"/>
+                <w:right w:space="0" w:sz="0" w:val="nil"/>
+                <w:between w:space="0" w:sz="0" w:val="nil"/>
+              </w:pBdr>
+              <w:shd w:fill="auto" w:val="clear"/>
+              <w:spacing w:after="0" w:before="0" w:line="240" w:lineRule="auto"/>
+              <w:ind w:left="0" w:right="0" w:firstLine="0"/>
+              <w:jc w:val="left"/>
+              <w:rPr>
+                <w:rFonts w:ascii="Spectral" w:cs="Spectral" w:eastAsia="Spectral" w:hAnsi="Spectral"/>
+              </w:rPr>
+            </w:pPr>
+            <w:r>
+              <w:rPr>
+                <w:rFonts w:ascii="Spectral" w:cs="Spectral" w:eastAsia="Spectral" w:hAnsi="Spectral"/>
+                <w:rtl w:val="0"/>
+              </w:rPr>
+              <w:t xml:space="preserve">Labor</w:t>
+            </w:r>
+          </w:p>
+        </w:tc>
+        <w:tc>
+          <w:tcPr>
+            <w:shd w:fill="auto" w:val="clear"/>
+            <w:tcMar>
+              <w:top w:w="100.0" w:type="dxa"/>
+              <w:left w:w="100.0" w:type="dxa"/>
+              <w:bottom w:w="100.0" w:type="dxa"/>
+              <w:right w:w="100.0" w:type="dxa"/>
+            </w:tcMar>
+            <w:vAlign w:val="top"/>
+          </w:tcPr>
+          <w:p>
+            <w:pPr>
+              <w:keepNext w:val="0"/>
+              <w:keepLines w:val="0"/>
+              <w:pageBreakBefore w:val="0"/>
+              <w:widowControl w:val="0"/>
+              <w:pBdr>
+                <w:top w:space="0" w:sz="0" w:val="nil"/>
+                <w:left w:space="0" w:sz="0" w:val="nil"/>
+                <w:bottom w:space="0" w:sz="0" w:val="nil"/>
+                <w:right w:space="0" w:sz="0" w:val="nil"/>
+                <w:between w:space="0" w:sz="0" w:val="nil"/>
+              </w:pBdr>
+              <w:shd w:fill="auto" w:val="clear"/>
+              <w:spacing w:after="0" w:before="0" w:line="240" w:lineRule="auto"/>
+              <w:ind w:left="0" w:right="0" w:firstLine="0"/>
+              <w:jc w:val="right"/>
+              <w:rPr>
+                <w:rFonts w:ascii="Spectral" w:cs="Spectral" w:eastAsia="Spectral" w:hAnsi="Spectral"/>
+              </w:rPr>
+            </w:pPr>
+            <w:r>
+              <w:rPr>
+                <w:rFonts w:ascii="Spectral" w:cs="Spectral" w:eastAsia="Spectral" w:hAnsi="Spectral"/>
+                <w:rtl w:val="0"/>
+              </w:rPr>
+              <w:t xml:space="preserve">$13,440</w:t>
+            </w:r>
+          </w:p>
+        </w:tc>
+        <w:tc>
+          <w:tcPr>
+            <w:shd w:fill="auto" w:val="clear"/>
+            <w:tcMar>
+              <w:top w:w="100.0" w:type="dxa"/>
+              <w:left w:w="100.0" w:type="dxa"/>
+              <w:bottom w:w="100.0" w:type="dxa"/>
+              <w:right w:w="100.0" w:type="dxa"/>
+            </w:tcMar>
+            <w:vAlign w:val="top"/>
+          </w:tcPr>
+          <w:p>
+            <w:pPr>
+              <w:widowControl w:val="0"/>
+              <w:spacing w:line="240" w:lineRule="auto"/>
+              <w:jc w:val="right"/>
+              <w:rPr>
+                <w:rFonts w:ascii="Spectral" w:cs="Spectral" w:eastAsia="Spectral" w:hAnsi="Spectral"/>
+              </w:rPr>
+            </w:pPr>
+            <w:r>
+              <w:rPr>
+                <w:rFonts w:ascii="Spectral" w:cs="Spectral" w:eastAsia="Spectral" w:hAnsi="Spectral"/>
+                <w:rtl w:val="0"/>
+              </w:rPr>
+              <w:t xml:space="preserve">$13,440</w:t>
+            </w:r>
+          </w:p>
+        </w:tc>
+        <w:tc>
+          <w:tcPr>
+            <w:shd w:fill="auto" w:val="clear"/>
+            <w:tcMar>
+              <w:top w:w="100.0" w:type="dxa"/>
+              <w:left w:w="100.0" w:type="dxa"/>
+              <w:bottom w:w="100.0" w:type="dxa"/>
+              <w:right w:w="100.0" w:type="dxa"/>
+            </w:tcMar>
+            <w:vAlign w:val="top"/>
+          </w:tcPr>
+          <w:p>
+            <w:pPr>
+              <w:keepNext w:val="0"/>
+              <w:keepLines w:val="0"/>
+              <w:pageBreakBefore w:val="0"/>
+              <w:widowControl w:val="0"/>
+              <w:pBdr>
+                <w:top w:space="0" w:sz="0" w:val="nil"/>
+                <w:left w:space="0" w:sz="0" w:val="nil"/>
+                <w:bottom w:space="0" w:sz="0" w:val="nil"/>
+                <w:right w:space="0" w:sz="0" w:val="nil"/>
+                <w:between w:space="0" w:sz="0" w:val="nil"/>
+              </w:pBdr>
+              <w:shd w:fill="auto" w:val="clear"/>
+              <w:spacing w:after="0" w:before="0" w:line="240" w:lineRule="auto"/>
+              <w:ind w:left="0" w:right="0" w:firstLine="0"/>
+              <w:jc w:val="right"/>
+              <w:rPr>
+                <w:rFonts w:ascii="Spectral" w:cs="Spectral" w:eastAsia="Spectral" w:hAnsi="Spectral"/>
+              </w:rPr>
+            </w:pPr>
+            <w:r>
+              <w:rPr>
+                <w:rFonts w:ascii="Spectral" w:cs="Spectral" w:eastAsia="Spectral" w:hAnsi="Spectral"/>
+                <w:rtl w:val="0"/>
+              </w:rPr>
+              <w:t xml:space="preserve">$6,720</w:t>
+            </w:r>
+          </w:p>
+        </w:tc>
+        <w:tc>
+          <w:tcPr>
+            <w:shd w:fill="auto" w:val="clear"/>
+            <w:tcMar>
+              <w:top w:w="100.0" w:type="dxa"/>
+              <w:left w:w="100.0" w:type="dxa"/>
+              <w:bottom w:w="100.0" w:type="dxa"/>
+              <w:right w:w="100.0" w:type="dxa"/>
+            </w:tcMar>
+            <w:vAlign w:val="top"/>
+          </w:tcPr>
+          <w:p>
+            <w:pPr>
+              <w:keepNext w:val="0"/>
+              <w:keepLines w:val="0"/>
+              <w:pageBreakBefore w:val="0"/>
+              <w:widowControl w:val="0"/>
+              <w:pBdr>
+                <w:top w:space="0" w:sz="0" w:val="nil"/>
+                <w:left w:space="0" w:sz="0" w:val="nil"/>
+                <w:bottom w:space="0" w:sz="0" w:val="nil"/>
+                <w:right w:space="0" w:sz="0" w:val="nil"/>
+                <w:between w:space="0" w:sz="0" w:val="nil"/>
+              </w:pBdr>
+              <w:shd w:fill="auto" w:val="clear"/>
+              <w:spacing w:after="0" w:before="0" w:line="240" w:lineRule="auto"/>
+              <w:ind w:left="0" w:right="0" w:firstLine="0"/>
+              <w:jc w:val="right"/>
+              <w:rPr>
+                <w:rFonts w:ascii="Spectral" w:cs="Spectral" w:eastAsia="Spectral" w:hAnsi="Spectral"/>
+              </w:rPr>
+            </w:pPr>
+            <w:r>
+              <w:rPr>
+                <w:rFonts w:ascii="Spectral" w:cs="Spectral" w:eastAsia="Spectral" w:hAnsi="Spectral"/>
+                <w:rtl w:val="0"/>
+              </w:rPr>
+              <w:t xml:space="preserve">$33,600</w:t>
+            </w:r>
+          </w:p>
+        </w:tc>
+      </w:tr>
+      <w:tr>
+        <w:trPr>
+          <w:cantSplit w:val="0"/>
+          <w:tblHeader w:val="0"/>
+        </w:trPr>
+        <w:tc>
+          <w:tcPr>
+            <w:shd w:fill="auto" w:val="clear"/>
+            <w:tcMar>
+              <w:top w:w="100.0" w:type="dxa"/>
+              <w:left w:w="100.0" w:type="dxa"/>
+              <w:bottom w:w="100.0" w:type="dxa"/>
+              <w:right w:w="100.0" w:type="dxa"/>
+            </w:tcMar>
+            <w:vAlign w:val="top"/>
+          </w:tcPr>
+          <w:p>
+            <w:pPr>
+              <w:keepNext w:val="0"/>
+              <w:keepLines w:val="0"/>
+              <w:pageBreakBefore w:val="0"/>
+              <w:widowControl w:val="0"/>
+              <w:pBdr>
+                <w:top w:space="0" w:sz="0" w:val="nil"/>
+                <w:left w:space="0" w:sz="0" w:val="nil"/>
+                <w:bottom w:space="0" w:sz="0" w:val="nil"/>
+                <w:right w:space="0" w:sz="0" w:val="nil"/>
+                <w:between w:space="0" w:sz="0" w:val="nil"/>
+              </w:pBdr>
+              <w:shd w:fill="auto" w:val="clear"/>
+              <w:spacing w:after="0" w:before="0" w:line="240" w:lineRule="auto"/>
+              <w:ind w:left="0" w:right="0" w:firstLine="0"/>
+              <w:jc w:val="left"/>
+              <w:rPr>
+                <w:rFonts w:ascii="Spectral" w:cs="Spectral" w:eastAsia="Spectral" w:hAnsi="Spectral"/>
+              </w:rPr>
+            </w:pPr>
+            <w:r>
+              <w:rPr>
+                <w:rFonts w:ascii="Spectral" w:cs="Spectral" w:eastAsia="Spectral" w:hAnsi="Spectral"/>
+                <w:rtl w:val="0"/>
+              </w:rPr>
+              <w:t xml:space="preserve">Cloud Hosting</w:t>
+            </w:r>
+          </w:p>
+        </w:tc>
+        <w:tc>
+          <w:tcPr>
+            <w:shd w:fill="auto" w:val="clear"/>
+            <w:tcMar>
+              <w:top w:w="100.0" w:type="dxa"/>
+              <w:left w:w="100.0" w:type="dxa"/>
+              <w:bottom w:w="100.0" w:type="dxa"/>
+              <w:right w:w="100.0" w:type="dxa"/>
+            </w:tcMar>
+            <w:vAlign w:val="top"/>
+          </w:tcPr>
+          <w:p>
+            <w:pPr>
+              <w:keepNext w:val="0"/>
+              <w:keepLines w:val="0"/>
+              <w:pageBreakBefore w:val="0"/>
+              <w:widowControl w:val="0"/>
+              <w:pBdr>
+                <w:top w:space="0" w:sz="0" w:val="nil"/>
+                <w:left w:space="0" w:sz="0" w:val="nil"/>
+                <w:bottom w:space="0" w:sz="0" w:val="nil"/>
+                <w:right w:space="0" w:sz="0" w:val="nil"/>
+                <w:between w:space="0" w:sz="0" w:val="nil"/>
+              </w:pBdr>
+              <w:shd w:fill="auto" w:val="clear"/>
+              <w:spacing w:after="0" w:before="0" w:line="240" w:lineRule="auto"/>
+              <w:ind w:left="0" w:right="0" w:firstLine="0"/>
+              <w:jc w:val="right"/>
+              <w:rPr>
+                <w:rFonts w:ascii="Spectral" w:cs="Spectral" w:eastAsia="Spectral" w:hAnsi="Spectral"/>
+              </w:rPr>
+            </w:pPr>
+            <w:r>
+              <w:rPr>
+                <w:rFonts w:ascii="Spectral" w:cs="Spectral" w:eastAsia="Spectral" w:hAnsi="Spectral"/>
+                <w:rtl w:val="0"/>
+              </w:rPr>
+              <w:t xml:space="preserve">$200</w:t>
+            </w:r>
+          </w:p>
+        </w:tc>
+        <w:tc>
+          <w:tcPr>
+            <w:shd w:fill="auto" w:val="clear"/>
+            <w:tcMar>
+              <w:top w:w="100.0" w:type="dxa"/>
+              <w:left w:w="100.0" w:type="dxa"/>
+              <w:bottom w:w="100.0" w:type="dxa"/>
+              <w:right w:w="100.0" w:type="dxa"/>
+            </w:tcMar>
+            <w:vAlign w:val="top"/>
+          </w:tcPr>
+          <w:p>
+            <w:pPr>
+              <w:widowControl w:val="0"/>
+              <w:spacing w:line="240" w:lineRule="auto"/>
+              <w:jc w:val="right"/>
+              <w:rPr>
+                <w:rFonts w:ascii="Spectral" w:cs="Spectral" w:eastAsia="Spectral" w:hAnsi="Spectral"/>
+              </w:rPr>
+            </w:pPr>
+            <w:r>
+              <w:rPr>
+                <w:rFonts w:ascii="Spectral" w:cs="Spectral" w:eastAsia="Spectral" w:hAnsi="Spectral"/>
+                <w:rtl w:val="0"/>
+              </w:rPr>
+              <w:t xml:space="preserve">$200</w:t>
+            </w:r>
+          </w:p>
+        </w:tc>
+        <w:tc>
+          <w:tcPr>
+            <w:shd w:fill="auto" w:val="clear"/>
+            <w:tcMar>
+              <w:top w:w="100.0" w:type="dxa"/>
+              <w:left w:w="100.0" w:type="dxa"/>
+              <w:bottom w:w="100.0" w:type="dxa"/>
+              <w:right w:w="100.0" w:type="dxa"/>
+            </w:tcMar>
+            <w:vAlign w:val="top"/>
+          </w:tcPr>
+          <w:p>
+            <w:pPr>
+              <w:keepNext w:val="0"/>
+              <w:keepLines w:val="0"/>
+              <w:pageBreakBefore w:val="0"/>
+              <w:widowControl w:val="0"/>
+              <w:pBdr>
+                <w:top w:space="0" w:sz="0" w:val="nil"/>
+                <w:left w:space="0" w:sz="0" w:val="nil"/>
+                <w:bottom w:space="0" w:sz="0" w:val="nil"/>
+                <w:right w:space="0" w:sz="0" w:val="nil"/>
+                <w:between w:space="0" w:sz="0" w:val="nil"/>
+              </w:pBdr>
+              <w:shd w:fill="auto" w:val="clear"/>
+              <w:spacing w:after="0" w:before="0" w:line="240" w:lineRule="auto"/>
+              <w:ind w:left="0" w:right="0" w:firstLine="0"/>
+              <w:jc w:val="right"/>
+              <w:rPr>
+                <w:rFonts w:ascii="Spectral" w:cs="Spectral" w:eastAsia="Spectral" w:hAnsi="Spectral"/>
+              </w:rPr>
+            </w:pPr>
+            <w:r>
+              <w:rPr>
+                <w:rFonts w:ascii="Spectral" w:cs="Spectral" w:eastAsia="Spectral" w:hAnsi="Spectral"/>
+                <w:rtl w:val="0"/>
+              </w:rPr>
+              <w:t xml:space="preserve">$100</w:t>
+            </w:r>
+          </w:p>
+        </w:tc>
+        <w:tc>
+          <w:tcPr>
+            <w:shd w:fill="auto" w:val="clear"/>
+            <w:tcMar>
+              <w:top w:w="100.0" w:type="dxa"/>
+              <w:left w:w="100.0" w:type="dxa"/>
+              <w:bottom w:w="100.0" w:type="dxa"/>
+              <w:right w:w="100.0" w:type="dxa"/>
+            </w:tcMar>
+            <w:vAlign w:val="top"/>
+          </w:tcPr>
+          <w:p>
+            <w:pPr>
+              <w:keepNext w:val="0"/>
+              <w:keepLines w:val="0"/>
+              <w:pageBreakBefore w:val="0"/>
+              <w:widowControl w:val="0"/>
+              <w:pBdr>
+                <w:top w:space="0" w:sz="0" w:val="nil"/>
+                <w:left w:space="0" w:sz="0" w:val="nil"/>
+                <w:bottom w:space="0" w:sz="0" w:val="nil"/>
+                <w:right w:space="0" w:sz="0" w:val="nil"/>
+                <w:between w:space="0" w:sz="0" w:val="nil"/>
+              </w:pBdr>
+              <w:shd w:fill="auto" w:val="clear"/>
+              <w:spacing w:after="0" w:before="0" w:line="240" w:lineRule="auto"/>
+              <w:ind w:left="0" w:right="0" w:firstLine="0"/>
+              <w:jc w:val="right"/>
+              <w:rPr>
+                <w:rFonts w:ascii="Spectral" w:cs="Spectral" w:eastAsia="Spectral" w:hAnsi="Spectral"/>
+              </w:rPr>
+            </w:pPr>
+            <w:r>
+              <w:rPr>
+                <w:rFonts w:ascii="Spectral" w:cs="Spectral" w:eastAsia="Spectral" w:hAnsi="Spectral"/>
+                <w:rtl w:val="0"/>
+              </w:rPr>
+              <w:t xml:space="preserve">$500</w:t>
+            </w:r>
+          </w:p>
+        </w:tc>
+      </w:tr>
+      <w:tr>
+        <w:trPr>
+          <w:cantSplit w:val="0"/>
+          <w:tblHeader w:val="0"/>
+        </w:trPr>
+        <w:tc>
+          <w:tcPr>
+            <w:shd w:fill="auto" w:val="clear"/>
+            <w:tcMar>
+              <w:top w:w="100.0" w:type="dxa"/>
+              <w:left w:w="100.0" w:type="dxa"/>
+              <w:bottom w:w="100.0" w:type="dxa"/>
+              <w:right w:w="100.0" w:type="dxa"/>
+            </w:tcMar>
+            <w:vAlign w:val="top"/>
+          </w:tcPr>
+          <w:p>
+            <w:pPr>
+              <w:keepNext w:val="0"/>
+              <w:keepLines w:val="0"/>
+              <w:pageBreakBefore w:val="0"/>
+              <w:widowControl w:val="0"/>
+              <w:pBdr>
+                <w:top w:space="0" w:sz="0" w:val="nil"/>
+                <w:left w:space="0" w:sz="0" w:val="nil"/>
+                <w:bottom w:space="0" w:sz="0" w:val="nil"/>
+                <w:right w:space="0" w:sz="0" w:val="nil"/>
+                <w:between w:space="0" w:sz="0" w:val="nil"/>
+              </w:pBdr>
+              <w:shd w:fill="auto" w:val="clear"/>
+              <w:spacing w:after="0" w:before="0" w:line="240" w:lineRule="auto"/>
+              <w:ind w:left="0" w:right="0" w:firstLine="0"/>
+              <w:jc w:val="left"/>
+              <w:rPr>
+                <w:rFonts w:ascii="Spectral" w:cs="Spectral" w:eastAsia="Spectral" w:hAnsi="Spectral"/>
+              </w:rPr>
+            </w:pPr>
+            <w:r>
+              <w:rPr>
+                <w:rFonts w:ascii="Spectral" w:cs="Spectral" w:eastAsia="Spectral" w:hAnsi="Spectral"/>
+                <w:rtl w:val="0"/>
+              </w:rPr>
+              <w:t xml:space="preserve">Tools &amp; Licenses</w:t>
+            </w:r>
+          </w:p>
+        </w:tc>
+        <w:tc>
+          <w:tcPr>
+            <w:shd w:fill="auto" w:val="clear"/>
+            <w:tcMar>
+              <w:top w:w="100.0" w:type="dxa"/>
+              <w:left w:w="100.0" w:type="dxa"/>
+              <w:bottom w:w="100.0" w:type="dxa"/>
+              <w:right w:w="100.0" w:type="dxa"/>
+            </w:tcMar>
+            <w:vAlign w:val="top"/>
+          </w:tcPr>
+          <w:p>
+            <w:pPr>
+              <w:keepNext w:val="0"/>
+              <w:keepLines w:val="0"/>
+              <w:pageBreakBefore w:val="0"/>
+              <w:widowControl w:val="0"/>
+              <w:pBdr>
+                <w:top w:space="0" w:sz="0" w:val="nil"/>
+                <w:left w:space="0" w:sz="0" w:val="nil"/>
+                <w:bottom w:space="0" w:sz="0" w:val="nil"/>
+                <w:right w:space="0" w:sz="0" w:val="nil"/>
+                <w:between w:space="0" w:sz="0" w:val="nil"/>
+              </w:pBdr>
+              <w:shd w:fill="auto" w:val="clear"/>
+              <w:spacing w:after="0" w:before="0" w:line="240" w:lineRule="auto"/>
+              <w:ind w:left="0" w:right="0" w:firstLine="0"/>
+              <w:jc w:val="right"/>
+              <w:rPr>
+                <w:rFonts w:ascii="Spectral" w:cs="Spectral" w:eastAsia="Spectral" w:hAnsi="Spectral"/>
+              </w:rPr>
+            </w:pPr>
+            <w:r>
+              <w:rPr>
+                <w:rFonts w:ascii="Spectral" w:cs="Spectral" w:eastAsia="Spectral" w:hAnsi="Spectral"/>
+                <w:rtl w:val="0"/>
+              </w:rPr>
+              <w:t xml:space="preserve">$300</w:t>
+            </w:r>
+          </w:p>
+        </w:tc>
+        <w:tc>
+          <w:tcPr>
+            <w:shd w:fill="auto" w:val="clear"/>
+            <w:tcMar>
+              <w:top w:w="100.0" w:type="dxa"/>
+              <w:left w:w="100.0" w:type="dxa"/>
+              <w:bottom w:w="100.0" w:type="dxa"/>
+              <w:right w:w="100.0" w:type="dxa"/>
+            </w:tcMar>
+            <w:vAlign w:val="top"/>
+          </w:tcPr>
+          <w:p>
+            <w:pPr>
+              <w:keepNext w:val="0"/>
+              <w:keepLines w:val="0"/>
+              <w:pageBreakBefore w:val="0"/>
+              <w:widowControl w:val="0"/>
+              <w:pBdr>
+                <w:top w:space="0" w:sz="0" w:val="nil"/>
+                <w:left w:space="0" w:sz="0" w:val="nil"/>
+                <w:bottom w:space="0" w:sz="0" w:val="nil"/>
+                <w:right w:space="0" w:sz="0" w:val="nil"/>
+                <w:between w:space="0" w:sz="0" w:val="nil"/>
+              </w:pBdr>
+              <w:shd w:fill="auto" w:val="clear"/>
+              <w:spacing w:after="0" w:before="0" w:line="240" w:lineRule="auto"/>
+              <w:ind w:left="0" w:right="0" w:firstLine="0"/>
+              <w:jc w:val="right"/>
+              <w:rPr>
+                <w:rFonts w:ascii="Spectral" w:cs="Spectral" w:eastAsia="Spectral" w:hAnsi="Spectral"/>
+              </w:rPr>
+            </w:pPr>
+            <w:r>
+              <w:rPr>
+                <w:rFonts w:ascii="Spectral" w:cs="Spectral" w:eastAsia="Spectral" w:hAnsi="Spectral"/>
+                <w:rtl w:val="0"/>
+              </w:rPr>
+              <w:t xml:space="preserve">$0</w:t>
+            </w:r>
+          </w:p>
+        </w:tc>
+        <w:tc>
+          <w:tcPr>
+            <w:shd w:fill="auto" w:val="clear"/>
+            <w:tcMar>
+              <w:top w:w="100.0" w:type="dxa"/>
+              <w:left w:w="100.0" w:type="dxa"/>
+              <w:bottom w:w="100.0" w:type="dxa"/>
+              <w:right w:w="100.0" w:type="dxa"/>
+            </w:tcMar>
+            <w:vAlign w:val="top"/>
+          </w:tcPr>
+          <w:p>
+            <w:pPr>
+              <w:keepNext w:val="0"/>
+              <w:keepLines w:val="0"/>
+              <w:pageBreakBefore w:val="0"/>
+              <w:widowControl w:val="0"/>
+              <w:pBdr>
+                <w:top w:space="0" w:sz="0" w:val="nil"/>
+                <w:left w:space="0" w:sz="0" w:val="nil"/>
+                <w:bottom w:space="0" w:sz="0" w:val="nil"/>
+                <w:right w:space="0" w:sz="0" w:val="nil"/>
+                <w:between w:space="0" w:sz="0" w:val="nil"/>
+              </w:pBdr>
+              <w:shd w:fill="auto" w:val="clear"/>
+              <w:spacing w:after="0" w:before="0" w:line="240" w:lineRule="auto"/>
+              <w:ind w:left="0" w:right="0" w:firstLine="0"/>
+              <w:jc w:val="right"/>
+              <w:rPr>
+                <w:rFonts w:ascii="Spectral" w:cs="Spectral" w:eastAsia="Spectral" w:hAnsi="Spectral"/>
+              </w:rPr>
+            </w:pPr>
+            <w:r>
+              <w:rPr>
+                <w:rFonts w:ascii="Spectral" w:cs="Spectral" w:eastAsia="Spectral" w:hAnsi="Spectral"/>
+                <w:rtl w:val="0"/>
+              </w:rPr>
+              <w:t xml:space="preserve">$0</w:t>
+            </w:r>
+          </w:p>
+        </w:tc>
+        <w:tc>
+          <w:tcPr>
+            <w:shd w:fill="auto" w:val="clear"/>
+            <w:tcMar>
+              <w:top w:w="100.0" w:type="dxa"/>
+              <w:left w:w="100.0" w:type="dxa"/>
+              <w:bottom w:w="100.0" w:type="dxa"/>
+              <w:right w:w="100.0" w:type="dxa"/>
+            </w:tcMar>
+            <w:vAlign w:val="top"/>
+          </w:tcPr>
+          <w:p>
+            <w:pPr>
+              <w:keepNext w:val="0"/>
+              <w:keepLines w:val="0"/>
+              <w:pageBreakBefore w:val="0"/>
+              <w:widowControl w:val="0"/>
+              <w:pBdr>
+                <w:top w:space="0" w:sz="0" w:val="nil"/>
+                <w:left w:space="0" w:sz="0" w:val="nil"/>
+                <w:bottom w:space="0" w:sz="0" w:val="nil"/>
+                <w:right w:space="0" w:sz="0" w:val="nil"/>
+                <w:between w:space="0" w:sz="0" w:val="nil"/>
+              </w:pBdr>
+              <w:shd w:fill="auto" w:val="clear"/>
+              <w:spacing w:after="0" w:before="0" w:line="240" w:lineRule="auto"/>
+              <w:ind w:left="0" w:right="0" w:firstLine="0"/>
+              <w:jc w:val="right"/>
+              <w:rPr>
+                <w:rFonts w:ascii="Spectral" w:cs="Spectral" w:eastAsia="Spectral" w:hAnsi="Spectral"/>
+              </w:rPr>
+            </w:pPr>
+            <w:r>
+              <w:rPr>
+                <w:rFonts w:ascii="Spectral" w:cs="Spectral" w:eastAsia="Spectral" w:hAnsi="Spectral"/>
+                <w:rtl w:val="0"/>
+              </w:rPr>
+              <w:t xml:space="preserve">$300</w:t>
+            </w:r>
+          </w:p>
+        </w:tc>
+      </w:tr>
+      <w:tr>
+        <w:trPr>
+          <w:cantSplit w:val="0"/>
+          <w:tblHeader w:val="0"/>
+        </w:trPr>
+        <w:tc>
+          <w:tcPr>
+            <w:shd w:fill="auto" w:val="clear"/>
+            <w:tcMar>
+              <w:top w:w="100.0" w:type="dxa"/>
+              <w:left w:w="100.0" w:type="dxa"/>
+              <w:bottom w:w="100.0" w:type="dxa"/>
+              <w:right w:w="100.0" w:type="dxa"/>
+            </w:tcMar>
+            <w:vAlign w:val="top"/>
+          </w:tcPr>
+          <w:p>
+            <w:pPr>
+              <w:keepNext w:val="0"/>
+              <w:keepLines w:val="0"/>
+              <w:pageBreakBefore w:val="0"/>
+              <w:widowControl w:val="0"/>
+              <w:pBdr>
+                <w:top w:space="0" w:sz="0" w:val="nil"/>
+                <w:left w:space="0" w:sz="0" w:val="nil"/>
+                <w:bottom w:space="0" w:sz="0" w:val="nil"/>
+                <w:right w:space="0" w:sz="0" w:val="nil"/>
+                <w:between w:space="0" w:sz="0" w:val="nil"/>
+              </w:pBdr>
+              <w:shd w:fill="auto" w:val="clear"/>
+              <w:spacing w:after="0" w:before="0" w:line="240" w:lineRule="auto"/>
+              <w:ind w:left="0" w:right="0" w:firstLine="0"/>
+              <w:jc w:val="left"/>
+              <w:rPr>
+                <w:rFonts w:ascii="Spectral" w:cs="Spectral" w:eastAsia="Spectral" w:hAnsi="Spectral"/>
+              </w:rPr>
+            </w:pPr>
+            <w:r>
+              <w:rPr>
+                <w:rFonts w:ascii="Spectral" w:cs="Spectral" w:eastAsia="Spectral" w:hAnsi="Spectral"/>
+                <w:rtl w:val="0"/>
+              </w:rPr>
+              <w:t xml:space="preserve">Third-party APIs</w:t>
+            </w:r>
+          </w:p>
+        </w:tc>
+        <w:tc>
+          <w:tcPr>
+            <w:shd w:fill="auto" w:val="clear"/>
+            <w:tcMar>
+              <w:top w:w="100.0" w:type="dxa"/>
+              <w:left w:w="100.0" w:type="dxa"/>
+              <w:bottom w:w="100.0" w:type="dxa"/>
+              <w:right w:w="100.0" w:type="dxa"/>
+            </w:tcMar>
+            <w:vAlign w:val="top"/>
+          </w:tcPr>
+          <w:p>
+            <w:pPr>
+              <w:keepNext w:val="0"/>
+              <w:keepLines w:val="0"/>
+              <w:pageBreakBefore w:val="0"/>
+              <w:widowControl w:val="0"/>
+              <w:pBdr>
+                <w:top w:space="0" w:sz="0" w:val="nil"/>
+                <w:left w:space="0" w:sz="0" w:val="nil"/>
+                <w:bottom w:space="0" w:sz="0" w:val="nil"/>
+                <w:right w:space="0" w:sz="0" w:val="nil"/>
+                <w:between w:space="0" w:sz="0" w:val="nil"/>
+              </w:pBdr>
+              <w:shd w:fill="auto" w:val="clear"/>
+              <w:spacing w:after="0" w:before="0" w:line="240" w:lineRule="auto"/>
+              <w:ind w:left="0" w:right="0" w:firstLine="0"/>
+              <w:jc w:val="right"/>
+              <w:rPr>
+                <w:rFonts w:ascii="Spectral" w:cs="Spectral" w:eastAsia="Spectral" w:hAnsi="Spectral"/>
+              </w:rPr>
+            </w:pPr>
+            <w:r>
+              <w:rPr>
+                <w:rFonts w:ascii="Spectral" w:cs="Spectral" w:eastAsia="Spectral" w:hAnsi="Spectral"/>
+                <w:rtl w:val="0"/>
+              </w:rPr>
+              <w:t xml:space="preserve">$200</w:t>
+            </w:r>
+          </w:p>
+        </w:tc>
+        <w:tc>
+          <w:tcPr>
+            <w:shd w:fill="auto" w:val="clear"/>
+            <w:tcMar>
+              <w:top w:w="100.0" w:type="dxa"/>
+              <w:left w:w="100.0" w:type="dxa"/>
+              <w:bottom w:w="100.0" w:type="dxa"/>
+              <w:right w:w="100.0" w:type="dxa"/>
+            </w:tcMar>
+            <w:vAlign w:val="top"/>
+          </w:tcPr>
+          <w:p>
+            <w:pPr>
+              <w:widowControl w:val="0"/>
+              <w:spacing w:line="240" w:lineRule="auto"/>
+              <w:jc w:val="right"/>
+              <w:rPr>
+                <w:rFonts w:ascii="Spectral" w:cs="Spectral" w:eastAsia="Spectral" w:hAnsi="Spectral"/>
+              </w:rPr>
+            </w:pPr>
+            <w:r>
+              <w:rPr>
+                <w:rFonts w:ascii="Spectral" w:cs="Spectral" w:eastAsia="Spectral" w:hAnsi="Spectral"/>
+                <w:rtl w:val="0"/>
+              </w:rPr>
+              <w:t xml:space="preserve">$200</w:t>
+            </w:r>
+          </w:p>
+        </w:tc>
+        <w:tc>
+          <w:tcPr>
+            <w:shd w:fill="auto" w:val="clear"/>
+            <w:tcMar>
+              <w:top w:w="100.0" w:type="dxa"/>
+              <w:left w:w="100.0" w:type="dxa"/>
+              <w:bottom w:w="100.0" w:type="dxa"/>
+              <w:right w:w="100.0" w:type="dxa"/>
+            </w:tcMar>
+            <w:vAlign w:val="top"/>
+          </w:tcPr>
+          <w:p>
+            <w:pPr>
+              <w:widowControl w:val="0"/>
+              <w:spacing w:line="240" w:lineRule="auto"/>
+              <w:jc w:val="right"/>
+              <w:rPr>
+                <w:rFonts w:ascii="Spectral" w:cs="Spectral" w:eastAsia="Spectral" w:hAnsi="Spectral"/>
+              </w:rPr>
+            </w:pPr>
+            <w:r>
+              <w:rPr>
+                <w:rFonts w:ascii="Spectral" w:cs="Spectral" w:eastAsia="Spectral" w:hAnsi="Spectral"/>
+                <w:rtl w:val="0"/>
+              </w:rPr>
+              <w:t xml:space="preserve">$200</w:t>
+            </w:r>
+          </w:p>
+        </w:tc>
+        <w:tc>
+          <w:tcPr>
+            <w:shd w:fill="auto" w:val="clear"/>
+            <w:tcMar>
+              <w:top w:w="100.0" w:type="dxa"/>
+              <w:left w:w="100.0" w:type="dxa"/>
+              <w:bottom w:w="100.0" w:type="dxa"/>
+              <w:right w:w="100.0" w:type="dxa"/>
+            </w:tcMar>
+            <w:vAlign w:val="top"/>
+          </w:tcPr>
+          <w:p>
+            <w:pPr>
+              <w:keepNext w:val="0"/>
+              <w:keepLines w:val="0"/>
+              <w:pageBreakBefore w:val="0"/>
+              <w:widowControl w:val="0"/>
+              <w:pBdr>
+                <w:top w:space="0" w:sz="0" w:val="nil"/>
+                <w:left w:space="0" w:sz="0" w:val="nil"/>
+                <w:bottom w:space="0" w:sz="0" w:val="nil"/>
+                <w:right w:space="0" w:sz="0" w:val="nil"/>
+                <w:between w:space="0" w:sz="0" w:val="nil"/>
+              </w:pBdr>
+              <w:shd w:fill="auto" w:val="clear"/>
+              <w:spacing w:after="0" w:before="0" w:line="240" w:lineRule="auto"/>
+              <w:ind w:left="0" w:right="0" w:firstLine="0"/>
+              <w:jc w:val="right"/>
+              <w:rPr>
+                <w:rFonts w:ascii="Spectral" w:cs="Spectral" w:eastAsia="Spectral" w:hAnsi="Spectral"/>
+              </w:rPr>
+            </w:pPr>
+            <w:r>
+              <w:rPr>
+                <w:rFonts w:ascii="Spectral" w:cs="Spectral" w:eastAsia="Spectral" w:hAnsi="Spectral"/>
+                <w:rtl w:val="0"/>
+              </w:rPr>
+              <w:t xml:space="preserve">$600</w:t>
+            </w:r>
+          </w:p>
+        </w:tc>
+      </w:tr>
+      <w:tr>
+        <w:trPr>
+          <w:cantSplit w:val="0"/>
+          <w:tblHeader w:val="0"/>
+        </w:trPr>
+        <w:tc>
+          <w:tcPr>
+            <w:shd w:fill="auto" w:val="clear"/>
+            <w:tcMar>
+              <w:top w:w="100.0" w:type="dxa"/>
+              <w:left w:w="100.0" w:type="dxa"/>
+              <w:bottom w:w="100.0" w:type="dxa"/>
+              <w:right w:w="100.0" w:type="dxa"/>
+            </w:tcMar>
+            <w:vAlign w:val="top"/>
+          </w:tcPr>
+          <w:p>
+            <w:pPr>
+              <w:keepNext w:val="0"/>
+              <w:keepLines w:val="0"/>
+              <w:pageBreakBefore w:val="0"/>
+              <w:widowControl w:val="0"/>
+              <w:pBdr>
+                <w:top w:space="0" w:sz="0" w:val="nil"/>
+                <w:left w:space="0" w:sz="0" w:val="nil"/>
+                <w:bottom w:space="0" w:sz="0" w:val="nil"/>
+                <w:right w:space="0" w:sz="0" w:val="nil"/>
+                <w:between w:space="0" w:sz="0" w:val="nil"/>
+              </w:pBdr>
+              <w:shd w:fill="auto" w:val="clear"/>
+              <w:spacing w:after="0" w:before="0" w:line="240" w:lineRule="auto"/>
+              <w:ind w:left="0" w:right="0" w:firstLine="0"/>
+              <w:jc w:val="left"/>
+              <w:rPr>
+                <w:rFonts w:ascii="Spectral" w:cs="Spectral" w:eastAsia="Spectral" w:hAnsi="Spectral"/>
+              </w:rPr>
+            </w:pPr>
+            <w:r>
+              <w:rPr>
+                <w:rFonts w:ascii="Spectral" w:cs="Spectral" w:eastAsia="Spectral" w:hAnsi="Spectral"/>
+                <w:rtl w:val="0"/>
+              </w:rPr>
+              <w:t xml:space="preserve">Contigency</w:t>
+            </w:r>
+          </w:p>
+        </w:tc>
+        <w:tc>
+          <w:tcPr>
+            <w:shd w:fill="auto" w:val="clear"/>
+            <w:tcMar>
+              <w:top w:w="100.0" w:type="dxa"/>
+              <w:left w:w="100.0" w:type="dxa"/>
+              <w:bottom w:w="100.0" w:type="dxa"/>
+              <w:right w:w="100.0" w:type="dxa"/>
+            </w:tcMar>
+            <w:vAlign w:val="top"/>
+          </w:tcPr>
+          <w:p>
+            <w:pPr>
+              <w:keepNext w:val="0"/>
+              <w:keepLines w:val="0"/>
+              <w:pageBreakBefore w:val="0"/>
+              <w:widowControl w:val="0"/>
+              <w:pBdr>
+                <w:top w:space="0" w:sz="0" w:val="nil"/>
+                <w:left w:space="0" w:sz="0" w:val="nil"/>
+                <w:bottom w:space="0" w:sz="0" w:val="nil"/>
+                <w:right w:space="0" w:sz="0" w:val="nil"/>
+                <w:between w:space="0" w:sz="0" w:val="nil"/>
+              </w:pBdr>
+              <w:shd w:fill="auto" w:val="clear"/>
+              <w:spacing w:after="0" w:before="0" w:line="240" w:lineRule="auto"/>
+              <w:ind w:left="0" w:right="0" w:firstLine="0"/>
+              <w:jc w:val="right"/>
+              <w:rPr>
+                <w:rFonts w:ascii="Spectral" w:cs="Spectral" w:eastAsia="Spectral" w:hAnsi="Spectral"/>
+              </w:rPr>
+            </w:pPr>
+            <w:r>
+              <w:rPr>
+                <w:rFonts w:ascii="Spectral" w:cs="Spectral" w:eastAsia="Spectral" w:hAnsi="Spectral"/>
+                <w:rtl w:val="0"/>
+              </w:rPr>
+              <w:t xml:space="preserve">$1414</w:t>
+            </w:r>
+          </w:p>
+        </w:tc>
+        <w:tc>
+          <w:tcPr>
+            <w:shd w:fill="auto" w:val="clear"/>
+            <w:tcMar>
+              <w:top w:w="100.0" w:type="dxa"/>
+              <w:left w:w="100.0" w:type="dxa"/>
+              <w:bottom w:w="100.0" w:type="dxa"/>
+              <w:right w:w="100.0" w:type="dxa"/>
+            </w:tcMar>
+            <w:vAlign w:val="top"/>
+          </w:tcPr>
+          <w:p>
+            <w:pPr>
+              <w:keepNext w:val="0"/>
+              <w:keepLines w:val="0"/>
+              <w:pageBreakBefore w:val="0"/>
+              <w:widowControl w:val="0"/>
+              <w:pBdr>
+                <w:top w:space="0" w:sz="0" w:val="nil"/>
+                <w:left w:space="0" w:sz="0" w:val="nil"/>
+                <w:bottom w:space="0" w:sz="0" w:val="nil"/>
+                <w:right w:space="0" w:sz="0" w:val="nil"/>
+                <w:between w:space="0" w:sz="0" w:val="nil"/>
+              </w:pBdr>
+              <w:shd w:fill="auto" w:val="clear"/>
+              <w:spacing w:after="0" w:before="0" w:line="240" w:lineRule="auto"/>
+              <w:ind w:left="0" w:right="0" w:firstLine="0"/>
+              <w:jc w:val="right"/>
+              <w:rPr>
+                <w:rFonts w:ascii="Spectral" w:cs="Spectral" w:eastAsia="Spectral" w:hAnsi="Spectral"/>
+              </w:rPr>
+            </w:pPr>
+            <w:r>
+              <w:rPr>
+                <w:rFonts w:ascii="Spectral" w:cs="Spectral" w:eastAsia="Spectral" w:hAnsi="Spectral"/>
+                <w:rtl w:val="0"/>
+              </w:rPr>
+              <w:t xml:space="preserve">$1,384</w:t>
+            </w:r>
+          </w:p>
+        </w:tc>
+        <w:tc>
+          <w:tcPr>
+            <w:shd w:fill="auto" w:val="clear"/>
+            <w:tcMar>
+              <w:top w:w="100.0" w:type="dxa"/>
+              <w:left w:w="100.0" w:type="dxa"/>
+              <w:bottom w:w="100.0" w:type="dxa"/>
+              <w:right w:w="100.0" w:type="dxa"/>
+            </w:tcMar>
+            <w:vAlign w:val="top"/>
+          </w:tcPr>
+          <w:p>
+            <w:pPr>
+              <w:keepNext w:val="0"/>
+              <w:keepLines w:val="0"/>
+              <w:pageBreakBefore w:val="0"/>
+              <w:widowControl w:val="0"/>
+              <w:pBdr>
+                <w:top w:space="0" w:sz="0" w:val="nil"/>
+                <w:left w:space="0" w:sz="0" w:val="nil"/>
+                <w:bottom w:space="0" w:sz="0" w:val="nil"/>
+                <w:right w:space="0" w:sz="0" w:val="nil"/>
+                <w:between w:space="0" w:sz="0" w:val="nil"/>
+              </w:pBdr>
+              <w:shd w:fill="auto" w:val="clear"/>
+              <w:spacing w:after="0" w:before="0" w:line="240" w:lineRule="auto"/>
+              <w:ind w:left="0" w:right="0" w:firstLine="0"/>
+              <w:jc w:val="right"/>
+              <w:rPr>
+                <w:rFonts w:ascii="Spectral" w:cs="Spectral" w:eastAsia="Spectral" w:hAnsi="Spectral"/>
+              </w:rPr>
+            </w:pPr>
+            <w:r>
+              <w:rPr>
+                <w:rFonts w:ascii="Spectral" w:cs="Spectral" w:eastAsia="Spectral" w:hAnsi="Spectral"/>
+                <w:rtl w:val="0"/>
+              </w:rPr>
+              <w:t xml:space="preserve">$702</w:t>
+            </w:r>
+          </w:p>
+        </w:tc>
+        <w:tc>
+          <w:tcPr>
+            <w:shd w:fill="auto" w:val="clear"/>
+            <w:tcMar>
+              <w:top w:w="100.0" w:type="dxa"/>
+              <w:left w:w="100.0" w:type="dxa"/>
+              <w:bottom w:w="100.0" w:type="dxa"/>
+              <w:right w:w="100.0" w:type="dxa"/>
+            </w:tcMar>
+            <w:vAlign w:val="top"/>
+          </w:tcPr>
+          <w:p>
+            <w:pPr>
+              <w:keepNext w:val="0"/>
+              <w:keepLines w:val="0"/>
+              <w:pageBreakBefore w:val="0"/>
+              <w:widowControl w:val="0"/>
+              <w:pBdr>
+                <w:top w:space="0" w:sz="0" w:val="nil"/>
+                <w:left w:space="0" w:sz="0" w:val="nil"/>
+                <w:bottom w:space="0" w:sz="0" w:val="nil"/>
+                <w:right w:space="0" w:sz="0" w:val="nil"/>
+                <w:between w:space="0" w:sz="0" w:val="nil"/>
+              </w:pBdr>
+              <w:shd w:fill="auto" w:val="clear"/>
+              <w:spacing w:after="0" w:before="0" w:line="240" w:lineRule="auto"/>
+              <w:ind w:left="0" w:right="0" w:firstLine="0"/>
+              <w:jc w:val="right"/>
+              <w:rPr>
+                <w:rFonts w:ascii="Spectral" w:cs="Spectral" w:eastAsia="Spectral" w:hAnsi="Spectral"/>
+              </w:rPr>
+            </w:pPr>
+            <w:r>
+              <w:rPr>
+                <w:rFonts w:ascii="Spectral" w:cs="Spectral" w:eastAsia="Spectral" w:hAnsi="Spectral"/>
+                <w:rtl w:val="0"/>
+              </w:rPr>
+              <w:t xml:space="preserve">$3,500</w:t>
+            </w:r>
+          </w:p>
+        </w:tc>
+      </w:tr>
+      <w:tr>
+        <w:trPr>
+          <w:cantSplit w:val="0"/>
+          <w:tblHeader w:val="0"/>
+        </w:trPr>
+        <w:tc>
+          <w:tcPr>
+            <w:shd w:fill="auto" w:val="clear"/>
+            <w:tcMar>
+              <w:top w:w="100.0" w:type="dxa"/>
+              <w:left w:w="100.0" w:type="dxa"/>
+              <w:bottom w:w="100.0" w:type="dxa"/>
+              <w:right w:w="100.0" w:type="dxa"/>
+            </w:tcMar>
+            <w:vAlign w:val="top"/>
+          </w:tcPr>
+          <w:p>
+            <w:pPr>
+              <w:keepNext w:val="0"/>
+              <w:keepLines w:val="0"/>
+              <w:pageBreakBefore w:val="0"/>
+              <w:widowControl w:val="0"/>
+              <w:pBdr>
+                <w:top w:space="0" w:sz="0" w:val="nil"/>
+                <w:left w:space="0" w:sz="0" w:val="nil"/>
+                <w:bottom w:space="0" w:sz="0" w:val="nil"/>
+                <w:right w:space="0" w:sz="0" w:val="nil"/>
+                <w:between w:space="0" w:sz="0" w:val="nil"/>
+              </w:pBdr>
+              <w:shd w:fill="auto" w:val="clear"/>
+              <w:spacing w:after="0" w:before="0" w:line="240" w:lineRule="auto"/>
+              <w:ind w:left="0" w:right="0" w:firstLine="0"/>
+              <w:jc w:val="left"/>
+              <w:rPr>
+                <w:rFonts w:ascii="Spectral" w:cs="Spectral" w:eastAsia="Spectral" w:hAnsi="Spectral"/>
+              </w:rPr>
+            </w:pPr>
+            <w:r>
+              <w:rPr>
+                <w:rFonts w:ascii="Spectral" w:cs="Spectral" w:eastAsia="Spectral" w:hAnsi="Spectral"/>
+                <w:rtl w:val="0"/>
+              </w:rPr>
+              <w:t xml:space="preserve">Total</w:t>
+            </w:r>
+          </w:p>
+        </w:tc>
+        <w:tc>
+          <w:tcPr>
+            <w:shd w:fill="auto" w:val="clear"/>
+            <w:tcMar>
+              <w:top w:w="100.0" w:type="dxa"/>
+              <w:left w:w="100.0" w:type="dxa"/>
+              <w:bottom w:w="100.0" w:type="dxa"/>
+              <w:right w:w="100.0" w:type="dxa"/>
+            </w:tcMar>
+            <w:vAlign w:val="top"/>
+          </w:tcPr>
+          <w:p>
+            <w:pPr>
+              <w:keepNext w:val="0"/>
+              <w:keepLines w:val="0"/>
+              <w:pageBreakBefore w:val="0"/>
+              <w:widowControl w:val="0"/>
+              <w:pBdr>
+                <w:top w:space="0" w:sz="0" w:val="nil"/>
+                <w:left w:space="0" w:sz="0" w:val="nil"/>
+                <w:bottom w:space="0" w:sz="0" w:val="nil"/>
+                <w:right w:space="0" w:sz="0" w:val="nil"/>
+                <w:between w:space="0" w:sz="0" w:val="nil"/>
+              </w:pBdr>
+              <w:shd w:fill="auto" w:val="clear"/>
+              <w:spacing w:after="0" w:before="0" w:line="240" w:lineRule="auto"/>
+              <w:ind w:left="0" w:right="0" w:firstLine="0"/>
+              <w:jc w:val="right"/>
+              <w:rPr>
+                <w:rFonts w:ascii="Spectral" w:cs="Spectral" w:eastAsia="Spectral" w:hAnsi="Spectral"/>
+              </w:rPr>
+            </w:pPr>
+            <w:r>
+              <w:rPr>
+                <w:rFonts w:ascii="Spectral" w:cs="Spectral" w:eastAsia="Spectral" w:hAnsi="Spectral"/>
+                <w:rtl w:val="0"/>
+              </w:rPr>
+              <w:t xml:space="preserve">$15,554</w:t>
+            </w:r>
+          </w:p>
+        </w:tc>
+        <w:tc>
+          <w:tcPr>
+            <w:shd w:fill="auto" w:val="clear"/>
+            <w:tcMar>
+              <w:top w:w="100.0" w:type="dxa"/>
+              <w:left w:w="100.0" w:type="dxa"/>
+              <w:bottom w:w="100.0" w:type="dxa"/>
+              <w:right w:w="100.0" w:type="dxa"/>
+            </w:tcMar>
+            <w:vAlign w:val="top"/>
+          </w:tcPr>
+          <w:p>
+            <w:pPr>
+              <w:keepNext w:val="0"/>
+              <w:keepLines w:val="0"/>
+              <w:pageBreakBefore w:val="0"/>
+              <w:widowControl w:val="0"/>
+              <w:pBdr>
+                <w:top w:space="0" w:sz="0" w:val="nil"/>
+                <w:left w:space="0" w:sz="0" w:val="nil"/>
+                <w:bottom w:space="0" w:sz="0" w:val="nil"/>
+                <w:right w:space="0" w:sz="0" w:val="nil"/>
+                <w:between w:space="0" w:sz="0" w:val="nil"/>
+              </w:pBdr>
+              <w:shd w:fill="auto" w:val="clear"/>
+              <w:spacing w:after="0" w:before="0" w:line="240" w:lineRule="auto"/>
+              <w:ind w:left="0" w:right="0" w:firstLine="0"/>
+              <w:jc w:val="right"/>
+              <w:rPr>
+                <w:rFonts w:ascii="Spectral" w:cs="Spectral" w:eastAsia="Spectral" w:hAnsi="Spectral"/>
+              </w:rPr>
+            </w:pPr>
+            <w:r>
+              <w:rPr>
+                <w:rFonts w:ascii="Spectral" w:cs="Spectral" w:eastAsia="Spectral" w:hAnsi="Spectral"/>
+                <w:rtl w:val="0"/>
+              </w:rPr>
+              <w:t xml:space="preserve">$15,224</w:t>
+            </w:r>
+          </w:p>
+        </w:tc>
+        <w:tc>
+          <w:tcPr>
+            <w:shd w:fill="auto" w:val="clear"/>
+            <w:tcMar>
+              <w:top w:w="100.0" w:type="dxa"/>
+              <w:left w:w="100.0" w:type="dxa"/>
+              <w:bottom w:w="100.0" w:type="dxa"/>
+              <w:right w:w="100.0" w:type="dxa"/>
+            </w:tcMar>
+            <w:vAlign w:val="top"/>
+          </w:tcPr>
+          <w:p>
+            <w:pPr>
+              <w:keepNext w:val="0"/>
+              <w:keepLines w:val="0"/>
+              <w:pageBreakBefore w:val="0"/>
+              <w:widowControl w:val="0"/>
+              <w:pBdr>
+                <w:top w:space="0" w:sz="0" w:val="nil"/>
+                <w:left w:space="0" w:sz="0" w:val="nil"/>
+                <w:bottom w:space="0" w:sz="0" w:val="nil"/>
+                <w:right w:space="0" w:sz="0" w:val="nil"/>
+                <w:between w:space="0" w:sz="0" w:val="nil"/>
+              </w:pBdr>
+              <w:shd w:fill="auto" w:val="clear"/>
+              <w:spacing w:after="0" w:before="0" w:line="240" w:lineRule="auto"/>
+              <w:ind w:left="0" w:right="0" w:firstLine="0"/>
+              <w:jc w:val="right"/>
+              <w:rPr>
+                <w:rFonts w:ascii="Spectral" w:cs="Spectral" w:eastAsia="Spectral" w:hAnsi="Spectral"/>
+              </w:rPr>
+            </w:pPr>
+            <w:r>
+              <w:rPr>
+                <w:rFonts w:ascii="Spectral" w:cs="Spectral" w:eastAsia="Spectral" w:hAnsi="Spectral"/>
+                <w:rtl w:val="0"/>
+              </w:rPr>
+              <w:t xml:space="preserve">$7,722</w:t>
+            </w:r>
+          </w:p>
+        </w:tc>
+        <w:tc>
+          <w:tcPr>
+            <w:shd w:fill="auto" w:val="clear"/>
+            <w:tcMar>
+              <w:top w:w="100.0" w:type="dxa"/>
+              <w:left w:w="100.0" w:type="dxa"/>
+              <w:bottom w:w="100.0" w:type="dxa"/>
+              <w:right w:w="100.0" w:type="dxa"/>
+            </w:tcMar>
+            <w:vAlign w:val="top"/>
+          </w:tcPr>
+          <w:p>
+            <w:pPr>
+              <w:keepNext w:val="0"/>
+              <w:keepLines w:val="0"/>
+              <w:pageBreakBefore w:val="0"/>
+              <w:widowControl w:val="0"/>
+              <w:pBdr>
+                <w:top w:space="0" w:sz="0" w:val="nil"/>
+                <w:left w:space="0" w:sz="0" w:val="nil"/>
+                <w:bottom w:space="0" w:sz="0" w:val="nil"/>
+                <w:right w:space="0" w:sz="0" w:val="nil"/>
+                <w:between w:space="0" w:sz="0" w:val="nil"/>
+              </w:pBdr>
+              <w:shd w:fill="auto" w:val="clear"/>
+              <w:spacing w:after="0" w:before="0" w:line="240" w:lineRule="auto"/>
+              <w:ind w:left="0" w:right="0" w:firstLine="0"/>
+              <w:jc w:val="right"/>
+              <w:rPr>
+                <w:rFonts w:ascii="Spectral" w:cs="Spectral" w:eastAsia="Spectral" w:hAnsi="Spectral"/>
+              </w:rPr>
+            </w:pPr>
+            <w:r>
+              <w:rPr>
+                <w:rFonts w:ascii="Spectral" w:cs="Spectral" w:eastAsia="Spectral" w:hAnsi="Spectral"/>
+                <w:rtl w:val="0"/>
+              </w:rPr>
+              <w:t xml:space="preserve">$38,500</w:t>
+            </w:r>
+          </w:p>
+        </w:tc>
+      </w:tr>
+    </w:tbl>
+    <w:p>
+      <w:pPr>
+        <w:ind w:left="-270" w:firstLine="0"/>
+        <w:rPr>
+          <w:rFonts w:ascii="Spectral" w:cs="Spectral" w:eastAsia="Spectral" w:hAnsi="Spectral"/>
+        </w:rPr>
+      </w:pPr>
+      <w:r>
+        <w:rPr>
+          <w:rtl w:val="0"/>
+        </w:rPr>
+      </w:r>
+    </w:p>
+    <w:p>
+      <w:pPr>
+        <w:ind w:left="-270" w:firstLine="0"/>
+        <w:rPr>
+          <w:rFonts w:ascii="Spectral" w:cs="Spectral" w:eastAsia="Spectral" w:hAnsi="Spectral"/>
+          <w:sz w:val="20"/>
+          <w:szCs w:val="20"/>
+        </w:rPr>
+      </w:pPr>
+      <w:r>
+        <w:rPr>
+          <w:rFonts w:ascii="Spectral" w:cs="Spectral" w:eastAsia="Spectral" w:hAnsi="Spectral"/>
+          <w:sz w:val="20"/>
+          <w:szCs w:val="20"/>
+          <w:rtl w:val="0"/>
+        </w:rPr>
+        <w:t xml:space="preserve">Month 3 covers the final two weeks of the 10-week project. Contingency is a planned reserve, not necessarily an expense.</w:t>
+      </w:r>
+    </w:p>
+    <w:p>
+      <w:pPr>
+        <w:ind w:left="-270" w:firstLine="0"/>
+        <w:rPr>
+          <w:rFonts w:ascii="Spectral" w:cs="Spectral" w:eastAsia="Spectral" w:hAnsi="Spectral"/>
+          <w:sz w:val="20"/>
+          <w:szCs w:val="20"/>
+        </w:rPr>
+      </w:pPr>
+      <w:r>
+        <w:rPr>
+          <w:rtl w:val="0"/>
+        </w:rPr>
+      </w:r>
+    </w:p>
+    <w:p>
+      <w:pPr>
+        <w:ind w:left="-270" w:firstLine="0"/>
+        <w:rPr>
+          <w:rFonts w:ascii="Spectral" w:cs="Spectral" w:eastAsia="Spectral" w:hAnsi="Spectral"/>
+          <w:sz w:val="20"/>
+          <w:szCs w:val="20"/>
+        </w:rPr>
+      </w:pPr>
+      <w:r>
+        <w:rPr>
+          <w:rtl w:val="0"/>
+        </w:rPr>
+      </w:r>
+    </w:p>
+    <w:p>
+      <w:pPr>
+        <w:ind w:left="-270" w:firstLine="0"/>
+        <w:rPr>
+          <w:rFonts w:ascii="Spectral SemiBold" w:cs="Spectral SemiBold" w:eastAsia="Spectral SemiBold" w:hAnsi="Spectral SemiBold"/>
+          <w:sz w:val="32"/>
+          <w:szCs w:val="32"/>
+          <w:u w:val="single"/>
+        </w:rPr>
+      </w:pPr>
+      <w:r>
+        <w:rPr>
+          <w:rtl w:val="0"/>
+        </w:rPr>
+      </w:r>
+    </w:p>
+    <w:p>
+      <w:pPr>
+        <w:ind w:left="-270" w:firstLine="0"/>
+        <w:rPr>
+          <w:rFonts w:ascii="Spectral SemiBold" w:cs="Spectral SemiBold" w:eastAsia="Spectral SemiBold" w:hAnsi="Spectral SemiBold"/>
+          <w:sz w:val="32"/>
+          <w:szCs w:val="32"/>
+          <w:u w:val="single"/>
+        </w:rPr>
+      </w:pPr>
+      <w:r>
+        <w:rPr>
+          <w:rtl w:val="0"/>
+        </w:rPr>
+      </w:r>
+    </w:p>
+    <w:p>
+      <w:pPr>
+        <w:ind w:left="-270" w:firstLine="0"/>
+        <w:rPr>
+          <w:rFonts w:ascii="Spectral SemiBold" w:cs="Spectral SemiBold" w:eastAsia="Spectral SemiBold" w:hAnsi="Spectral SemiBold"/>
+          <w:sz w:val="32"/>
+          <w:szCs w:val="32"/>
+          <w:u w:val="single"/>
+        </w:rPr>
+      </w:pPr>
+      <w:r>
+        <w:rPr>
+          <w:rFonts w:ascii="Spectral SemiBold" w:cs="Spectral SemiBold" w:eastAsia="Spectral SemiBold" w:hAnsi="Spectral SemiBold"/>
+          <w:sz w:val="32"/>
+          <w:szCs w:val="32"/>
+          <w:u w:val="single"/>
+          <w:rtl w:val="0"/>
+        </w:rPr>
+        <w:t xml:space="preserve">PART 4 - RACI MATRIX</w:t>
+      </w:r>
+    </w:p>
+    <w:p>
+      <w:pPr>
+        <w:ind w:left="-270" w:firstLine="0"/>
+        <w:rPr>
+          <w:rFonts w:ascii="Spectral" w:cs="Spectral" w:eastAsia="Spectral" w:hAnsi="Spectral"/>
+        </w:rPr>
+      </w:pPr>
+      <w:r>
+        <w:rPr>
+          <w:rFonts w:ascii="Spectral" w:cs="Spectral" w:eastAsia="Spectral" w:hAnsi="Spectral"/>
+          <w:rtl w:val="0"/>
+        </w:rPr>
+        <w:t xml:space="preserve">The RACI matrix defines team responsibilities for major project activities. </w:t>
+      </w:r>
+    </w:p>
+    <w:p>
+      <w:pPr>
+        <w:numPr>
+          <w:ilvl w:val="0"/>
+          <w:numId w:val="3"/>
+        </w:numPr>
+        <w:ind w:left="720" w:hanging="360"/>
+        <w:rPr>
+          <w:rFonts w:ascii="Spectral" w:cs="Spectral" w:eastAsia="Spectral" w:hAnsi="Spectral"/>
+          <w:u w:val="none"/>
+        </w:rPr>
+      </w:pPr>
+      <w:r>
+        <w:rPr>
+          <w:rFonts w:ascii="Spectral" w:cs="Spectral" w:eastAsia="Spectral" w:hAnsi="Spectral"/>
+          <w:rtl w:val="0"/>
+        </w:rPr>
+        <w:t xml:space="preserve">R = Responsible (performs the work) </w:t>
+      </w:r>
+    </w:p>
+    <w:p>
+      <w:pPr>
+        <w:numPr>
+          <w:ilvl w:val="0"/>
+          <w:numId w:val="3"/>
+        </w:numPr>
+        <w:ind w:left="720" w:hanging="360"/>
+        <w:rPr>
+          <w:rFonts w:ascii="Spectral" w:cs="Spectral" w:eastAsia="Spectral" w:hAnsi="Spectral"/>
+          <w:u w:val="none"/>
+        </w:rPr>
+      </w:pPr>
+      <w:r>
+        <w:rPr>
+          <w:rFonts w:ascii="Spectral" w:cs="Spectral" w:eastAsia="Spectral" w:hAnsi="Spectral"/>
+          <w:rtl w:val="0"/>
+        </w:rPr>
+        <w:t xml:space="preserve">A = Accountable (owns the final outcome) </w:t>
+      </w:r>
+    </w:p>
+    <w:p>
+      <w:pPr>
+        <w:numPr>
+          <w:ilvl w:val="0"/>
+          <w:numId w:val="3"/>
+        </w:numPr>
+        <w:ind w:left="720" w:hanging="360"/>
+        <w:rPr>
+          <w:rFonts w:ascii="Spectral" w:cs="Spectral" w:eastAsia="Spectral" w:hAnsi="Spectral"/>
+          <w:u w:val="none"/>
+        </w:rPr>
+      </w:pPr>
+      <w:r>
+        <w:rPr>
+          <w:rFonts w:ascii="Spectral" w:cs="Spectral" w:eastAsia="Spectral" w:hAnsi="Spectral"/>
+          <w:rtl w:val="0"/>
+        </w:rPr>
+        <w:t xml:space="preserve">C = Consulted (provides input) </w:t>
+      </w:r>
+    </w:p>
+    <w:p>
+      <w:pPr>
+        <w:numPr>
+          <w:ilvl w:val="0"/>
+          <w:numId w:val="3"/>
+        </w:numPr>
+        <w:ind w:left="720" w:hanging="360"/>
+        <w:rPr>
+          <w:rFonts w:ascii="Spectral" w:cs="Spectral" w:eastAsia="Spectral" w:hAnsi="Spectral"/>
+          <w:u w:val="none"/>
+        </w:rPr>
+      </w:pPr>
+      <w:r>
+        <w:rPr>
+          <w:rFonts w:ascii="Spectral" w:cs="Spectral" w:eastAsia="Spectral" w:hAnsi="Spectral"/>
+          <w:rtl w:val="0"/>
+        </w:rPr>
+        <w:t xml:space="preserve">I = Informed (receives updates)</w:t>
+      </w:r>
+      <w:r>
+        <w:rPr>
+          <w:rtl w:val="0"/>
+        </w:rPr>
+      </w:r>
+    </w:p>
+    <w:p>
+      <w:pPr>
+        <w:ind w:left="-270" w:firstLine="0"/>
+        <w:rPr>
+          <w:rFonts w:ascii="Spectral" w:cs="Spectral" w:eastAsia="Spectral" w:hAnsi="Spectral"/>
+          <w:sz w:val="20"/>
+          <w:szCs w:val="20"/>
+        </w:rPr>
+      </w:pPr>
+      <w:r>
+        <w:rPr>
+          <w:rtl w:val="0"/>
+        </w:rPr>
+      </w:r>
+    </w:p>
+    <w:tbl>
+      <w:tblPr>
+        <w:tblStyle w:val="Table8"/>
+        <w:tblW w:w="10320.0" w:type="dxa"/>
+        <w:jc w:val="left"/>
+        <w:tblInd w:w="-870.0" w:type="dxa"/>
+        <w:tblBorders>
+          <w:top w:color="000000" w:space="0" w:sz="8" w:val="single"/>
+          <w:left w:color="000000" w:space="0" w:sz="8" w:val="single"/>
+          <w:bottom w:color="000000" w:space="0" w:sz="8" w:val="single"/>
+          <w:right w:color="000000" w:space="0" w:sz="8" w:val="single"/>
+          <w:insideH w:color="000000" w:space="0" w:sz="8" w:val="single"/>
+          <w:insideV w:color="000000" w:space="0" w:sz="8" w:val="single"/>
+        </w:tblBorders>
+        <w:tblLayout w:type="fixed"/>
+        <w:tblLook w:val="0600"/>
+      </w:tblPr>
+      <w:tblGrid>
+        <w:gridCol w:w="2595"/>
+        <w:gridCol w:w="1470"/>
+        <w:gridCol w:w="1440"/>
+        <w:gridCol w:w="1620"/>
+        <w:gridCol w:w="1635"/>
+        <w:gridCol w:w="1560"/>
+        <w:tblGridChange w:id="0">
+          <w:tblGrid>
+            <w:gridCol w:w="2595"/>
+            <w:gridCol w:w="1470"/>
+            <w:gridCol w:w="1440"/>
+            <w:gridCol w:w="1620"/>
+            <w:gridCol w:w="1635"/>
+            <w:gridCol w:w="1560"/>
+          </w:tblGrid>
+        </w:tblGridChange>
+      </w:tblGrid>
+      <w:tr>
+        <w:trPr>
+          <w:cantSplit w:val="0"/>
+          <w:tblHeader w:val="0"/>
+        </w:trPr>
+        <w:tc>
+          <w:tcPr>
+            <w:shd w:fill="c9daf8" w:val="clear"/>
+            <w:tcMar>
+              <w:top w:w="100.0" w:type="dxa"/>
+              <w:left w:w="100.0" w:type="dxa"/>
+              <w:bottom w:w="100.0" w:type="dxa"/>
+              <w:right w:w="100.0" w:type="dxa"/>
+            </w:tcMar>
+            <w:vAlign w:val="top"/>
+          </w:tcPr>
+          <w:p>
+            <w:pPr>
+              <w:widowControl w:val="0"/>
+              <w:spacing w:line="240" w:lineRule="auto"/>
+              <w:rPr>
+                <w:rFonts w:ascii="Spectral" w:cs="Spectral" w:eastAsia="Spectral" w:hAnsi="Spectral"/>
+                <w:b w:val="1"/>
+                <w:bCs w:val="1"/>
+              </w:rPr>
+            </w:pPr>
+            <w:r>
+              <w:rPr>
+                <w:rFonts w:ascii="Spectral" w:cs="Spectral" w:eastAsia="Spectral" w:hAnsi="Spectral"/>
+                <w:b w:val="1"/>
+                <w:bCs w:val="1"/>
+                <w:rtl w:val="0"/>
+              </w:rPr>
+              <w:t xml:space="preserve">PROJECT ACTIVITY</w:t>
+            </w:r>
+          </w:p>
+        </w:tc>
+        <w:tc>
+          <w:tcPr>
+            <w:shd w:fill="c9daf8" w:val="clear"/>
+            <w:tcMar>
+              <w:top w:w="100.0" w:type="dxa"/>
+              <w:left w:w="100.0" w:type="dxa"/>
+              <w:bottom w:w="100.0" w:type="dxa"/>
+              <w:right w:w="100.0" w:type="dxa"/>
+            </w:tcMar>
+            <w:vAlign w:val="top"/>
+          </w:tcPr>
+          <w:p>
+            <w:pPr>
+              <w:widowControl w:val="0"/>
+              <w:spacing w:line="240" w:lineRule="auto"/>
+              <w:rPr>
+                <w:rFonts w:ascii="Spectral" w:cs="Spectral" w:eastAsia="Spectral" w:hAnsi="Spectral"/>
+                <w:b w:val="1"/>
+                <w:bCs w:val="1"/>
+              </w:rPr>
+            </w:pPr>
+            <w:r>
+              <w:rPr>
+                <w:rFonts w:ascii="Spectral" w:cs="Spectral" w:eastAsia="Spectral" w:hAnsi="Spectral"/>
+                <w:b w:val="1"/>
+                <w:bCs w:val="1"/>
+                <w:rtl w:val="0"/>
+              </w:rPr>
+              <w:t xml:space="preserve">PM</w:t>
+            </w:r>
+          </w:p>
+        </w:tc>
+        <w:tc>
+          <w:tcPr>
+            <w:shd w:fill="c9daf8" w:val="clear"/>
+            <w:tcMar>
+              <w:top w:w="100.0" w:type="dxa"/>
+              <w:left w:w="100.0" w:type="dxa"/>
+              <w:bottom w:w="100.0" w:type="dxa"/>
+              <w:right w:w="100.0" w:type="dxa"/>
+            </w:tcMar>
+            <w:vAlign w:val="top"/>
+          </w:tcPr>
+          <w:p>
+            <w:pPr>
+              <w:widowControl w:val="0"/>
+              <w:spacing w:line="240" w:lineRule="auto"/>
+              <w:rPr>
+                <w:rFonts w:ascii="Spectral" w:cs="Spectral" w:eastAsia="Spectral" w:hAnsi="Spectral"/>
+                <w:b w:val="1"/>
+                <w:bCs w:val="1"/>
+              </w:rPr>
+            </w:pPr>
+            <w:r>
+              <w:rPr>
+                <w:rFonts w:ascii="Spectral" w:cs="Spectral" w:eastAsia="Spectral" w:hAnsi="Spectral"/>
+                <w:b w:val="1"/>
+                <w:bCs w:val="1"/>
+                <w:rtl w:val="0"/>
+              </w:rPr>
+              <w:t xml:space="preserve">UX</w:t>
+            </w:r>
+          </w:p>
+        </w:tc>
+        <w:tc>
+          <w:tcPr>
+            <w:shd w:fill="c9daf8" w:val="clear"/>
+            <w:tcMar>
+              <w:top w:w="100.0" w:type="dxa"/>
+              <w:left w:w="100.0" w:type="dxa"/>
+              <w:bottom w:w="100.0" w:type="dxa"/>
+              <w:right w:w="100.0" w:type="dxa"/>
+            </w:tcMar>
+            <w:vAlign w:val="top"/>
+          </w:tcPr>
+          <w:p>
+            <w:pPr>
+              <w:widowControl w:val="0"/>
+              <w:spacing w:line="240" w:lineRule="auto"/>
+              <w:rPr>
+                <w:rFonts w:ascii="Spectral" w:cs="Spectral" w:eastAsia="Spectral" w:hAnsi="Spectral"/>
+                <w:b w:val="1"/>
+                <w:bCs w:val="1"/>
+              </w:rPr>
+            </w:pPr>
+            <w:r>
+              <w:rPr>
+                <w:rFonts w:ascii="Spectral" w:cs="Spectral" w:eastAsia="Spectral" w:hAnsi="Spectral"/>
+                <w:b w:val="1"/>
+                <w:bCs w:val="1"/>
+                <w:rtl w:val="0"/>
+              </w:rPr>
+              <w:t xml:space="preserve">FRONTEND</w:t>
+            </w:r>
+          </w:p>
+        </w:tc>
+        <w:tc>
+          <w:tcPr>
+            <w:shd w:fill="c9daf8" w:val="clear"/>
+            <w:tcMar>
+              <w:top w:w="100.0" w:type="dxa"/>
+              <w:left w:w="100.0" w:type="dxa"/>
+              <w:bottom w:w="100.0" w:type="dxa"/>
+              <w:right w:w="100.0" w:type="dxa"/>
+            </w:tcMar>
+            <w:vAlign w:val="top"/>
+          </w:tcPr>
+          <w:p>
+            <w:pPr>
+              <w:widowControl w:val="0"/>
+              <w:spacing w:line="240" w:lineRule="auto"/>
+              <w:rPr>
+                <w:rFonts w:ascii="Spectral" w:cs="Spectral" w:eastAsia="Spectral" w:hAnsi="Spectral"/>
+                <w:b w:val="1"/>
+                <w:bCs w:val="1"/>
+              </w:rPr>
+            </w:pPr>
+            <w:r>
+              <w:rPr>
+                <w:rFonts w:ascii="Spectral" w:cs="Spectral" w:eastAsia="Spectral" w:hAnsi="Spectral"/>
+                <w:b w:val="1"/>
+                <w:bCs w:val="1"/>
+                <w:rtl w:val="0"/>
+              </w:rPr>
+              <w:t xml:space="preserve">BACKEND</w:t>
+            </w:r>
+          </w:p>
+        </w:tc>
+        <w:tc>
+          <w:tcPr>
+            <w:shd w:fill="c9daf8" w:val="clear"/>
+            <w:tcMar>
+              <w:top w:w="100.0" w:type="dxa"/>
+              <w:left w:w="100.0" w:type="dxa"/>
+              <w:bottom w:w="100.0" w:type="dxa"/>
+              <w:right w:w="100.0" w:type="dxa"/>
+            </w:tcMar>
+            <w:vAlign w:val="top"/>
+          </w:tcPr>
+          <w:p>
+            <w:pPr>
+              <w:widowControl w:val="0"/>
+              <w:spacing w:line="240" w:lineRule="auto"/>
+              <w:rPr>
+                <w:rFonts w:ascii="Spectral" w:cs="Spectral" w:eastAsia="Spectral" w:hAnsi="Spectral"/>
+                <w:sz w:val="20"/>
+                <w:szCs w:val="20"/>
+              </w:rPr>
+            </w:pPr>
+            <w:r>
+              <w:rPr>
+                <w:rFonts w:ascii="Spectral" w:cs="Spectral" w:eastAsia="Spectral" w:hAnsi="Spectral"/>
+                <w:b w:val="1"/>
+                <w:bCs w:val="1"/>
+                <w:rtl w:val="0"/>
+              </w:rPr>
+              <w:t xml:space="preserve">QA</w:t>
+            </w:r>
+            <w:r>
+              <w:rPr>
+                <w:rtl w:val="0"/>
+              </w:rPr>
+            </w:r>
+          </w:p>
+        </w:tc>
+      </w:tr>
+      <w:tr>
+        <w:trPr>
+          <w:cantSplit w:val="0"/>
+          <w:tblHeader w:val="0"/>
+        </w:trPr>
+        <w:tc>
+          <w:tcPr>
+            <w:shd w:fill="auto" w:val="clear"/>
+            <w:tcMar>
+              <w:top w:w="100.0" w:type="dxa"/>
+              <w:left w:w="100.0" w:type="dxa"/>
+              <w:bottom w:w="100.0" w:type="dxa"/>
+              <w:right w:w="100.0" w:type="dxa"/>
+            </w:tcMar>
+            <w:vAlign w:val="top"/>
+          </w:tcPr>
+          <w:p>
+            <w:pPr>
+              <w:keepNext w:val="0"/>
+              <w:keepLines w:val="0"/>
+              <w:pageBreakBefore w:val="0"/>
+              <w:widowControl w:val="0"/>
+              <w:pBdr>
+                <w:top w:space="0" w:sz="0" w:val="nil"/>
+                <w:left w:space="0" w:sz="0" w:val="nil"/>
+                <w:bottom w:space="0" w:sz="0" w:val="nil"/>
+                <w:right w:space="0" w:sz="0" w:val="nil"/>
+                <w:between w:space="0" w:sz="0" w:val="nil"/>
+              </w:pBdr>
+              <w:shd w:fill="auto" w:val="clear"/>
+              <w:spacing w:after="0" w:before="0" w:line="240" w:lineRule="auto"/>
+              <w:ind w:left="0" w:right="0" w:firstLine="0"/>
+              <w:jc w:val="left"/>
+              <w:rPr>
+                <w:rFonts w:ascii="Spectral" w:cs="Spectral" w:eastAsia="Spectral" w:hAnsi="Spectral"/>
+                <w:sz w:val="20"/>
+                <w:szCs w:val="20"/>
+              </w:rPr>
+            </w:pPr>
+            <w:r>
+              <w:rPr>
+                <w:rFonts w:ascii="Spectral" w:cs="Spectral" w:eastAsia="Spectral" w:hAnsi="Spectral"/>
+                <w:sz w:val="20"/>
+                <w:szCs w:val="20"/>
+                <w:rtl w:val="0"/>
+              </w:rPr>
+              <w:t xml:space="preserve">Requirements &amp; Planning</w:t>
+            </w:r>
+          </w:p>
+        </w:tc>
+        <w:tc>
+          <w:tcPr>
+            <w:shd w:fill="auto" w:val="clear"/>
+            <w:tcMar>
+              <w:top w:w="100.0" w:type="dxa"/>
+              <w:left w:w="100.0" w:type="dxa"/>
+              <w:bottom w:w="100.0" w:type="dxa"/>
+              <w:right w:w="100.0" w:type="dxa"/>
+            </w:tcMar>
+            <w:vAlign w:val="top"/>
+          </w:tcPr>
+          <w:p>
+            <w:pPr>
+              <w:keepNext w:val="0"/>
+              <w:keepLines w:val="0"/>
+              <w:pageBreakBefore w:val="0"/>
+              <w:widowControl w:val="0"/>
+              <w:pBdr>
+                <w:top w:space="0" w:sz="0" w:val="nil"/>
+                <w:left w:space="0" w:sz="0" w:val="nil"/>
+                <w:bottom w:space="0" w:sz="0" w:val="nil"/>
+                <w:right w:space="0" w:sz="0" w:val="nil"/>
+                <w:between w:space="0" w:sz="0" w:val="nil"/>
+              </w:pBdr>
+              <w:shd w:fill="auto" w:val="clear"/>
+              <w:spacing w:after="0" w:before="0" w:line="240" w:lineRule="auto"/>
+              <w:ind w:left="0" w:right="0" w:firstLine="0"/>
+              <w:jc w:val="left"/>
+              <w:rPr>
+                <w:rFonts w:ascii="Spectral" w:cs="Spectral" w:eastAsia="Spectral" w:hAnsi="Spectral"/>
+                <w:sz w:val="20"/>
+                <w:szCs w:val="20"/>
+              </w:rPr>
+            </w:pPr>
+            <w:r>
+              <w:rPr>
+                <w:rFonts w:ascii="Spectral" w:cs="Spectral" w:eastAsia="Spectral" w:hAnsi="Spectral"/>
+                <w:sz w:val="20"/>
+                <w:szCs w:val="20"/>
+                <w:rtl w:val="0"/>
+              </w:rPr>
+              <w:t xml:space="preserve">A/R</w:t>
+            </w:r>
+          </w:p>
+        </w:tc>
+        <w:tc>
+          <w:tcPr>
+            <w:shd w:fill="auto" w:val="clear"/>
+            <w:tcMar>
+              <w:top w:w="100.0" w:type="dxa"/>
+              <w:left w:w="100.0" w:type="dxa"/>
+              <w:bottom w:w="100.0" w:type="dxa"/>
+              <w:right w:w="100.0" w:type="dxa"/>
+            </w:tcMar>
+            <w:vAlign w:val="top"/>
+          </w:tcPr>
+          <w:p>
+            <w:pPr>
+              <w:keepNext w:val="0"/>
+              <w:keepLines w:val="0"/>
+              <w:pageBreakBefore w:val="0"/>
+              <w:widowControl w:val="0"/>
+              <w:pBdr>
+                <w:top w:space="0" w:sz="0" w:val="nil"/>
+                <w:left w:space="0" w:sz="0" w:val="nil"/>
+                <w:bottom w:space="0" w:sz="0" w:val="nil"/>
+                <w:right w:space="0" w:sz="0" w:val="nil"/>
+                <w:between w:space="0" w:sz="0" w:val="nil"/>
+              </w:pBdr>
+              <w:shd w:fill="auto" w:val="clear"/>
+              <w:spacing w:after="0" w:before="0" w:line="240" w:lineRule="auto"/>
+              <w:ind w:left="0" w:right="0" w:firstLine="0"/>
+              <w:jc w:val="left"/>
+              <w:rPr>
+                <w:rFonts w:ascii="Spectral" w:cs="Spectral" w:eastAsia="Spectral" w:hAnsi="Spectral"/>
+                <w:sz w:val="20"/>
+                <w:szCs w:val="20"/>
+              </w:rPr>
+            </w:pPr>
+            <w:r>
+              <w:rPr>
+                <w:rFonts w:ascii="Spectral" w:cs="Spectral" w:eastAsia="Spectral" w:hAnsi="Spectral"/>
+                <w:sz w:val="20"/>
+                <w:szCs w:val="20"/>
+                <w:rtl w:val="0"/>
+              </w:rPr>
+              <w:t xml:space="preserve">C</w:t>
+            </w:r>
+          </w:p>
+        </w:tc>
+        <w:tc>
+          <w:tcPr>
+            <w:shd w:fill="auto" w:val="clear"/>
+            <w:tcMar>
+              <w:top w:w="100.0" w:type="dxa"/>
+              <w:left w:w="100.0" w:type="dxa"/>
+              <w:bottom w:w="100.0" w:type="dxa"/>
+              <w:right w:w="100.0" w:type="dxa"/>
+            </w:tcMar>
+            <w:vAlign w:val="top"/>
+          </w:tcPr>
+          <w:p>
+            <w:pPr>
+              <w:keepNext w:val="0"/>
+              <w:keepLines w:val="0"/>
+              <w:pageBreakBefore w:val="0"/>
+              <w:widowControl w:val="0"/>
+              <w:pBdr>
+                <w:top w:space="0" w:sz="0" w:val="nil"/>
+                <w:left w:space="0" w:sz="0" w:val="nil"/>
+                <w:bottom w:space="0" w:sz="0" w:val="nil"/>
+                <w:right w:space="0" w:sz="0" w:val="nil"/>
+                <w:between w:space="0" w:sz="0" w:val="nil"/>
+              </w:pBdr>
+              <w:shd w:fill="auto" w:val="clear"/>
+              <w:spacing w:after="0" w:before="0" w:line="240" w:lineRule="auto"/>
+              <w:ind w:left="0" w:right="0" w:firstLine="0"/>
+              <w:jc w:val="left"/>
+              <w:rPr>
+                <w:rFonts w:ascii="Spectral" w:cs="Spectral" w:eastAsia="Spectral" w:hAnsi="Spectral"/>
+                <w:sz w:val="20"/>
+                <w:szCs w:val="20"/>
+              </w:rPr>
+            </w:pPr>
+            <w:r>
+              <w:rPr>
+                <w:rFonts w:ascii="Spectral" w:cs="Spectral" w:eastAsia="Spectral" w:hAnsi="Spectral"/>
+                <w:sz w:val="20"/>
+                <w:szCs w:val="20"/>
+                <w:rtl w:val="0"/>
+              </w:rPr>
+              <w:t xml:space="preserve">C</w:t>
+            </w:r>
+          </w:p>
+        </w:tc>
+        <w:tc>
+          <w:tcPr>
+            <w:shd w:fill="auto" w:val="clear"/>
+            <w:tcMar>
+              <w:top w:w="100.0" w:type="dxa"/>
+              <w:left w:w="100.0" w:type="dxa"/>
+              <w:bottom w:w="100.0" w:type="dxa"/>
+              <w:right w:w="100.0" w:type="dxa"/>
+            </w:tcMar>
+            <w:vAlign w:val="top"/>
+          </w:tcPr>
+          <w:p>
+            <w:pPr>
+              <w:keepNext w:val="0"/>
+              <w:keepLines w:val="0"/>
+              <w:pageBreakBefore w:val="0"/>
+              <w:widowControl w:val="0"/>
+              <w:pBdr>
+                <w:top w:space="0" w:sz="0" w:val="nil"/>
+                <w:left w:space="0" w:sz="0" w:val="nil"/>
+                <w:bottom w:space="0" w:sz="0" w:val="nil"/>
+                <w:right w:space="0" w:sz="0" w:val="nil"/>
+                <w:between w:space="0" w:sz="0" w:val="nil"/>
+              </w:pBdr>
+              <w:shd w:fill="auto" w:val="clear"/>
+              <w:spacing w:after="0" w:before="0" w:line="240" w:lineRule="auto"/>
+              <w:ind w:left="0" w:right="0" w:firstLine="0"/>
+              <w:jc w:val="left"/>
+              <w:rPr>
+                <w:rFonts w:ascii="Spectral" w:cs="Spectral" w:eastAsia="Spectral" w:hAnsi="Spectral"/>
+                <w:sz w:val="20"/>
+                <w:szCs w:val="20"/>
+              </w:rPr>
+            </w:pPr>
+            <w:r>
+              <w:rPr>
+                <w:rFonts w:ascii="Spectral" w:cs="Spectral" w:eastAsia="Spectral" w:hAnsi="Spectral"/>
+                <w:sz w:val="20"/>
+                <w:szCs w:val="20"/>
+                <w:rtl w:val="0"/>
+              </w:rPr>
+              <w:t xml:space="preserve">C</w:t>
+            </w:r>
+          </w:p>
+        </w:tc>
+        <w:tc>
+          <w:tcPr>
+            <w:shd w:fill="auto" w:val="clear"/>
+            <w:tcMar>
+              <w:top w:w="100.0" w:type="dxa"/>
+              <w:left w:w="100.0" w:type="dxa"/>
+              <w:bottom w:w="100.0" w:type="dxa"/>
+              <w:right w:w="100.0" w:type="dxa"/>
+            </w:tcMar>
+            <w:vAlign w:val="top"/>
+          </w:tcPr>
+          <w:p>
+            <w:pPr>
+              <w:keepNext w:val="0"/>
+              <w:keepLines w:val="0"/>
+              <w:pageBreakBefore w:val="0"/>
+              <w:widowControl w:val="0"/>
+              <w:pBdr>
+                <w:top w:space="0" w:sz="0" w:val="nil"/>
+                <w:left w:space="0" w:sz="0" w:val="nil"/>
+                <w:bottom w:space="0" w:sz="0" w:val="nil"/>
+                <w:right w:space="0" w:sz="0" w:val="nil"/>
+                <w:between w:space="0" w:sz="0" w:val="nil"/>
+              </w:pBdr>
+              <w:shd w:fill="auto" w:val="clear"/>
+              <w:spacing w:after="0" w:before="0" w:line="240" w:lineRule="auto"/>
+              <w:ind w:left="0" w:right="0" w:firstLine="0"/>
+              <w:jc w:val="left"/>
+              <w:rPr>
+                <w:rFonts w:ascii="Spectral" w:cs="Spectral" w:eastAsia="Spectral" w:hAnsi="Spectral"/>
+                <w:sz w:val="20"/>
+                <w:szCs w:val="20"/>
+              </w:rPr>
+            </w:pPr>
+            <w:r>
+              <w:rPr>
+                <w:rFonts w:ascii="Spectral" w:cs="Spectral" w:eastAsia="Spectral" w:hAnsi="Spectral"/>
+                <w:sz w:val="20"/>
+                <w:szCs w:val="20"/>
+                <w:rtl w:val="0"/>
+              </w:rPr>
+              <w:t xml:space="preserve">I</w:t>
+            </w:r>
+          </w:p>
+        </w:tc>
+      </w:tr>
+      <w:tr>
+        <w:trPr>
+          <w:cantSplit w:val="0"/>
+          <w:tblHeader w:val="0"/>
+        </w:trPr>
+        <w:tc>
+          <w:tcPr>
+            <w:shd w:fill="auto" w:val="clear"/>
+            <w:tcMar>
+              <w:top w:w="100.0" w:type="dxa"/>
+              <w:left w:w="100.0" w:type="dxa"/>
+              <w:bottom w:w="100.0" w:type="dxa"/>
+              <w:right w:w="100.0" w:type="dxa"/>
+            </w:tcMar>
+            <w:vAlign w:val="top"/>
+          </w:tcPr>
+          <w:p>
+            <w:pPr>
+              <w:keepNext w:val="0"/>
+              <w:keepLines w:val="0"/>
+              <w:pageBreakBefore w:val="0"/>
+              <w:widowControl w:val="0"/>
+              <w:pBdr>
+                <w:top w:space="0" w:sz="0" w:val="nil"/>
+                <w:left w:space="0" w:sz="0" w:val="nil"/>
+                <w:bottom w:space="0" w:sz="0" w:val="nil"/>
+                <w:right w:space="0" w:sz="0" w:val="nil"/>
+                <w:between w:space="0" w:sz="0" w:val="nil"/>
+              </w:pBdr>
+              <w:shd w:fill="auto" w:val="clear"/>
+              <w:spacing w:after="0" w:before="0" w:line="240" w:lineRule="auto"/>
+              <w:ind w:left="0" w:right="0" w:firstLine="0"/>
+              <w:jc w:val="left"/>
+              <w:rPr>
+                <w:rFonts w:ascii="Spectral" w:cs="Spectral" w:eastAsia="Spectral" w:hAnsi="Spectral"/>
+                <w:sz w:val="20"/>
+                <w:szCs w:val="20"/>
+              </w:rPr>
+            </w:pPr>
+            <w:r>
+              <w:rPr>
+                <w:rFonts w:ascii="Spectral" w:cs="Spectral" w:eastAsia="Spectral" w:hAnsi="Spectral"/>
+                <w:sz w:val="20"/>
+                <w:szCs w:val="20"/>
+                <w:rtl w:val="0"/>
+              </w:rPr>
+              <w:t xml:space="preserve">UI/UX Design</w:t>
+            </w:r>
+          </w:p>
+        </w:tc>
+        <w:tc>
+          <w:tcPr>
+            <w:shd w:fill="auto" w:val="clear"/>
+            <w:tcMar>
+              <w:top w:w="100.0" w:type="dxa"/>
+              <w:left w:w="100.0" w:type="dxa"/>
+              <w:bottom w:w="100.0" w:type="dxa"/>
+              <w:right w:w="100.0" w:type="dxa"/>
+            </w:tcMar>
+            <w:vAlign w:val="top"/>
+          </w:tcPr>
+          <w:p>
+            <w:pPr>
+              <w:keepNext w:val="0"/>
+              <w:keepLines w:val="0"/>
+              <w:pageBreakBefore w:val="0"/>
+              <w:widowControl w:val="0"/>
+              <w:pBdr>
+                <w:top w:space="0" w:sz="0" w:val="nil"/>
+                <w:left w:space="0" w:sz="0" w:val="nil"/>
+                <w:bottom w:space="0" w:sz="0" w:val="nil"/>
+                <w:right w:space="0" w:sz="0" w:val="nil"/>
+                <w:between w:space="0" w:sz="0" w:val="nil"/>
+              </w:pBdr>
+              <w:shd w:fill="auto" w:val="clear"/>
+              <w:spacing w:after="0" w:before="0" w:line="240" w:lineRule="auto"/>
+              <w:ind w:left="0" w:right="0" w:firstLine="0"/>
+              <w:jc w:val="left"/>
+              <w:rPr>
+                <w:rFonts w:ascii="Spectral" w:cs="Spectral" w:eastAsia="Spectral" w:hAnsi="Spectral"/>
+                <w:sz w:val="20"/>
+                <w:szCs w:val="20"/>
+              </w:rPr>
+            </w:pPr>
+            <w:r>
+              <w:rPr>
+                <w:rFonts w:ascii="Spectral" w:cs="Spectral" w:eastAsia="Spectral" w:hAnsi="Spectral"/>
+                <w:sz w:val="20"/>
+                <w:szCs w:val="20"/>
+                <w:rtl w:val="0"/>
+              </w:rPr>
+              <w:t xml:space="preserve">A</w:t>
+            </w:r>
+          </w:p>
+        </w:tc>
+        <w:tc>
+          <w:tcPr>
+            <w:shd w:fill="auto" w:val="clear"/>
+            <w:tcMar>
+              <w:top w:w="100.0" w:type="dxa"/>
+              <w:left w:w="100.0" w:type="dxa"/>
+              <w:bottom w:w="100.0" w:type="dxa"/>
+              <w:right w:w="100.0" w:type="dxa"/>
+            </w:tcMar>
+            <w:vAlign w:val="top"/>
+          </w:tcPr>
+          <w:p>
+            <w:pPr>
+              <w:keepNext w:val="0"/>
+              <w:keepLines w:val="0"/>
+              <w:pageBreakBefore w:val="0"/>
+              <w:widowControl w:val="0"/>
+              <w:pBdr>
+                <w:top w:space="0" w:sz="0" w:val="nil"/>
+                <w:left w:space="0" w:sz="0" w:val="nil"/>
+                <w:bottom w:space="0" w:sz="0" w:val="nil"/>
+                <w:right w:space="0" w:sz="0" w:val="nil"/>
+                <w:between w:space="0" w:sz="0" w:val="nil"/>
+              </w:pBdr>
+              <w:shd w:fill="auto" w:val="clear"/>
+              <w:spacing w:after="0" w:before="0" w:line="240" w:lineRule="auto"/>
+              <w:ind w:left="0" w:right="0" w:firstLine="0"/>
+              <w:jc w:val="left"/>
+              <w:rPr>
+                <w:rFonts w:ascii="Spectral" w:cs="Spectral" w:eastAsia="Spectral" w:hAnsi="Spectral"/>
+                <w:sz w:val="20"/>
+                <w:szCs w:val="20"/>
+              </w:rPr>
+            </w:pPr>
+            <w:r>
+              <w:rPr>
+                <w:rFonts w:ascii="Spectral" w:cs="Spectral" w:eastAsia="Spectral" w:hAnsi="Spectral"/>
+                <w:sz w:val="20"/>
+                <w:szCs w:val="20"/>
+                <w:rtl w:val="0"/>
+              </w:rPr>
+              <w:t xml:space="preserve">R</w:t>
+            </w:r>
+          </w:p>
+        </w:tc>
+        <w:tc>
+          <w:tcPr>
+            <w:shd w:fill="auto" w:val="clear"/>
+            <w:tcMar>
+              <w:top w:w="100.0" w:type="dxa"/>
+              <w:left w:w="100.0" w:type="dxa"/>
+              <w:bottom w:w="100.0" w:type="dxa"/>
+              <w:right w:w="100.0" w:type="dxa"/>
+            </w:tcMar>
+            <w:vAlign w:val="top"/>
+          </w:tcPr>
+          <w:p>
+            <w:pPr>
+              <w:keepNext w:val="0"/>
+              <w:keepLines w:val="0"/>
+              <w:pageBreakBefore w:val="0"/>
+              <w:widowControl w:val="0"/>
+              <w:pBdr>
+                <w:top w:space="0" w:sz="0" w:val="nil"/>
+                <w:left w:space="0" w:sz="0" w:val="nil"/>
+                <w:bottom w:space="0" w:sz="0" w:val="nil"/>
+                <w:right w:space="0" w:sz="0" w:val="nil"/>
+                <w:between w:space="0" w:sz="0" w:val="nil"/>
+              </w:pBdr>
+              <w:shd w:fill="auto" w:val="clear"/>
+              <w:spacing w:after="0" w:before="0" w:line="240" w:lineRule="auto"/>
+              <w:ind w:left="0" w:right="0" w:firstLine="0"/>
+              <w:jc w:val="left"/>
+              <w:rPr>
+                <w:rFonts w:ascii="Spectral" w:cs="Spectral" w:eastAsia="Spectral" w:hAnsi="Spectral"/>
+                <w:sz w:val="20"/>
+                <w:szCs w:val="20"/>
+              </w:rPr>
+            </w:pPr>
+            <w:r>
+              <w:rPr>
+                <w:rFonts w:ascii="Spectral" w:cs="Spectral" w:eastAsia="Spectral" w:hAnsi="Spectral"/>
+                <w:sz w:val="20"/>
+                <w:szCs w:val="20"/>
+                <w:rtl w:val="0"/>
+              </w:rPr>
+              <w:t xml:space="preserve">C</w:t>
+            </w:r>
+          </w:p>
+        </w:tc>
+        <w:tc>
+          <w:tcPr>
+            <w:shd w:fill="auto" w:val="clear"/>
+            <w:tcMar>
+              <w:top w:w="100.0" w:type="dxa"/>
+              <w:left w:w="100.0" w:type="dxa"/>
+              <w:bottom w:w="100.0" w:type="dxa"/>
+              <w:right w:w="100.0" w:type="dxa"/>
+            </w:tcMar>
+            <w:vAlign w:val="top"/>
+          </w:tcPr>
+          <w:p>
+            <w:pPr>
+              <w:keepNext w:val="0"/>
+              <w:keepLines w:val="0"/>
+              <w:pageBreakBefore w:val="0"/>
+              <w:widowControl w:val="0"/>
+              <w:pBdr>
+                <w:top w:space="0" w:sz="0" w:val="nil"/>
+                <w:left w:space="0" w:sz="0" w:val="nil"/>
+                <w:bottom w:space="0" w:sz="0" w:val="nil"/>
+                <w:right w:space="0" w:sz="0" w:val="nil"/>
+                <w:between w:space="0" w:sz="0" w:val="nil"/>
+              </w:pBdr>
+              <w:shd w:fill="auto" w:val="clear"/>
+              <w:spacing w:after="0" w:before="0" w:line="240" w:lineRule="auto"/>
+              <w:ind w:left="0" w:right="0" w:firstLine="0"/>
+              <w:jc w:val="left"/>
+              <w:rPr>
+                <w:rFonts w:ascii="Spectral" w:cs="Spectral" w:eastAsia="Spectral" w:hAnsi="Spectral"/>
+                <w:sz w:val="20"/>
+                <w:szCs w:val="20"/>
+              </w:rPr>
+            </w:pPr>
+            <w:r>
+              <w:rPr>
+                <w:rFonts w:ascii="Spectral" w:cs="Spectral" w:eastAsia="Spectral" w:hAnsi="Spectral"/>
+                <w:sz w:val="20"/>
+                <w:szCs w:val="20"/>
+                <w:rtl w:val="0"/>
+              </w:rPr>
+              <w:t xml:space="preserve">I</w:t>
+            </w:r>
+          </w:p>
+        </w:tc>
+        <w:tc>
+          <w:tcPr>
+            <w:shd w:fill="auto" w:val="clear"/>
+            <w:tcMar>
+              <w:top w:w="100.0" w:type="dxa"/>
+              <w:left w:w="100.0" w:type="dxa"/>
+              <w:bottom w:w="100.0" w:type="dxa"/>
+              <w:right w:w="100.0" w:type="dxa"/>
+            </w:tcMar>
+            <w:vAlign w:val="top"/>
+          </w:tcPr>
+          <w:p>
+            <w:pPr>
+              <w:keepNext w:val="0"/>
+              <w:keepLines w:val="0"/>
+              <w:pageBreakBefore w:val="0"/>
+              <w:widowControl w:val="0"/>
+              <w:pBdr>
+                <w:top w:space="0" w:sz="0" w:val="nil"/>
+                <w:left w:space="0" w:sz="0" w:val="nil"/>
+                <w:bottom w:space="0" w:sz="0" w:val="nil"/>
+                <w:right w:space="0" w:sz="0" w:val="nil"/>
+                <w:between w:space="0" w:sz="0" w:val="nil"/>
+              </w:pBdr>
+              <w:shd w:fill="auto" w:val="clear"/>
+              <w:spacing w:after="0" w:before="0" w:line="240" w:lineRule="auto"/>
+              <w:ind w:left="0" w:right="0" w:firstLine="0"/>
+              <w:jc w:val="left"/>
+              <w:rPr>
+                <w:rFonts w:ascii="Spectral" w:cs="Spectral" w:eastAsia="Spectral" w:hAnsi="Spectral"/>
+                <w:sz w:val="20"/>
+                <w:szCs w:val="20"/>
+              </w:rPr>
+            </w:pPr>
+            <w:r>
+              <w:rPr>
+                <w:rFonts w:ascii="Spectral" w:cs="Spectral" w:eastAsia="Spectral" w:hAnsi="Spectral"/>
+                <w:sz w:val="20"/>
+                <w:szCs w:val="20"/>
+                <w:rtl w:val="0"/>
+              </w:rPr>
+              <w:t xml:space="preserve">C</w:t>
+            </w:r>
+          </w:p>
+        </w:tc>
+      </w:tr>
+      <w:tr>
+        <w:trPr>
+          <w:cantSplit w:val="0"/>
+          <w:tblHeader w:val="0"/>
+        </w:trPr>
+        <w:tc>
+          <w:tcPr>
+            <w:shd w:fill="auto" w:val="clear"/>
+            <w:tcMar>
+              <w:top w:w="100.0" w:type="dxa"/>
+              <w:left w:w="100.0" w:type="dxa"/>
+              <w:bottom w:w="100.0" w:type="dxa"/>
+              <w:right w:w="100.0" w:type="dxa"/>
+            </w:tcMar>
+            <w:vAlign w:val="top"/>
+          </w:tcPr>
+          <w:p>
+            <w:pPr>
+              <w:keepNext w:val="0"/>
+              <w:keepLines w:val="0"/>
+              <w:pageBreakBefore w:val="0"/>
+              <w:widowControl w:val="0"/>
+              <w:pBdr>
+                <w:top w:space="0" w:sz="0" w:val="nil"/>
+                <w:left w:space="0" w:sz="0" w:val="nil"/>
+                <w:bottom w:space="0" w:sz="0" w:val="nil"/>
+                <w:right w:space="0" w:sz="0" w:val="nil"/>
+                <w:between w:space="0" w:sz="0" w:val="nil"/>
+              </w:pBdr>
+              <w:shd w:fill="auto" w:val="clear"/>
+              <w:spacing w:after="0" w:before="0" w:line="240" w:lineRule="auto"/>
+              <w:ind w:left="0" w:right="0" w:firstLine="0"/>
+              <w:jc w:val="left"/>
+              <w:rPr>
+                <w:rFonts w:ascii="Spectral" w:cs="Spectral" w:eastAsia="Spectral" w:hAnsi="Spectral"/>
+                <w:sz w:val="20"/>
+                <w:szCs w:val="20"/>
+              </w:rPr>
+            </w:pPr>
+            <w:r>
+              <w:rPr>
+                <w:rFonts w:ascii="Spectral" w:cs="Spectral" w:eastAsia="Spectral" w:hAnsi="Spectral"/>
+                <w:sz w:val="20"/>
+                <w:szCs w:val="20"/>
+                <w:rtl w:val="0"/>
+              </w:rPr>
+              <w:t xml:space="preserve">Authentication System</w:t>
+            </w:r>
+          </w:p>
+        </w:tc>
+        <w:tc>
+          <w:tcPr>
+            <w:shd w:fill="auto" w:val="clear"/>
+            <w:tcMar>
+              <w:top w:w="100.0" w:type="dxa"/>
+              <w:left w:w="100.0" w:type="dxa"/>
+              <w:bottom w:w="100.0" w:type="dxa"/>
+              <w:right w:w="100.0" w:type="dxa"/>
+            </w:tcMar>
+            <w:vAlign w:val="top"/>
+          </w:tcPr>
+          <w:p>
+            <w:pPr>
+              <w:keepNext w:val="0"/>
+              <w:keepLines w:val="0"/>
+              <w:pageBreakBefore w:val="0"/>
+              <w:widowControl w:val="0"/>
+              <w:pBdr>
+                <w:top w:space="0" w:sz="0" w:val="nil"/>
+                <w:left w:space="0" w:sz="0" w:val="nil"/>
+                <w:bottom w:space="0" w:sz="0" w:val="nil"/>
+                <w:right w:space="0" w:sz="0" w:val="nil"/>
+                <w:between w:space="0" w:sz="0" w:val="nil"/>
+              </w:pBdr>
+              <w:shd w:fill="auto" w:val="clear"/>
+              <w:spacing w:after="0" w:before="0" w:line="240" w:lineRule="auto"/>
+              <w:ind w:left="0" w:right="0" w:firstLine="0"/>
+              <w:jc w:val="left"/>
+              <w:rPr>
+                <w:rFonts w:ascii="Spectral" w:cs="Spectral" w:eastAsia="Spectral" w:hAnsi="Spectral"/>
+                <w:sz w:val="20"/>
+                <w:szCs w:val="20"/>
+              </w:rPr>
+            </w:pPr>
+            <w:r>
+              <w:rPr>
+                <w:rFonts w:ascii="Spectral" w:cs="Spectral" w:eastAsia="Spectral" w:hAnsi="Spectral"/>
+                <w:sz w:val="20"/>
+                <w:szCs w:val="20"/>
+                <w:rtl w:val="0"/>
+              </w:rPr>
+              <w:t xml:space="preserve">A</w:t>
+            </w:r>
+          </w:p>
+        </w:tc>
+        <w:tc>
+          <w:tcPr>
+            <w:shd w:fill="auto" w:val="clear"/>
+            <w:tcMar>
+              <w:top w:w="100.0" w:type="dxa"/>
+              <w:left w:w="100.0" w:type="dxa"/>
+              <w:bottom w:w="100.0" w:type="dxa"/>
+              <w:right w:w="100.0" w:type="dxa"/>
+            </w:tcMar>
+            <w:vAlign w:val="top"/>
+          </w:tcPr>
+          <w:p>
+            <w:pPr>
+              <w:keepNext w:val="0"/>
+              <w:keepLines w:val="0"/>
+              <w:pageBreakBefore w:val="0"/>
+              <w:widowControl w:val="0"/>
+              <w:pBdr>
+                <w:top w:space="0" w:sz="0" w:val="nil"/>
+                <w:left w:space="0" w:sz="0" w:val="nil"/>
+                <w:bottom w:space="0" w:sz="0" w:val="nil"/>
+                <w:right w:space="0" w:sz="0" w:val="nil"/>
+                <w:between w:space="0" w:sz="0" w:val="nil"/>
+              </w:pBdr>
+              <w:shd w:fill="auto" w:val="clear"/>
+              <w:spacing w:after="0" w:before="0" w:line="240" w:lineRule="auto"/>
+              <w:ind w:left="0" w:right="0" w:firstLine="0"/>
+              <w:jc w:val="left"/>
+              <w:rPr>
+                <w:rFonts w:ascii="Spectral" w:cs="Spectral" w:eastAsia="Spectral" w:hAnsi="Spectral"/>
+                <w:sz w:val="20"/>
+                <w:szCs w:val="20"/>
+              </w:rPr>
+            </w:pPr>
+            <w:r>
+              <w:rPr>
+                <w:rFonts w:ascii="Spectral" w:cs="Spectral" w:eastAsia="Spectral" w:hAnsi="Spectral"/>
+                <w:sz w:val="20"/>
+                <w:szCs w:val="20"/>
+                <w:rtl w:val="0"/>
+              </w:rPr>
+              <w:t xml:space="preserve">C</w:t>
+            </w:r>
+          </w:p>
+        </w:tc>
+        <w:tc>
+          <w:tcPr>
+            <w:shd w:fill="auto" w:val="clear"/>
+            <w:tcMar>
+              <w:top w:w="100.0" w:type="dxa"/>
+              <w:left w:w="100.0" w:type="dxa"/>
+              <w:bottom w:w="100.0" w:type="dxa"/>
+              <w:right w:w="100.0" w:type="dxa"/>
+            </w:tcMar>
+            <w:vAlign w:val="top"/>
+          </w:tcPr>
+          <w:p>
+            <w:pPr>
+              <w:keepNext w:val="0"/>
+              <w:keepLines w:val="0"/>
+              <w:pageBreakBefore w:val="0"/>
+              <w:widowControl w:val="0"/>
+              <w:pBdr>
+                <w:top w:space="0" w:sz="0" w:val="nil"/>
+                <w:left w:space="0" w:sz="0" w:val="nil"/>
+                <w:bottom w:space="0" w:sz="0" w:val="nil"/>
+                <w:right w:space="0" w:sz="0" w:val="nil"/>
+                <w:between w:space="0" w:sz="0" w:val="nil"/>
+              </w:pBdr>
+              <w:shd w:fill="auto" w:val="clear"/>
+              <w:spacing w:after="0" w:before="0" w:line="240" w:lineRule="auto"/>
+              <w:ind w:left="0" w:right="0" w:firstLine="0"/>
+              <w:jc w:val="left"/>
+              <w:rPr>
+                <w:rFonts w:ascii="Spectral" w:cs="Spectral" w:eastAsia="Spectral" w:hAnsi="Spectral"/>
+                <w:sz w:val="20"/>
+                <w:szCs w:val="20"/>
+              </w:rPr>
+            </w:pPr>
+            <w:r>
+              <w:rPr>
+                <w:rFonts w:ascii="Spectral" w:cs="Spectral" w:eastAsia="Spectral" w:hAnsi="Spectral"/>
+                <w:sz w:val="20"/>
+                <w:szCs w:val="20"/>
+                <w:rtl w:val="0"/>
+              </w:rPr>
+              <w:t xml:space="preserve">R</w:t>
+            </w:r>
+          </w:p>
+        </w:tc>
+        <w:tc>
+          <w:tcPr>
+            <w:shd w:fill="auto" w:val="clear"/>
+            <w:tcMar>
+              <w:top w:w="100.0" w:type="dxa"/>
+              <w:left w:w="100.0" w:type="dxa"/>
+              <w:bottom w:w="100.0" w:type="dxa"/>
+              <w:right w:w="100.0" w:type="dxa"/>
+            </w:tcMar>
+            <w:vAlign w:val="top"/>
+          </w:tcPr>
+          <w:p>
+            <w:pPr>
+              <w:keepNext w:val="0"/>
+              <w:keepLines w:val="0"/>
+              <w:pageBreakBefore w:val="0"/>
+              <w:widowControl w:val="0"/>
+              <w:pBdr>
+                <w:top w:space="0" w:sz="0" w:val="nil"/>
+                <w:left w:space="0" w:sz="0" w:val="nil"/>
+                <w:bottom w:space="0" w:sz="0" w:val="nil"/>
+                <w:right w:space="0" w:sz="0" w:val="nil"/>
+                <w:between w:space="0" w:sz="0" w:val="nil"/>
+              </w:pBdr>
+              <w:shd w:fill="auto" w:val="clear"/>
+              <w:spacing w:after="0" w:before="0" w:line="240" w:lineRule="auto"/>
+              <w:ind w:left="0" w:right="0" w:firstLine="0"/>
+              <w:jc w:val="left"/>
+              <w:rPr>
+                <w:rFonts w:ascii="Spectral" w:cs="Spectral" w:eastAsia="Spectral" w:hAnsi="Spectral"/>
+                <w:sz w:val="20"/>
+                <w:szCs w:val="20"/>
+              </w:rPr>
+            </w:pPr>
+            <w:r>
+              <w:rPr>
+                <w:rFonts w:ascii="Spectral" w:cs="Spectral" w:eastAsia="Spectral" w:hAnsi="Spectral"/>
+                <w:sz w:val="20"/>
+                <w:szCs w:val="20"/>
+                <w:rtl w:val="0"/>
+              </w:rPr>
+              <w:t xml:space="preserve">R</w:t>
+            </w:r>
+          </w:p>
+        </w:tc>
+        <w:tc>
+          <w:tcPr>
+            <w:shd w:fill="auto" w:val="clear"/>
+            <w:tcMar>
+              <w:top w:w="100.0" w:type="dxa"/>
+              <w:left w:w="100.0" w:type="dxa"/>
+              <w:bottom w:w="100.0" w:type="dxa"/>
+              <w:right w:w="100.0" w:type="dxa"/>
+            </w:tcMar>
+            <w:vAlign w:val="top"/>
+          </w:tcPr>
+          <w:p>
+            <w:pPr>
+              <w:keepNext w:val="0"/>
+              <w:keepLines w:val="0"/>
+              <w:pageBreakBefore w:val="0"/>
+              <w:widowControl w:val="0"/>
+              <w:pBdr>
+                <w:top w:space="0" w:sz="0" w:val="nil"/>
+                <w:left w:space="0" w:sz="0" w:val="nil"/>
+                <w:bottom w:space="0" w:sz="0" w:val="nil"/>
+                <w:right w:space="0" w:sz="0" w:val="nil"/>
+                <w:between w:space="0" w:sz="0" w:val="nil"/>
+              </w:pBdr>
+              <w:shd w:fill="auto" w:val="clear"/>
+              <w:spacing w:after="0" w:before="0" w:line="240" w:lineRule="auto"/>
+              <w:ind w:left="0" w:right="0" w:firstLine="0"/>
+              <w:jc w:val="left"/>
+              <w:rPr>
+                <w:rFonts w:ascii="Spectral" w:cs="Spectral" w:eastAsia="Spectral" w:hAnsi="Spectral"/>
+                <w:sz w:val="20"/>
+                <w:szCs w:val="20"/>
+              </w:rPr>
+            </w:pPr>
+            <w:r>
+              <w:rPr>
+                <w:rFonts w:ascii="Spectral" w:cs="Spectral" w:eastAsia="Spectral" w:hAnsi="Spectral"/>
+                <w:sz w:val="20"/>
+                <w:szCs w:val="20"/>
+                <w:rtl w:val="0"/>
+              </w:rPr>
+              <w:t xml:space="preserve">C</w:t>
+            </w:r>
+          </w:p>
+        </w:tc>
+      </w:tr>
+      <w:tr>
+        <w:trPr>
+          <w:cantSplit w:val="0"/>
+          <w:tblHeader w:val="0"/>
+        </w:trPr>
+        <w:tc>
+          <w:tcPr>
+            <w:shd w:fill="auto" w:val="clear"/>
+            <w:tcMar>
+              <w:top w:w="100.0" w:type="dxa"/>
+              <w:left w:w="100.0" w:type="dxa"/>
+              <w:bottom w:w="100.0" w:type="dxa"/>
+              <w:right w:w="100.0" w:type="dxa"/>
+            </w:tcMar>
+            <w:vAlign w:val="top"/>
+          </w:tcPr>
+          <w:p>
+            <w:pPr>
+              <w:keepNext w:val="0"/>
+              <w:keepLines w:val="0"/>
+              <w:pageBreakBefore w:val="0"/>
+              <w:widowControl w:val="0"/>
+              <w:pBdr>
+                <w:top w:space="0" w:sz="0" w:val="nil"/>
+                <w:left w:space="0" w:sz="0" w:val="nil"/>
+                <w:bottom w:space="0" w:sz="0" w:val="nil"/>
+                <w:right w:space="0" w:sz="0" w:val="nil"/>
+                <w:between w:space="0" w:sz="0" w:val="nil"/>
+              </w:pBdr>
+              <w:shd w:fill="auto" w:val="clear"/>
+              <w:spacing w:after="0" w:before="0" w:line="240" w:lineRule="auto"/>
+              <w:ind w:left="0" w:right="0" w:firstLine="0"/>
+              <w:jc w:val="left"/>
+              <w:rPr>
+                <w:rFonts w:ascii="Spectral" w:cs="Spectral" w:eastAsia="Spectral" w:hAnsi="Spectral"/>
+                <w:sz w:val="20"/>
+                <w:szCs w:val="20"/>
+              </w:rPr>
+            </w:pPr>
+            <w:r>
+              <w:rPr>
+                <w:rFonts w:ascii="Spectral" w:cs="Spectral" w:eastAsia="Spectral" w:hAnsi="Spectral"/>
+                <w:sz w:val="20"/>
+                <w:szCs w:val="20"/>
+                <w:rtl w:val="0"/>
+              </w:rPr>
+              <w:t xml:space="preserve">Parking Management</w:t>
+            </w:r>
+          </w:p>
+        </w:tc>
+        <w:tc>
+          <w:tcPr>
+            <w:shd w:fill="auto" w:val="clear"/>
+            <w:tcMar>
+              <w:top w:w="100.0" w:type="dxa"/>
+              <w:left w:w="100.0" w:type="dxa"/>
+              <w:bottom w:w="100.0" w:type="dxa"/>
+              <w:right w:w="100.0" w:type="dxa"/>
+            </w:tcMar>
+            <w:vAlign w:val="top"/>
+          </w:tcPr>
+          <w:p>
+            <w:pPr>
+              <w:keepNext w:val="0"/>
+              <w:keepLines w:val="0"/>
+              <w:pageBreakBefore w:val="0"/>
+              <w:widowControl w:val="0"/>
+              <w:pBdr>
+                <w:top w:space="0" w:sz="0" w:val="nil"/>
+                <w:left w:space="0" w:sz="0" w:val="nil"/>
+                <w:bottom w:space="0" w:sz="0" w:val="nil"/>
+                <w:right w:space="0" w:sz="0" w:val="nil"/>
+                <w:between w:space="0" w:sz="0" w:val="nil"/>
+              </w:pBdr>
+              <w:shd w:fill="auto" w:val="clear"/>
+              <w:spacing w:after="0" w:before="0" w:line="240" w:lineRule="auto"/>
+              <w:ind w:left="0" w:right="0" w:firstLine="0"/>
+              <w:jc w:val="left"/>
+              <w:rPr>
+                <w:rFonts w:ascii="Spectral" w:cs="Spectral" w:eastAsia="Spectral" w:hAnsi="Spectral"/>
+                <w:sz w:val="20"/>
+                <w:szCs w:val="20"/>
+              </w:rPr>
+            </w:pPr>
+            <w:r>
+              <w:rPr>
+                <w:rFonts w:ascii="Spectral" w:cs="Spectral" w:eastAsia="Spectral" w:hAnsi="Spectral"/>
+                <w:sz w:val="20"/>
+                <w:szCs w:val="20"/>
+                <w:rtl w:val="0"/>
+              </w:rPr>
+              <w:t xml:space="preserve">A</w:t>
+            </w:r>
+          </w:p>
+        </w:tc>
+        <w:tc>
+          <w:tcPr>
+            <w:shd w:fill="auto" w:val="clear"/>
+            <w:tcMar>
+              <w:top w:w="100.0" w:type="dxa"/>
+              <w:left w:w="100.0" w:type="dxa"/>
+              <w:bottom w:w="100.0" w:type="dxa"/>
+              <w:right w:w="100.0" w:type="dxa"/>
+            </w:tcMar>
+            <w:vAlign w:val="top"/>
+          </w:tcPr>
+          <w:p>
+            <w:pPr>
+              <w:keepNext w:val="0"/>
+              <w:keepLines w:val="0"/>
+              <w:pageBreakBefore w:val="0"/>
+              <w:widowControl w:val="0"/>
+              <w:pBdr>
+                <w:top w:space="0" w:sz="0" w:val="nil"/>
+                <w:left w:space="0" w:sz="0" w:val="nil"/>
+                <w:bottom w:space="0" w:sz="0" w:val="nil"/>
+                <w:right w:space="0" w:sz="0" w:val="nil"/>
+                <w:between w:space="0" w:sz="0" w:val="nil"/>
+              </w:pBdr>
+              <w:shd w:fill="auto" w:val="clear"/>
+              <w:spacing w:after="0" w:before="0" w:line="240" w:lineRule="auto"/>
+              <w:ind w:left="0" w:right="0" w:firstLine="0"/>
+              <w:jc w:val="left"/>
+              <w:rPr>
+                <w:rFonts w:ascii="Spectral" w:cs="Spectral" w:eastAsia="Spectral" w:hAnsi="Spectral"/>
+                <w:sz w:val="20"/>
+                <w:szCs w:val="20"/>
+              </w:rPr>
+            </w:pPr>
+            <w:r>
+              <w:rPr>
+                <w:rFonts w:ascii="Spectral" w:cs="Spectral" w:eastAsia="Spectral" w:hAnsi="Spectral"/>
+                <w:sz w:val="20"/>
+                <w:szCs w:val="20"/>
+                <w:rtl w:val="0"/>
+              </w:rPr>
+              <w:t xml:space="preserve">C</w:t>
+            </w:r>
+          </w:p>
+        </w:tc>
+        <w:tc>
+          <w:tcPr>
+            <w:shd w:fill="auto" w:val="clear"/>
+            <w:tcMar>
+              <w:top w:w="100.0" w:type="dxa"/>
+              <w:left w:w="100.0" w:type="dxa"/>
+              <w:bottom w:w="100.0" w:type="dxa"/>
+              <w:right w:w="100.0" w:type="dxa"/>
+            </w:tcMar>
+            <w:vAlign w:val="top"/>
+          </w:tcPr>
+          <w:p>
+            <w:pPr>
+              <w:keepNext w:val="0"/>
+              <w:keepLines w:val="0"/>
+              <w:pageBreakBefore w:val="0"/>
+              <w:widowControl w:val="0"/>
+              <w:pBdr>
+                <w:top w:space="0" w:sz="0" w:val="nil"/>
+                <w:left w:space="0" w:sz="0" w:val="nil"/>
+                <w:bottom w:space="0" w:sz="0" w:val="nil"/>
+                <w:right w:space="0" w:sz="0" w:val="nil"/>
+                <w:between w:space="0" w:sz="0" w:val="nil"/>
+              </w:pBdr>
+              <w:shd w:fill="auto" w:val="clear"/>
+              <w:spacing w:after="0" w:before="0" w:line="240" w:lineRule="auto"/>
+              <w:ind w:left="0" w:right="0" w:firstLine="0"/>
+              <w:jc w:val="left"/>
+              <w:rPr>
+                <w:rFonts w:ascii="Spectral" w:cs="Spectral" w:eastAsia="Spectral" w:hAnsi="Spectral"/>
+                <w:sz w:val="20"/>
+                <w:szCs w:val="20"/>
+              </w:rPr>
+            </w:pPr>
+            <w:r>
+              <w:rPr>
+                <w:rFonts w:ascii="Spectral" w:cs="Spectral" w:eastAsia="Spectral" w:hAnsi="Spectral"/>
+                <w:sz w:val="20"/>
+                <w:szCs w:val="20"/>
+                <w:rtl w:val="0"/>
+              </w:rPr>
+              <w:t xml:space="preserve">R</w:t>
+            </w:r>
+          </w:p>
+        </w:tc>
+        <w:tc>
+          <w:tcPr>
+            <w:shd w:fill="auto" w:val="clear"/>
+            <w:tcMar>
+              <w:top w:w="100.0" w:type="dxa"/>
+              <w:left w:w="100.0" w:type="dxa"/>
+              <w:bottom w:w="100.0" w:type="dxa"/>
+              <w:right w:w="100.0" w:type="dxa"/>
+            </w:tcMar>
+            <w:vAlign w:val="top"/>
+          </w:tcPr>
+          <w:p>
+            <w:pPr>
+              <w:keepNext w:val="0"/>
+              <w:keepLines w:val="0"/>
+              <w:pageBreakBefore w:val="0"/>
+              <w:widowControl w:val="0"/>
+              <w:pBdr>
+                <w:top w:space="0" w:sz="0" w:val="nil"/>
+                <w:left w:space="0" w:sz="0" w:val="nil"/>
+                <w:bottom w:space="0" w:sz="0" w:val="nil"/>
+                <w:right w:space="0" w:sz="0" w:val="nil"/>
+                <w:between w:space="0" w:sz="0" w:val="nil"/>
+              </w:pBdr>
+              <w:shd w:fill="auto" w:val="clear"/>
+              <w:spacing w:after="0" w:before="0" w:line="240" w:lineRule="auto"/>
+              <w:ind w:left="0" w:right="0" w:firstLine="0"/>
+              <w:jc w:val="left"/>
+              <w:rPr>
+                <w:rFonts w:ascii="Spectral" w:cs="Spectral" w:eastAsia="Spectral" w:hAnsi="Spectral"/>
+                <w:sz w:val="20"/>
+                <w:szCs w:val="20"/>
+              </w:rPr>
+            </w:pPr>
+            <w:r>
+              <w:rPr>
+                <w:rFonts w:ascii="Spectral" w:cs="Spectral" w:eastAsia="Spectral" w:hAnsi="Spectral"/>
+                <w:sz w:val="20"/>
+                <w:szCs w:val="20"/>
+                <w:rtl w:val="0"/>
+              </w:rPr>
+              <w:t xml:space="preserve">R</w:t>
+            </w:r>
+          </w:p>
+        </w:tc>
+        <w:tc>
+          <w:tcPr>
+            <w:shd w:fill="auto" w:val="clear"/>
+            <w:tcMar>
+              <w:top w:w="100.0" w:type="dxa"/>
+              <w:left w:w="100.0" w:type="dxa"/>
+              <w:bottom w:w="100.0" w:type="dxa"/>
+              <w:right w:w="100.0" w:type="dxa"/>
+            </w:tcMar>
+            <w:vAlign w:val="top"/>
+          </w:tcPr>
+          <w:p>
+            <w:pPr>
+              <w:keepNext w:val="0"/>
+              <w:keepLines w:val="0"/>
+              <w:pageBreakBefore w:val="0"/>
+              <w:widowControl w:val="0"/>
+              <w:pBdr>
+                <w:top w:space="0" w:sz="0" w:val="nil"/>
+                <w:left w:space="0" w:sz="0" w:val="nil"/>
+                <w:bottom w:space="0" w:sz="0" w:val="nil"/>
+                <w:right w:space="0" w:sz="0" w:val="nil"/>
+                <w:between w:space="0" w:sz="0" w:val="nil"/>
+              </w:pBdr>
+              <w:shd w:fill="auto" w:val="clear"/>
+              <w:spacing w:after="0" w:before="0" w:line="240" w:lineRule="auto"/>
+              <w:ind w:left="0" w:right="0" w:firstLine="0"/>
+              <w:jc w:val="left"/>
+              <w:rPr>
+                <w:rFonts w:ascii="Spectral" w:cs="Spectral" w:eastAsia="Spectral" w:hAnsi="Spectral"/>
+                <w:sz w:val="20"/>
+                <w:szCs w:val="20"/>
+              </w:rPr>
+            </w:pPr>
+            <w:r>
+              <w:rPr>
+                <w:rFonts w:ascii="Spectral" w:cs="Spectral" w:eastAsia="Spectral" w:hAnsi="Spectral"/>
+                <w:sz w:val="20"/>
+                <w:szCs w:val="20"/>
+                <w:rtl w:val="0"/>
+              </w:rPr>
+              <w:t xml:space="preserve">C</w:t>
+            </w:r>
+          </w:p>
+        </w:tc>
+      </w:tr>
+      <w:tr>
+        <w:trPr>
+          <w:cantSplit w:val="0"/>
+          <w:tblHeader w:val="0"/>
+        </w:trPr>
+        <w:tc>
+          <w:tcPr>
+            <w:shd w:fill="auto" w:val="clear"/>
+            <w:tcMar>
+              <w:top w:w="100.0" w:type="dxa"/>
+              <w:left w:w="100.0" w:type="dxa"/>
+              <w:bottom w:w="100.0" w:type="dxa"/>
+              <w:right w:w="100.0" w:type="dxa"/>
+            </w:tcMar>
+            <w:vAlign w:val="top"/>
+          </w:tcPr>
+          <w:p>
+            <w:pPr>
+              <w:keepNext w:val="0"/>
+              <w:keepLines w:val="0"/>
+              <w:pageBreakBefore w:val="0"/>
+              <w:widowControl w:val="0"/>
+              <w:pBdr>
+                <w:top w:space="0" w:sz="0" w:val="nil"/>
+                <w:left w:space="0" w:sz="0" w:val="nil"/>
+                <w:bottom w:space="0" w:sz="0" w:val="nil"/>
+                <w:right w:space="0" w:sz="0" w:val="nil"/>
+                <w:between w:space="0" w:sz="0" w:val="nil"/>
+              </w:pBdr>
+              <w:shd w:fill="auto" w:val="clear"/>
+              <w:spacing w:after="0" w:before="0" w:line="240" w:lineRule="auto"/>
+              <w:ind w:left="0" w:right="0" w:firstLine="0"/>
+              <w:jc w:val="left"/>
+              <w:rPr>
+                <w:rFonts w:ascii="Spectral" w:cs="Spectral" w:eastAsia="Spectral" w:hAnsi="Spectral"/>
+                <w:sz w:val="20"/>
+                <w:szCs w:val="20"/>
+              </w:rPr>
+            </w:pPr>
+            <w:r>
+              <w:rPr>
+                <w:rFonts w:ascii="Spectral" w:cs="Spectral" w:eastAsia="Spectral" w:hAnsi="Spectral"/>
+                <w:sz w:val="20"/>
+                <w:szCs w:val="20"/>
+                <w:rtl w:val="0"/>
+              </w:rPr>
+              <w:t xml:space="preserve">Reservation &amp; Payment</w:t>
+            </w:r>
+          </w:p>
+        </w:tc>
+        <w:tc>
+          <w:tcPr>
+            <w:shd w:fill="auto" w:val="clear"/>
+            <w:tcMar>
+              <w:top w:w="100.0" w:type="dxa"/>
+              <w:left w:w="100.0" w:type="dxa"/>
+              <w:bottom w:w="100.0" w:type="dxa"/>
+              <w:right w:w="100.0" w:type="dxa"/>
+            </w:tcMar>
+            <w:vAlign w:val="top"/>
+          </w:tcPr>
+          <w:p>
+            <w:pPr>
+              <w:keepNext w:val="0"/>
+              <w:keepLines w:val="0"/>
+              <w:pageBreakBefore w:val="0"/>
+              <w:widowControl w:val="0"/>
+              <w:pBdr>
+                <w:top w:space="0" w:sz="0" w:val="nil"/>
+                <w:left w:space="0" w:sz="0" w:val="nil"/>
+                <w:bottom w:space="0" w:sz="0" w:val="nil"/>
+                <w:right w:space="0" w:sz="0" w:val="nil"/>
+                <w:between w:space="0" w:sz="0" w:val="nil"/>
+              </w:pBdr>
+              <w:shd w:fill="auto" w:val="clear"/>
+              <w:spacing w:after="0" w:before="0" w:line="240" w:lineRule="auto"/>
+              <w:ind w:left="0" w:right="0" w:firstLine="0"/>
+              <w:jc w:val="left"/>
+              <w:rPr>
+                <w:rFonts w:ascii="Spectral" w:cs="Spectral" w:eastAsia="Spectral" w:hAnsi="Spectral"/>
+                <w:sz w:val="20"/>
+                <w:szCs w:val="20"/>
+              </w:rPr>
+            </w:pPr>
+            <w:r>
+              <w:rPr>
+                <w:rFonts w:ascii="Spectral" w:cs="Spectral" w:eastAsia="Spectral" w:hAnsi="Spectral"/>
+                <w:sz w:val="20"/>
+                <w:szCs w:val="20"/>
+                <w:rtl w:val="0"/>
+              </w:rPr>
+              <w:t xml:space="preserve">A</w:t>
+            </w:r>
+          </w:p>
+        </w:tc>
+        <w:tc>
+          <w:tcPr>
+            <w:shd w:fill="auto" w:val="clear"/>
+            <w:tcMar>
+              <w:top w:w="100.0" w:type="dxa"/>
+              <w:left w:w="100.0" w:type="dxa"/>
+              <w:bottom w:w="100.0" w:type="dxa"/>
+              <w:right w:w="100.0" w:type="dxa"/>
+            </w:tcMar>
+            <w:vAlign w:val="top"/>
+          </w:tcPr>
+          <w:p>
+            <w:pPr>
+              <w:keepNext w:val="0"/>
+              <w:keepLines w:val="0"/>
+              <w:pageBreakBefore w:val="0"/>
+              <w:widowControl w:val="0"/>
+              <w:pBdr>
+                <w:top w:space="0" w:sz="0" w:val="nil"/>
+                <w:left w:space="0" w:sz="0" w:val="nil"/>
+                <w:bottom w:space="0" w:sz="0" w:val="nil"/>
+                <w:right w:space="0" w:sz="0" w:val="nil"/>
+                <w:between w:space="0" w:sz="0" w:val="nil"/>
+              </w:pBdr>
+              <w:shd w:fill="auto" w:val="clear"/>
+              <w:spacing w:after="0" w:before="0" w:line="240" w:lineRule="auto"/>
+              <w:ind w:left="0" w:right="0" w:firstLine="0"/>
+              <w:jc w:val="left"/>
+              <w:rPr>
+                <w:rFonts w:ascii="Spectral" w:cs="Spectral" w:eastAsia="Spectral" w:hAnsi="Spectral"/>
+                <w:sz w:val="20"/>
+                <w:szCs w:val="20"/>
+              </w:rPr>
+            </w:pPr>
+            <w:r>
+              <w:rPr>
+                <w:rFonts w:ascii="Spectral" w:cs="Spectral" w:eastAsia="Spectral" w:hAnsi="Spectral"/>
+                <w:sz w:val="20"/>
+                <w:szCs w:val="20"/>
+                <w:rtl w:val="0"/>
+              </w:rPr>
+              <w:t xml:space="preserve">C</w:t>
+            </w:r>
+          </w:p>
+        </w:tc>
+        <w:tc>
+          <w:tcPr>
+            <w:shd w:fill="auto" w:val="clear"/>
+            <w:tcMar>
+              <w:top w:w="100.0" w:type="dxa"/>
+              <w:left w:w="100.0" w:type="dxa"/>
+              <w:bottom w:w="100.0" w:type="dxa"/>
+              <w:right w:w="100.0" w:type="dxa"/>
+            </w:tcMar>
+            <w:vAlign w:val="top"/>
+          </w:tcPr>
+          <w:p>
+            <w:pPr>
+              <w:keepNext w:val="0"/>
+              <w:keepLines w:val="0"/>
+              <w:pageBreakBefore w:val="0"/>
+              <w:widowControl w:val="0"/>
+              <w:pBdr>
+                <w:top w:space="0" w:sz="0" w:val="nil"/>
+                <w:left w:space="0" w:sz="0" w:val="nil"/>
+                <w:bottom w:space="0" w:sz="0" w:val="nil"/>
+                <w:right w:space="0" w:sz="0" w:val="nil"/>
+                <w:between w:space="0" w:sz="0" w:val="nil"/>
+              </w:pBdr>
+              <w:shd w:fill="auto" w:val="clear"/>
+              <w:spacing w:after="0" w:before="0" w:line="240" w:lineRule="auto"/>
+              <w:ind w:left="0" w:right="0" w:firstLine="0"/>
+              <w:jc w:val="left"/>
+              <w:rPr>
+                <w:rFonts w:ascii="Spectral" w:cs="Spectral" w:eastAsia="Spectral" w:hAnsi="Spectral"/>
+                <w:sz w:val="20"/>
+                <w:szCs w:val="20"/>
+              </w:rPr>
+            </w:pPr>
+            <w:r>
+              <w:rPr>
+                <w:rFonts w:ascii="Spectral" w:cs="Spectral" w:eastAsia="Spectral" w:hAnsi="Spectral"/>
+                <w:sz w:val="20"/>
+                <w:szCs w:val="20"/>
+                <w:rtl w:val="0"/>
+              </w:rPr>
+              <w:t xml:space="preserve">R</w:t>
+            </w:r>
+          </w:p>
+        </w:tc>
+        <w:tc>
+          <w:tcPr>
+            <w:shd w:fill="auto" w:val="clear"/>
+            <w:tcMar>
+              <w:top w:w="100.0" w:type="dxa"/>
+              <w:left w:w="100.0" w:type="dxa"/>
+              <w:bottom w:w="100.0" w:type="dxa"/>
+              <w:right w:w="100.0" w:type="dxa"/>
+            </w:tcMar>
+            <w:vAlign w:val="top"/>
+          </w:tcPr>
+          <w:p>
+            <w:pPr>
+              <w:keepNext w:val="0"/>
+              <w:keepLines w:val="0"/>
+              <w:pageBreakBefore w:val="0"/>
+              <w:widowControl w:val="0"/>
+              <w:pBdr>
+                <w:top w:space="0" w:sz="0" w:val="nil"/>
+                <w:left w:space="0" w:sz="0" w:val="nil"/>
+                <w:bottom w:space="0" w:sz="0" w:val="nil"/>
+                <w:right w:space="0" w:sz="0" w:val="nil"/>
+                <w:between w:space="0" w:sz="0" w:val="nil"/>
+              </w:pBdr>
+              <w:shd w:fill="auto" w:val="clear"/>
+              <w:spacing w:after="0" w:before="0" w:line="240" w:lineRule="auto"/>
+              <w:ind w:left="0" w:right="0" w:firstLine="0"/>
+              <w:jc w:val="left"/>
+              <w:rPr>
+                <w:rFonts w:ascii="Spectral" w:cs="Spectral" w:eastAsia="Spectral" w:hAnsi="Spectral"/>
+                <w:sz w:val="20"/>
+                <w:szCs w:val="20"/>
+              </w:rPr>
+            </w:pPr>
+            <w:r>
+              <w:rPr>
+                <w:rFonts w:ascii="Spectral" w:cs="Spectral" w:eastAsia="Spectral" w:hAnsi="Spectral"/>
+                <w:sz w:val="20"/>
+                <w:szCs w:val="20"/>
+                <w:rtl w:val="0"/>
+              </w:rPr>
+              <w:t xml:space="preserve">R</w:t>
+            </w:r>
+          </w:p>
+        </w:tc>
+        <w:tc>
+          <w:tcPr>
+            <w:shd w:fill="auto" w:val="clear"/>
+            <w:tcMar>
+              <w:top w:w="100.0" w:type="dxa"/>
+              <w:left w:w="100.0" w:type="dxa"/>
+              <w:bottom w:w="100.0" w:type="dxa"/>
+              <w:right w:w="100.0" w:type="dxa"/>
+            </w:tcMar>
+            <w:vAlign w:val="top"/>
+          </w:tcPr>
+          <w:p>
+            <w:pPr>
+              <w:keepNext w:val="0"/>
+              <w:keepLines w:val="0"/>
+              <w:pageBreakBefore w:val="0"/>
+              <w:widowControl w:val="0"/>
+              <w:pBdr>
+                <w:top w:space="0" w:sz="0" w:val="nil"/>
+                <w:left w:space="0" w:sz="0" w:val="nil"/>
+                <w:bottom w:space="0" w:sz="0" w:val="nil"/>
+                <w:right w:space="0" w:sz="0" w:val="nil"/>
+                <w:between w:space="0" w:sz="0" w:val="nil"/>
+              </w:pBdr>
+              <w:shd w:fill="auto" w:val="clear"/>
+              <w:spacing w:after="0" w:before="0" w:line="240" w:lineRule="auto"/>
+              <w:ind w:left="0" w:right="0" w:firstLine="0"/>
+              <w:jc w:val="left"/>
+              <w:rPr>
+                <w:rFonts w:ascii="Spectral" w:cs="Spectral" w:eastAsia="Spectral" w:hAnsi="Spectral"/>
+                <w:sz w:val="20"/>
+                <w:szCs w:val="20"/>
+              </w:rPr>
+            </w:pPr>
+            <w:r>
+              <w:rPr>
+                <w:rFonts w:ascii="Spectral" w:cs="Spectral" w:eastAsia="Spectral" w:hAnsi="Spectral"/>
+                <w:sz w:val="20"/>
+                <w:szCs w:val="20"/>
+                <w:rtl w:val="0"/>
+              </w:rPr>
+              <w:t xml:space="preserve">C</w:t>
+            </w:r>
+          </w:p>
+        </w:tc>
+      </w:tr>
+      <w:tr>
+        <w:trPr>
+          <w:cantSplit w:val="0"/>
+          <w:tblHeader w:val="0"/>
+        </w:trPr>
+        <w:tc>
+          <w:tcPr>
+            <w:shd w:fill="auto" w:val="clear"/>
+            <w:tcMar>
+              <w:top w:w="100.0" w:type="dxa"/>
+              <w:left w:w="100.0" w:type="dxa"/>
+              <w:bottom w:w="100.0" w:type="dxa"/>
+              <w:right w:w="100.0" w:type="dxa"/>
+            </w:tcMar>
+            <w:vAlign w:val="top"/>
+          </w:tcPr>
+          <w:p>
+            <w:pPr>
+              <w:keepNext w:val="0"/>
+              <w:keepLines w:val="0"/>
+              <w:pageBreakBefore w:val="0"/>
+              <w:widowControl w:val="0"/>
+              <w:pBdr>
+                <w:top w:space="0" w:sz="0" w:val="nil"/>
+                <w:left w:space="0" w:sz="0" w:val="nil"/>
+                <w:bottom w:space="0" w:sz="0" w:val="nil"/>
+                <w:right w:space="0" w:sz="0" w:val="nil"/>
+                <w:between w:space="0" w:sz="0" w:val="nil"/>
+              </w:pBdr>
+              <w:shd w:fill="auto" w:val="clear"/>
+              <w:spacing w:after="0" w:before="0" w:line="240" w:lineRule="auto"/>
+              <w:ind w:left="0" w:right="0" w:firstLine="0"/>
+              <w:jc w:val="left"/>
+              <w:rPr>
+                <w:rFonts w:ascii="Spectral" w:cs="Spectral" w:eastAsia="Spectral" w:hAnsi="Spectral"/>
+                <w:sz w:val="20"/>
+                <w:szCs w:val="20"/>
+              </w:rPr>
+            </w:pPr>
+            <w:r>
+              <w:rPr>
+                <w:rFonts w:ascii="Spectral" w:cs="Spectral" w:eastAsia="Spectral" w:hAnsi="Spectral"/>
+                <w:sz w:val="20"/>
+                <w:szCs w:val="20"/>
+                <w:rtl w:val="0"/>
+              </w:rPr>
+              <w:t xml:space="preserve">Reporting Features</w:t>
+            </w:r>
+          </w:p>
+        </w:tc>
+        <w:tc>
+          <w:tcPr>
+            <w:shd w:fill="auto" w:val="clear"/>
+            <w:tcMar>
+              <w:top w:w="100.0" w:type="dxa"/>
+              <w:left w:w="100.0" w:type="dxa"/>
+              <w:bottom w:w="100.0" w:type="dxa"/>
+              <w:right w:w="100.0" w:type="dxa"/>
+            </w:tcMar>
+            <w:vAlign w:val="top"/>
+          </w:tcPr>
+          <w:p>
+            <w:pPr>
+              <w:keepNext w:val="0"/>
+              <w:keepLines w:val="0"/>
+              <w:pageBreakBefore w:val="0"/>
+              <w:widowControl w:val="0"/>
+              <w:pBdr>
+                <w:top w:space="0" w:sz="0" w:val="nil"/>
+                <w:left w:space="0" w:sz="0" w:val="nil"/>
+                <w:bottom w:space="0" w:sz="0" w:val="nil"/>
+                <w:right w:space="0" w:sz="0" w:val="nil"/>
+                <w:between w:space="0" w:sz="0" w:val="nil"/>
+              </w:pBdr>
+              <w:shd w:fill="auto" w:val="clear"/>
+              <w:spacing w:after="0" w:before="0" w:line="240" w:lineRule="auto"/>
+              <w:ind w:left="0" w:right="0" w:firstLine="0"/>
+              <w:jc w:val="left"/>
+              <w:rPr>
+                <w:rFonts w:ascii="Spectral" w:cs="Spectral" w:eastAsia="Spectral" w:hAnsi="Spectral"/>
+                <w:sz w:val="20"/>
+                <w:szCs w:val="20"/>
+              </w:rPr>
+            </w:pPr>
+            <w:r>
+              <w:rPr>
+                <w:rFonts w:ascii="Spectral" w:cs="Spectral" w:eastAsia="Spectral" w:hAnsi="Spectral"/>
+                <w:sz w:val="20"/>
+                <w:szCs w:val="20"/>
+                <w:rtl w:val="0"/>
+              </w:rPr>
+              <w:t xml:space="preserve">A</w:t>
+            </w:r>
+          </w:p>
+        </w:tc>
+        <w:tc>
+          <w:tcPr>
+            <w:shd w:fill="auto" w:val="clear"/>
+            <w:tcMar>
+              <w:top w:w="100.0" w:type="dxa"/>
+              <w:left w:w="100.0" w:type="dxa"/>
+              <w:bottom w:w="100.0" w:type="dxa"/>
+              <w:right w:w="100.0" w:type="dxa"/>
+            </w:tcMar>
+            <w:vAlign w:val="top"/>
+          </w:tcPr>
+          <w:p>
+            <w:pPr>
+              <w:keepNext w:val="0"/>
+              <w:keepLines w:val="0"/>
+              <w:pageBreakBefore w:val="0"/>
+              <w:widowControl w:val="0"/>
+              <w:pBdr>
+                <w:top w:space="0" w:sz="0" w:val="nil"/>
+                <w:left w:space="0" w:sz="0" w:val="nil"/>
+                <w:bottom w:space="0" w:sz="0" w:val="nil"/>
+                <w:right w:space="0" w:sz="0" w:val="nil"/>
+                <w:between w:space="0" w:sz="0" w:val="nil"/>
+              </w:pBdr>
+              <w:shd w:fill="auto" w:val="clear"/>
+              <w:spacing w:after="0" w:before="0" w:line="240" w:lineRule="auto"/>
+              <w:ind w:left="0" w:right="0" w:firstLine="0"/>
+              <w:jc w:val="left"/>
+              <w:rPr>
+                <w:rFonts w:ascii="Spectral" w:cs="Spectral" w:eastAsia="Spectral" w:hAnsi="Spectral"/>
+                <w:sz w:val="20"/>
+                <w:szCs w:val="20"/>
+              </w:rPr>
+            </w:pPr>
+            <w:r>
+              <w:rPr>
+                <w:rFonts w:ascii="Spectral" w:cs="Spectral" w:eastAsia="Spectral" w:hAnsi="Spectral"/>
+                <w:sz w:val="20"/>
+                <w:szCs w:val="20"/>
+                <w:rtl w:val="0"/>
+              </w:rPr>
+              <w:t xml:space="preserve">C</w:t>
+            </w:r>
+          </w:p>
+        </w:tc>
+        <w:tc>
+          <w:tcPr>
+            <w:shd w:fill="auto" w:val="clear"/>
+            <w:tcMar>
+              <w:top w:w="100.0" w:type="dxa"/>
+              <w:left w:w="100.0" w:type="dxa"/>
+              <w:bottom w:w="100.0" w:type="dxa"/>
+              <w:right w:w="100.0" w:type="dxa"/>
+            </w:tcMar>
+            <w:vAlign w:val="top"/>
+          </w:tcPr>
+          <w:p>
+            <w:pPr>
+              <w:keepNext w:val="0"/>
+              <w:keepLines w:val="0"/>
+              <w:pageBreakBefore w:val="0"/>
+              <w:widowControl w:val="0"/>
+              <w:pBdr>
+                <w:top w:space="0" w:sz="0" w:val="nil"/>
+                <w:left w:space="0" w:sz="0" w:val="nil"/>
+                <w:bottom w:space="0" w:sz="0" w:val="nil"/>
+                <w:right w:space="0" w:sz="0" w:val="nil"/>
+                <w:between w:space="0" w:sz="0" w:val="nil"/>
+              </w:pBdr>
+              <w:shd w:fill="auto" w:val="clear"/>
+              <w:spacing w:after="0" w:before="0" w:line="240" w:lineRule="auto"/>
+              <w:ind w:left="0" w:right="0" w:firstLine="0"/>
+              <w:jc w:val="left"/>
+              <w:rPr>
+                <w:rFonts w:ascii="Spectral" w:cs="Spectral" w:eastAsia="Spectral" w:hAnsi="Spectral"/>
+                <w:sz w:val="20"/>
+                <w:szCs w:val="20"/>
+              </w:rPr>
+            </w:pPr>
+            <w:r>
+              <w:rPr>
+                <w:rFonts w:ascii="Spectral" w:cs="Spectral" w:eastAsia="Spectral" w:hAnsi="Spectral"/>
+                <w:sz w:val="20"/>
+                <w:szCs w:val="20"/>
+                <w:rtl w:val="0"/>
+              </w:rPr>
+              <w:t xml:space="preserve">R</w:t>
+            </w:r>
+          </w:p>
+        </w:tc>
+        <w:tc>
+          <w:tcPr>
+            <w:shd w:fill="auto" w:val="clear"/>
+            <w:tcMar>
+              <w:top w:w="100.0" w:type="dxa"/>
+              <w:left w:w="100.0" w:type="dxa"/>
+              <w:bottom w:w="100.0" w:type="dxa"/>
+              <w:right w:w="100.0" w:type="dxa"/>
+            </w:tcMar>
+            <w:vAlign w:val="top"/>
+          </w:tcPr>
+          <w:p>
+            <w:pPr>
+              <w:keepNext w:val="0"/>
+              <w:keepLines w:val="0"/>
+              <w:pageBreakBefore w:val="0"/>
+              <w:widowControl w:val="0"/>
+              <w:pBdr>
+                <w:top w:space="0" w:sz="0" w:val="nil"/>
+                <w:left w:space="0" w:sz="0" w:val="nil"/>
+                <w:bottom w:space="0" w:sz="0" w:val="nil"/>
+                <w:right w:space="0" w:sz="0" w:val="nil"/>
+                <w:between w:space="0" w:sz="0" w:val="nil"/>
+              </w:pBdr>
+              <w:shd w:fill="auto" w:val="clear"/>
+              <w:spacing w:after="0" w:before="0" w:line="240" w:lineRule="auto"/>
+              <w:ind w:left="0" w:right="0" w:firstLine="0"/>
+              <w:jc w:val="left"/>
+              <w:rPr>
+                <w:rFonts w:ascii="Spectral" w:cs="Spectral" w:eastAsia="Spectral" w:hAnsi="Spectral"/>
+                <w:sz w:val="20"/>
+                <w:szCs w:val="20"/>
+              </w:rPr>
+            </w:pPr>
+            <w:r>
+              <w:rPr>
+                <w:rFonts w:ascii="Spectral" w:cs="Spectral" w:eastAsia="Spectral" w:hAnsi="Spectral"/>
+                <w:sz w:val="20"/>
+                <w:szCs w:val="20"/>
+                <w:rtl w:val="0"/>
+              </w:rPr>
+              <w:t xml:space="preserve">R</w:t>
+            </w:r>
+          </w:p>
+        </w:tc>
+        <w:tc>
+          <w:tcPr>
+            <w:shd w:fill="auto" w:val="clear"/>
+            <w:tcMar>
+              <w:top w:w="100.0" w:type="dxa"/>
+              <w:left w:w="100.0" w:type="dxa"/>
+              <w:bottom w:w="100.0" w:type="dxa"/>
+              <w:right w:w="100.0" w:type="dxa"/>
+            </w:tcMar>
+            <w:vAlign w:val="top"/>
+          </w:tcPr>
+          <w:p>
+            <w:pPr>
+              <w:keepNext w:val="0"/>
+              <w:keepLines w:val="0"/>
+              <w:pageBreakBefore w:val="0"/>
+              <w:widowControl w:val="0"/>
+              <w:pBdr>
+                <w:top w:space="0" w:sz="0" w:val="nil"/>
+                <w:left w:space="0" w:sz="0" w:val="nil"/>
+                <w:bottom w:space="0" w:sz="0" w:val="nil"/>
+                <w:right w:space="0" w:sz="0" w:val="nil"/>
+                <w:between w:space="0" w:sz="0" w:val="nil"/>
+              </w:pBdr>
+              <w:shd w:fill="auto" w:val="clear"/>
+              <w:spacing w:after="0" w:before="0" w:line="240" w:lineRule="auto"/>
+              <w:ind w:left="0" w:right="0" w:firstLine="0"/>
+              <w:jc w:val="left"/>
+              <w:rPr>
+                <w:rFonts w:ascii="Spectral" w:cs="Spectral" w:eastAsia="Spectral" w:hAnsi="Spectral"/>
+                <w:sz w:val="20"/>
+                <w:szCs w:val="20"/>
+              </w:rPr>
+            </w:pPr>
+            <w:r>
+              <w:rPr>
+                <w:rFonts w:ascii="Spectral" w:cs="Spectral" w:eastAsia="Spectral" w:hAnsi="Spectral"/>
+                <w:sz w:val="20"/>
+                <w:szCs w:val="20"/>
+                <w:rtl w:val="0"/>
+              </w:rPr>
+              <w:t xml:space="preserve">C</w:t>
+            </w:r>
+          </w:p>
+        </w:tc>
+      </w:tr>
+      <w:tr>
+        <w:trPr>
+          <w:cantSplit w:val="0"/>
+          <w:tblHeader w:val="0"/>
+        </w:trPr>
+        <w:tc>
+          <w:tcPr>
+            <w:shd w:fill="auto" w:val="clear"/>
+            <w:tcMar>
+              <w:top w:w="100.0" w:type="dxa"/>
+              <w:left w:w="100.0" w:type="dxa"/>
+              <w:bottom w:w="100.0" w:type="dxa"/>
+              <w:right w:w="100.0" w:type="dxa"/>
+            </w:tcMar>
+            <w:vAlign w:val="top"/>
+          </w:tcPr>
+          <w:p>
+            <w:pPr>
+              <w:keepNext w:val="0"/>
+              <w:keepLines w:val="0"/>
+              <w:pageBreakBefore w:val="0"/>
+              <w:widowControl w:val="0"/>
+              <w:pBdr>
+                <w:top w:space="0" w:sz="0" w:val="nil"/>
+                <w:left w:space="0" w:sz="0" w:val="nil"/>
+                <w:bottom w:space="0" w:sz="0" w:val="nil"/>
+                <w:right w:space="0" w:sz="0" w:val="nil"/>
+                <w:between w:space="0" w:sz="0" w:val="nil"/>
+              </w:pBdr>
+              <w:shd w:fill="auto" w:val="clear"/>
+              <w:spacing w:after="0" w:before="0" w:line="240" w:lineRule="auto"/>
+              <w:ind w:left="0" w:right="0" w:firstLine="0"/>
+              <w:jc w:val="left"/>
+              <w:rPr>
+                <w:rFonts w:ascii="Spectral" w:cs="Spectral" w:eastAsia="Spectral" w:hAnsi="Spectral"/>
+                <w:sz w:val="20"/>
+                <w:szCs w:val="20"/>
+              </w:rPr>
+            </w:pPr>
+            <w:r>
+              <w:rPr>
+                <w:rFonts w:ascii="Spectral" w:cs="Spectral" w:eastAsia="Spectral" w:hAnsi="Spectral"/>
+                <w:sz w:val="20"/>
+                <w:szCs w:val="20"/>
+                <w:rtl w:val="0"/>
+              </w:rPr>
+              <w:t xml:space="preserve">System Testing</w:t>
+            </w:r>
+          </w:p>
+        </w:tc>
+        <w:tc>
+          <w:tcPr>
+            <w:shd w:fill="auto" w:val="clear"/>
+            <w:tcMar>
+              <w:top w:w="100.0" w:type="dxa"/>
+              <w:left w:w="100.0" w:type="dxa"/>
+              <w:bottom w:w="100.0" w:type="dxa"/>
+              <w:right w:w="100.0" w:type="dxa"/>
+            </w:tcMar>
+            <w:vAlign w:val="top"/>
+          </w:tcPr>
+          <w:p>
+            <w:pPr>
+              <w:keepNext w:val="0"/>
+              <w:keepLines w:val="0"/>
+              <w:pageBreakBefore w:val="0"/>
+              <w:widowControl w:val="0"/>
+              <w:pBdr>
+                <w:top w:space="0" w:sz="0" w:val="nil"/>
+                <w:left w:space="0" w:sz="0" w:val="nil"/>
+                <w:bottom w:space="0" w:sz="0" w:val="nil"/>
+                <w:right w:space="0" w:sz="0" w:val="nil"/>
+                <w:between w:space="0" w:sz="0" w:val="nil"/>
+              </w:pBdr>
+              <w:shd w:fill="auto" w:val="clear"/>
+              <w:spacing w:after="0" w:before="0" w:line="240" w:lineRule="auto"/>
+              <w:ind w:left="0" w:right="0" w:firstLine="0"/>
+              <w:jc w:val="left"/>
+              <w:rPr>
+                <w:rFonts w:ascii="Spectral" w:cs="Spectral" w:eastAsia="Spectral" w:hAnsi="Spectral"/>
+                <w:sz w:val="20"/>
+                <w:szCs w:val="20"/>
+              </w:rPr>
+            </w:pPr>
+            <w:r>
+              <w:rPr>
+                <w:rFonts w:ascii="Spectral" w:cs="Spectral" w:eastAsia="Spectral" w:hAnsi="Spectral"/>
+                <w:sz w:val="20"/>
+                <w:szCs w:val="20"/>
+                <w:rtl w:val="0"/>
+              </w:rPr>
+              <w:t xml:space="preserve">A</w:t>
+            </w:r>
+          </w:p>
+        </w:tc>
+        <w:tc>
+          <w:tcPr>
+            <w:shd w:fill="auto" w:val="clear"/>
+            <w:tcMar>
+              <w:top w:w="100.0" w:type="dxa"/>
+              <w:left w:w="100.0" w:type="dxa"/>
+              <w:bottom w:w="100.0" w:type="dxa"/>
+              <w:right w:w="100.0" w:type="dxa"/>
+            </w:tcMar>
+            <w:vAlign w:val="top"/>
+          </w:tcPr>
+          <w:p>
+            <w:pPr>
+              <w:keepNext w:val="0"/>
+              <w:keepLines w:val="0"/>
+              <w:pageBreakBefore w:val="0"/>
+              <w:widowControl w:val="0"/>
+              <w:pBdr>
+                <w:top w:space="0" w:sz="0" w:val="nil"/>
+                <w:left w:space="0" w:sz="0" w:val="nil"/>
+                <w:bottom w:space="0" w:sz="0" w:val="nil"/>
+                <w:right w:space="0" w:sz="0" w:val="nil"/>
+                <w:between w:space="0" w:sz="0" w:val="nil"/>
+              </w:pBdr>
+              <w:shd w:fill="auto" w:val="clear"/>
+              <w:spacing w:after="0" w:before="0" w:line="240" w:lineRule="auto"/>
+              <w:ind w:left="0" w:right="0" w:firstLine="0"/>
+              <w:jc w:val="left"/>
+              <w:rPr>
+                <w:rFonts w:ascii="Spectral" w:cs="Spectral" w:eastAsia="Spectral" w:hAnsi="Spectral"/>
+                <w:sz w:val="20"/>
+                <w:szCs w:val="20"/>
+              </w:rPr>
+            </w:pPr>
+            <w:r>
+              <w:rPr>
+                <w:rFonts w:ascii="Spectral" w:cs="Spectral" w:eastAsia="Spectral" w:hAnsi="Spectral"/>
+                <w:sz w:val="20"/>
+                <w:szCs w:val="20"/>
+                <w:rtl w:val="0"/>
+              </w:rPr>
+              <w:t xml:space="preserve">I</w:t>
+            </w:r>
+          </w:p>
+        </w:tc>
+        <w:tc>
+          <w:tcPr>
+            <w:shd w:fill="auto" w:val="clear"/>
+            <w:tcMar>
+              <w:top w:w="100.0" w:type="dxa"/>
+              <w:left w:w="100.0" w:type="dxa"/>
+              <w:bottom w:w="100.0" w:type="dxa"/>
+              <w:right w:w="100.0" w:type="dxa"/>
+            </w:tcMar>
+            <w:vAlign w:val="top"/>
+          </w:tcPr>
+          <w:p>
+            <w:pPr>
+              <w:keepNext w:val="0"/>
+              <w:keepLines w:val="0"/>
+              <w:pageBreakBefore w:val="0"/>
+              <w:widowControl w:val="0"/>
+              <w:pBdr>
+                <w:top w:space="0" w:sz="0" w:val="nil"/>
+                <w:left w:space="0" w:sz="0" w:val="nil"/>
+                <w:bottom w:space="0" w:sz="0" w:val="nil"/>
+                <w:right w:space="0" w:sz="0" w:val="nil"/>
+                <w:between w:space="0" w:sz="0" w:val="nil"/>
+              </w:pBdr>
+              <w:shd w:fill="auto" w:val="clear"/>
+              <w:spacing w:after="0" w:before="0" w:line="240" w:lineRule="auto"/>
+              <w:ind w:left="0" w:right="0" w:firstLine="0"/>
+              <w:jc w:val="left"/>
+              <w:rPr>
+                <w:rFonts w:ascii="Spectral" w:cs="Spectral" w:eastAsia="Spectral" w:hAnsi="Spectral"/>
+                <w:sz w:val="20"/>
+                <w:szCs w:val="20"/>
+              </w:rPr>
+            </w:pPr>
+            <w:r>
+              <w:rPr>
+                <w:rFonts w:ascii="Spectral" w:cs="Spectral" w:eastAsia="Spectral" w:hAnsi="Spectral"/>
+                <w:sz w:val="20"/>
+                <w:szCs w:val="20"/>
+                <w:rtl w:val="0"/>
+              </w:rPr>
+              <w:t xml:space="preserve">C</w:t>
+            </w:r>
+          </w:p>
+        </w:tc>
+        <w:tc>
+          <w:tcPr>
+            <w:shd w:fill="auto" w:val="clear"/>
+            <w:tcMar>
+              <w:top w:w="100.0" w:type="dxa"/>
+              <w:left w:w="100.0" w:type="dxa"/>
+              <w:bottom w:w="100.0" w:type="dxa"/>
+              <w:right w:w="100.0" w:type="dxa"/>
+            </w:tcMar>
+            <w:vAlign w:val="top"/>
+          </w:tcPr>
+          <w:p>
+            <w:pPr>
+              <w:keepNext w:val="0"/>
+              <w:keepLines w:val="0"/>
+              <w:pageBreakBefore w:val="0"/>
+              <w:widowControl w:val="0"/>
+              <w:pBdr>
+                <w:top w:space="0" w:sz="0" w:val="nil"/>
+                <w:left w:space="0" w:sz="0" w:val="nil"/>
+                <w:bottom w:space="0" w:sz="0" w:val="nil"/>
+                <w:right w:space="0" w:sz="0" w:val="nil"/>
+                <w:between w:space="0" w:sz="0" w:val="nil"/>
+              </w:pBdr>
+              <w:shd w:fill="auto" w:val="clear"/>
+              <w:spacing w:after="0" w:before="0" w:line="240" w:lineRule="auto"/>
+              <w:ind w:left="0" w:right="0" w:firstLine="0"/>
+              <w:jc w:val="left"/>
+              <w:rPr>
+                <w:rFonts w:ascii="Spectral" w:cs="Spectral" w:eastAsia="Spectral" w:hAnsi="Spectral"/>
+                <w:sz w:val="20"/>
+                <w:szCs w:val="20"/>
+              </w:rPr>
+            </w:pPr>
+            <w:r>
+              <w:rPr>
+                <w:rFonts w:ascii="Spectral" w:cs="Spectral" w:eastAsia="Spectral" w:hAnsi="Spectral"/>
+                <w:sz w:val="20"/>
+                <w:szCs w:val="20"/>
+                <w:rtl w:val="0"/>
+              </w:rPr>
+              <w:t xml:space="preserve">C</w:t>
+            </w:r>
+          </w:p>
+        </w:tc>
+        <w:tc>
+          <w:tcPr>
+            <w:shd w:fill="auto" w:val="clear"/>
+            <w:tcMar>
+              <w:top w:w="100.0" w:type="dxa"/>
+              <w:left w:w="100.0" w:type="dxa"/>
+              <w:bottom w:w="100.0" w:type="dxa"/>
+              <w:right w:w="100.0" w:type="dxa"/>
+            </w:tcMar>
+            <w:vAlign w:val="top"/>
+          </w:tcPr>
+          <w:p>
+            <w:pPr>
+              <w:keepNext w:val="0"/>
+              <w:keepLines w:val="0"/>
+              <w:pageBreakBefore w:val="0"/>
+              <w:widowControl w:val="0"/>
+              <w:pBdr>
+                <w:top w:space="0" w:sz="0" w:val="nil"/>
+                <w:left w:space="0" w:sz="0" w:val="nil"/>
+                <w:bottom w:space="0" w:sz="0" w:val="nil"/>
+                <w:right w:space="0" w:sz="0" w:val="nil"/>
+                <w:between w:space="0" w:sz="0" w:val="nil"/>
+              </w:pBdr>
+              <w:shd w:fill="auto" w:val="clear"/>
+              <w:spacing w:after="0" w:before="0" w:line="240" w:lineRule="auto"/>
+              <w:ind w:left="0" w:right="0" w:firstLine="0"/>
+              <w:jc w:val="left"/>
+              <w:rPr>
+                <w:rFonts w:ascii="Spectral" w:cs="Spectral" w:eastAsia="Spectral" w:hAnsi="Spectral"/>
+                <w:sz w:val="20"/>
+                <w:szCs w:val="20"/>
+              </w:rPr>
+            </w:pPr>
+            <w:r>
+              <w:rPr>
+                <w:rFonts w:ascii="Spectral" w:cs="Spectral" w:eastAsia="Spectral" w:hAnsi="Spectral"/>
+                <w:sz w:val="20"/>
+                <w:szCs w:val="20"/>
+                <w:rtl w:val="0"/>
+              </w:rPr>
+              <w:t xml:space="preserve">R</w:t>
+            </w:r>
+          </w:p>
+        </w:tc>
+      </w:tr>
+      <w:tr>
+        <w:trPr>
+          <w:cantSplit w:val="0"/>
+          <w:tblHeader w:val="0"/>
+        </w:trPr>
+        <w:tc>
+          <w:tcPr>
+            <w:shd w:fill="auto" w:val="clear"/>
+            <w:tcMar>
+              <w:top w:w="100.0" w:type="dxa"/>
+              <w:left w:w="100.0" w:type="dxa"/>
+              <w:bottom w:w="100.0" w:type="dxa"/>
+              <w:right w:w="100.0" w:type="dxa"/>
+            </w:tcMar>
+            <w:vAlign w:val="top"/>
+          </w:tcPr>
+          <w:p>
+            <w:pPr>
+              <w:keepNext w:val="0"/>
+              <w:keepLines w:val="0"/>
+              <w:pageBreakBefore w:val="0"/>
+              <w:widowControl w:val="0"/>
+              <w:pBdr>
+                <w:top w:space="0" w:sz="0" w:val="nil"/>
+                <w:left w:space="0" w:sz="0" w:val="nil"/>
+                <w:bottom w:space="0" w:sz="0" w:val="nil"/>
+                <w:right w:space="0" w:sz="0" w:val="nil"/>
+                <w:between w:space="0" w:sz="0" w:val="nil"/>
+              </w:pBdr>
+              <w:shd w:fill="auto" w:val="clear"/>
+              <w:spacing w:after="0" w:before="0" w:line="240" w:lineRule="auto"/>
+              <w:ind w:left="0" w:right="0" w:firstLine="0"/>
+              <w:jc w:val="left"/>
+              <w:rPr>
+                <w:rFonts w:ascii="Spectral" w:cs="Spectral" w:eastAsia="Spectral" w:hAnsi="Spectral"/>
+                <w:sz w:val="20"/>
+                <w:szCs w:val="20"/>
+              </w:rPr>
+            </w:pPr>
+            <w:r>
+              <w:rPr>
+                <w:rFonts w:ascii="Spectral" w:cs="Spectral" w:eastAsia="Spectral" w:hAnsi="Spectral"/>
+                <w:sz w:val="20"/>
+                <w:szCs w:val="20"/>
+                <w:rtl w:val="0"/>
+              </w:rPr>
+              <w:t xml:space="preserve">Final Release</w:t>
+            </w:r>
+          </w:p>
+        </w:tc>
+        <w:tc>
+          <w:tcPr>
+            <w:shd w:fill="auto" w:val="clear"/>
+            <w:tcMar>
+              <w:top w:w="100.0" w:type="dxa"/>
+              <w:left w:w="100.0" w:type="dxa"/>
+              <w:bottom w:w="100.0" w:type="dxa"/>
+              <w:right w:w="100.0" w:type="dxa"/>
+            </w:tcMar>
+            <w:vAlign w:val="top"/>
+          </w:tcPr>
+          <w:p>
+            <w:pPr>
+              <w:keepNext w:val="0"/>
+              <w:keepLines w:val="0"/>
+              <w:pageBreakBefore w:val="0"/>
+              <w:widowControl w:val="0"/>
+              <w:pBdr>
+                <w:top w:space="0" w:sz="0" w:val="nil"/>
+                <w:left w:space="0" w:sz="0" w:val="nil"/>
+                <w:bottom w:space="0" w:sz="0" w:val="nil"/>
+                <w:right w:space="0" w:sz="0" w:val="nil"/>
+                <w:between w:space="0" w:sz="0" w:val="nil"/>
+              </w:pBdr>
+              <w:shd w:fill="auto" w:val="clear"/>
+              <w:spacing w:after="0" w:before="0" w:line="240" w:lineRule="auto"/>
+              <w:ind w:left="0" w:right="0" w:firstLine="0"/>
+              <w:jc w:val="left"/>
+              <w:rPr>
+                <w:rFonts w:ascii="Spectral" w:cs="Spectral" w:eastAsia="Spectral" w:hAnsi="Spectral"/>
+                <w:sz w:val="20"/>
+                <w:szCs w:val="20"/>
+              </w:rPr>
+            </w:pPr>
+            <w:r>
+              <w:rPr>
+                <w:rFonts w:ascii="Spectral" w:cs="Spectral" w:eastAsia="Spectral" w:hAnsi="Spectral"/>
+                <w:sz w:val="20"/>
+                <w:szCs w:val="20"/>
+                <w:rtl w:val="0"/>
+              </w:rPr>
+              <w:t xml:space="preserve">A</w:t>
+            </w:r>
+          </w:p>
+        </w:tc>
+        <w:tc>
+          <w:tcPr>
+            <w:shd w:fill="auto" w:val="clear"/>
+            <w:tcMar>
+              <w:top w:w="100.0" w:type="dxa"/>
+              <w:left w:w="100.0" w:type="dxa"/>
+              <w:bottom w:w="100.0" w:type="dxa"/>
+              <w:right w:w="100.0" w:type="dxa"/>
+            </w:tcMar>
+            <w:vAlign w:val="top"/>
+          </w:tcPr>
+          <w:p>
+            <w:pPr>
+              <w:keepNext w:val="0"/>
+              <w:keepLines w:val="0"/>
+              <w:pageBreakBefore w:val="0"/>
+              <w:widowControl w:val="0"/>
+              <w:pBdr>
+                <w:top w:space="0" w:sz="0" w:val="nil"/>
+                <w:left w:space="0" w:sz="0" w:val="nil"/>
+                <w:bottom w:space="0" w:sz="0" w:val="nil"/>
+                <w:right w:space="0" w:sz="0" w:val="nil"/>
+                <w:between w:space="0" w:sz="0" w:val="nil"/>
+              </w:pBdr>
+              <w:shd w:fill="auto" w:val="clear"/>
+              <w:spacing w:after="0" w:before="0" w:line="240" w:lineRule="auto"/>
+              <w:ind w:left="0" w:right="0" w:firstLine="0"/>
+              <w:jc w:val="left"/>
+              <w:rPr>
+                <w:rFonts w:ascii="Spectral" w:cs="Spectral" w:eastAsia="Spectral" w:hAnsi="Spectral"/>
+                <w:sz w:val="20"/>
+                <w:szCs w:val="20"/>
+              </w:rPr>
+            </w:pPr>
+            <w:r>
+              <w:rPr>
+                <w:rFonts w:ascii="Spectral" w:cs="Spectral" w:eastAsia="Spectral" w:hAnsi="Spectral"/>
+                <w:sz w:val="20"/>
+                <w:szCs w:val="20"/>
+                <w:rtl w:val="0"/>
+              </w:rPr>
+              <w:t xml:space="preserve">I</w:t>
+            </w:r>
+          </w:p>
+        </w:tc>
+        <w:tc>
+          <w:tcPr>
+            <w:shd w:fill="auto" w:val="clear"/>
+            <w:tcMar>
+              <w:top w:w="100.0" w:type="dxa"/>
+              <w:left w:w="100.0" w:type="dxa"/>
+              <w:bottom w:w="100.0" w:type="dxa"/>
+              <w:right w:w="100.0" w:type="dxa"/>
+            </w:tcMar>
+            <w:vAlign w:val="top"/>
+          </w:tcPr>
+          <w:p>
+            <w:pPr>
+              <w:keepNext w:val="0"/>
+              <w:keepLines w:val="0"/>
+              <w:pageBreakBefore w:val="0"/>
+              <w:widowControl w:val="0"/>
+              <w:pBdr>
+                <w:top w:space="0" w:sz="0" w:val="nil"/>
+                <w:left w:space="0" w:sz="0" w:val="nil"/>
+                <w:bottom w:space="0" w:sz="0" w:val="nil"/>
+                <w:right w:space="0" w:sz="0" w:val="nil"/>
+                <w:between w:space="0" w:sz="0" w:val="nil"/>
+              </w:pBdr>
+              <w:shd w:fill="auto" w:val="clear"/>
+              <w:spacing w:after="0" w:before="0" w:line="240" w:lineRule="auto"/>
+              <w:ind w:left="0" w:right="0" w:firstLine="0"/>
+              <w:jc w:val="left"/>
+              <w:rPr>
+                <w:rFonts w:ascii="Spectral" w:cs="Spectral" w:eastAsia="Spectral" w:hAnsi="Spectral"/>
+                <w:sz w:val="20"/>
+                <w:szCs w:val="20"/>
+              </w:rPr>
+            </w:pPr>
+            <w:r>
+              <w:rPr>
+                <w:rFonts w:ascii="Spectral" w:cs="Spectral" w:eastAsia="Spectral" w:hAnsi="Spectral"/>
+                <w:sz w:val="20"/>
+                <w:szCs w:val="20"/>
+                <w:rtl w:val="0"/>
+              </w:rPr>
+              <w:t xml:space="preserve">R</w:t>
+            </w:r>
+          </w:p>
+        </w:tc>
+        <w:tc>
+          <w:tcPr>
+            <w:shd w:fill="auto" w:val="clear"/>
+            <w:tcMar>
+              <w:top w:w="100.0" w:type="dxa"/>
+              <w:left w:w="100.0" w:type="dxa"/>
+              <w:bottom w:w="100.0" w:type="dxa"/>
+              <w:right w:w="100.0" w:type="dxa"/>
+            </w:tcMar>
+            <w:vAlign w:val="top"/>
+          </w:tcPr>
+          <w:p>
+            <w:pPr>
+              <w:keepNext w:val="0"/>
+              <w:keepLines w:val="0"/>
+              <w:pageBreakBefore w:val="0"/>
+              <w:widowControl w:val="0"/>
+              <w:pBdr>
+                <w:top w:space="0" w:sz="0" w:val="nil"/>
+                <w:left w:space="0" w:sz="0" w:val="nil"/>
+                <w:bottom w:space="0" w:sz="0" w:val="nil"/>
+                <w:right w:space="0" w:sz="0" w:val="nil"/>
+                <w:between w:space="0" w:sz="0" w:val="nil"/>
+              </w:pBdr>
+              <w:shd w:fill="auto" w:val="clear"/>
+              <w:spacing w:after="0" w:before="0" w:line="240" w:lineRule="auto"/>
+              <w:ind w:left="0" w:right="0" w:firstLine="0"/>
+              <w:jc w:val="left"/>
+              <w:rPr>
+                <w:rFonts w:ascii="Spectral" w:cs="Spectral" w:eastAsia="Spectral" w:hAnsi="Spectral"/>
+                <w:sz w:val="20"/>
+                <w:szCs w:val="20"/>
+              </w:rPr>
+            </w:pPr>
+            <w:r>
+              <w:rPr>
+                <w:rFonts w:ascii="Spectral" w:cs="Spectral" w:eastAsia="Spectral" w:hAnsi="Spectral"/>
+                <w:sz w:val="20"/>
+                <w:szCs w:val="20"/>
+                <w:rtl w:val="0"/>
+              </w:rPr>
+              <w:t xml:space="preserve">R</w:t>
+            </w:r>
+          </w:p>
+        </w:tc>
+        <w:tc>
+          <w:tcPr>
+            <w:shd w:fill="auto" w:val="clear"/>
+            <w:tcMar>
+              <w:top w:w="100.0" w:type="dxa"/>
+              <w:left w:w="100.0" w:type="dxa"/>
+              <w:bottom w:w="100.0" w:type="dxa"/>
+              <w:right w:w="100.0" w:type="dxa"/>
+            </w:tcMar>
+            <w:vAlign w:val="top"/>
+          </w:tcPr>
+          <w:p>
+            <w:pPr>
+              <w:keepNext w:val="0"/>
+              <w:keepLines w:val="0"/>
+              <w:pageBreakBefore w:val="0"/>
+              <w:widowControl w:val="0"/>
+              <w:pBdr>
+                <w:top w:space="0" w:sz="0" w:val="nil"/>
+                <w:left w:space="0" w:sz="0" w:val="nil"/>
+                <w:bottom w:space="0" w:sz="0" w:val="nil"/>
+                <w:right w:space="0" w:sz="0" w:val="nil"/>
+                <w:between w:space="0" w:sz="0" w:val="nil"/>
+              </w:pBdr>
+              <w:shd w:fill="auto" w:val="clear"/>
+              <w:spacing w:after="0" w:before="0" w:line="240" w:lineRule="auto"/>
+              <w:ind w:left="0" w:right="0" w:firstLine="0"/>
+              <w:jc w:val="left"/>
+              <w:rPr>
+                <w:rFonts w:ascii="Spectral" w:cs="Spectral" w:eastAsia="Spectral" w:hAnsi="Spectral"/>
+                <w:sz w:val="20"/>
+                <w:szCs w:val="20"/>
+              </w:rPr>
+            </w:pPr>
+            <w:r>
+              <w:rPr>
+                <w:rFonts w:ascii="Spectral" w:cs="Spectral" w:eastAsia="Spectral" w:hAnsi="Spectral"/>
+                <w:sz w:val="20"/>
+                <w:szCs w:val="20"/>
+                <w:rtl w:val="0"/>
+              </w:rPr>
+              <w:t xml:space="preserve">C</w:t>
+            </w:r>
+          </w:p>
+        </w:tc>
+      </w:tr>
+    </w:tbl>
+    <w:p>
+      <w:pPr>
+        <w:ind w:left="-270" w:firstLine="0"/>
+        <w:rPr>
+          <w:rFonts w:ascii="Spectral" w:cs="Spectral" w:eastAsia="Spectral" w:hAnsi="Spectral"/>
+          <w:sz w:val="20"/>
+          <w:szCs w:val="20"/>
+        </w:rPr>
+      </w:pPr>
+      <w:r>
+        <w:rPr>
+          <w:rtl w:val="0"/>
+        </w:rPr>
+      </w:r>
+    </w:p>
+    <w:p>
+      <w:pPr>
+        <w:ind w:left="-270" w:firstLine="0"/>
+        <w:rPr>
+          <w:rFonts w:ascii="Spectral" w:cs="Spectral" w:eastAsia="Spectral" w:hAnsi="Spectral"/>
+          <w:sz w:val="20"/>
+          <w:szCs w:val="20"/>
+        </w:rPr>
+      </w:pPr>
+      <w:r>
+        <w:rPr>
+          <w:rFonts w:ascii="Spectral" w:cs="Spectral" w:eastAsia="Spectral" w:hAnsi="Spectral"/>
+          <w:sz w:val="20"/>
+          <w:szCs w:val="20"/>
+          <w:rtl w:val="0"/>
+        </w:rPr>
+        <w:t xml:space="preserve">PM = Project Manager; UX = UX/UI Designer; QA = QA Tester. Multiple people may be Responsible, but each activity has one Accountable owner.</w:t>
+      </w:r>
+    </w:p>
     <w:sectPr>
       <w:headerReference r:id="rId13" w:type="default"/>
       <w:pgSz w:h="15840" w:w="12240" w:orient="portrait"/>
@@ -10097,6 +17568,116 @@
   <w:abstractNum w:abstractNumId="3">
     <w:lvl w:ilvl="0">
       <w:start w:val="1"/>
+      <w:numFmt w:val="bullet"/>
+      <w:lvlText w:val="●"/>
+      <w:lvlJc w:val="left"/>
+      <w:pPr>
+        <w:ind w:left="720" w:hanging="360"/>
+      </w:pPr>
+      <w:rPr>
+        <w:u w:val="none"/>
+      </w:rPr>
+    </w:lvl>
+    <w:lvl w:ilvl="1">
+      <w:start w:val="1"/>
+      <w:numFmt w:val="bullet"/>
+      <w:lvlText w:val="○"/>
+      <w:lvlJc w:val="left"/>
+      <w:pPr>
+        <w:ind w:left="1440" w:hanging="360"/>
+      </w:pPr>
+      <w:rPr>
+        <w:u w:val="none"/>
+      </w:rPr>
+    </w:lvl>
+    <w:lvl w:ilvl="2">
+      <w:start w:val="1"/>
+      <w:numFmt w:val="bullet"/>
+      <w:lvlText w:val="■"/>
+      <w:lvlJc w:val="left"/>
+      <w:pPr>
+        <w:ind w:left="2160" w:hanging="360"/>
+      </w:pPr>
+      <w:rPr>
+        <w:u w:val="none"/>
+      </w:rPr>
+    </w:lvl>
+    <w:lvl w:ilvl="3">
+      <w:start w:val="1"/>
+      <w:numFmt w:val="bullet"/>
+      <w:lvlText w:val="●"/>
+      <w:lvlJc w:val="left"/>
+      <w:pPr>
+        <w:ind w:left="2880" w:hanging="360"/>
+      </w:pPr>
+      <w:rPr>
+        <w:u w:val="none"/>
+      </w:rPr>
+    </w:lvl>
+    <w:lvl w:ilvl="4">
+      <w:start w:val="1"/>
+      <w:numFmt w:val="bullet"/>
+      <w:lvlText w:val="○"/>
+      <w:lvlJc w:val="left"/>
+      <w:pPr>
+        <w:ind w:left="3600" w:hanging="360"/>
+      </w:pPr>
+      <w:rPr>
+        <w:u w:val="none"/>
+      </w:rPr>
+    </w:lvl>
+    <w:lvl w:ilvl="5">
+      <w:start w:val="1"/>
+      <w:numFmt w:val="bullet"/>
+      <w:lvlText w:val="■"/>
+      <w:lvlJc w:val="left"/>
+      <w:pPr>
+        <w:ind w:left="4320" w:hanging="360"/>
+      </w:pPr>
+      <w:rPr>
+        <w:u w:val="none"/>
+      </w:rPr>
+    </w:lvl>
+    <w:lvl w:ilvl="6">
+      <w:start w:val="1"/>
+      <w:numFmt w:val="bullet"/>
+      <w:lvlText w:val="●"/>
+      <w:lvlJc w:val="left"/>
+      <w:pPr>
+        <w:ind w:left="5040" w:hanging="360"/>
+      </w:pPr>
+      <w:rPr>
+        <w:u w:val="none"/>
+      </w:rPr>
+    </w:lvl>
+    <w:lvl w:ilvl="7">
+      <w:start w:val="1"/>
+      <w:numFmt w:val="bullet"/>
+      <w:lvlText w:val="○"/>
+      <w:lvlJc w:val="left"/>
+      <w:pPr>
+        <w:ind w:left="5760" w:hanging="360"/>
+      </w:pPr>
+      <w:rPr>
+        <w:u w:val="none"/>
+      </w:rPr>
+    </w:lvl>
+    <w:lvl w:ilvl="8">
+      <w:start w:val="1"/>
+      <w:numFmt w:val="bullet"/>
+      <w:lvlText w:val="■"/>
+      <w:lvlJc w:val="left"/>
+      <w:pPr>
+        <w:ind w:left="6480" w:hanging="360"/>
+      </w:pPr>
+      <w:rPr>
+        <w:u w:val="none"/>
+      </w:rPr>
+    </w:lvl>
+  </w:abstractNum>
+  <w:abstractNum w:abstractNumId="4">
+    <w:lvl w:ilvl="0">
+      <w:start w:val="1"/>
       <w:numFmt w:val="decimal"/>
       <w:lvlText w:val="%1."/>
       <w:lvlJc w:val="left"/>
@@ -10212,6 +17793,9 @@
   </w:num>
   <w:num w:numId="3">
     <w:abstractNumId w:val="3"/>
+  </w:num>
+  <w:num w:numId="4">
+    <w:abstractNumId w:val="4"/>
   </w:num>
 </w:numbering>
 </file>
@@ -10403,6 +17987,34 @@
     </w:tblPr>
   </w:style>
   <w:style w:type="table" w:styleId="Table4">
+    <w:basedOn w:val="TableNormal"/>
+    <w:tblPr>
+      <w:tblStyleRowBandSize w:val="1"/>
+      <w:tblStyleColBandSize w:val="1"/>
+    </w:tblPr>
+  </w:style>
+  <w:style w:type="table" w:styleId="Table5">
+    <w:basedOn w:val="TableNormal"/>
+    <w:tblPr>
+      <w:tblStyleRowBandSize w:val="1"/>
+      <w:tblStyleColBandSize w:val="1"/>
+    </w:tblPr>
+  </w:style>
+  <w:style w:type="table" w:styleId="Table6">
+    <w:basedOn w:val="TableNormal"/>
+    <w:tblPr>
+      <w:tblStyleRowBandSize w:val="1"/>
+      <w:tblStyleColBandSize w:val="1"/>
+    </w:tblPr>
+  </w:style>
+  <w:style w:type="table" w:styleId="Table7">
+    <w:basedOn w:val="TableNormal"/>
+    <w:tblPr>
+      <w:tblStyleRowBandSize w:val="1"/>
+      <w:tblStyleColBandSize w:val="1"/>
+    </w:tblPr>
+  </w:style>
+  <w:style w:type="table" w:styleId="Table8">
     <w:basedOn w:val="TableNormal"/>
     <w:tblPr>
       <w:tblStyleRowBandSize w:val="1"/>

--- a/TLIM3355_LongKieu_Project.docx
+++ b/TLIM3355_LongKieu_Project.docx
@@ -128,7 +128,7 @@
             <wp:extent cx="1515647" cy="1515647"/>
             <wp:effectExtent b="0" l="0" r="0" t="0"/>
             <wp:wrapSquare wrapText="bothSides" distB="228600" distT="228600" distL="228600" distR="228600"/>
-            <wp:docPr id="3" name="image1.png"/>
+            <wp:docPr id="2" name="image1.png"/>
             <a:graphic>
               <a:graphicData uri="http://schemas.openxmlformats.org/drawingml/2006/picture">
                 <pic:pic>
@@ -502,7 +502,7 @@
             <wp:extent cx="1602081" cy="1602081"/>
             <wp:effectExtent b="0" l="0" r="0" t="0"/>
             <wp:wrapSquare wrapText="bothSides" distB="228600" distT="228600" distL="228600" distR="228600"/>
-            <wp:docPr id="2" name="image3.png"/>
+            <wp:docPr id="1" name="image3.png"/>
             <a:graphic>
               <a:graphicData uri="http://schemas.openxmlformats.org/drawingml/2006/picture">
                 <pic:pic>
@@ -1154,7 +1154,7 @@
           <w:rFonts w:ascii="Spectral" w:cs="Spectral" w:eastAsia="Spectral" w:hAnsi="Spectral"/>
           <w:rtl w:val="0"/>
         </w:rPr>
-        <w:t xml:space="preserve">The system shall allow users to rto create an account and securely log in.</w:t>
+        <w:t xml:space="preserve">The system shall allow users to create an account and securely log in.</w:t>
       </w:r>
     </w:p>
     <w:p>
@@ -3535,14 +3535,14 @@
         </w:rPr>
         <w:drawing>
           <wp:inline distB="114300" distT="114300" distL="114300" distR="114300">
-            <wp:extent cx="7367030" cy="1672090"/>
+            <wp:extent cx="7300913" cy="1623505"/>
             <wp:effectExtent b="0" l="0" r="0" t="0"/>
-            <wp:docPr id="1" name="image5.png"/>
+            <wp:docPr id="3" name="image4.png"/>
             <a:graphic>
               <a:graphicData uri="http://schemas.openxmlformats.org/drawingml/2006/picture">
                 <pic:pic>
                   <pic:nvPicPr>
-                    <pic:cNvPr id="0" name="image5.png"/>
+                    <pic:cNvPr id="0" name="image4.png"/>
                     <pic:cNvPicPr preferRelativeResize="0"/>
                   </pic:nvPicPr>
                   <pic:blipFill>
@@ -3555,7 +3555,7 @@
                   <pic:spPr>
                     <a:xfrm>
                       <a:off x="0" y="0"/>
-                      <a:ext cx="7367030" cy="1672090"/>
+                      <a:ext cx="7300913" cy="1623505"/>
                     </a:xfrm>
                     <a:prstGeom prst="rect"/>
                     <a:ln/>
@@ -3574,7 +3574,7 @@
     </w:p>
     <w:p>
       <w:pPr>
-        <w:ind w:left="-270" w:firstLine="0"/>
+        <w:ind w:left="-270" w:hanging="270"/>
         <w:rPr>
           <w:rFonts w:ascii="Spectral SemiBold" w:cs="Spectral SemiBold" w:eastAsia="Spectral SemiBold" w:hAnsi="Spectral SemiBold"/>
           <w:sz w:val="32"/>
@@ -3583,6 +3583,22 @@
         </w:rPr>
       </w:pPr>
       <w:r>
+        <w:rPr>
+          <w:rtl w:val="0"/>
+        </w:rPr>
+      </w:r>
+    </w:p>
+    <w:p>
+      <w:pPr>
+        <w:ind w:left="-270" w:firstLine="0"/>
+        <w:rPr>
+          <w:rFonts w:ascii="Spectral SemiBold" w:cs="Spectral SemiBold" w:eastAsia="Spectral SemiBold" w:hAnsi="Spectral SemiBold"/>
+          <w:sz w:val="32"/>
+          <w:szCs w:val="32"/>
+          <w:u w:val="single"/>
+        </w:rPr>
+      </w:pPr>
+      <w:r>
         <w:pict>
           <v:rect style="width:0.0pt;height:1.5pt" o:hr="t" o:hrstd="t" o:hralign="center" fillcolor="#A0A0A0" stroked="f"/>
         </w:pict>
@@ -3697,12 +3713,12 @@
           <wp:inline distB="114300" distT="114300" distL="114300" distR="114300">
             <wp:extent cx="6229350" cy="3532397"/>
             <wp:effectExtent b="0" l="0" r="0" t="0"/>
-            <wp:docPr id="6" name="image4.png"/>
+            <wp:docPr id="6" name="image5.png"/>
             <a:graphic>
               <a:graphicData uri="http://schemas.openxmlformats.org/drawingml/2006/picture">
                 <pic:pic>
                   <pic:nvPicPr>
-                    <pic:cNvPr id="0" name="image4.png"/>
+                    <pic:cNvPr id="0" name="image5.png"/>
                     <pic:cNvPicPr preferRelativeResize="0"/>
                   </pic:nvPicPr>
                   <pic:blipFill>
@@ -3762,6 +3778,8 @@
           <w:rtl w:val="0"/>
         </w:rPr>
         <w:t xml:space="preserve"> </w:t>
+        <w:br w:type="textWrapping"/>
+        <w:t xml:space="preserve">The Trello board contains 45 backlog items: 5 Login, 15 UI, 15 Backend, and 10 Reporting items. These are organized across the Product Backlog and Sprint workflow columns. The linked Trello board provides access to the complete backlog and current task statuses. Copy</w:t>
       </w:r>
     </w:p>
     <w:p>
@@ -4484,8 +4502,8 @@
         <w:gridCol w:w="900"/>
         <w:gridCol w:w="2700"/>
         <w:gridCol w:w="1905"/>
+        <w:gridCol w:w="1560"/>
         <w:gridCol w:w="1245"/>
-        <w:gridCol w:w="1560"/>
         <w:gridCol w:w="1485"/>
         <w:gridCol w:w="1935"/>
         <w:tblGridChange w:id="0">
@@ -4493,8 +4511,8 @@
             <w:gridCol w:w="900"/>
             <w:gridCol w:w="2700"/>
             <w:gridCol w:w="1905"/>
+            <w:gridCol w:w="1560"/>
             <w:gridCol w:w="1245"/>
-            <w:gridCol w:w="1560"/>
             <w:gridCol w:w="1485"/>
             <w:gridCol w:w="1935"/>
           </w:tblGrid>
@@ -5939,7 +5957,7 @@
                 <w:rFonts w:ascii="Spectral" w:cs="Spectral" w:eastAsia="Spectral" w:hAnsi="Spectral"/>
                 <w:rtl w:val="0"/>
               </w:rPr>
-              <w:t xml:space="preserve">Security Team</w:t>
+              <w:t xml:space="preserve">Backend Developer</w:t>
             </w:r>
           </w:p>
         </w:tc>
@@ -8283,7 +8301,7 @@
                 <w:rFonts w:ascii="Spectral" w:cs="Spectral" w:eastAsia="Spectral" w:hAnsi="Spectral"/>
                 <w:rtl w:val="0"/>
               </w:rPr>
-              <w:t xml:space="preserve">Technical Lead</w:t>
+              <w:t xml:space="preserve">Project Manager</w:t>
             </w:r>
           </w:p>
         </w:tc>
@@ -12093,7 +12111,7 @@
                 <w:rFonts w:ascii="Spectral" w:cs="Spectral" w:eastAsia="Spectral" w:hAnsi="Spectral"/>
                 <w:rtl w:val="0"/>
               </w:rPr>
-              <w:t xml:space="preserve">$30hr</w:t>
+              <w:t xml:space="preserve">$30/hr</w:t>
             </w:r>
           </w:p>
         </w:tc>
@@ -12523,7 +12541,7 @@
                 <w:rFonts w:ascii="Spectral" w:cs="Spectral" w:eastAsia="Spectral" w:hAnsi="Spectral"/>
                 <w:rtl w:val="0"/>
               </w:rPr>
-              <w:t xml:space="preserve">Tool &amp; Licenses</w:t>
+              <w:t xml:space="preserve">Tools &amp; Licenses</w:t>
             </w:r>
           </w:p>
         </w:tc>
@@ -14226,7 +14244,7 @@
                 <w:rFonts w:ascii="Spectral" w:cs="Spectral" w:eastAsia="Spectral" w:hAnsi="Spectral"/>
                 <w:rtl w:val="0"/>
               </w:rPr>
-              <w:t xml:space="preserve">Contigency</w:t>
+              <w:t xml:space="preserve">Contingency</w:t>
             </w:r>
           </w:p>
         </w:tc>
@@ -14267,7 +14285,7 @@
                 <w:rFonts w:ascii="Spectral" w:cs="Spectral" w:eastAsia="Spectral" w:hAnsi="Spectral"/>
                 <w:rtl w:val="0"/>
               </w:rPr>
-              <w:t xml:space="preserve">$1414</w:t>
+              <w:t xml:space="preserve">$1,414</w:t>
             </w:r>
           </w:p>
         </w:tc>
